--- a/submission/CMPT310_Group14_Project_Writeup.docx
+++ b/submission/CMPT310_Group14_Project_Writeup.docx
@@ -63,6 +63,7 @@
       <w:r>
         <w:t>1</w:t>
       </w:r>
+      <w:proofErr w:type="gramStart"/>
       <w:r>
         <w:t>.</w:t>
       </w:r>
@@ -74,7 +75,15 @@
           <w:rFonts w:hint="eastAsia"/>
           <w:lang w:eastAsia="ja-JP"/>
         </w:rPr>
-        <w:t>System E</w:t>
+        <w:t>System</w:t>
+      </w:r>
+      <w:proofErr w:type="gramEnd"/>
+      <w:r>
+        <w:rPr>
+          <w:rFonts w:hint="eastAsia"/>
+          <w:lang w:eastAsia="ja-JP"/>
+        </w:rPr>
+        <w:t xml:space="preserve"> E</w:t>
       </w:r>
       <w:r>
         <w:t>xplanation</w:t>
@@ -964,6 +973,7 @@
         </w:rPr>
         <w:t xml:space="preserve">Running the </w:t>
       </w:r>
+      <w:proofErr w:type="gramStart"/>
       <w:r>
         <w:rPr>
           <w:lang w:eastAsia="ja-JP"/>
@@ -984,6 +994,7 @@
         </w:rPr>
         <w:t>s</w:t>
       </w:r>
+      <w:proofErr w:type="gramEnd"/>
       <w:r>
         <w:rPr>
           <w:rFonts w:hint="eastAsia"/>
@@ -3003,7 +3014,15 @@
         <w:t>6</w:t>
       </w:r>
       <w:r>
-        <w:t xml:space="preserve"> predictions are severe Low↔High mistakes (</w:t>
+        <w:t xml:space="preserve"> predictions are severe </w:t>
+      </w:r>
+      <w:proofErr w:type="spellStart"/>
+      <w:r>
+        <w:t>Low↔High</w:t>
+      </w:r>
+      <w:proofErr w:type="spellEnd"/>
+      <w:r>
+        <w:t xml:space="preserve"> mistakes (</w:t>
       </w:r>
       <w:r>
         <w:rPr>
@@ -3103,7 +3122,23 @@
           <w:rFonts w:hint="eastAsia"/>
           <w:lang w:eastAsia="ja-JP"/>
         </w:rPr>
-        <w:t xml:space="preserve">Unfortunately, due to a lack of further, complete data available, alongside a highly limited universe of real-world data (given there are only so many townhomes in Calgary), the model is undercut by lacking a chance to discern broader patterns. Additionally, the features we have elected to use to glean an ROI classification, may simply not yield </w:t>
+        <w:t xml:space="preserve">Unfortunately, due to a lack of further, complete data available, alongside a highly limited universe of real-world data (given there are only so many townhomes in Calgary), the model is undercut by lacking a chance to discern broader patterns. Additionally, the features we have elected to use to glean </w:t>
+      </w:r>
+      <w:proofErr w:type="gramStart"/>
+      <w:r>
+        <w:rPr>
+          <w:rFonts w:hint="eastAsia"/>
+          <w:lang w:eastAsia="ja-JP"/>
+        </w:rPr>
+        <w:t>an ROI</w:t>
+      </w:r>
+      <w:proofErr w:type="gramEnd"/>
+      <w:r>
+        <w:rPr>
+          <w:rFonts w:hint="eastAsia"/>
+          <w:lang w:eastAsia="ja-JP"/>
+        </w:rPr>
+        <w:t xml:space="preserve"> classification, may simply not yield </w:t>
       </w:r>
       <w:r>
         <w:rPr>
@@ -3175,12 +3210,21 @@
           <w:lang w:eastAsia="ja-JP"/>
         </w:rPr>
       </w:pPr>
+      <w:proofErr w:type="gramStart"/>
       <w:r>
         <w:rPr>
           <w:rFonts w:hint="eastAsia"/>
           <w:lang w:eastAsia="ja-JP"/>
         </w:rPr>
-        <w:t xml:space="preserve">In an attempt to mitigate these problems, we </w:t>
+        <w:t>In an attempt to</w:t>
+      </w:r>
+      <w:proofErr w:type="gramEnd"/>
+      <w:r>
+        <w:rPr>
+          <w:rFonts w:hint="eastAsia"/>
+          <w:lang w:eastAsia="ja-JP"/>
+        </w:rPr>
+        <w:t xml:space="preserve"> mitigate these problems, we </w:t>
       </w:r>
       <w:r>
         <w:rPr>
@@ -3456,14 +3500,13 @@
               <w:spacing w:after="0"/>
               <w:rPr>
                 <w:rFonts w:hint="eastAsia"/>
-                <w:lang w:eastAsia="ja-JP"/>
+                <w:sz w:val="13"/>
               </w:rPr>
             </w:pPr>
             <w:r>
               <w:rPr>
                 <w:rFonts w:hint="eastAsia"/>
                 <w:sz w:val="13"/>
-                <w:lang w:eastAsia="ja-JP"/>
               </w:rPr>
               <w:t>Data gathering, organizing and, filtering</w:t>
             </w:r>
@@ -3482,6 +3525,9 @@
           <w:p>
             <w:pPr>
               <w:spacing w:after="0"/>
+              <w:rPr>
+                <w:sz w:val="13"/>
+              </w:rPr>
             </w:pPr>
             <w:r>
               <w:rPr>
@@ -3504,12 +3550,14 @@
           <w:p>
             <w:pPr>
               <w:spacing w:after="0"/>
+              <w:rPr>
+                <w:sz w:val="13"/>
+              </w:rPr>
             </w:pPr>
             <w:r>
               <w:rPr>
                 <w:rFonts w:hint="eastAsia"/>
                 <w:sz w:val="13"/>
-                <w:lang w:eastAsia="ja-JP"/>
               </w:rPr>
               <w:t>5</w:t>
             </w:r>
@@ -3534,6 +3582,9 @@
           <w:p>
             <w:pPr>
               <w:spacing w:after="0"/>
+              <w:rPr>
+                <w:sz w:val="13"/>
+              </w:rPr>
             </w:pPr>
             <w:r>
               <w:rPr>
@@ -3558,7 +3609,7 @@
               <w:spacing w:after="0"/>
               <w:rPr>
                 <w:rFonts w:hint="eastAsia"/>
-                <w:lang w:eastAsia="ja-JP"/>
+                <w:sz w:val="13"/>
               </w:rPr>
             </w:pPr>
             <w:r>
@@ -3571,10 +3622,18 @@
               <w:rPr>
                 <w:rFonts w:hint="eastAsia"/>
                 <w:sz w:val="13"/>
-                <w:lang w:eastAsia="ja-JP"/>
-              </w:rPr>
-              <w:t>, Monem Moheq</w:t>
-            </w:r>
+              </w:rPr>
+              <w:t xml:space="preserve">, Monem </w:t>
+            </w:r>
+            <w:proofErr w:type="spellStart"/>
+            <w:r>
+              <w:rPr>
+                <w:rFonts w:hint="eastAsia"/>
+                <w:sz w:val="13"/>
+              </w:rPr>
+              <w:t>Moheq</w:t>
+            </w:r>
+            <w:proofErr w:type="spellEnd"/>
           </w:p>
         </w:tc>
         <w:tc>
@@ -3592,14 +3651,13 @@
               <w:spacing w:after="0"/>
               <w:rPr>
                 <w:rFonts w:hint="eastAsia"/>
-                <w:lang w:eastAsia="ja-JP"/>
+                <w:sz w:val="13"/>
               </w:rPr>
             </w:pPr>
             <w:r>
               <w:rPr>
                 <w:rFonts w:hint="eastAsia"/>
                 <w:sz w:val="13"/>
-                <w:lang w:eastAsia="ja-JP"/>
               </w:rPr>
               <w:t>Building permits, assessment reports, and other municipal datasets are gathered and sorted through</w:t>
             </w:r>
@@ -3607,7 +3665,6 @@
               <w:rPr>
                 <w:rFonts w:hint="eastAsia"/>
                 <w:sz w:val="13"/>
-                <w:lang w:eastAsia="ja-JP"/>
               </w:rPr>
               <w:t>.</w:t>
             </w:r>
@@ -3634,14 +3691,12 @@
               <w:rPr>
                 <w:rFonts w:hint="eastAsia"/>
                 <w:sz w:val="13"/>
-                <w:lang w:eastAsia="ja-JP"/>
               </w:rPr>
             </w:pPr>
             <w:r>
               <w:rPr>
                 <w:rFonts w:hint="eastAsia"/>
                 <w:sz w:val="13"/>
-                <w:lang w:eastAsia="ja-JP"/>
               </w:rPr>
               <w:t>Data reconciliation and synthesization</w:t>
             </w:r>
@@ -3663,14 +3718,12 @@
               <w:rPr>
                 <w:rFonts w:hint="eastAsia"/>
                 <w:sz w:val="13"/>
-                <w:lang w:eastAsia="ja-JP"/>
               </w:rPr>
             </w:pPr>
             <w:r>
               <w:rPr>
                 <w:rFonts w:hint="eastAsia"/>
                 <w:sz w:val="13"/>
-                <w:lang w:eastAsia="ja-JP"/>
               </w:rPr>
               <w:t>Local</w:t>
             </w:r>
@@ -3692,14 +3745,12 @@
               <w:rPr>
                 <w:rFonts w:hint="eastAsia"/>
                 <w:sz w:val="13"/>
-                <w:lang w:eastAsia="ja-JP"/>
               </w:rPr>
             </w:pPr>
             <w:r>
               <w:rPr>
                 <w:rFonts w:hint="eastAsia"/>
                 <w:sz w:val="13"/>
-                <w:lang w:eastAsia="ja-JP"/>
               </w:rPr>
               <w:t>5/5</w:t>
             </w:r>
@@ -3721,14 +3772,12 @@
               <w:rPr>
                 <w:rFonts w:hint="eastAsia"/>
                 <w:sz w:val="13"/>
-                <w:lang w:eastAsia="ja-JP"/>
               </w:rPr>
             </w:pPr>
             <w:r>
               <w:rPr>
                 <w:rFonts w:hint="eastAsia"/>
                 <w:sz w:val="13"/>
-                <w:lang w:eastAsia="ja-JP"/>
               </w:rPr>
               <w:t>Python</w:t>
             </w:r>
@@ -3750,17 +3799,24 @@
               <w:rPr>
                 <w:rFonts w:hint="eastAsia"/>
                 <w:sz w:val="13"/>
-                <w:lang w:eastAsia="ja-JP"/>
               </w:rPr>
             </w:pPr>
             <w:r>
               <w:rPr>
                 <w:rFonts w:hint="eastAsia"/>
                 <w:sz w:val="13"/>
-                <w:lang w:eastAsia="ja-JP"/>
-              </w:rPr>
-              <w:t>Finley Thomson, Monem Moheq</w:t>
-            </w:r>
+              </w:rPr>
+              <w:t xml:space="preserve">Finley Thomson, Monem </w:t>
+            </w:r>
+            <w:proofErr w:type="spellStart"/>
+            <w:r>
+              <w:rPr>
+                <w:rFonts w:hint="eastAsia"/>
+                <w:sz w:val="13"/>
+              </w:rPr>
+              <w:t>Moheq</w:t>
+            </w:r>
+            <w:proofErr w:type="spellEnd"/>
           </w:p>
         </w:tc>
         <w:tc>
@@ -3779,16 +3835,20 @@
               <w:rPr>
                 <w:rFonts w:hint="eastAsia"/>
                 <w:sz w:val="13"/>
-                <w:lang w:eastAsia="ja-JP"/>
               </w:rPr>
             </w:pPr>
             <w:r>
               <w:rPr>
-                <w:rFonts w:hint="eastAsia"/>
                 <w:sz w:val="13"/>
-                <w:lang w:eastAsia="ja-JP"/>
-              </w:rPr>
-              <w:t>Combined all relevant data across all datasets into final 224 townhouse project dataset.</w:t>
+              </w:rPr>
+              <w:t>Combine</w:t>
+            </w:r>
+            <w:r>
+              <w:rPr>
+                <w:rFonts w:hint="eastAsia"/>
+                <w:sz w:val="13"/>
+              </w:rPr>
+              <w:t xml:space="preserve"> all relevant data across all datasets into final 224 townhouse project dataset.</w:t>
             </w:r>
           </w:p>
         </w:tc>
@@ -3813,14 +3873,12 @@
               <w:rPr>
                 <w:rFonts w:hint="eastAsia"/>
                 <w:sz w:val="13"/>
-                <w:lang w:eastAsia="ja-JP"/>
               </w:rPr>
             </w:pPr>
             <w:r>
               <w:rPr>
                 <w:rFonts w:hint="eastAsia"/>
                 <w:sz w:val="13"/>
-                <w:lang w:eastAsia="ja-JP"/>
               </w:rPr>
               <w:t xml:space="preserve">Decision tree and random forest classifiers </w:t>
             </w:r>
@@ -3842,14 +3900,12 @@
               <w:rPr>
                 <w:rFonts w:hint="eastAsia"/>
                 <w:sz w:val="13"/>
-                <w:lang w:eastAsia="ja-JP"/>
               </w:rPr>
             </w:pPr>
             <w:r>
               <w:rPr>
                 <w:rFonts w:hint="eastAsia"/>
                 <w:sz w:val="13"/>
-                <w:lang w:eastAsia="ja-JP"/>
               </w:rPr>
               <w:t>Local</w:t>
             </w:r>
@@ -3871,14 +3927,12 @@
               <w:rPr>
                 <w:rFonts w:hint="eastAsia"/>
                 <w:sz w:val="13"/>
-                <w:lang w:eastAsia="ja-JP"/>
               </w:rPr>
             </w:pPr>
             <w:r>
               <w:rPr>
                 <w:rFonts w:hint="eastAsia"/>
                 <w:sz w:val="13"/>
-                <w:lang w:eastAsia="ja-JP"/>
               </w:rPr>
               <w:t>4/5</w:t>
             </w:r>
@@ -3900,14 +3954,12 @@
               <w:rPr>
                 <w:rFonts w:hint="eastAsia"/>
                 <w:sz w:val="13"/>
-                <w:lang w:eastAsia="ja-JP"/>
               </w:rPr>
             </w:pPr>
             <w:r>
               <w:rPr>
                 <w:rFonts w:hint="eastAsia"/>
                 <w:sz w:val="13"/>
-                <w:lang w:eastAsia="ja-JP"/>
               </w:rPr>
               <w:t>Python</w:t>
             </w:r>
@@ -3929,14 +3981,12 @@
               <w:rPr>
                 <w:rFonts w:hint="eastAsia"/>
                 <w:sz w:val="13"/>
-                <w:lang w:eastAsia="ja-JP"/>
               </w:rPr>
             </w:pPr>
             <w:r>
               <w:rPr>
                 <w:rFonts w:hint="eastAsia"/>
                 <w:sz w:val="13"/>
-                <w:lang w:eastAsia="ja-JP"/>
               </w:rPr>
               <w:t>Finley Thomson, Jarrod Hwang</w:t>
             </w:r>
@@ -3958,14 +4008,12 @@
               <w:rPr>
                 <w:rFonts w:hint="eastAsia"/>
                 <w:sz w:val="13"/>
-                <w:lang w:eastAsia="ja-JP"/>
               </w:rPr>
             </w:pPr>
             <w:r>
               <w:rPr>
                 <w:rFonts w:hint="eastAsia"/>
                 <w:sz w:val="13"/>
-                <w:lang w:eastAsia="ja-JP"/>
               </w:rPr>
               <w:t>Built decision tree and random forest ensemble from scratch, w</w:t>
             </w:r>
@@ -3979,7 +4027,6 @@
               <w:rPr>
                 <w:rFonts w:hint="eastAsia"/>
                 <w:sz w:val="13"/>
-                <w:lang w:eastAsia="ja-JP"/>
               </w:rPr>
               <w:t xml:space="preserve"> but has </w:t>
             </w:r>
@@ -3993,7 +4040,6 @@
               <w:rPr>
                 <w:rFonts w:hint="eastAsia"/>
                 <w:sz w:val="13"/>
-                <w:lang w:eastAsia="ja-JP"/>
               </w:rPr>
               <w:t>.</w:t>
             </w:r>
@@ -4020,14 +4066,12 @@
               <w:rPr>
                 <w:rFonts w:hint="eastAsia"/>
                 <w:sz w:val="13"/>
-                <w:lang w:eastAsia="ja-JP"/>
               </w:rPr>
             </w:pPr>
             <w:r>
               <w:rPr>
                 <w:rFonts w:hint="eastAsia"/>
                 <w:sz w:val="13"/>
-                <w:lang w:eastAsia="ja-JP"/>
               </w:rPr>
               <w:t xml:space="preserve">Ordinal Logistic Regressor </w:t>
             </w:r>
@@ -4049,14 +4093,12 @@
               <w:rPr>
                 <w:rFonts w:hint="eastAsia"/>
                 <w:sz w:val="13"/>
-                <w:lang w:eastAsia="ja-JP"/>
               </w:rPr>
             </w:pPr>
             <w:r>
               <w:rPr>
                 <w:rFonts w:hint="eastAsia"/>
                 <w:sz w:val="13"/>
-                <w:lang w:eastAsia="ja-JP"/>
               </w:rPr>
               <w:t>Local</w:t>
             </w:r>
@@ -4078,14 +4120,12 @@
               <w:rPr>
                 <w:rFonts w:hint="eastAsia"/>
                 <w:sz w:val="13"/>
-                <w:lang w:eastAsia="ja-JP"/>
               </w:rPr>
             </w:pPr>
             <w:r>
               <w:rPr>
                 <w:rFonts w:hint="eastAsia"/>
                 <w:sz w:val="13"/>
-                <w:lang w:eastAsia="ja-JP"/>
               </w:rPr>
               <w:t>4/5</w:t>
             </w:r>
@@ -4107,14 +4147,12 @@
               <w:rPr>
                 <w:rFonts w:hint="eastAsia"/>
                 <w:sz w:val="13"/>
-                <w:lang w:eastAsia="ja-JP"/>
               </w:rPr>
             </w:pPr>
             <w:r>
               <w:rPr>
                 <w:rFonts w:hint="eastAsia"/>
                 <w:sz w:val="13"/>
-                <w:lang w:eastAsia="ja-JP"/>
               </w:rPr>
               <w:t>Python</w:t>
             </w:r>
@@ -4136,17 +4174,24 @@
               <w:rPr>
                 <w:rFonts w:hint="eastAsia"/>
                 <w:sz w:val="13"/>
-                <w:lang w:eastAsia="ja-JP"/>
               </w:rPr>
             </w:pPr>
             <w:r>
               <w:rPr>
                 <w:rFonts w:hint="eastAsia"/>
                 <w:sz w:val="13"/>
-                <w:lang w:eastAsia="ja-JP"/>
-              </w:rPr>
-              <w:t>Finley Thomson, Monem Moheq</w:t>
-            </w:r>
+              </w:rPr>
+              <w:t xml:space="preserve">Finley Thomson, Monem </w:t>
+            </w:r>
+            <w:proofErr w:type="spellStart"/>
+            <w:r>
+              <w:rPr>
+                <w:rFonts w:hint="eastAsia"/>
+                <w:sz w:val="13"/>
+              </w:rPr>
+              <w:t>Moheq</w:t>
+            </w:r>
+            <w:proofErr w:type="spellEnd"/>
           </w:p>
         </w:tc>
         <w:tc>
@@ -4165,14 +4210,12 @@
               <w:rPr>
                 <w:rFonts w:hint="eastAsia"/>
                 <w:sz w:val="13"/>
-                <w:lang w:eastAsia="ja-JP"/>
               </w:rPr>
             </w:pPr>
             <w:r>
               <w:rPr>
                 <w:rFonts w:hint="eastAsia"/>
                 <w:sz w:val="13"/>
-                <w:lang w:eastAsia="ja-JP"/>
               </w:rPr>
               <w:t>Built ordinal logistic regressor from scratch, working and reproducible but needs work to ensure proper threshold ordering</w:t>
             </w:r>
@@ -4180,7 +4223,6 @@
               <w:rPr>
                 <w:rFonts w:hint="eastAsia"/>
                 <w:sz w:val="13"/>
-                <w:lang w:eastAsia="ja-JP"/>
               </w:rPr>
               <w:t>.</w:t>
             </w:r>
@@ -4207,14 +4249,12 @@
               <w:rPr>
                 <w:rFonts w:hint="eastAsia"/>
                 <w:sz w:val="13"/>
-                <w:lang w:eastAsia="ja-JP"/>
               </w:rPr>
             </w:pPr>
             <w:r>
               <w:rPr>
                 <w:rFonts w:hint="eastAsia"/>
                 <w:sz w:val="13"/>
-                <w:lang w:eastAsia="ja-JP"/>
               </w:rPr>
               <w:t>Ensemble Voter Infrastructure</w:t>
             </w:r>
@@ -4236,14 +4276,12 @@
               <w:rPr>
                 <w:rFonts w:hint="eastAsia"/>
                 <w:sz w:val="13"/>
-                <w:lang w:eastAsia="ja-JP"/>
               </w:rPr>
             </w:pPr>
             <w:r>
               <w:rPr>
                 <w:rFonts w:hint="eastAsia"/>
                 <w:sz w:val="13"/>
-                <w:lang w:eastAsia="ja-JP"/>
               </w:rPr>
               <w:t>Local</w:t>
             </w:r>
@@ -4265,14 +4303,12 @@
               <w:rPr>
                 <w:rFonts w:hint="eastAsia"/>
                 <w:sz w:val="13"/>
-                <w:lang w:eastAsia="ja-JP"/>
               </w:rPr>
             </w:pPr>
             <w:r>
               <w:rPr>
                 <w:rFonts w:hint="eastAsia"/>
                 <w:sz w:val="13"/>
-                <w:lang w:eastAsia="ja-JP"/>
               </w:rPr>
               <w:t>5/5</w:t>
             </w:r>
@@ -4294,14 +4330,12 @@
               <w:rPr>
                 <w:rFonts w:hint="eastAsia"/>
                 <w:sz w:val="13"/>
-                <w:lang w:eastAsia="ja-JP"/>
               </w:rPr>
             </w:pPr>
             <w:r>
               <w:rPr>
                 <w:rFonts w:hint="eastAsia"/>
                 <w:sz w:val="13"/>
-                <w:lang w:eastAsia="ja-JP"/>
               </w:rPr>
               <w:t>Python</w:t>
             </w:r>
@@ -4323,14 +4357,12 @@
               <w:rPr>
                 <w:rFonts w:hint="eastAsia"/>
                 <w:sz w:val="13"/>
-                <w:lang w:eastAsia="ja-JP"/>
               </w:rPr>
             </w:pPr>
             <w:r>
               <w:rPr>
                 <w:rFonts w:hint="eastAsia"/>
                 <w:sz w:val="13"/>
-                <w:lang w:eastAsia="ja-JP"/>
               </w:rPr>
               <w:t>Finley Thomson</w:t>
             </w:r>
@@ -4352,14 +4384,12 @@
               <w:rPr>
                 <w:rFonts w:hint="eastAsia"/>
                 <w:sz w:val="13"/>
-                <w:lang w:eastAsia="ja-JP"/>
               </w:rPr>
             </w:pPr>
             <w:r>
               <w:rPr>
                 <w:rFonts w:hint="eastAsia"/>
                 <w:sz w:val="13"/>
-                <w:lang w:eastAsia="ja-JP"/>
               </w:rPr>
               <w:t>Built ensemble infrastructure to engage other models in a soft voting structure.</w:t>
             </w:r>
@@ -4386,14 +4416,12 @@
               <w:rPr>
                 <w:rFonts w:hint="eastAsia"/>
                 <w:sz w:val="13"/>
-                <w:lang w:eastAsia="ja-JP"/>
               </w:rPr>
             </w:pPr>
             <w:r>
               <w:rPr>
                 <w:rFonts w:hint="eastAsia"/>
                 <w:sz w:val="13"/>
-                <w:lang w:eastAsia="ja-JP"/>
               </w:rPr>
               <w:t>Synthetic Data Generation</w:t>
             </w:r>
@@ -4415,14 +4443,12 @@
               <w:rPr>
                 <w:rFonts w:hint="eastAsia"/>
                 <w:sz w:val="13"/>
-                <w:lang w:eastAsia="ja-JP"/>
               </w:rPr>
             </w:pPr>
             <w:r>
               <w:rPr>
                 <w:rFonts w:hint="eastAsia"/>
                 <w:sz w:val="13"/>
-                <w:lang w:eastAsia="ja-JP"/>
               </w:rPr>
               <w:t>Local</w:t>
             </w:r>
@@ -4444,14 +4470,12 @@
               <w:rPr>
                 <w:rFonts w:hint="eastAsia"/>
                 <w:sz w:val="13"/>
-                <w:lang w:eastAsia="ja-JP"/>
               </w:rPr>
             </w:pPr>
             <w:r>
               <w:rPr>
                 <w:rFonts w:hint="eastAsia"/>
                 <w:sz w:val="13"/>
-                <w:lang w:eastAsia="ja-JP"/>
               </w:rPr>
               <w:t>4/5</w:t>
             </w:r>
@@ -4473,14 +4497,12 @@
               <w:rPr>
                 <w:rFonts w:hint="eastAsia"/>
                 <w:sz w:val="13"/>
-                <w:lang w:eastAsia="ja-JP"/>
               </w:rPr>
             </w:pPr>
             <w:r>
               <w:rPr>
                 <w:rFonts w:hint="eastAsia"/>
                 <w:sz w:val="13"/>
-                <w:lang w:eastAsia="ja-JP"/>
               </w:rPr>
               <w:t>Python</w:t>
             </w:r>
@@ -4502,14 +4524,12 @@
               <w:rPr>
                 <w:rFonts w:hint="eastAsia"/>
                 <w:sz w:val="13"/>
-                <w:lang w:eastAsia="ja-JP"/>
               </w:rPr>
             </w:pPr>
             <w:r>
               <w:rPr>
                 <w:rFonts w:hint="eastAsia"/>
                 <w:sz w:val="13"/>
-                <w:lang w:eastAsia="ja-JP"/>
               </w:rPr>
               <w:t>Finley Thomson, Jarrod Hwang</w:t>
             </w:r>
@@ -4531,14 +4551,12 @@
               <w:rPr>
                 <w:rFonts w:hint="eastAsia"/>
                 <w:sz w:val="13"/>
-                <w:lang w:eastAsia="ja-JP"/>
               </w:rPr>
             </w:pPr>
             <w:r>
               <w:rPr>
                 <w:rFonts w:hint="eastAsia"/>
                 <w:sz w:val="13"/>
-                <w:lang w:eastAsia="ja-JP"/>
               </w:rPr>
               <w:t xml:space="preserve">Integrated synthetic data generation based off a </w:t>
             </w:r>
@@ -4546,10 +4564,25 @@
               <w:rPr>
                 <w:rFonts w:hint="eastAsia"/>
                 <w:sz w:val="13"/>
-                <w:lang w:eastAsia="ja-JP"/>
               </w:rPr>
               <w:lastRenderedPageBreak/>
-              <w:t>multivariate lognormal distribution; more confirmation needed for validity of the distribution.</w:t>
+              <w:t xml:space="preserve">multivariate lognormal </w:t>
+            </w:r>
+            <w:proofErr w:type="gramStart"/>
+            <w:r>
+              <w:rPr>
+                <w:rFonts w:hint="eastAsia"/>
+                <w:sz w:val="13"/>
+              </w:rPr>
+              <w:t>distribution;</w:t>
+            </w:r>
+            <w:proofErr w:type="gramEnd"/>
+            <w:r>
+              <w:rPr>
+                <w:rFonts w:hint="eastAsia"/>
+                <w:sz w:val="13"/>
+              </w:rPr>
+              <w:t xml:space="preserve"> more confirmation needed for validity of the distribution.</w:t>
             </w:r>
           </w:p>
         </w:tc>
@@ -4574,14 +4607,12 @@
               <w:rPr>
                 <w:rFonts w:hint="eastAsia"/>
                 <w:sz w:val="13"/>
-                <w:lang w:eastAsia="ja-JP"/>
               </w:rPr>
             </w:pPr>
             <w:r>
               <w:rPr>
                 <w:rFonts w:hint="eastAsia"/>
                 <w:sz w:val="13"/>
-                <w:lang w:eastAsia="ja-JP"/>
               </w:rPr>
               <w:lastRenderedPageBreak/>
               <w:t>Leakage-Safe Stratified Cross-Validation</w:t>
@@ -4604,14 +4635,12 @@
               <w:rPr>
                 <w:rFonts w:hint="eastAsia"/>
                 <w:sz w:val="13"/>
-                <w:lang w:eastAsia="ja-JP"/>
               </w:rPr>
             </w:pPr>
             <w:r>
               <w:rPr>
                 <w:rFonts w:hint="eastAsia"/>
                 <w:sz w:val="13"/>
-                <w:lang w:eastAsia="ja-JP"/>
               </w:rPr>
               <w:t>Local</w:t>
             </w:r>
@@ -4633,14 +4662,12 @@
               <w:rPr>
                 <w:rFonts w:hint="eastAsia"/>
                 <w:sz w:val="13"/>
-                <w:lang w:eastAsia="ja-JP"/>
               </w:rPr>
             </w:pPr>
             <w:r>
               <w:rPr>
                 <w:rFonts w:hint="eastAsia"/>
                 <w:sz w:val="13"/>
-                <w:lang w:eastAsia="ja-JP"/>
               </w:rPr>
               <w:t>5/5</w:t>
             </w:r>
@@ -4662,14 +4689,12 @@
               <w:rPr>
                 <w:rFonts w:hint="eastAsia"/>
                 <w:sz w:val="13"/>
-                <w:lang w:eastAsia="ja-JP"/>
               </w:rPr>
             </w:pPr>
             <w:r>
               <w:rPr>
                 <w:rFonts w:hint="eastAsia"/>
                 <w:sz w:val="13"/>
-                <w:lang w:eastAsia="ja-JP"/>
               </w:rPr>
               <w:t>Python</w:t>
             </w:r>
@@ -4691,14 +4716,12 @@
               <w:rPr>
                 <w:rFonts w:hint="eastAsia"/>
                 <w:sz w:val="13"/>
-                <w:lang w:eastAsia="ja-JP"/>
               </w:rPr>
             </w:pPr>
             <w:r>
               <w:rPr>
                 <w:rFonts w:hint="eastAsia"/>
                 <w:sz w:val="13"/>
-                <w:lang w:eastAsia="ja-JP"/>
               </w:rPr>
               <w:t>Finley Thomson, Jarrod Hwang</w:t>
             </w:r>
@@ -4720,7 +4743,6 @@
               <w:rPr>
                 <w:rFonts w:hint="eastAsia"/>
                 <w:sz w:val="13"/>
-                <w:lang w:eastAsia="ja-JP"/>
               </w:rPr>
             </w:pPr>
             <w:r>
@@ -4752,7 +4774,6 @@
               <w:rPr>
                 <w:rFonts w:hint="eastAsia"/>
                 <w:sz w:val="13"/>
-                <w:lang w:eastAsia="ja-JP"/>
               </w:rPr>
             </w:pPr>
             <w:r>
@@ -4765,9 +4786,24 @@
               <w:rPr>
                 <w:rFonts w:hint="eastAsia"/>
                 <w:sz w:val="13"/>
-                <w:lang w:eastAsia="ja-JP"/>
-              </w:rPr>
-              <w:t>and Evaluate Models (Including sklearn Random Forest and Baseline)</w:t>
+              </w:rPr>
+              <w:t xml:space="preserve">and Evaluate Models (Including </w:t>
+            </w:r>
+            <w:proofErr w:type="spellStart"/>
+            <w:r>
+              <w:rPr>
+                <w:rFonts w:hint="eastAsia"/>
+                <w:sz w:val="13"/>
+              </w:rPr>
+              <w:t>sklearn</w:t>
+            </w:r>
+            <w:proofErr w:type="spellEnd"/>
+            <w:r>
+              <w:rPr>
+                <w:rFonts w:hint="eastAsia"/>
+                <w:sz w:val="13"/>
+              </w:rPr>
+              <w:t xml:space="preserve"> Random Forest and Baseline)</w:t>
             </w:r>
           </w:p>
         </w:tc>
@@ -4787,7 +4823,6 @@
               <w:rPr>
                 <w:rFonts w:hint="eastAsia"/>
                 <w:sz w:val="13"/>
-                <w:lang w:eastAsia="ja-JP"/>
               </w:rPr>
             </w:pPr>
             <w:r>
@@ -4814,7 +4849,6 @@
               <w:rPr>
                 <w:rFonts w:hint="eastAsia"/>
                 <w:sz w:val="13"/>
-                <w:lang w:eastAsia="ja-JP"/>
               </w:rPr>
             </w:pPr>
             <w:r>
@@ -4841,7 +4875,6 @@
               <w:rPr>
                 <w:rFonts w:hint="eastAsia"/>
                 <w:sz w:val="13"/>
-                <w:lang w:eastAsia="ja-JP"/>
               </w:rPr>
             </w:pPr>
             <w:r>
@@ -4868,7 +4901,6 @@
               <w:rPr>
                 <w:rFonts w:hint="eastAsia"/>
                 <w:sz w:val="13"/>
-                <w:lang w:eastAsia="ja-JP"/>
               </w:rPr>
             </w:pPr>
             <w:r>
@@ -4881,7 +4913,6 @@
               <w:rPr>
                 <w:rFonts w:hint="eastAsia"/>
                 <w:sz w:val="13"/>
-                <w:lang w:eastAsia="ja-JP"/>
               </w:rPr>
               <w:t>, Finley Thomson</w:t>
             </w:r>
@@ -4909,214 +4940,6 @@
                 <w:sz w:val="13"/>
               </w:rPr>
               <w:t>Canonical CLI reports accuracy, macro-F1, ordinal error, and severe errors.</w:t>
-            </w:r>
-          </w:p>
-        </w:tc>
-      </w:tr>
-    </w:tbl>
-    <w:p/>
-    <w:p/>
-    <w:p/>
-    <w:p/>
-    <w:p/>
-    <w:p/>
-    <w:p/>
-    <w:p/>
-    <w:p/>
-    <w:p/>
-    <w:p/>
-    <w:p/>
-    <w:p/>
-    <w:p/>
-    <w:p/>
-    <w:p/>
-    <w:p/>
-    <w:p/>
-    <w:p/>
-    <w:p/>
-    <w:p/>
-    <w:p/>
-    <w:p/>
-    <w:p/>
-    <w:p/>
-    <w:p/>
-    <w:p/>
-    <w:p/>
-    <w:p/>
-    <w:tbl>
-      <w:tblPr>
-        <w:tblW w:w="0" w:type="auto"/>
-        <w:jc w:val="center"/>
-        <w:tblBorders>
-          <w:top w:val="single" w:sz="6" w:space="0" w:color="C9CDD1"/>
-          <w:left w:val="single" w:sz="6" w:space="0" w:color="C9CDD1"/>
-          <w:bottom w:val="single" w:sz="6" w:space="0" w:color="C9CDD1"/>
-          <w:right w:val="single" w:sz="6" w:space="0" w:color="C9CDD1"/>
-          <w:insideH w:val="single" w:sz="6" w:space="0" w:color="C9CDD1"/>
-          <w:insideV w:val="single" w:sz="6" w:space="0" w:color="C9CDD1"/>
-        </w:tblBorders>
-        <w:tblLook w:val="04A0" w:firstRow="1" w:lastRow="0" w:firstColumn="1" w:lastColumn="0" w:noHBand="0" w:noVBand="1"/>
-      </w:tblPr>
-      <w:tblGrid>
-        <w:gridCol w:w="1762"/>
-        <w:gridCol w:w="1762"/>
-        <w:gridCol w:w="1762"/>
-        <w:gridCol w:w="1762"/>
-        <w:gridCol w:w="1762"/>
-        <w:gridCol w:w="1762"/>
-      </w:tblGrid>
-      <w:tr>
-        <w:trPr>
-          <w:tblHeader/>
-          <w:jc w:val="center"/>
-        </w:trPr>
-        <w:tc>
-          <w:tcPr>
-            <w:tcW w:w="1762" w:type="dxa"/>
-            <w:shd w:val="clear" w:color="auto" w:fill="343A40"/>
-            <w:tcMar>
-              <w:top w:w="60" w:type="dxa"/>
-              <w:left w:w="70" w:type="dxa"/>
-              <w:bottom w:w="60" w:type="dxa"/>
-              <w:right w:w="70" w:type="dxa"/>
-            </w:tcMar>
-          </w:tcPr>
-          <w:p>
-            <w:pPr>
-              <w:spacing w:after="0"/>
-            </w:pPr>
-            <w:r>
-              <w:rPr>
-                <w:b/>
-                <w:color w:val="FFFFFF"/>
-                <w:sz w:val="13"/>
-              </w:rPr>
-              <w:t>Description</w:t>
-            </w:r>
-          </w:p>
-        </w:tc>
-        <w:tc>
-          <w:tcPr>
-            <w:tcW w:w="1762" w:type="dxa"/>
-            <w:shd w:val="clear" w:color="auto" w:fill="343A40"/>
-            <w:tcMar>
-              <w:top w:w="60" w:type="dxa"/>
-              <w:left w:w="70" w:type="dxa"/>
-              <w:bottom w:w="60" w:type="dxa"/>
-              <w:right w:w="70" w:type="dxa"/>
-            </w:tcMar>
-          </w:tcPr>
-          <w:p>
-            <w:pPr>
-              <w:spacing w:after="0"/>
-            </w:pPr>
-            <w:r>
-              <w:rPr>
-                <w:b/>
-                <w:color w:val="FFFFFF"/>
-                <w:sz w:val="13"/>
-              </w:rPr>
-              <w:t>Platform</w:t>
-            </w:r>
-          </w:p>
-        </w:tc>
-        <w:tc>
-          <w:tcPr>
-            <w:tcW w:w="1762" w:type="dxa"/>
-            <w:shd w:val="clear" w:color="auto" w:fill="343A40"/>
-            <w:tcMar>
-              <w:top w:w="60" w:type="dxa"/>
-              <w:left w:w="70" w:type="dxa"/>
-              <w:bottom w:w="60" w:type="dxa"/>
-              <w:right w:w="70" w:type="dxa"/>
-            </w:tcMar>
-          </w:tcPr>
-          <w:p>
-            <w:pPr>
-              <w:spacing w:after="0"/>
-            </w:pPr>
-            <w:r>
-              <w:rPr>
-                <w:b/>
-                <w:color w:val="FFFFFF"/>
-                <w:sz w:val="13"/>
-              </w:rPr>
-              <w:t>Complete</w:t>
-            </w:r>
-          </w:p>
-        </w:tc>
-        <w:tc>
-          <w:tcPr>
-            <w:tcW w:w="1762" w:type="dxa"/>
-            <w:shd w:val="clear" w:color="auto" w:fill="343A40"/>
-            <w:tcMar>
-              <w:top w:w="60" w:type="dxa"/>
-              <w:left w:w="70" w:type="dxa"/>
-              <w:bottom w:w="60" w:type="dxa"/>
-              <w:right w:w="70" w:type="dxa"/>
-            </w:tcMar>
-          </w:tcPr>
-          <w:p>
-            <w:pPr>
-              <w:spacing w:after="0"/>
-            </w:pPr>
-            <w:r>
-              <w:rPr>
-                <w:b/>
-                <w:color w:val="FFFFFF"/>
-                <w:sz w:val="13"/>
-              </w:rPr>
-              <w:t>Code</w:t>
-            </w:r>
-          </w:p>
-        </w:tc>
-        <w:tc>
-          <w:tcPr>
-            <w:tcW w:w="1762" w:type="dxa"/>
-            <w:shd w:val="clear" w:color="auto" w:fill="343A40"/>
-            <w:tcMar>
-              <w:top w:w="60" w:type="dxa"/>
-              <w:left w:w="70" w:type="dxa"/>
-              <w:bottom w:w="60" w:type="dxa"/>
-              <w:right w:w="70" w:type="dxa"/>
-            </w:tcMar>
-          </w:tcPr>
-          <w:p>
-            <w:pPr>
-              <w:spacing w:after="0"/>
-            </w:pPr>
-            <w:r>
-              <w:rPr>
-                <w:b/>
-                <w:color w:val="FFFFFF"/>
-                <w:sz w:val="13"/>
-              </w:rPr>
-              <w:t>Author(s)</w:t>
-            </w:r>
-          </w:p>
-        </w:tc>
-        <w:tc>
-          <w:tcPr>
-            <w:tcW w:w="1762" w:type="dxa"/>
-            <w:shd w:val="clear" w:color="auto" w:fill="343A40"/>
-            <w:tcMar>
-              <w:top w:w="60" w:type="dxa"/>
-              <w:left w:w="70" w:type="dxa"/>
-              <w:bottom w:w="60" w:type="dxa"/>
-              <w:right w:w="70" w:type="dxa"/>
-            </w:tcMar>
-          </w:tcPr>
-          <w:p>
-            <w:pPr>
-              <w:spacing w:after="0"/>
-            </w:pPr>
-            <w:r>
-              <w:rPr>
-                <w:b/>
-                <w:color w:val="FFFFFF"/>
-                <w:sz w:val="13"/>
-              </w:rPr>
-              <w:t>Notes</w:t>
             </w:r>
           </w:p>
         </w:tc>
@@ -5138,12 +4961,15 @@
           <w:p>
             <w:pPr>
               <w:spacing w:after="0"/>
+              <w:rPr>
+                <w:sz w:val="13"/>
+              </w:rPr>
             </w:pPr>
             <w:r>
               <w:rPr>
                 <w:sz w:val="13"/>
               </w:rPr>
-              <w:t>Prepare final Calgary modeling table</w:t>
+              <w:t>Export evaluation evidence</w:t>
             </w:r>
           </w:p>
         </w:tc>
@@ -5160,6 +4986,9 @@
           <w:p>
             <w:pPr>
               <w:spacing w:after="0"/>
+              <w:rPr>
+                <w:sz w:val="13"/>
+              </w:rPr>
             </w:pPr>
             <w:r>
               <w:rPr>
@@ -5182,12 +5011,15 @@
           <w:p>
             <w:pPr>
               <w:spacing w:after="0"/>
+              <w:rPr>
+                <w:sz w:val="13"/>
+              </w:rPr>
             </w:pPr>
             <w:r>
               <w:rPr>
                 <w:sz w:val="13"/>
               </w:rPr>
-              <w:t>4/5</w:t>
+              <w:t>5/5</w:t>
             </w:r>
           </w:p>
         </w:tc>
@@ -5204,6 +5036,9 @@
           <w:p>
             <w:pPr>
               <w:spacing w:after="0"/>
+              <w:rPr>
+                <w:sz w:val="13"/>
+              </w:rPr>
             </w:pPr>
             <w:r>
               <w:rPr>
@@ -5226,12 +5061,15 @@
           <w:p>
             <w:pPr>
               <w:spacing w:after="0"/>
+              <w:rPr>
+                <w:sz w:val="13"/>
+              </w:rPr>
             </w:pPr>
             <w:r>
               <w:rPr>
                 <w:sz w:val="13"/>
               </w:rPr>
-              <w:t>Finley Thomson</w:t>
+              <w:t>Jarrod Hwang</w:t>
             </w:r>
           </w:p>
         </w:tc>
@@ -5248,155 +5086,15 @@
           <w:p>
             <w:pPr>
               <w:spacing w:after="0"/>
+              <w:rPr>
+                <w:sz w:val="13"/>
+              </w:rPr>
             </w:pPr>
             <w:r>
               <w:rPr>
                 <w:sz w:val="13"/>
               </w:rPr>
-              <w:t>224-row CSV is validated for model inputs; raw preparation involved manual historical steps.</w:t>
-            </w:r>
-          </w:p>
-        </w:tc>
-      </w:tr>
-      <w:tr>
-        <w:trPr>
-          <w:jc w:val="center"/>
-        </w:trPr>
-        <w:tc>
-          <w:tcPr>
-            <w:tcW w:w="1762" w:type="dxa"/>
-            <w:shd w:val="clear" w:color="auto" w:fill="F4F5F6"/>
-            <w:tcMar>
-              <w:top w:w="60" w:type="dxa"/>
-              <w:left w:w="70" w:type="dxa"/>
-              <w:bottom w:w="60" w:type="dxa"/>
-              <w:right w:w="70" w:type="dxa"/>
-            </w:tcMar>
-          </w:tcPr>
-          <w:p>
-            <w:pPr>
-              <w:spacing w:after="0"/>
-            </w:pPr>
-            <w:r>
-              <w:rPr>
-                <w:sz w:val="13"/>
-              </w:rPr>
-              <w:t>Generate fold-local synthetic records</w:t>
-            </w:r>
-          </w:p>
-        </w:tc>
-        <w:tc>
-          <w:tcPr>
-            <w:tcW w:w="1762" w:type="dxa"/>
-            <w:shd w:val="clear" w:color="auto" w:fill="F4F5F6"/>
-            <w:tcMar>
-              <w:top w:w="60" w:type="dxa"/>
-              <w:left w:w="70" w:type="dxa"/>
-              <w:bottom w:w="60" w:type="dxa"/>
-              <w:right w:w="70" w:type="dxa"/>
-            </w:tcMar>
-          </w:tcPr>
-          <w:p>
-            <w:pPr>
-              <w:spacing w:after="0"/>
-            </w:pPr>
-            <w:r>
-              <w:rPr>
-                <w:sz w:val="13"/>
-              </w:rPr>
-              <w:t>Local</w:t>
-            </w:r>
-          </w:p>
-        </w:tc>
-        <w:tc>
-          <w:tcPr>
-            <w:tcW w:w="1762" w:type="dxa"/>
-            <w:shd w:val="clear" w:color="auto" w:fill="F4F5F6"/>
-            <w:tcMar>
-              <w:top w:w="60" w:type="dxa"/>
-              <w:left w:w="70" w:type="dxa"/>
-              <w:bottom w:w="60" w:type="dxa"/>
-              <w:right w:w="70" w:type="dxa"/>
-            </w:tcMar>
-          </w:tcPr>
-          <w:p>
-            <w:pPr>
-              <w:spacing w:after="0"/>
-            </w:pPr>
-            <w:r>
-              <w:rPr>
-                <w:sz w:val="13"/>
-              </w:rPr>
-              <w:t>4/5</w:t>
-            </w:r>
-          </w:p>
-        </w:tc>
-        <w:tc>
-          <w:tcPr>
-            <w:tcW w:w="1762" w:type="dxa"/>
-            <w:shd w:val="clear" w:color="auto" w:fill="F4F5F6"/>
-            <w:tcMar>
-              <w:top w:w="60" w:type="dxa"/>
-              <w:left w:w="70" w:type="dxa"/>
-              <w:bottom w:w="60" w:type="dxa"/>
-              <w:right w:w="70" w:type="dxa"/>
-            </w:tcMar>
-          </w:tcPr>
-          <w:p>
-            <w:pPr>
-              <w:spacing w:after="0"/>
-            </w:pPr>
-            <w:r>
-              <w:rPr>
-                <w:sz w:val="13"/>
-              </w:rPr>
-              <w:t>Python</w:t>
-            </w:r>
-          </w:p>
-        </w:tc>
-        <w:tc>
-          <w:tcPr>
-            <w:tcW w:w="1762" w:type="dxa"/>
-            <w:shd w:val="clear" w:color="auto" w:fill="F4F5F6"/>
-            <w:tcMar>
-              <w:top w:w="60" w:type="dxa"/>
-              <w:left w:w="70" w:type="dxa"/>
-              <w:bottom w:w="60" w:type="dxa"/>
-              <w:right w:w="70" w:type="dxa"/>
-            </w:tcMar>
-          </w:tcPr>
-          <w:p>
-            <w:pPr>
-              <w:spacing w:after="0"/>
-            </w:pPr>
-            <w:r>
-              <w:rPr>
-                <w:sz w:val="13"/>
-              </w:rPr>
-              <w:t>Finley Thomson; Jarrod Hwang</w:t>
-            </w:r>
-          </w:p>
-        </w:tc>
-        <w:tc>
-          <w:tcPr>
-            <w:tcW w:w="1762" w:type="dxa"/>
-            <w:shd w:val="clear" w:color="auto" w:fill="F4F5F6"/>
-            <w:tcMar>
-              <w:top w:w="60" w:type="dxa"/>
-              <w:left w:w="70" w:type="dxa"/>
-              <w:bottom w:w="60" w:type="dxa"/>
-              <w:right w:w="70" w:type="dxa"/>
-            </w:tcMar>
-          </w:tcPr>
-          <w:p>
-            <w:pPr>
-              <w:spacing w:after="0"/>
-            </w:pPr>
-            <w:r>
-              <w:rPr>
-                <w:sz w:val="13"/>
-              </w:rPr>
-              <w:t>Seeded and integrated. Training-fold isolation prevents direct test leakage; augmentation reduced performance.</w:t>
+              <w:t>Produces JSON/CSV summaries, class/fold metrics, matrices, plots, hash, and manifest.</w:t>
             </w:r>
           </w:p>
         </w:tc>
@@ -5418,12 +5116,17 @@
           <w:p>
             <w:pPr>
               <w:spacing w:after="0"/>
+              <w:rPr>
+                <w:rFonts w:hint="eastAsia"/>
+                <w:sz w:val="13"/>
+              </w:rPr>
             </w:pPr>
             <w:r>
               <w:rPr>
+                <w:rFonts w:hint="eastAsia"/>
                 <w:sz w:val="13"/>
               </w:rPr>
-              <w:t>Implement custom tree and forest</w:t>
+              <w:t xml:space="preserve">Hyperparameter Tuning and Final Training </w:t>
             </w:r>
           </w:p>
         </w:tc>
@@ -5440,9 +5143,14 @@
           <w:p>
             <w:pPr>
               <w:spacing w:after="0"/>
+              <w:rPr>
+                <w:rFonts w:hint="eastAsia"/>
+                <w:sz w:val="13"/>
+              </w:rPr>
             </w:pPr>
             <w:r>
               <w:rPr>
+                <w:rFonts w:hint="eastAsia"/>
                 <w:sz w:val="13"/>
               </w:rPr>
               <w:t>Local</w:t>
@@ -5462,12 +5170,17 @@
           <w:p>
             <w:pPr>
               <w:spacing w:after="0"/>
+              <w:rPr>
+                <w:rFonts w:hint="eastAsia"/>
+                <w:sz w:val="13"/>
+              </w:rPr>
             </w:pPr>
             <w:r>
               <w:rPr>
+                <w:rFonts w:hint="eastAsia"/>
                 <w:sz w:val="13"/>
               </w:rPr>
-              <w:t>4/5</w:t>
+              <w:t>5/5</w:t>
             </w:r>
           </w:p>
         </w:tc>
@@ -5484,9 +5197,14 @@
           <w:p>
             <w:pPr>
               <w:spacing w:after="0"/>
+              <w:rPr>
+                <w:rFonts w:hint="eastAsia"/>
+                <w:sz w:val="13"/>
+              </w:rPr>
             </w:pPr>
             <w:r>
               <w:rPr>
+                <w:rFonts w:hint="eastAsia"/>
                 <w:sz w:val="13"/>
               </w:rPr>
               <w:t>Python</w:t>
@@ -5506,12 +5224,17 @@
           <w:p>
             <w:pPr>
               <w:spacing w:after="0"/>
+              <w:rPr>
+                <w:rFonts w:hint="eastAsia"/>
+                <w:sz w:val="13"/>
+              </w:rPr>
             </w:pPr>
             <w:r>
               <w:rPr>
+                <w:rFonts w:hint="eastAsia"/>
                 <w:sz w:val="13"/>
               </w:rPr>
-              <w:t>Finley Thomson; Jarrod Hwang</w:t>
+              <w:t>Finley Thomson</w:t>
             </w:r>
           </w:p>
         </w:tc>
@@ -5528,156 +5251,33 @@
           <w:p>
             <w:pPr>
               <w:spacing w:after="0"/>
+              <w:rPr>
+                <w:rFonts w:hint="eastAsia"/>
+                <w:sz w:val="13"/>
+              </w:rPr>
             </w:pPr>
             <w:r>
               <w:rPr>
+                <w:rFonts w:hint="eastAsia"/>
                 <w:sz w:val="13"/>
               </w:rPr>
-              <w:t>Working and reproducible; slower than scikit-learn and has limited boundary coverage.</w:t>
-            </w:r>
-          </w:p>
-        </w:tc>
-      </w:tr>
-      <w:tr>
-        <w:trPr>
-          <w:jc w:val="center"/>
-        </w:trPr>
-        <w:tc>
-          <w:tcPr>
-            <w:tcW w:w="1762" w:type="dxa"/>
-            <w:shd w:val="clear" w:color="auto" w:fill="F4F5F6"/>
-            <w:tcMar>
-              <w:top w:w="60" w:type="dxa"/>
-              <w:left w:w="70" w:type="dxa"/>
-              <w:bottom w:w="60" w:type="dxa"/>
-              <w:right w:w="70" w:type="dxa"/>
-            </w:tcMar>
-          </w:tcPr>
-          <w:p>
-            <w:pPr>
-              <w:spacing w:after="0"/>
-            </w:pPr>
-            <w:r>
-              <w:rPr>
+              <w:t xml:space="preserve">Performing a random grid search to attempt to find optimal hyperparameter values before training a </w:t>
+            </w:r>
+            <w:proofErr w:type="gramStart"/>
+            <w:r>
+              <w:rPr>
+                <w:rFonts w:hint="eastAsia"/>
                 <w:sz w:val="13"/>
               </w:rPr>
-              <w:lastRenderedPageBreak/>
-              <w:t>Leakage-safe stratified CV</w:t>
-            </w:r>
-          </w:p>
-        </w:tc>
-        <w:tc>
-          <w:tcPr>
-            <w:tcW w:w="1762" w:type="dxa"/>
-            <w:shd w:val="clear" w:color="auto" w:fill="F4F5F6"/>
-            <w:tcMar>
-              <w:top w:w="60" w:type="dxa"/>
-              <w:left w:w="70" w:type="dxa"/>
-              <w:bottom w:w="60" w:type="dxa"/>
-              <w:right w:w="70" w:type="dxa"/>
-            </w:tcMar>
-          </w:tcPr>
-          <w:p>
-            <w:pPr>
-              <w:spacing w:after="0"/>
-            </w:pPr>
-            <w:r>
-              <w:rPr>
+              <w:t>storing models</w:t>
+            </w:r>
+            <w:proofErr w:type="gramEnd"/>
+            <w:r>
+              <w:rPr>
+                <w:rFonts w:hint="eastAsia"/>
                 <w:sz w:val="13"/>
               </w:rPr>
-              <w:t>Local</w:t>
-            </w:r>
-          </w:p>
-        </w:tc>
-        <w:tc>
-          <w:tcPr>
-            <w:tcW w:w="1762" w:type="dxa"/>
-            <w:shd w:val="clear" w:color="auto" w:fill="F4F5F6"/>
-            <w:tcMar>
-              <w:top w:w="60" w:type="dxa"/>
-              <w:left w:w="70" w:type="dxa"/>
-              <w:bottom w:w="60" w:type="dxa"/>
-              <w:right w:w="70" w:type="dxa"/>
-            </w:tcMar>
-          </w:tcPr>
-          <w:p>
-            <w:pPr>
-              <w:spacing w:after="0"/>
-            </w:pPr>
-            <w:r>
-              <w:rPr>
-                <w:sz w:val="13"/>
-              </w:rPr>
-              <w:t>5/5</w:t>
-            </w:r>
-          </w:p>
-        </w:tc>
-        <w:tc>
-          <w:tcPr>
-            <w:tcW w:w="1762" w:type="dxa"/>
-            <w:shd w:val="clear" w:color="auto" w:fill="F4F5F6"/>
-            <w:tcMar>
-              <w:top w:w="60" w:type="dxa"/>
-              <w:left w:w="70" w:type="dxa"/>
-              <w:bottom w:w="60" w:type="dxa"/>
-              <w:right w:w="70" w:type="dxa"/>
-            </w:tcMar>
-          </w:tcPr>
-          <w:p>
-            <w:pPr>
-              <w:spacing w:after="0"/>
-            </w:pPr>
-            <w:r>
-              <w:rPr>
-                <w:sz w:val="13"/>
-              </w:rPr>
-              <w:t>Python</w:t>
-            </w:r>
-          </w:p>
-        </w:tc>
-        <w:tc>
-          <w:tcPr>
-            <w:tcW w:w="1762" w:type="dxa"/>
-            <w:shd w:val="clear" w:color="auto" w:fill="F4F5F6"/>
-            <w:tcMar>
-              <w:top w:w="60" w:type="dxa"/>
-              <w:left w:w="70" w:type="dxa"/>
-              <w:bottom w:w="60" w:type="dxa"/>
-              <w:right w:w="70" w:type="dxa"/>
-            </w:tcMar>
-          </w:tcPr>
-          <w:p>
-            <w:pPr>
-              <w:spacing w:after="0"/>
-            </w:pPr>
-            <w:r>
-              <w:rPr>
-                <w:sz w:val="13"/>
-              </w:rPr>
-              <w:t>Finley Thomson; Jarrod Hwang</w:t>
-            </w:r>
-          </w:p>
-        </w:tc>
-        <w:tc>
-          <w:tcPr>
-            <w:tcW w:w="1762" w:type="dxa"/>
-            <w:shd w:val="clear" w:color="auto" w:fill="F4F5F6"/>
-            <w:tcMar>
-              <w:top w:w="60" w:type="dxa"/>
-              <w:left w:w="70" w:type="dxa"/>
-              <w:bottom w:w="60" w:type="dxa"/>
-              <w:right w:w="70" w:type="dxa"/>
-            </w:tcMar>
-          </w:tcPr>
-          <w:p>
-            <w:pPr>
-              <w:spacing w:after="0"/>
-            </w:pPr>
-            <w:r>
-              <w:rPr>
-                <w:sz w:val="13"/>
-              </w:rPr>
-              <w:t>Five folds, real held-out evidence, fold-local generation, and deterministic configuration.</w:t>
+              <w:t xml:space="preserve"> for interfacing.</w:t>
             </w:r>
           </w:p>
         </w:tc>
@@ -5699,12 +5299,17 @@
           <w:p>
             <w:pPr>
               <w:spacing w:after="0"/>
+              <w:rPr>
+                <w:rFonts w:hint="eastAsia"/>
+                <w:sz w:val="13"/>
+              </w:rPr>
             </w:pPr>
             <w:r>
               <w:rPr>
+                <w:rFonts w:hint="eastAsia"/>
                 <w:sz w:val="13"/>
               </w:rPr>
-              <w:t>Compare baseline and sklearn RF</w:t>
+              <w:t>Website Interface Design</w:t>
             </w:r>
           </w:p>
         </w:tc>
@@ -5721,9 +5326,14 @@
           <w:p>
             <w:pPr>
               <w:spacing w:after="0"/>
+              <w:rPr>
+                <w:rFonts w:hint="eastAsia"/>
+                <w:sz w:val="13"/>
+              </w:rPr>
             </w:pPr>
             <w:r>
               <w:rPr>
+                <w:rFonts w:hint="eastAsia"/>
                 <w:sz w:val="13"/>
               </w:rPr>
               <w:t>Local</w:t>
@@ -5743,9 +5353,14 @@
           <w:p>
             <w:pPr>
               <w:spacing w:after="0"/>
+              <w:rPr>
+                <w:rFonts w:hint="eastAsia"/>
+                <w:sz w:val="13"/>
+              </w:rPr>
             </w:pPr>
             <w:r>
               <w:rPr>
+                <w:rFonts w:hint="eastAsia"/>
                 <w:sz w:val="13"/>
               </w:rPr>
               <w:t>5/5</w:t>
@@ -5765,12 +5380,17 @@
           <w:p>
             <w:pPr>
               <w:spacing w:after="0"/>
+              <w:rPr>
+                <w:rFonts w:hint="eastAsia"/>
+                <w:sz w:val="13"/>
+              </w:rPr>
             </w:pPr>
             <w:r>
               <w:rPr>
+                <w:rFonts w:hint="eastAsia"/>
                 <w:sz w:val="13"/>
               </w:rPr>
-              <w:t>Python</w:t>
+              <w:t>HTML, CSS, and JavaScript</w:t>
             </w:r>
           </w:p>
         </w:tc>
@@ -5787,12 +5407,17 @@
           <w:p>
             <w:pPr>
               <w:spacing w:after="0"/>
+              <w:rPr>
+                <w:rFonts w:hint="eastAsia"/>
+                <w:sz w:val="13"/>
+              </w:rPr>
             </w:pPr>
             <w:r>
               <w:rPr>
+                <w:rFonts w:hint="eastAsia"/>
                 <w:sz w:val="13"/>
               </w:rPr>
-              <w:t>Jarrod Hwang</w:t>
+              <w:t>Finley Thomson</w:t>
             </w:r>
           </w:p>
         </w:tc>
@@ -5809,12 +5434,17 @@
           <w:p>
             <w:pPr>
               <w:spacing w:after="0"/>
+              <w:rPr>
+                <w:rFonts w:hint="eastAsia"/>
+                <w:sz w:val="13"/>
+              </w:rPr>
             </w:pPr>
             <w:r>
               <w:rPr>
+                <w:rFonts w:hint="eastAsia"/>
                 <w:sz w:val="13"/>
               </w:rPr>
-              <w:t>Canonical CLI reports accuracy, macro-F1, ordinal error, and severe errors.</w:t>
+              <w:t>Creating and designing website interface for ease of user input.</w:t>
             </w:r>
           </w:p>
         </w:tc>
@@ -5826,7 +5456,6 @@
         <w:tc>
           <w:tcPr>
             <w:tcW w:w="1762" w:type="dxa"/>
-            <w:shd w:val="clear" w:color="auto" w:fill="F4F5F6"/>
             <w:tcMar>
               <w:top w:w="60" w:type="dxa"/>
               <w:left w:w="70" w:type="dxa"/>
@@ -5837,19 +5466,23 @@
           <w:p>
             <w:pPr>
               <w:spacing w:after="0"/>
+              <w:rPr>
+                <w:rFonts w:hint="eastAsia"/>
+                <w:sz w:val="13"/>
+              </w:rPr>
             </w:pPr>
             <w:r>
               <w:rPr>
+                <w:rFonts w:hint="eastAsia"/>
                 <w:sz w:val="13"/>
               </w:rPr>
-              <w:t>Export evaluation evidence</w:t>
+              <w:t>Website Integration</w:t>
             </w:r>
           </w:p>
         </w:tc>
         <w:tc>
           <w:tcPr>
             <w:tcW w:w="1762" w:type="dxa"/>
-            <w:shd w:val="clear" w:color="auto" w:fill="F4F5F6"/>
             <w:tcMar>
               <w:top w:w="60" w:type="dxa"/>
               <w:left w:w="70" w:type="dxa"/>
@@ -5860,9 +5493,14 @@
           <w:p>
             <w:pPr>
               <w:spacing w:after="0"/>
+              <w:rPr>
+                <w:rFonts w:hint="eastAsia"/>
+                <w:sz w:val="13"/>
+              </w:rPr>
             </w:pPr>
             <w:r>
               <w:rPr>
+                <w:rFonts w:hint="eastAsia"/>
                 <w:sz w:val="13"/>
               </w:rPr>
               <w:t>Local</w:t>
@@ -5872,7 +5510,6 @@
         <w:tc>
           <w:tcPr>
             <w:tcW w:w="1762" w:type="dxa"/>
-            <w:shd w:val="clear" w:color="auto" w:fill="F4F5F6"/>
             <w:tcMar>
               <w:top w:w="60" w:type="dxa"/>
               <w:left w:w="70" w:type="dxa"/>
@@ -5883,9 +5520,14 @@
           <w:p>
             <w:pPr>
               <w:spacing w:after="0"/>
+              <w:rPr>
+                <w:rFonts w:hint="eastAsia"/>
+                <w:sz w:val="13"/>
+              </w:rPr>
             </w:pPr>
             <w:r>
               <w:rPr>
+                <w:rFonts w:hint="eastAsia"/>
                 <w:sz w:val="13"/>
               </w:rPr>
               <w:t>5/5</w:t>
@@ -5895,7 +5537,6 @@
         <w:tc>
           <w:tcPr>
             <w:tcW w:w="1762" w:type="dxa"/>
-            <w:shd w:val="clear" w:color="auto" w:fill="F4F5F6"/>
             <w:tcMar>
               <w:top w:w="60" w:type="dxa"/>
               <w:left w:w="70" w:type="dxa"/>
@@ -5906,19 +5547,23 @@
           <w:p>
             <w:pPr>
               <w:spacing w:after="0"/>
+              <w:rPr>
+                <w:rFonts w:hint="eastAsia"/>
+                <w:sz w:val="13"/>
+              </w:rPr>
             </w:pPr>
             <w:r>
               <w:rPr>
+                <w:rFonts w:hint="eastAsia"/>
                 <w:sz w:val="13"/>
               </w:rPr>
-              <w:t>Python</w:t>
+              <w:t>Python, JavaScript, HTML</w:t>
             </w:r>
           </w:p>
         </w:tc>
         <w:tc>
           <w:tcPr>
             <w:tcW w:w="1762" w:type="dxa"/>
-            <w:shd w:val="clear" w:color="auto" w:fill="F4F5F6"/>
             <w:tcMar>
               <w:top w:w="60" w:type="dxa"/>
               <w:left w:w="70" w:type="dxa"/>
@@ -5929,19 +5574,23 @@
           <w:p>
             <w:pPr>
               <w:spacing w:after="0"/>
+              <w:rPr>
+                <w:rFonts w:hint="eastAsia"/>
+                <w:sz w:val="13"/>
+              </w:rPr>
             </w:pPr>
             <w:r>
               <w:rPr>
+                <w:rFonts w:hint="eastAsia"/>
                 <w:sz w:val="13"/>
               </w:rPr>
-              <w:t>Jarrod Hwang</w:t>
+              <w:t>Finley Thomson</w:t>
             </w:r>
           </w:p>
         </w:tc>
         <w:tc>
           <w:tcPr>
             <w:tcW w:w="1762" w:type="dxa"/>
-            <w:shd w:val="clear" w:color="auto" w:fill="F4F5F6"/>
             <w:tcMar>
               <w:top w:w="60" w:type="dxa"/>
               <w:left w:w="70" w:type="dxa"/>
@@ -5952,17 +5601,24 @@
           <w:p>
             <w:pPr>
               <w:spacing w:after="0"/>
+              <w:rPr>
+                <w:rFonts w:hint="eastAsia"/>
+                <w:sz w:val="13"/>
+              </w:rPr>
             </w:pPr>
             <w:r>
               <w:rPr>
+                <w:rFonts w:hint="eastAsia"/>
                 <w:sz w:val="13"/>
               </w:rPr>
-              <w:t>Produces JSON/CSV summaries, class/fold metrics, matrices, plots, hash, and manifest.</w:t>
+              <w:t>Integration of website interface with models, converts address, community, purchase price, and est. units to full data point to predict and display ROI.</w:t>
             </w:r>
           </w:p>
         </w:tc>
       </w:tr>
     </w:tbl>
+    <w:p/>
+    <w:p/>
     <w:p>
       <w:pPr>
         <w:pStyle w:val="Heading2"/>
@@ -6501,7 +6157,7 @@
                     <w:rPr>
                       <w:sz w:val="14"/>
                     </w:rPr>
-                    <w:t>Folds, scaling, baseline, RF, metrics.</w:t>
+                    <w:t>Folds, scaling, baseline, metrics.</w:t>
                   </w:r>
                 </w:p>
               </w:tc>

--- a/submission/CMPT310_Group14_Project_Writeup.docx
+++ b/submission/CMPT310_Group14_Project_Writeup.docx
@@ -6,6 +6,8 @@
       <w:pPr>
         <w:spacing w:after="40"/>
       </w:pPr>
+      <w:bookmarkStart w:id="0" w:name="_Hlk237251209"/>
+      <w:bookmarkEnd w:id="0"/>
       <w:r>
         <w:rPr>
           <w:b/>
@@ -63,7 +65,6 @@
       <w:r>
         <w:t>1</w:t>
       </w:r>
-      <w:proofErr w:type="gramStart"/>
       <w:r>
         <w:t>.</w:t>
       </w:r>
@@ -75,15 +76,7 @@
           <w:rFonts w:hint="eastAsia"/>
           <w:lang w:eastAsia="ja-JP"/>
         </w:rPr>
-        <w:t>System</w:t>
-      </w:r>
-      <w:proofErr w:type="gramEnd"/>
-      <w:r>
-        <w:rPr>
-          <w:rFonts w:hint="eastAsia"/>
-          <w:lang w:eastAsia="ja-JP"/>
-        </w:rPr>
-        <w:t xml:space="preserve"> E</w:t>
+        <w:t>System E</w:t>
       </w:r>
       <w:r>
         <w:t>xplanation</w:t>
@@ -171,7 +164,7 @@
               <w:spacing w:after="0"/>
               <w:rPr>
                 <w:rFonts w:hint="eastAsia"/>
-                <w:highlight w:val="yellow"/>
+                <w:highlight w:val="cyan"/>
                 <w:lang w:eastAsia="ja-JP"/>
               </w:rPr>
             </w:pPr>
@@ -535,6 +528,7 @@
             <w:pPr>
               <w:jc w:val="center"/>
             </w:pPr>
+            <w:bookmarkStart w:id="1" w:name="_Hlk237251087"/>
             <w:r>
               <w:rPr>
                 <w:b/>
@@ -555,6 +549,7 @@
               </w:rPr>
               <w:t>Permits, assessments, income and amenities</w:t>
             </w:r>
+            <w:bookmarkEnd w:id="1"/>
           </w:p>
         </w:tc>
         <w:tc>
@@ -973,7 +968,6 @@
         </w:rPr>
         <w:t xml:space="preserve">Running the </w:t>
       </w:r>
-      <w:proofErr w:type="gramStart"/>
       <w:r>
         <w:rPr>
           <w:lang w:eastAsia="ja-JP"/>
@@ -994,7 +988,6 @@
         </w:rPr>
         <w:t>s</w:t>
       </w:r>
-      <w:proofErr w:type="gramEnd"/>
       <w:r>
         <w:rPr>
           <w:rFonts w:hint="eastAsia"/>
@@ -3014,15 +3007,7 @@
         <w:t>6</w:t>
       </w:r>
       <w:r>
-        <w:t xml:space="preserve"> predictions are severe </w:t>
-      </w:r>
-      <w:proofErr w:type="spellStart"/>
-      <w:r>
-        <w:t>Low↔High</w:t>
-      </w:r>
-      <w:proofErr w:type="spellEnd"/>
-      <w:r>
-        <w:t xml:space="preserve"> mistakes (</w:t>
+        <w:t xml:space="preserve"> predictions are severe Low↔High mistakes (</w:t>
       </w:r>
       <w:r>
         <w:rPr>
@@ -3122,23 +3107,7 @@
           <w:rFonts w:hint="eastAsia"/>
           <w:lang w:eastAsia="ja-JP"/>
         </w:rPr>
-        <w:t xml:space="preserve">Unfortunately, due to a lack of further, complete data available, alongside a highly limited universe of real-world data (given there are only so many townhomes in Calgary), the model is undercut by lacking a chance to discern broader patterns. Additionally, the features we have elected to use to glean </w:t>
-      </w:r>
-      <w:proofErr w:type="gramStart"/>
-      <w:r>
-        <w:rPr>
-          <w:rFonts w:hint="eastAsia"/>
-          <w:lang w:eastAsia="ja-JP"/>
-        </w:rPr>
-        <w:t>an ROI</w:t>
-      </w:r>
-      <w:proofErr w:type="gramEnd"/>
-      <w:r>
-        <w:rPr>
-          <w:rFonts w:hint="eastAsia"/>
-          <w:lang w:eastAsia="ja-JP"/>
-        </w:rPr>
-        <w:t xml:space="preserve"> classification, may simply not yield </w:t>
+        <w:t xml:space="preserve">Unfortunately, due to a lack of further, complete data available, alongside a highly limited universe of real-world data (given there are only so many townhomes in Calgary), the model is undercut by lacking a chance to discern broader patterns. Additionally, the features we have elected to use to glean an ROI classification, may simply not yield </w:t>
       </w:r>
       <w:r>
         <w:rPr>
@@ -3210,21 +3179,12 @@
           <w:lang w:eastAsia="ja-JP"/>
         </w:rPr>
       </w:pPr>
-      <w:proofErr w:type="gramStart"/>
       <w:r>
         <w:rPr>
           <w:rFonts w:hint="eastAsia"/>
           <w:lang w:eastAsia="ja-JP"/>
         </w:rPr>
-        <w:t>In an attempt to</w:t>
-      </w:r>
-      <w:proofErr w:type="gramEnd"/>
-      <w:r>
-        <w:rPr>
-          <w:rFonts w:hint="eastAsia"/>
-          <w:lang w:eastAsia="ja-JP"/>
-        </w:rPr>
-        <w:t xml:space="preserve"> mitigate these problems, we </w:t>
+        <w:t xml:space="preserve">In an attempt to mitigate these problems, we </w:t>
       </w:r>
       <w:r>
         <w:rPr>
@@ -3623,17 +3583,8 @@
                 <w:rFonts w:hint="eastAsia"/>
                 <w:sz w:val="13"/>
               </w:rPr>
-              <w:t xml:space="preserve">, Monem </w:t>
-            </w:r>
-            <w:proofErr w:type="spellStart"/>
-            <w:r>
-              <w:rPr>
-                <w:rFonts w:hint="eastAsia"/>
-                <w:sz w:val="13"/>
-              </w:rPr>
-              <w:t>Moheq</w:t>
-            </w:r>
-            <w:proofErr w:type="spellEnd"/>
+              <w:t>, Monem Moheq</w:t>
+            </w:r>
           </w:p>
         </w:tc>
         <w:tc>
@@ -3806,17 +3757,8 @@
                 <w:rFonts w:hint="eastAsia"/>
                 <w:sz w:val="13"/>
               </w:rPr>
-              <w:t xml:space="preserve">Finley Thomson, Monem </w:t>
-            </w:r>
-            <w:proofErr w:type="spellStart"/>
-            <w:r>
-              <w:rPr>
-                <w:rFonts w:hint="eastAsia"/>
-                <w:sz w:val="13"/>
-              </w:rPr>
-              <w:t>Moheq</w:t>
-            </w:r>
-            <w:proofErr w:type="spellEnd"/>
+              <w:t>Finley Thomson, Monem Moheq</w:t>
+            </w:r>
           </w:p>
         </w:tc>
         <w:tc>
@@ -4181,17 +4123,8 @@
                 <w:rFonts w:hint="eastAsia"/>
                 <w:sz w:val="13"/>
               </w:rPr>
-              <w:t xml:space="preserve">Finley Thomson, Monem </w:t>
-            </w:r>
-            <w:proofErr w:type="spellStart"/>
-            <w:r>
-              <w:rPr>
-                <w:rFonts w:hint="eastAsia"/>
-                <w:sz w:val="13"/>
-              </w:rPr>
-              <w:t>Moheq</w:t>
-            </w:r>
-            <w:proofErr w:type="spellEnd"/>
+              <w:t>Finley Thomson, Monem Moheq</w:t>
+            </w:r>
           </w:p>
         </w:tc>
         <w:tc>
@@ -4566,23 +4499,7 @@
                 <w:sz w:val="13"/>
               </w:rPr>
               <w:lastRenderedPageBreak/>
-              <w:t xml:space="preserve">multivariate lognormal </w:t>
-            </w:r>
-            <w:proofErr w:type="gramStart"/>
-            <w:r>
-              <w:rPr>
-                <w:rFonts w:hint="eastAsia"/>
-                <w:sz w:val="13"/>
-              </w:rPr>
-              <w:t>distribution;</w:t>
-            </w:r>
-            <w:proofErr w:type="gramEnd"/>
-            <w:r>
-              <w:rPr>
-                <w:rFonts w:hint="eastAsia"/>
-                <w:sz w:val="13"/>
-              </w:rPr>
-              <w:t xml:space="preserve"> more confirmation needed for validity of the distribution.</w:t>
+              <w:t>multivariate lognormal distribution; more confirmation needed for validity of the distribution.</w:t>
             </w:r>
           </w:p>
         </w:tc>
@@ -4787,23 +4704,7 @@
                 <w:rFonts w:hint="eastAsia"/>
                 <w:sz w:val="13"/>
               </w:rPr>
-              <w:t xml:space="preserve">and Evaluate Models (Including </w:t>
-            </w:r>
-            <w:proofErr w:type="spellStart"/>
-            <w:r>
-              <w:rPr>
-                <w:rFonts w:hint="eastAsia"/>
-                <w:sz w:val="13"/>
-              </w:rPr>
-              <w:t>sklearn</w:t>
-            </w:r>
-            <w:proofErr w:type="spellEnd"/>
-            <w:r>
-              <w:rPr>
-                <w:rFonts w:hint="eastAsia"/>
-                <w:sz w:val="13"/>
-              </w:rPr>
-              <w:t xml:space="preserve"> Random Forest and Baseline)</w:t>
+              <w:t>and Evaluate Models (Including sklearn Random Forest and Baseline)</w:t>
             </w:r>
           </w:p>
         </w:tc>
@@ -5261,23 +5162,7 @@
                 <w:rFonts w:hint="eastAsia"/>
                 <w:sz w:val="13"/>
               </w:rPr>
-              <w:t xml:space="preserve">Performing a random grid search to attempt to find optimal hyperparameter values before training a </w:t>
-            </w:r>
-            <w:proofErr w:type="gramStart"/>
-            <w:r>
-              <w:rPr>
-                <w:rFonts w:hint="eastAsia"/>
-                <w:sz w:val="13"/>
-              </w:rPr>
-              <w:t>storing models</w:t>
-            </w:r>
-            <w:proofErr w:type="gramEnd"/>
-            <w:r>
-              <w:rPr>
-                <w:rFonts w:hint="eastAsia"/>
-                <w:sz w:val="13"/>
-              </w:rPr>
-              <w:t xml:space="preserve"> for interfacing.</w:t>
+              <w:t>Performing a random grid search to attempt to find optimal hyperparameter values before training a storing models for interfacing.</w:t>
             </w:r>
           </w:p>
         </w:tc>
@@ -5617,8 +5502,6 @@
         </w:tc>
       </w:tr>
     </w:tbl>
-    <w:p/>
-    <w:p/>
     <w:p>
       <w:pPr>
         <w:pStyle w:val="Heading2"/>
@@ -5711,6 +5594,7 @@
               <w:rPr>
                 <w:rFonts w:ascii="Courier New" w:hAnsi="Courier New"/>
                 <w:sz w:val="15"/>
+                <w:highlight w:val="cyan"/>
               </w:rPr>
               <w:t>CMPT310_Group14_Code_Submission/</w:t>
             </w:r>
@@ -5718,6 +5602,7 @@
               <w:rPr>
                 <w:rFonts w:ascii="Courier New" w:hAnsi="Courier New"/>
                 <w:sz w:val="15"/>
+                <w:highlight w:val="cyan"/>
               </w:rPr>
               <w:br/>
               <w:t>├── Model/                 # evaluator, CV, metrics, custom tree/forest</w:t>
@@ -5726,6 +5611,7 @@
               <w:rPr>
                 <w:rFonts w:ascii="Courier New" w:hAnsi="Courier New"/>
                 <w:sz w:val="15"/>
+                <w:highlight w:val="cyan"/>
               </w:rPr>
               <w:br/>
               <w:t>├── Data/Code/             # fold-local synthetic generator</w:t>
@@ -5734,6 +5620,7 @@
               <w:rPr>
                 <w:rFonts w:ascii="Courier New" w:hAnsi="Courier New"/>
                 <w:sz w:val="15"/>
+                <w:highlight w:val="cyan"/>
               </w:rPr>
               <w:br/>
               <w:t>├── Data/CSVs/Sorted/      # final modeling table</w:t>
@@ -5742,6 +5629,7 @@
               <w:rPr>
                 <w:rFonts w:ascii="Courier New" w:hAnsi="Courier New"/>
                 <w:sz w:val="15"/>
+                <w:highlight w:val="cyan"/>
               </w:rPr>
               <w:br/>
               <w:t>├── Artifacts/Milestone2/  # figures, CSV and JSON evidence</w:t>
@@ -5750,6 +5638,7 @@
               <w:rPr>
                 <w:rFonts w:ascii="Courier New" w:hAnsi="Courier New"/>
                 <w:sz w:val="15"/>
+                <w:highlight w:val="cyan"/>
               </w:rPr>
               <w:br/>
               <w:t>├── tests/                 # deterministic checks</w:t>
@@ -5758,6 +5647,7 @@
               <w:rPr>
                 <w:rFonts w:ascii="Courier New" w:hAnsi="Courier New"/>
                 <w:sz w:val="15"/>
+                <w:highlight w:val="cyan"/>
               </w:rPr>
               <w:br/>
               <w:t>├── requirements*.txt</w:t>
@@ -5766,6 +5656,7 @@
               <w:rPr>
                 <w:rFonts w:ascii="Courier New" w:hAnsi="Courier New"/>
                 <w:sz w:val="15"/>
+                <w:highlight w:val="cyan"/>
               </w:rPr>
               <w:br/>
               <w:t>├── run_evaluation.sh / run_tests.sh</w:t>
@@ -5774,6 +5665,7 @@
               <w:rPr>
                 <w:rFonts w:ascii="Courier New" w:hAnsi="Courier New"/>
                 <w:sz w:val="15"/>
+                <w:highlight w:val="cyan"/>
               </w:rPr>
               <w:br/>
               <w:t>└── README.md</w:t>
@@ -5787,193 +5679,37 @@
         <w:pStyle w:val="Heading2"/>
       </w:pPr>
       <w:r>
+        <w:rPr>
+          <w:highlight w:val="cyan"/>
+        </w:rPr>
         <w:t>Practical software-quality assessment</w:t>
       </w:r>
     </w:p>
-    <w:tbl>
-      <w:tblPr>
-        <w:tblW w:w="0" w:type="auto"/>
-        <w:tblLook w:val="04A0" w:firstRow="1" w:lastRow="0" w:firstColumn="1" w:lastColumn="0" w:noHBand="0" w:noVBand="1"/>
-      </w:tblPr>
-      <w:tblGrid>
-        <w:gridCol w:w="3523"/>
-        <w:gridCol w:w="3523"/>
-        <w:gridCol w:w="3523"/>
-      </w:tblGrid>
-      <w:tr>
-        <w:tc>
-          <w:tcPr>
-            <w:tcW w:w="3523" w:type="dxa"/>
-            <w:shd w:val="clear" w:color="auto" w:fill="F4F5F6"/>
-          </w:tcPr>
-          <w:p>
-            <w:r>
-              <w:rPr>
-                <w:b/>
-                <w:color w:val="CC0633"/>
-              </w:rPr>
-              <w:t>Functional suitability</w:t>
-            </w:r>
-            <w:r>
-              <w:rPr>
-                <w:b/>
-                <w:color w:val="CC0633"/>
-              </w:rPr>
-              <w:br/>
-            </w:r>
-            <w:r>
-              <w:rPr>
-                <w:sz w:val="14"/>
-              </w:rPr>
-              <w:t>Evaluation, baseline, forests, metrics and artifacts work; no live inference UI is claimed.</w:t>
-            </w:r>
-          </w:p>
-        </w:tc>
-        <w:tc>
-          <w:tcPr>
-            <w:tcW w:w="3523" w:type="dxa"/>
-            <w:shd w:val="clear" w:color="auto" w:fill="F4F5F6"/>
-          </w:tcPr>
-          <w:p>
-            <w:r>
-              <w:rPr>
-                <w:b/>
-                <w:color w:val="CC0633"/>
-              </w:rPr>
-              <w:t>Reliability</w:t>
-            </w:r>
-            <w:r>
-              <w:rPr>
-                <w:b/>
-                <w:color w:val="CC0633"/>
-              </w:rPr>
-              <w:br/>
-            </w:r>
-            <w:r>
-              <w:rPr>
-                <w:sz w:val="14"/>
-              </w:rPr>
-              <w:t>Fixed seeds and held-out evidence support repeatability; the small dataset creates high variance.</w:t>
-            </w:r>
-          </w:p>
-        </w:tc>
-        <w:tc>
-          <w:tcPr>
-            <w:tcW w:w="3523" w:type="dxa"/>
-            <w:shd w:val="clear" w:color="auto" w:fill="F4F5F6"/>
-          </w:tcPr>
-          <w:p>
-            <w:r>
-              <w:rPr>
-                <w:b/>
-                <w:color w:val="CC0633"/>
-              </w:rPr>
-              <w:t>Performance</w:t>
-            </w:r>
-            <w:r>
-              <w:rPr>
-                <w:b/>
-                <w:color w:val="CC0633"/>
-              </w:rPr>
-              <w:br/>
-            </w:r>
-            <w:r>
-              <w:rPr>
-                <w:sz w:val="14"/>
-              </w:rPr>
-              <w:t>scikit-learn runs quickly; the custom implementation is deliberately opt-in.</w:t>
-            </w:r>
-          </w:p>
-        </w:tc>
-      </w:tr>
-      <w:tr>
-        <w:tc>
-          <w:tcPr>
-            <w:tcW w:w="3523" w:type="dxa"/>
-            <w:shd w:val="clear" w:color="auto" w:fill="F4F5F6"/>
-          </w:tcPr>
-          <w:p>
-            <w:r>
-              <w:rPr>
-                <w:b/>
-                <w:color w:val="CC0633"/>
-              </w:rPr>
-              <w:t>Maintainability</w:t>
-            </w:r>
-            <w:r>
-              <w:rPr>
-                <w:b/>
-                <w:color w:val="CC0633"/>
-              </w:rPr>
-              <w:br/>
-            </w:r>
-            <w:r>
-              <w:rPr>
-                <w:sz w:val="14"/>
-              </w:rPr>
-              <w:t>Evaluation responsibilities are separated; raw preprocessing remains outside the clean run path.</w:t>
-            </w:r>
-          </w:p>
-        </w:tc>
-        <w:tc>
-          <w:tcPr>
-            <w:tcW w:w="3523" w:type="dxa"/>
-            <w:shd w:val="clear" w:color="auto" w:fill="F4F5F6"/>
-          </w:tcPr>
-          <w:p>
-            <w:r>
-              <w:rPr>
-                <w:b/>
-                <w:color w:val="CC0633"/>
-              </w:rPr>
-              <w:t>Compatibility</w:t>
-            </w:r>
-            <w:r>
-              <w:rPr>
-                <w:b/>
-                <w:color w:val="CC0633"/>
-              </w:rPr>
-              <w:br/>
-            </w:r>
-            <w:r>
-              <w:rPr>
-                <w:sz w:val="14"/>
-              </w:rPr>
-              <w:t>Runs locally on Python 3.11+ from the included final CSV.</w:t>
-            </w:r>
-          </w:p>
-        </w:tc>
-        <w:tc>
-          <w:tcPr>
-            <w:tcW w:w="3523" w:type="dxa"/>
-            <w:shd w:val="clear" w:color="auto" w:fill="F4F5F6"/>
-          </w:tcPr>
-          <w:p>
-            <w:r>
-              <w:rPr>
-                <w:b/>
-                <w:color w:val="CC0633"/>
-              </w:rPr>
-              <w:t>Security and usability</w:t>
-            </w:r>
-            <w:r>
-              <w:rPr>
-                <w:b/>
-                <w:color w:val="CC0633"/>
-              </w:rPr>
-              <w:br/>
-            </w:r>
-            <w:r>
-              <w:rPr>
-                <w:sz w:val="14"/>
-              </w:rPr>
-              <w:t>No credentials or student IDs are included; explicit warnings reduce financial risk.</w:t>
-            </w:r>
-          </w:p>
-        </w:tc>
-      </w:tr>
-    </w:tbl>
     <w:p>
+      <w:pPr>
+        <w:pStyle w:val="Heading2"/>
+        <w:tabs>
+          <w:tab w:val="left" w:pos="6946"/>
+        </w:tabs>
+      </w:pPr>
+      <w:r>
+        <w:rPr>
+          <w:noProof/>
+        </w:rPr>
+        <w:drawing>
+          <wp:inline distT="0" distB="0" distL="0" distR="0" wp14:anchorId="5937D2AE" wp14:editId="792B469B">
+            <wp:extent cx="6705600" cy="2108200"/>
+            <wp:effectExtent l="0" t="0" r="0" b="25400"/>
+            <wp:docPr id="1765757694" name="Diagram 2"/>
+            <wp:cNvGraphicFramePr/>
+            <a:graphic xmlns:a="http://schemas.openxmlformats.org/drawingml/2006/main">
+              <a:graphicData uri="http://schemas.openxmlformats.org/drawingml/2006/diagram">
+                <dgm:relIds xmlns:dgm="http://schemas.openxmlformats.org/drawingml/2006/diagram" xmlns:r="http://schemas.openxmlformats.org/officeDocument/2006/relationships" r:dm="rId10" r:lo="rId11" r:qs="rId12" r:cs="rId13"/>
+              </a:graphicData>
+            </a:graphic>
+          </wp:inline>
+        </w:drawing>
+      </w:r>
       <w:r>
         <w:br w:type="page"/>
       </w:r>
@@ -5984,7 +5720,37 @@
       </w:pPr>
       <w:r>
         <w:lastRenderedPageBreak/>
-        <w:t>3. External tools, libraries, and data</w:t>
+        <w:t xml:space="preserve">3. External </w:t>
+      </w:r>
+      <w:r>
+        <w:rPr>
+          <w:rFonts w:hint="eastAsia"/>
+          <w:lang w:eastAsia="ja-JP"/>
+        </w:rPr>
+        <w:t>T</w:t>
+      </w:r>
+      <w:r>
+        <w:t xml:space="preserve">ools, </w:t>
+      </w:r>
+      <w:r>
+        <w:rPr>
+          <w:rFonts w:hint="eastAsia"/>
+          <w:lang w:eastAsia="ja-JP"/>
+        </w:rPr>
+        <w:t>L</w:t>
+      </w:r>
+      <w:r>
+        <w:t xml:space="preserve">ibraries, and </w:t>
+      </w:r>
+      <w:r>
+        <w:rPr>
+          <w:rFonts w:hint="eastAsia"/>
+          <w:lang w:eastAsia="ja-JP"/>
+        </w:rPr>
+        <w:t>D</w:t>
+      </w:r>
+      <w:r>
+        <w:t>ata</w:t>
       </w:r>
     </w:p>
     <w:tbl>
@@ -6015,13 +5781,13 @@
               <w:tblLook w:val="04A0" w:firstRow="1" w:lastRow="0" w:firstColumn="1" w:lastColumn="0" w:noHBand="0" w:noVBand="1"/>
             </w:tblPr>
             <w:tblGrid>
-              <w:gridCol w:w="2527"/>
-              <w:gridCol w:w="2542"/>
+              <w:gridCol w:w="2530"/>
+              <w:gridCol w:w="2539"/>
             </w:tblGrid>
             <w:tr>
               <w:tc>
                 <w:tcPr>
-                  <w:tcW w:w="2642" w:type="dxa"/>
+                  <w:tcW w:w="2530" w:type="dxa"/>
                   <w:shd w:val="clear" w:color="auto" w:fill="343A40"/>
                 </w:tcPr>
                 <w:p>
@@ -6036,7 +5802,7 @@
               </w:tc>
               <w:tc>
                 <w:tcPr>
-                  <w:tcW w:w="2642" w:type="dxa"/>
+                  <w:tcW w:w="2539" w:type="dxa"/>
                   <w:shd w:val="clear" w:color="auto" w:fill="343A40"/>
                 </w:tcPr>
                 <w:p>
@@ -6053,35 +5819,8 @@
             <w:tr>
               <w:tc>
                 <w:tcPr>
-                  <w:tcW w:w="2642" w:type="dxa"/>
-                </w:tcPr>
-                <w:p>
-                  <w:r>
-                    <w:rPr>
-                      <w:sz w:val="14"/>
-                    </w:rPr>
-                    <w:t>Python 3.12.13</w:t>
-                  </w:r>
-                </w:p>
-              </w:tc>
-              <w:tc>
-                <w:tcPr>
-                  <w:tcW w:w="2642" w:type="dxa"/>
-                </w:tcPr>
-                <w:p>
-                  <w:r>
-                    <w:rPr>
-                      <w:sz w:val="14"/>
-                    </w:rPr>
-                    <w:t>Tested runtime and CLI orchestration.</w:t>
-                  </w:r>
-                </w:p>
-              </w:tc>
-            </w:tr>
-            <w:tr>
-              <w:tc>
-                <w:tcPr>
-                  <w:tcW w:w="2642" w:type="dxa"/>
+                  <w:tcW w:w="2530" w:type="dxa"/>
+                  <w:vAlign w:val="center"/>
                 </w:tcPr>
                 <w:p>
                   <w:r>
@@ -6094,14 +5833,58 @@
               </w:tc>
               <w:tc>
                 <w:tcPr>
-                  <w:tcW w:w="2642" w:type="dxa"/>
+                  <w:tcW w:w="2539" w:type="dxa"/>
                 </w:tcPr>
                 <w:p>
+                  <w:pPr>
+                    <w:rPr>
+                      <w:rFonts w:hint="eastAsia"/>
+                      <w:lang w:eastAsia="ja-JP"/>
+                    </w:rPr>
+                  </w:pPr>
                   <w:r>
                     <w:rPr>
                       <w:sz w:val="14"/>
                     </w:rPr>
-                    <w:t>Arrays, sampling, covariance, numeric work.</w:t>
+                    <w:t>Arrays</w:t>
+                  </w:r>
+                  <w:r>
+                    <w:rPr>
+                      <w:rFonts w:hint="eastAsia"/>
+                      <w:sz w:val="14"/>
+                      <w:lang w:eastAsia="ja-JP"/>
+                    </w:rPr>
+                    <w:t>,</w:t>
+                  </w:r>
+                  <w:r>
+                    <w:rPr>
+                      <w:sz w:val="14"/>
+                    </w:rPr>
+                    <w:t xml:space="preserve"> </w:t>
+                  </w:r>
+                  <w:r>
+                    <w:rPr>
+                      <w:rFonts w:hint="eastAsia"/>
+                      <w:sz w:val="14"/>
+                      <w:lang w:eastAsia="ja-JP"/>
+                    </w:rPr>
+                    <w:t>vectorized math operations</w:t>
+                  </w:r>
+                  <w:r>
+                    <w:rPr>
+                      <w:rFonts w:hint="eastAsia"/>
+                      <w:sz w:val="14"/>
+                      <w:lang w:eastAsia="ja-JP"/>
+                    </w:rPr>
+                    <w:t xml:space="preserve">, </w:t>
+                  </w:r>
+                  <w:r>
+                    <w:rPr>
+                      <w:rFonts w:hint="eastAsia"/>
+                      <w:sz w:val="14"/>
+                      <w:lang w:eastAsia="ja-JP"/>
+                    </w:rPr>
+                    <w:t xml:space="preserve">normal + covariance matrices. </w:t>
                   </w:r>
                 </w:p>
               </w:tc>
@@ -6109,7 +5892,8 @@
             <w:tr>
               <w:tc>
                 <w:tcPr>
-                  <w:tcW w:w="2642" w:type="dxa"/>
+                  <w:tcW w:w="2530" w:type="dxa"/>
+                  <w:vAlign w:val="center"/>
                 </w:tcPr>
                 <w:p>
                   <w:r>
@@ -6122,7 +5906,7 @@
               </w:tc>
               <w:tc>
                 <w:tcPr>
-                  <w:tcW w:w="2642" w:type="dxa"/>
+                  <w:tcW w:w="2539" w:type="dxa"/>
                 </w:tcPr>
                 <w:p>
                   <w:r>
@@ -6137,7 +5921,8 @@
             <w:tr>
               <w:tc>
                 <w:tcPr>
-                  <w:tcW w:w="2642" w:type="dxa"/>
+                  <w:tcW w:w="2530" w:type="dxa"/>
+                  <w:vAlign w:val="center"/>
                 </w:tcPr>
                 <w:p>
                   <w:r>
@@ -6150,14 +5935,50 @@
               </w:tc>
               <w:tc>
                 <w:tcPr>
-                  <w:tcW w:w="2642" w:type="dxa"/>
+                  <w:tcW w:w="2539" w:type="dxa"/>
                 </w:tcPr>
                 <w:p>
                   <w:r>
                     <w:rPr>
+                      <w:rFonts w:hint="eastAsia"/>
+                      <w:sz w:val="14"/>
+                      <w:lang w:eastAsia="ja-JP"/>
+                    </w:rPr>
+                    <w:t>Indices for train/test splits</w:t>
+                  </w:r>
+                  <w:r>
+                    <w:rPr>
                       <w:sz w:val="14"/>
                     </w:rPr>
-                    <w:t>Folds, scaling, baseline, metrics.</w:t>
+                    <w:t xml:space="preserve">, </w:t>
+                  </w:r>
+                  <w:r>
+                    <w:rPr>
+                      <w:rFonts w:hint="eastAsia"/>
+                      <w:sz w:val="14"/>
+                      <w:lang w:eastAsia="ja-JP"/>
+                    </w:rPr>
+                    <w:t xml:space="preserve">standard </w:t>
+                  </w:r>
+                  <w:r>
+                    <w:rPr>
+                      <w:sz w:val="14"/>
+                    </w:rPr>
+                    <w:t>scaling, baseline</w:t>
+                  </w:r>
+                  <w:r>
+                    <w:rPr>
+                      <w:rFonts w:hint="eastAsia"/>
+                      <w:sz w:val="14"/>
+                      <w:lang w:eastAsia="ja-JP"/>
+                    </w:rPr>
+                    <w:t xml:space="preserve"> comparison model</w:t>
+                  </w:r>
+                  <w:r>
+                    <w:rPr>
+                      <w:sz w:val="14"/>
+                    </w:rPr>
+                    <w:t>, metrics.</w:t>
                   </w:r>
                 </w:p>
               </w:tc>
@@ -6165,7 +5986,8 @@
             <w:tr>
               <w:tc>
                 <w:tcPr>
-                  <w:tcW w:w="2642" w:type="dxa"/>
+                  <w:tcW w:w="2530" w:type="dxa"/>
+                  <w:vAlign w:val="center"/>
                 </w:tcPr>
                 <w:p>
                   <w:r>
@@ -6178,7 +6000,7 @@
               </w:tc>
               <w:tc>
                 <w:tcPr>
-                  <w:tcW w:w="2642" w:type="dxa"/>
+                  <w:tcW w:w="2539" w:type="dxa"/>
                 </w:tcPr>
                 <w:p>
                   <w:r>
@@ -6190,6 +6012,161 @@
                 </w:p>
               </w:tc>
             </w:tr>
+            <w:tr>
+              <w:tc>
+                <w:tcPr>
+                  <w:tcW w:w="2530" w:type="dxa"/>
+                  <w:vAlign w:val="center"/>
+                </w:tcPr>
+                <w:p>
+                  <w:pPr>
+                    <w:rPr>
+                      <w:rFonts w:hint="eastAsia"/>
+                      <w:sz w:val="14"/>
+                      <w:lang w:eastAsia="ja-JP"/>
+                    </w:rPr>
+                  </w:pPr>
+                  <w:r>
+                    <w:rPr>
+                      <w:rFonts w:hint="eastAsia"/>
+                      <w:sz w:val="14"/>
+                      <w:lang w:eastAsia="ja-JP"/>
+                    </w:rPr>
+                    <w:t>Flask</w:t>
+                  </w:r>
+                </w:p>
+              </w:tc>
+              <w:tc>
+                <w:tcPr>
+                  <w:tcW w:w="2539" w:type="dxa"/>
+                </w:tcPr>
+                <w:p>
+                  <w:pPr>
+                    <w:rPr>
+                      <w:rFonts w:hint="eastAsia"/>
+                      <w:sz w:val="14"/>
+                      <w:lang w:eastAsia="ja-JP"/>
+                    </w:rPr>
+                  </w:pPr>
+                  <w:r>
+                    <w:rPr>
+                      <w:rFonts w:hint="eastAsia"/>
+                      <w:sz w:val="14"/>
+                      <w:lang w:eastAsia="ja-JP"/>
+                    </w:rPr>
+                    <w:t>Framework to implement web interface.</w:t>
+                  </w:r>
+                </w:p>
+              </w:tc>
+            </w:tr>
+            <w:tr>
+              <w:tc>
+                <w:tcPr>
+                  <w:tcW w:w="2530" w:type="dxa"/>
+                  <w:vAlign w:val="center"/>
+                </w:tcPr>
+                <w:p>
+                  <w:pPr>
+                    <w:rPr>
+                      <w:rFonts w:hint="eastAsia"/>
+                      <w:sz w:val="14"/>
+                      <w:lang w:eastAsia="ja-JP"/>
+                    </w:rPr>
+                  </w:pPr>
+                  <w:r>
+                    <w:rPr>
+                      <w:rFonts w:hint="eastAsia"/>
+                      <w:sz w:val="14"/>
+                      <w:lang w:eastAsia="ja-JP"/>
+                    </w:rPr>
+                    <w:t>Haversine</w:t>
+                  </w:r>
+                </w:p>
+              </w:tc>
+              <w:tc>
+                <w:tcPr>
+                  <w:tcW w:w="2539" w:type="dxa"/>
+                </w:tcPr>
+                <w:p>
+                  <w:pPr>
+                    <w:rPr>
+                      <w:rFonts w:hint="eastAsia"/>
+                      <w:sz w:val="14"/>
+                      <w:lang w:eastAsia="ja-JP"/>
+                    </w:rPr>
+                  </w:pPr>
+                  <w:r>
+                    <w:rPr>
+                      <w:rFonts w:hint="eastAsia"/>
+                      <w:sz w:val="14"/>
+                      <w:lang w:eastAsia="ja-JP"/>
+                    </w:rPr>
+                    <w:t>Calculating distances between coordinates.</w:t>
+                  </w:r>
+                </w:p>
+              </w:tc>
+            </w:tr>
+            <w:tr>
+              <w:tc>
+                <w:tcPr>
+                  <w:tcW w:w="2530" w:type="dxa"/>
+                  <w:vAlign w:val="center"/>
+                </w:tcPr>
+                <w:p>
+                  <w:pPr>
+                    <w:rPr>
+                      <w:rFonts w:hint="eastAsia"/>
+                      <w:sz w:val="14"/>
+                      <w:lang w:eastAsia="ja-JP"/>
+                    </w:rPr>
+                  </w:pPr>
+                  <w:r>
+                    <w:rPr>
+                      <w:rFonts w:hint="eastAsia"/>
+                      <w:sz w:val="14"/>
+                      <w:lang w:eastAsia="ja-JP"/>
+                    </w:rPr>
+                    <w:t>Joblib</w:t>
+                  </w:r>
+                </w:p>
+              </w:tc>
+              <w:tc>
+                <w:tcPr>
+                  <w:tcW w:w="2539" w:type="dxa"/>
+                </w:tcPr>
+                <w:p>
+                  <w:pPr>
+                    <w:rPr>
+                      <w:rFonts w:hint="eastAsia"/>
+                      <w:sz w:val="14"/>
+                      <w:lang w:eastAsia="ja-JP"/>
+                    </w:rPr>
+                  </w:pPr>
+                  <w:r>
+                    <w:rPr>
+                      <w:rFonts w:hint="eastAsia"/>
+                      <w:sz w:val="14"/>
+                      <w:lang w:eastAsia="ja-JP"/>
+                    </w:rPr>
+                    <w:t>Storing trained models int pkl files.</w:t>
+                  </w:r>
+                </w:p>
+              </w:tc>
+            </w:tr>
+            <w:tr>
+              <w:tc>
+                <w:tcPr>
+                  <w:tcW w:w="2530" w:type="dxa"/>
+                </w:tcPr>
+                <w:p/>
+              </w:tc>
+              <w:tc>
+                <w:tcPr>
+                  <w:tcW w:w="2539" w:type="dxa"/>
+                </w:tcPr>
+                <w:p/>
+              </w:tc>
+            </w:tr>
           </w:tbl>
           <w:p/>
         </w:tc>
@@ -6253,6 +6230,16 @@
             </w:pPr>
             <w:r>
               <w:t>CMHC Housing Market Information Portal income tables.</w:t>
+            </w:r>
+          </w:p>
+          <w:p>
+            <w:pPr>
+              <w:pStyle w:val="ListBullet"/>
+              <w:spacing w:after="40"/>
+              <w:ind w:left="259" w:hanging="173"/>
+            </w:pPr>
+            <w:r>
+              <w:t>Calgary Community Social Statistic Profiles</w:t>
             </w:r>
           </w:p>
         </w:tc>
@@ -6263,84 +6250,590 @@
         <w:pStyle w:val="Heading2"/>
       </w:pPr>
       <w:r>
-        <w:t>Installation and execution</w:t>
+        <w:t xml:space="preserve">Installation and </w:t>
+      </w:r>
+      <w:r>
+        <w:rPr>
+          <w:rFonts w:hint="eastAsia"/>
+          <w:lang w:eastAsia="ja-JP"/>
+        </w:rPr>
+        <w:t>E</w:t>
+      </w:r>
+      <w:r>
+        <w:t>xecution</w:t>
       </w:r>
     </w:p>
-    <w:tbl>
-      <w:tblPr>
-        <w:tblW w:w="0" w:type="auto"/>
-        <w:tblBorders>
-          <w:top w:val="single" w:sz="6" w:space="0" w:color="C9CDD1"/>
-          <w:left w:val="single" w:sz="6" w:space="0" w:color="C9CDD1"/>
-          <w:bottom w:val="single" w:sz="6" w:space="0" w:color="C9CDD1"/>
-          <w:right w:val="single" w:sz="6" w:space="0" w:color="C9CDD1"/>
-          <w:insideH w:val="single" w:sz="6" w:space="0" w:color="C9CDD1"/>
-          <w:insideV w:val="single" w:sz="6" w:space="0" w:color="C9CDD1"/>
-        </w:tblBorders>
-        <w:tblLook w:val="04A0" w:firstRow="1" w:lastRow="0" w:firstColumn="1" w:lastColumn="0" w:noHBand="0" w:noVBand="1"/>
-      </w:tblPr>
-      <w:tblGrid>
-        <w:gridCol w:w="10570"/>
-      </w:tblGrid>
-      <w:tr>
-        <w:tc>
-          <w:tcPr>
-            <w:tcW w:w="10570" w:type="dxa"/>
-            <w:shd w:val="clear" w:color="auto" w:fill="F4F5F6"/>
-            <w:tcMar>
-              <w:top w:w="65" w:type="dxa"/>
-              <w:left w:w="90" w:type="dxa"/>
-              <w:bottom w:w="65" w:type="dxa"/>
-              <w:right w:w="90" w:type="dxa"/>
-            </w:tcMar>
-          </w:tcPr>
-          <w:p>
-            <w:pPr>
-              <w:spacing w:after="0"/>
-            </w:pPr>
-            <w:r>
-              <w:rPr>
-                <w:rFonts w:ascii="Courier New" w:hAnsi="Courier New"/>
-                <w:sz w:val="15"/>
-              </w:rPr>
-              <w:t>python -m venv .venv</w:t>
-            </w:r>
-            <w:r>
-              <w:rPr>
-                <w:rFonts w:ascii="Courier New" w:hAnsi="Courier New"/>
-                <w:sz w:val="15"/>
-              </w:rPr>
-              <w:br/>
-              <w:t>source .venv/bin/activate          # Windows: .venv\Scripts\activate</w:t>
-            </w:r>
-            <w:r>
-              <w:rPr>
-                <w:rFonts w:ascii="Courier New" w:hAnsi="Courier New"/>
-                <w:sz w:val="15"/>
-              </w:rPr>
-              <w:br/>
-              <w:t>python -m pip install -r requirements.txt</w:t>
-            </w:r>
-            <w:r>
-              <w:rPr>
-                <w:rFonts w:ascii="Courier New" w:hAnsi="Courier New"/>
-                <w:sz w:val="15"/>
-              </w:rPr>
-              <w:br/>
-              <w:t>python -m Model.EvaluateModels --models dummy sklearn --output-dir Artifacts/FinalRun</w:t>
-            </w:r>
-            <w:r>
-              <w:rPr>
-                <w:rFonts w:ascii="Courier New" w:hAnsi="Courier New"/>
-                <w:sz w:val="15"/>
-              </w:rPr>
-              <w:br/>
-              <w:t>python -m unittest discover -s tests -v</w:t>
-            </w:r>
-          </w:p>
-        </w:tc>
-      </w:tr>
-    </w:tbl>
+    <w:p>
+      <w:pPr>
+        <w:spacing w:after="0"/>
+        <w:rPr>
+          <w:lang w:eastAsia="ja-JP"/>
+        </w:rPr>
+      </w:pPr>
+      <w:r>
+        <w:rPr>
+          <w:rFonts w:hint="eastAsia"/>
+          <w:lang w:eastAsia="ja-JP"/>
+        </w:rPr>
+        <w:t>To run the main web interface, follow the following steps:</w:t>
+      </w:r>
+      <w:r>
+        <w:rPr>
+          <w:noProof/>
+          <w:lang w:eastAsia="ja-JP"/>
+        </w:rPr>
+        <mc:AlternateContent>
+          <mc:Choice Requires="wps">
+            <w:drawing>
+              <wp:anchor distT="45720" distB="45720" distL="114300" distR="114300" simplePos="0" relativeHeight="251654656" behindDoc="0" locked="0" layoutInCell="1" allowOverlap="1" wp14:anchorId="79BA0DCA" wp14:editId="6AA23127">
+                <wp:simplePos x="0" y="0"/>
+                <wp:positionH relativeFrom="column">
+                  <wp:posOffset>-40640</wp:posOffset>
+                </wp:positionH>
+                <wp:positionV relativeFrom="paragraph">
+                  <wp:posOffset>207010</wp:posOffset>
+                </wp:positionV>
+                <wp:extent cx="6898639" cy="565784"/>
+                <wp:effectExtent l="0" t="0" r="17145" b="17145"/>
+                <wp:wrapSquare wrapText="bothSides"/>
+                <wp:docPr id="217" name="Text Box 2"/>
+                <wp:cNvGraphicFramePr>
+                  <a:graphicFrameLocks xmlns:a="http://schemas.openxmlformats.org/drawingml/2006/main"/>
+                </wp:cNvGraphicFramePr>
+                <a:graphic xmlns:a="http://schemas.openxmlformats.org/drawingml/2006/main">
+                  <a:graphicData uri="http://schemas.microsoft.com/office/word/2010/wordprocessingShape">
+                    <wps:wsp>
+                      <wps:cNvSpPr txBox="1">
+                        <a:spLocks noChangeArrowheads="1"/>
+                      </wps:cNvSpPr>
+                      <wps:spPr bwMode="auto">
+                        <a:xfrm>
+                          <a:off x="0" y="0"/>
+                          <a:ext cx="6898639" cy="565784"/>
+                        </a:xfrm>
+                        <a:prstGeom prst="rect">
+                          <a:avLst/>
+                        </a:prstGeom>
+                        <a:solidFill>
+                          <a:schemeClr val="bg1">
+                            <a:lumMod val="95000"/>
+                          </a:schemeClr>
+                        </a:solidFill>
+                        <a:ln w="3175">
+                          <a:solidFill>
+                            <a:schemeClr val="bg1">
+                              <a:lumMod val="85000"/>
+                            </a:schemeClr>
+                          </a:solidFill>
+                          <a:miter lim="800000"/>
+                          <a:headEnd/>
+                          <a:tailEnd/>
+                        </a:ln>
+                      </wps:spPr>
+                      <wps:txbx>
+                        <w:txbxContent>
+                          <w:p>
+                            <w:r>
+                              <w:rPr>
+                                <w:rFonts w:ascii="Courier New" w:hAnsi="Courier New"/>
+                                <w:sz w:val="15"/>
+                              </w:rPr>
+                              <w:t>python -m venv .venv</w:t>
+                            </w:r>
+                            <w:r>
+                              <w:rPr>
+                                <w:rFonts w:ascii="Courier New" w:hAnsi="Courier New"/>
+                                <w:sz w:val="15"/>
+                              </w:rPr>
+                              <w:br/>
+                              <w:t>source .venv/bin/activate          # Windows: .venv\Scripts\activate</w:t>
+                            </w:r>
+                            <w:r>
+                              <w:rPr>
+                                <w:rFonts w:ascii="Courier New" w:hAnsi="Courier New"/>
+                                <w:sz w:val="15"/>
+                              </w:rPr>
+                              <w:br/>
+                              <w:t>python -m pip install -r requirements.txt</w:t>
+                            </w:r>
+                            <w:r>
+                              <w:rPr>
+                                <w:rFonts w:ascii="Courier New" w:hAnsi="Courier New"/>
+                                <w:sz w:val="15"/>
+                              </w:rPr>
+                              <w:br/>
+                              <w:t xml:space="preserve">python -m </w:t>
+                            </w:r>
+                            <w:r>
+                              <w:rPr>
+                                <w:rFonts w:ascii="Courier New" w:hAnsi="Courier New" w:hint="eastAsia"/>
+                                <w:sz w:val="15"/>
+                                <w:lang w:eastAsia="ja-JP"/>
+                              </w:rPr>
+                              <w:t>RunROIClassifier</w:t>
+                            </w:r>
+                          </w:p>
+                        </w:txbxContent>
+                      </wps:txbx>
+                      <wps:bodyPr rot="0" vert="horz" wrap="square" lIns="91440" tIns="45720" rIns="91440" bIns="45720" anchor="t" anchorCtr="0">
+                        <a:spAutoFit/>
+                      </wps:bodyPr>
+                    </wps:wsp>
+                  </a:graphicData>
+                </a:graphic>
+                <wp14:sizeRelH relativeFrom="margin">
+                  <wp14:pctWidth>0</wp14:pctWidth>
+                </wp14:sizeRelH>
+                <wp14:sizeRelV relativeFrom="margin">
+                  <wp14:pctHeight>20000</wp14:pctHeight>
+                </wp14:sizeRelV>
+              </wp:anchor>
+            </w:drawing>
+          </mc:Choice>
+          <mc:Fallback>
+            <w:pict>
+              <v:shapetype w14:anchorId="79BA0DCA" id="_x0000_t202" coordsize="21600,21600" o:spt="202" path="m,l,21600r21600,l21600,xe">
+                <v:stroke joinstyle="miter"/>
+                <v:path gradientshapeok="t" o:connecttype="rect"/>
+              </v:shapetype>
+              <v:shape id="Text Box 2" o:spid="_x0000_s1026" type="#_x0000_t202" style="position:absolute;margin-left:-3.2pt;margin-top:16.3pt;width:543.2pt;height:44.55pt;z-index:251654656;visibility:visible;mso-wrap-style:square;mso-width-percent:0;mso-height-percent:200;mso-wrap-distance-left:9pt;mso-wrap-distance-top:3.6pt;mso-wrap-distance-right:9pt;mso-wrap-distance-bottom:3.6pt;mso-position-horizontal:absolute;mso-position-horizontal-relative:text;mso-position-vertical:absolute;mso-position-vertical-relative:text;mso-width-percent:0;mso-height-percent:200;mso-width-relative:margin;mso-height-relative:margin;v-text-anchor:top" o:gfxdata="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" fillcolor="#f2f2f2 [3052]" strokecolor="#d8d8d8 [2732]" strokeweight=".25pt">
+                <v:textbox style="mso-fit-shape-to-text:t">
+                  <w:txbxContent>
+                    <w:p>
+                      <w:r>
+                        <w:rPr>
+                          <w:rFonts w:ascii="Courier New" w:hAnsi="Courier New"/>
+                          <w:sz w:val="15"/>
+                        </w:rPr>
+                        <w:t>python -m venv .venv</w:t>
+                      </w:r>
+                      <w:r>
+                        <w:rPr>
+                          <w:rFonts w:ascii="Courier New" w:hAnsi="Courier New"/>
+                          <w:sz w:val="15"/>
+                        </w:rPr>
+                        <w:br/>
+                        <w:t>source .venv/bin/activate          # Windows: .venv\Scripts\activate</w:t>
+                      </w:r>
+                      <w:r>
+                        <w:rPr>
+                          <w:rFonts w:ascii="Courier New" w:hAnsi="Courier New"/>
+                          <w:sz w:val="15"/>
+                        </w:rPr>
+                        <w:br/>
+                        <w:t>python -m pip install -r requirements.txt</w:t>
+                      </w:r>
+                      <w:r>
+                        <w:rPr>
+                          <w:rFonts w:ascii="Courier New" w:hAnsi="Courier New"/>
+                          <w:sz w:val="15"/>
+                        </w:rPr>
+                        <w:br/>
+                        <w:t xml:space="preserve">python -m </w:t>
+                      </w:r>
+                      <w:r>
+                        <w:rPr>
+                          <w:rFonts w:ascii="Courier New" w:hAnsi="Courier New" w:hint="eastAsia"/>
+                          <w:sz w:val="15"/>
+                          <w:lang w:eastAsia="ja-JP"/>
+                        </w:rPr>
+                        <w:t>RunROIClassifier</w:t>
+                      </w:r>
+                    </w:p>
+                  </w:txbxContent>
+                </v:textbox>
+                <w10:wrap type="square"/>
+              </v:shape>
+            </w:pict>
+          </mc:Fallback>
+        </mc:AlternateContent>
+      </w:r>
+    </w:p>
+    <w:p>
+      <w:pPr>
+        <w:spacing w:after="0"/>
+        <w:rPr>
+          <w:lang w:eastAsia="ja-JP"/>
+        </w:rPr>
+      </w:pPr>
+      <w:r>
+        <w:rPr>
+          <w:noProof/>
+          <w:lang w:eastAsia="ja-JP"/>
+        </w:rPr>
+        <mc:AlternateContent>
+          <mc:Choice Requires="wps">
+            <w:drawing>
+              <wp:anchor distT="45720" distB="45720" distL="114300" distR="114300" simplePos="0" relativeHeight="251658752" behindDoc="0" locked="0" layoutInCell="1" allowOverlap="1" wp14:anchorId="2E059893" wp14:editId="7CB6A7C8">
+                <wp:simplePos x="0" y="0"/>
+                <wp:positionH relativeFrom="column">
+                  <wp:posOffset>-38735</wp:posOffset>
+                </wp:positionH>
+                <wp:positionV relativeFrom="paragraph">
+                  <wp:posOffset>943538</wp:posOffset>
+                </wp:positionV>
+                <wp:extent cx="6898005" cy="565150"/>
+                <wp:effectExtent l="0" t="0" r="17145" b="11430"/>
+                <wp:wrapSquare wrapText="bothSides"/>
+                <wp:docPr id="514895399" name="Text Box 2"/>
+                <wp:cNvGraphicFramePr>
+                  <a:graphicFrameLocks xmlns:a="http://schemas.openxmlformats.org/drawingml/2006/main"/>
+                </wp:cNvGraphicFramePr>
+                <a:graphic xmlns:a="http://schemas.openxmlformats.org/drawingml/2006/main">
+                  <a:graphicData uri="http://schemas.microsoft.com/office/word/2010/wordprocessingShape">
+                    <wps:wsp>
+                      <wps:cNvSpPr txBox="1">
+                        <a:spLocks noChangeArrowheads="1"/>
+                      </wps:cNvSpPr>
+                      <wps:spPr bwMode="auto">
+                        <a:xfrm>
+                          <a:off x="0" y="0"/>
+                          <a:ext cx="6898005" cy="565150"/>
+                        </a:xfrm>
+                        <a:prstGeom prst="rect">
+                          <a:avLst/>
+                        </a:prstGeom>
+                        <a:solidFill>
+                          <a:schemeClr val="bg1">
+                            <a:lumMod val="95000"/>
+                          </a:schemeClr>
+                        </a:solidFill>
+                        <a:ln w="3175">
+                          <a:solidFill>
+                            <a:schemeClr val="bg1">
+                              <a:lumMod val="85000"/>
+                            </a:schemeClr>
+                          </a:solidFill>
+                          <a:miter lim="800000"/>
+                          <a:headEnd/>
+                          <a:tailEnd/>
+                        </a:ln>
+                      </wps:spPr>
+                      <wps:txbx>
+                        <w:txbxContent>
+                          <w:p>
+                            <w:pPr>
+                              <w:rPr>
+                                <w:rFonts w:ascii="Courier New" w:hAnsi="Courier New"/>
+                                <w:sz w:val="15"/>
+                                <w:lang w:eastAsia="ja-JP"/>
+                              </w:rPr>
+                            </w:pPr>
+                            <w:r>
+                              <w:rPr>
+                                <w:rFonts w:ascii="Courier New" w:hAnsi="Courier New"/>
+                                <w:sz w:val="15"/>
+                              </w:rPr>
+                              <w:t>python -m venv .venv</w:t>
+                            </w:r>
+                            <w:r>
+                              <w:rPr>
+                                <w:rFonts w:ascii="Courier New" w:hAnsi="Courier New"/>
+                                <w:sz w:val="15"/>
+                              </w:rPr>
+                              <w:br/>
+                              <w:t>source .venv/bin/activate          # Windows: .venv\Scripts\activate</w:t>
+                            </w:r>
+                            <w:r>
+                              <w:rPr>
+                                <w:rFonts w:ascii="Courier New" w:hAnsi="Courier New"/>
+                                <w:sz w:val="15"/>
+                              </w:rPr>
+                              <w:br/>
+                              <w:t>python -m pip install -r requirements.txt</w:t>
+                            </w:r>
+                            <w:r>
+                              <w:rPr>
+                                <w:rFonts w:ascii="Courier New" w:hAnsi="Courier New"/>
+                                <w:sz w:val="15"/>
+                              </w:rPr>
+                              <w:br/>
+                              <w:t xml:space="preserve">python -m </w:t>
+                            </w:r>
+                            <w:r>
+                              <w:rPr>
+                                <w:rFonts w:ascii="Courier New" w:hAnsi="Courier New" w:hint="eastAsia"/>
+                                <w:sz w:val="15"/>
+                                <w:lang w:eastAsia="ja-JP"/>
+                              </w:rPr>
+                              <w:t xml:space="preserve">Model.EvaluateModels </w:t>
+                            </w:r>
+                            <w:r>
+                              <w:rPr>
+                                <w:rFonts w:ascii="Courier New" w:hAnsi="Courier New"/>
+                                <w:sz w:val="15"/>
+                                <w:lang w:eastAsia="ja-JP"/>
+                              </w:rPr>
+                              <w:t>–</w:t>
+                            </w:r>
+                            <w:r>
+                              <w:rPr>
+                                <w:rFonts w:ascii="Courier New" w:hAnsi="Courier New" w:hint="eastAsia"/>
+                                <w:sz w:val="15"/>
+                                <w:lang w:eastAsia="ja-JP"/>
+                              </w:rPr>
+                              <w:t>models dummy custom-rf</w:t>
+                            </w:r>
+                            <w:r>
+                              <w:rPr>
+                                <w:rFonts w:ascii="Courier New" w:hAnsi="Courier New" w:hint="eastAsia"/>
+                                <w:sz w:val="15"/>
+                                <w:lang w:eastAsia="ja-JP"/>
+                              </w:rPr>
+                              <w:t xml:space="preserve"> (other models)</w:t>
+                            </w:r>
+                            <w:r>
+                              <w:rPr>
+                                <w:rFonts w:ascii="Courier New" w:hAnsi="Courier New" w:hint="eastAsia"/>
+                                <w:sz w:val="15"/>
+                                <w:lang w:eastAsia="ja-JP"/>
+                              </w:rPr>
+                              <w:t xml:space="preserve"> --output-dir Artifacts/Comparison</w:t>
+                            </w:r>
+                            <w:r>
+                              <w:rPr>
+                                <w:rFonts w:ascii="Courier New" w:hAnsi="Courier New" w:hint="eastAsia"/>
+                                <w:sz w:val="15"/>
+                                <w:lang w:eastAsia="ja-JP"/>
+                              </w:rPr>
+                              <w:t xml:space="preserve"> </w:t>
+                            </w:r>
+                          </w:p>
+                          <w:p>
+                            <w:pPr>
+                              <w:rPr>
+                                <w:rFonts w:ascii="Courier New" w:hAnsi="Courier New"/>
+                                <w:sz w:val="15"/>
+                                <w:lang w:eastAsia="ja-JP"/>
+                              </w:rPr>
+                            </w:pPr>
+                            <w:r>
+                              <w:rPr>
+                                <w:rFonts w:ascii="Courier New" w:hAnsi="Courier New" w:hint="eastAsia"/>
+                                <w:sz w:val="15"/>
+                                <w:lang w:eastAsia="ja-JP"/>
+                              </w:rPr>
+                              <w:t># Models can be chosen from: dummy custom-rf custom-olr custom-ensemble sklearn</w:t>
+                            </w:r>
+                          </w:p>
+                          <w:p>
+                            <w:pPr>
+                              <w:rPr>
+                                <w:rFonts w:hint="eastAsia"/>
+                              </w:rPr>
+                            </w:pPr>
+                            <w:r>
+                              <w:rPr>
+                                <w:rFonts w:ascii="Courier New" w:hAnsi="Courier New"/>
+                                <w:sz w:val="15"/>
+                                <w:lang w:eastAsia="ja-JP"/>
+                              </w:rPr>
+                              <w:t>P</w:t>
+                            </w:r>
+                            <w:r>
+                              <w:rPr>
+                                <w:rFonts w:ascii="Courier New" w:hAnsi="Courier New" w:hint="eastAsia"/>
+                                <w:sz w:val="15"/>
+                                <w:lang w:eastAsia="ja-JP"/>
+                              </w:rPr>
+                              <w:t>ython -m unittest discover -s tests -v</w:t>
+                            </w:r>
+                          </w:p>
+                        </w:txbxContent>
+                      </wps:txbx>
+                      <wps:bodyPr rot="0" vert="horz" wrap="square" lIns="91440" tIns="45720" rIns="91440" bIns="45720" anchor="t" anchorCtr="0">
+                        <a:spAutoFit/>
+                      </wps:bodyPr>
+                    </wps:wsp>
+                  </a:graphicData>
+                </a:graphic>
+                <wp14:sizeRelH relativeFrom="margin">
+                  <wp14:pctWidth>0</wp14:pctWidth>
+                </wp14:sizeRelH>
+                <wp14:sizeRelV relativeFrom="margin">
+                  <wp14:pctHeight>20000</wp14:pctHeight>
+                </wp14:sizeRelV>
+              </wp:anchor>
+            </w:drawing>
+          </mc:Choice>
+          <mc:Fallback>
+            <w:pict>
+              <v:shape w14:anchorId="2E059893" id="_x0000_s1027" type="#_x0000_t202" style="position:absolute;margin-left:-3.05pt;margin-top:74.3pt;width:543.15pt;height:44.5pt;z-index:251658752;visibility:visible;mso-wrap-style:square;mso-width-percent:0;mso-height-percent:200;mso-wrap-distance-left:9pt;mso-wrap-distance-top:3.6pt;mso-wrap-distance-right:9pt;mso-wrap-distance-bottom:3.6pt;mso-position-horizontal:absolute;mso-position-horizontal-relative:text;mso-position-vertical:absolute;mso-position-vertical-relative:text;mso-width-percent:0;mso-height-percent:200;mso-width-relative:margin;mso-height-relative:margin;v-text-anchor:top" o:gfxdata="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" fillcolor="#f2f2f2 [3052]" strokecolor="#d8d8d8 [2732]" strokeweight=".25pt">
+                <v:textbox style="mso-fit-shape-to-text:t">
+                  <w:txbxContent>
+                    <w:p>
+                      <w:pPr>
+                        <w:rPr>
+                          <w:rFonts w:ascii="Courier New" w:hAnsi="Courier New"/>
+                          <w:sz w:val="15"/>
+                          <w:lang w:eastAsia="ja-JP"/>
+                        </w:rPr>
+                      </w:pPr>
+                      <w:r>
+                        <w:rPr>
+                          <w:rFonts w:ascii="Courier New" w:hAnsi="Courier New"/>
+                          <w:sz w:val="15"/>
+                        </w:rPr>
+                        <w:t>python -m venv .venv</w:t>
+                      </w:r>
+                      <w:r>
+                        <w:rPr>
+                          <w:rFonts w:ascii="Courier New" w:hAnsi="Courier New"/>
+                          <w:sz w:val="15"/>
+                        </w:rPr>
+                        <w:br/>
+                        <w:t>source .venv/bin/activate          # Windows: .venv\Scripts\activate</w:t>
+                      </w:r>
+                      <w:r>
+                        <w:rPr>
+                          <w:rFonts w:ascii="Courier New" w:hAnsi="Courier New"/>
+                          <w:sz w:val="15"/>
+                        </w:rPr>
+                        <w:br/>
+                        <w:t>python -m pip install -r requirements.txt</w:t>
+                      </w:r>
+                      <w:r>
+                        <w:rPr>
+                          <w:rFonts w:ascii="Courier New" w:hAnsi="Courier New"/>
+                          <w:sz w:val="15"/>
+                        </w:rPr>
+                        <w:br/>
+                        <w:t xml:space="preserve">python -m </w:t>
+                      </w:r>
+                      <w:r>
+                        <w:rPr>
+                          <w:rFonts w:ascii="Courier New" w:hAnsi="Courier New" w:hint="eastAsia"/>
+                          <w:sz w:val="15"/>
+                          <w:lang w:eastAsia="ja-JP"/>
+                        </w:rPr>
+                        <w:t xml:space="preserve">Model.EvaluateModels </w:t>
+                      </w:r>
+                      <w:r>
+                        <w:rPr>
+                          <w:rFonts w:ascii="Courier New" w:hAnsi="Courier New"/>
+                          <w:sz w:val="15"/>
+                          <w:lang w:eastAsia="ja-JP"/>
+                        </w:rPr>
+                        <w:t>–</w:t>
+                      </w:r>
+                      <w:r>
+                        <w:rPr>
+                          <w:rFonts w:ascii="Courier New" w:hAnsi="Courier New" w:hint="eastAsia"/>
+                          <w:sz w:val="15"/>
+                          <w:lang w:eastAsia="ja-JP"/>
+                        </w:rPr>
+                        <w:t>models dummy custom-rf</w:t>
+                      </w:r>
+                      <w:r>
+                        <w:rPr>
+                          <w:rFonts w:ascii="Courier New" w:hAnsi="Courier New" w:hint="eastAsia"/>
+                          <w:sz w:val="15"/>
+                          <w:lang w:eastAsia="ja-JP"/>
+                        </w:rPr>
+                        <w:t xml:space="preserve"> (other models)</w:t>
+                      </w:r>
+                      <w:r>
+                        <w:rPr>
+                          <w:rFonts w:ascii="Courier New" w:hAnsi="Courier New" w:hint="eastAsia"/>
+                          <w:sz w:val="15"/>
+                          <w:lang w:eastAsia="ja-JP"/>
+                        </w:rPr>
+                        <w:t xml:space="preserve"> --output-dir Artifacts/Comparison</w:t>
+                      </w:r>
+                      <w:r>
+                        <w:rPr>
+                          <w:rFonts w:ascii="Courier New" w:hAnsi="Courier New" w:hint="eastAsia"/>
+                          <w:sz w:val="15"/>
+                          <w:lang w:eastAsia="ja-JP"/>
+                        </w:rPr>
+                        <w:t xml:space="preserve"> </w:t>
+                      </w:r>
+                    </w:p>
+                    <w:p>
+                      <w:pPr>
+                        <w:rPr>
+                          <w:rFonts w:ascii="Courier New" w:hAnsi="Courier New"/>
+                          <w:sz w:val="15"/>
+                          <w:lang w:eastAsia="ja-JP"/>
+                        </w:rPr>
+                      </w:pPr>
+                      <w:r>
+                        <w:rPr>
+                          <w:rFonts w:ascii="Courier New" w:hAnsi="Courier New" w:hint="eastAsia"/>
+                          <w:sz w:val="15"/>
+                          <w:lang w:eastAsia="ja-JP"/>
+                        </w:rPr>
+                        <w:t># Models can be chosen from: dummy custom-rf custom-olr custom-ensemble sklearn</w:t>
+                      </w:r>
+                    </w:p>
+                    <w:p>
+                      <w:pPr>
+                        <w:rPr>
+                          <w:rFonts w:hint="eastAsia"/>
+                        </w:rPr>
+                      </w:pPr>
+                      <w:r>
+                        <w:rPr>
+                          <w:rFonts w:ascii="Courier New" w:hAnsi="Courier New"/>
+                          <w:sz w:val="15"/>
+                          <w:lang w:eastAsia="ja-JP"/>
+                        </w:rPr>
+                        <w:t>P</w:t>
+                      </w:r>
+                      <w:r>
+                        <w:rPr>
+                          <w:rFonts w:ascii="Courier New" w:hAnsi="Courier New" w:hint="eastAsia"/>
+                          <w:sz w:val="15"/>
+                          <w:lang w:eastAsia="ja-JP"/>
+                        </w:rPr>
+                        <w:t>ython -m unittest discover -s tests -v</w:t>
+                      </w:r>
+                    </w:p>
+                  </w:txbxContent>
+                </v:textbox>
+                <w10:wrap type="square"/>
+              </v:shape>
+            </w:pict>
+          </mc:Fallback>
+        </mc:AlternateContent>
+      </w:r>
+      <w:r>
+        <w:rPr>
+          <w:rFonts w:hint="eastAsia"/>
+          <w:lang w:eastAsia="ja-JP"/>
+        </w:rPr>
+        <w:t>To run the model comparison:</w:t>
+      </w:r>
+    </w:p>
+    <w:p>
+      <w:pPr>
+        <w:spacing w:after="0"/>
+        <w:rPr>
+          <w:rFonts w:hint="eastAsia"/>
+          <w:lang w:eastAsia="ja-JP"/>
+        </w:rPr>
+      </w:pPr>
+      <w:r>
+        <w:rPr>
+          <w:rFonts w:hint="eastAsia"/>
+          <w:lang w:eastAsia="ja-JP"/>
+        </w:rPr>
+        <w:t>Note: each run</w:t>
+      </w:r>
+      <w:r>
+        <w:rPr>
+          <w:lang w:eastAsia="ja-JP"/>
+        </w:rPr>
+        <w:t>’</w:t>
+      </w:r>
+      <w:r>
+        <w:rPr>
+          <w:rFonts w:hint="eastAsia"/>
+          <w:lang w:eastAsia="ja-JP"/>
+        </w:rPr>
+        <w:t>s output directory should be different to avoid mixing artifacts.</w:t>
+      </w:r>
+    </w:p>
     <w:p>
       <w:pPr>
         <w:pStyle w:val="Heading2"/>
@@ -6463,7 +6956,7 @@
     </w:p>
     <w:p>
       <w:r>
-        <w:t>The clean submission scopes reproducibility to evaluation from the included final modeling CSV. Historical raw-data preparation depended on manual extracts and local utilities, so it is not represented as a one-command pipeline. Results may not transfer across cities, time periods, project types, market conditions, or assessment policies.</w:t>
+        <w:t>Historical raw-data preparation depended on manual extracts and local utilities, so it is not represented as a one-command pipeline. Results may not transfer across cities, time periods, project types, market conditions, or assessment policies.</w:t>
       </w:r>
     </w:p>
     <w:tbl>
@@ -6544,21 +7037,11 @@
         <w:ind w:left="259" w:hanging="173"/>
       </w:pPr>
       <w:r>
-        <w:t>scikit-learn documentation: RandomForestClassifier, StratifiedKFold, StandardScaler, and model metrics.</w:t>
-      </w:r>
-    </w:p>
-    <w:p>
-      <w:pPr>
-        <w:pStyle w:val="ListBullet"/>
-        <w:spacing w:after="40"/>
-        <w:ind w:left="259" w:hanging="173"/>
-      </w:pPr>
-      <w:r>
         <w:t>Group 14 project repository and generated evidence under Artifacts/Milestone2.</w:t>
       </w:r>
     </w:p>
     <w:sectPr>
-      <w:footerReference w:type="default" r:id="rId10"/>
+      <w:footerReference w:type="default" r:id="rId15"/>
       <w:pgSz w:w="12240" w:h="15840"/>
       <w:pgMar w:top="720" w:right="835" w:bottom="749" w:left="835" w:header="720" w:footer="720" w:gutter="0"/>
       <w:cols w:space="720"/>
@@ -7470,7 +7953,6 @@
   <w:style w:type="character" w:default="1" w:styleId="DefaultParagraphFont">
     <w:name w:val="Default Paragraph Font"/>
     <w:uiPriority w:val="1"/>
-    <w:semiHidden/>
     <w:unhideWhenUsed/>
   </w:style>
   <w:style w:type="table" w:default="1" w:styleId="TableNormal">
@@ -18251,6 +18733,3129 @@
 </w:styles>
 </file>
 
+<file path=word/diagrams/colors1.xml><?xml version="1.0" encoding="utf-8"?>
+<dgm:colorsDef xmlns:dgm="http://schemas.openxmlformats.org/drawingml/2006/diagram" xmlns:a="http://schemas.openxmlformats.org/drawingml/2006/main" uniqueId="urn:microsoft.com/office/officeart/2005/8/colors/accent1_2">
+  <dgm:title val=""/>
+  <dgm:desc val=""/>
+  <dgm:catLst>
+    <dgm:cat type="accent1" pri="11200"/>
+  </dgm:catLst>
+  <dgm:styleLbl name="node0">
+    <dgm:fillClrLst meth="repeat">
+      <a:schemeClr val="accent1"/>
+    </dgm:fillClrLst>
+    <dgm:linClrLst meth="repeat">
+      <a:schemeClr val="lt1"/>
+    </dgm:linClrLst>
+    <dgm:effectClrLst/>
+    <dgm:txLinClrLst/>
+    <dgm:txFillClrLst/>
+    <dgm:txEffectClrLst/>
+  </dgm:styleLbl>
+  <dgm:styleLbl name="alignNode1">
+    <dgm:fillClrLst meth="repeat">
+      <a:schemeClr val="accent1"/>
+    </dgm:fillClrLst>
+    <dgm:linClrLst meth="repeat">
+      <a:schemeClr val="accent1"/>
+    </dgm:linClrLst>
+    <dgm:effectClrLst/>
+    <dgm:txLinClrLst/>
+    <dgm:txFillClrLst/>
+    <dgm:txEffectClrLst/>
+  </dgm:styleLbl>
+  <dgm:styleLbl name="node1">
+    <dgm:fillClrLst meth="repeat">
+      <a:schemeClr val="accent1"/>
+    </dgm:fillClrLst>
+    <dgm:linClrLst meth="repeat">
+      <a:schemeClr val="lt1"/>
+    </dgm:linClrLst>
+    <dgm:effectClrLst/>
+    <dgm:txLinClrLst/>
+    <dgm:txFillClrLst/>
+    <dgm:txEffectClrLst/>
+  </dgm:styleLbl>
+  <dgm:styleLbl name="lnNode1">
+    <dgm:fillClrLst meth="repeat">
+      <a:schemeClr val="accent1"/>
+    </dgm:fillClrLst>
+    <dgm:linClrLst meth="repeat">
+      <a:schemeClr val="lt1"/>
+    </dgm:linClrLst>
+    <dgm:effectClrLst/>
+    <dgm:txLinClrLst/>
+    <dgm:txFillClrLst/>
+    <dgm:txEffectClrLst/>
+  </dgm:styleLbl>
+  <dgm:styleLbl name="vennNode1">
+    <dgm:fillClrLst meth="repeat">
+      <a:schemeClr val="accent1">
+        <a:alpha val="50000"/>
+      </a:schemeClr>
+    </dgm:fillClrLst>
+    <dgm:linClrLst meth="repeat">
+      <a:schemeClr val="lt1"/>
+    </dgm:linClrLst>
+    <dgm:effectClrLst/>
+    <dgm:txLinClrLst/>
+    <dgm:txFillClrLst/>
+    <dgm:txEffectClrLst/>
+  </dgm:styleLbl>
+  <dgm:styleLbl name="node2">
+    <dgm:fillClrLst meth="repeat">
+      <a:schemeClr val="accent1"/>
+    </dgm:fillClrLst>
+    <dgm:linClrLst meth="repeat">
+      <a:schemeClr val="lt1"/>
+    </dgm:linClrLst>
+    <dgm:effectClrLst/>
+    <dgm:txLinClrLst/>
+    <dgm:txFillClrLst/>
+    <dgm:txEffectClrLst/>
+  </dgm:styleLbl>
+  <dgm:styleLbl name="node3">
+    <dgm:fillClrLst meth="repeat">
+      <a:schemeClr val="accent1"/>
+    </dgm:fillClrLst>
+    <dgm:linClrLst meth="repeat">
+      <a:schemeClr val="lt1"/>
+    </dgm:linClrLst>
+    <dgm:effectClrLst/>
+    <dgm:txLinClrLst/>
+    <dgm:txFillClrLst/>
+    <dgm:txEffectClrLst/>
+  </dgm:styleLbl>
+  <dgm:styleLbl name="node4">
+    <dgm:fillClrLst meth="repeat">
+      <a:schemeClr val="accent1"/>
+    </dgm:fillClrLst>
+    <dgm:linClrLst meth="repeat">
+      <a:schemeClr val="lt1"/>
+    </dgm:linClrLst>
+    <dgm:effectClrLst/>
+    <dgm:txLinClrLst/>
+    <dgm:txFillClrLst/>
+    <dgm:txEffectClrLst/>
+  </dgm:styleLbl>
+  <dgm:styleLbl name="fgImgPlace1">
+    <dgm:fillClrLst meth="repeat">
+      <a:schemeClr val="accent1">
+        <a:tint val="50000"/>
+      </a:schemeClr>
+    </dgm:fillClrLst>
+    <dgm:linClrLst meth="repeat">
+      <a:schemeClr val="lt1"/>
+    </dgm:linClrLst>
+    <dgm:effectClrLst/>
+    <dgm:txLinClrLst/>
+    <dgm:txFillClrLst meth="repeat">
+      <a:schemeClr val="lt1"/>
+    </dgm:txFillClrLst>
+    <dgm:txEffectClrLst/>
+  </dgm:styleLbl>
+  <dgm:styleLbl name="alignImgPlace1">
+    <dgm:fillClrLst meth="repeat">
+      <a:schemeClr val="accent1">
+        <a:tint val="50000"/>
+      </a:schemeClr>
+    </dgm:fillClrLst>
+    <dgm:linClrLst meth="repeat">
+      <a:schemeClr val="lt1"/>
+    </dgm:linClrLst>
+    <dgm:effectClrLst/>
+    <dgm:txLinClrLst/>
+    <dgm:txFillClrLst meth="repeat">
+      <a:schemeClr val="lt1"/>
+    </dgm:txFillClrLst>
+    <dgm:txEffectClrLst/>
+  </dgm:styleLbl>
+  <dgm:styleLbl name="bgImgPlace1">
+    <dgm:fillClrLst meth="repeat">
+      <a:schemeClr val="accent1">
+        <a:tint val="50000"/>
+      </a:schemeClr>
+    </dgm:fillClrLst>
+    <dgm:linClrLst meth="repeat">
+      <a:schemeClr val="lt1"/>
+    </dgm:linClrLst>
+    <dgm:effectClrLst/>
+    <dgm:txLinClrLst/>
+    <dgm:txFillClrLst meth="repeat">
+      <a:schemeClr val="lt1"/>
+    </dgm:txFillClrLst>
+    <dgm:txEffectClrLst/>
+  </dgm:styleLbl>
+  <dgm:styleLbl name="sibTrans2D1">
+    <dgm:fillClrLst meth="repeat">
+      <a:schemeClr val="accent1">
+        <a:tint val="60000"/>
+      </a:schemeClr>
+    </dgm:fillClrLst>
+    <dgm:linClrLst meth="repeat">
+      <a:schemeClr val="accent1">
+        <a:tint val="60000"/>
+      </a:schemeClr>
+    </dgm:linClrLst>
+    <dgm:effectClrLst/>
+    <dgm:txLinClrLst/>
+    <dgm:txFillClrLst/>
+    <dgm:txEffectClrLst/>
+  </dgm:styleLbl>
+  <dgm:styleLbl name="fgSibTrans2D1">
+    <dgm:fillClrLst meth="repeat">
+      <a:schemeClr val="accent1">
+        <a:tint val="60000"/>
+      </a:schemeClr>
+    </dgm:fillClrLst>
+    <dgm:linClrLst meth="repeat">
+      <a:schemeClr val="accent1">
+        <a:tint val="60000"/>
+      </a:schemeClr>
+    </dgm:linClrLst>
+    <dgm:effectClrLst/>
+    <dgm:txLinClrLst/>
+    <dgm:txFillClrLst/>
+    <dgm:txEffectClrLst/>
+  </dgm:styleLbl>
+  <dgm:styleLbl name="bgSibTrans2D1">
+    <dgm:fillClrLst meth="repeat">
+      <a:schemeClr val="accent1">
+        <a:tint val="60000"/>
+      </a:schemeClr>
+    </dgm:fillClrLst>
+    <dgm:linClrLst meth="repeat">
+      <a:schemeClr val="accent1">
+        <a:tint val="60000"/>
+      </a:schemeClr>
+    </dgm:linClrLst>
+    <dgm:effectClrLst/>
+    <dgm:txLinClrLst/>
+    <dgm:txFillClrLst/>
+    <dgm:txEffectClrLst/>
+  </dgm:styleLbl>
+  <dgm:styleLbl name="sibTrans1D1">
+    <dgm:fillClrLst meth="repeat">
+      <a:schemeClr val="accent1"/>
+    </dgm:fillClrLst>
+    <dgm:linClrLst meth="repeat">
+      <a:schemeClr val="accent1"/>
+    </dgm:linClrLst>
+    <dgm:effectClrLst/>
+    <dgm:txLinClrLst/>
+    <dgm:txFillClrLst meth="repeat">
+      <a:schemeClr val="tx1"/>
+    </dgm:txFillClrLst>
+    <dgm:txEffectClrLst/>
+  </dgm:styleLbl>
+  <dgm:styleLbl name="callout">
+    <dgm:fillClrLst meth="repeat">
+      <a:schemeClr val="accent1"/>
+    </dgm:fillClrLst>
+    <dgm:linClrLst meth="repeat">
+      <a:schemeClr val="accent1">
+        <a:tint val="50000"/>
+      </a:schemeClr>
+    </dgm:linClrLst>
+    <dgm:effectClrLst/>
+    <dgm:txLinClrLst/>
+    <dgm:txFillClrLst meth="repeat">
+      <a:schemeClr val="tx1"/>
+    </dgm:txFillClrLst>
+    <dgm:txEffectClrLst/>
+  </dgm:styleLbl>
+  <dgm:styleLbl name="asst0">
+    <dgm:fillClrLst meth="repeat">
+      <a:schemeClr val="accent1"/>
+    </dgm:fillClrLst>
+    <dgm:linClrLst meth="repeat">
+      <a:schemeClr val="lt1"/>
+    </dgm:linClrLst>
+    <dgm:effectClrLst/>
+    <dgm:txLinClrLst/>
+    <dgm:txFillClrLst/>
+    <dgm:txEffectClrLst/>
+  </dgm:styleLbl>
+  <dgm:styleLbl name="asst1">
+    <dgm:fillClrLst meth="repeat">
+      <a:schemeClr val="accent1"/>
+    </dgm:fillClrLst>
+    <dgm:linClrLst meth="repeat">
+      <a:schemeClr val="lt1"/>
+    </dgm:linClrLst>
+    <dgm:effectClrLst/>
+    <dgm:txLinClrLst/>
+    <dgm:txFillClrLst/>
+    <dgm:txEffectClrLst/>
+  </dgm:styleLbl>
+  <dgm:styleLbl name="asst2">
+    <dgm:fillClrLst meth="repeat">
+      <a:schemeClr val="accent1"/>
+    </dgm:fillClrLst>
+    <dgm:linClrLst meth="repeat">
+      <a:schemeClr val="lt1"/>
+    </dgm:linClrLst>
+    <dgm:effectClrLst/>
+    <dgm:txLinClrLst/>
+    <dgm:txFillClrLst/>
+    <dgm:txEffectClrLst/>
+  </dgm:styleLbl>
+  <dgm:styleLbl name="asst3">
+    <dgm:fillClrLst meth="repeat">
+      <a:schemeClr val="accent1"/>
+    </dgm:fillClrLst>
+    <dgm:linClrLst meth="repeat">
+      <a:schemeClr val="lt1"/>
+    </dgm:linClrLst>
+    <dgm:effectClrLst/>
+    <dgm:txLinClrLst/>
+    <dgm:txFillClrLst/>
+    <dgm:txEffectClrLst/>
+  </dgm:styleLbl>
+  <dgm:styleLbl name="asst4">
+    <dgm:fillClrLst meth="repeat">
+      <a:schemeClr val="accent1"/>
+    </dgm:fillClrLst>
+    <dgm:linClrLst meth="repeat">
+      <a:schemeClr val="lt1"/>
+    </dgm:linClrLst>
+    <dgm:effectClrLst/>
+    <dgm:txLinClrLst/>
+    <dgm:txFillClrLst/>
+    <dgm:txEffectClrLst/>
+  </dgm:styleLbl>
+  <dgm:styleLbl name="parChTrans2D1">
+    <dgm:fillClrLst meth="repeat">
+      <a:schemeClr val="accent1">
+        <a:tint val="60000"/>
+      </a:schemeClr>
+    </dgm:fillClrLst>
+    <dgm:linClrLst meth="repeat">
+      <a:schemeClr val="accent1">
+        <a:tint val="60000"/>
+      </a:schemeClr>
+    </dgm:linClrLst>
+    <dgm:effectClrLst/>
+    <dgm:txLinClrLst/>
+    <dgm:txFillClrLst meth="repeat">
+      <a:schemeClr val="lt1"/>
+    </dgm:txFillClrLst>
+    <dgm:txEffectClrLst/>
+  </dgm:styleLbl>
+  <dgm:styleLbl name="parChTrans2D2">
+    <dgm:fillClrLst meth="repeat">
+      <a:schemeClr val="accent1"/>
+    </dgm:fillClrLst>
+    <dgm:linClrLst meth="repeat">
+      <a:schemeClr val="accent1"/>
+    </dgm:linClrLst>
+    <dgm:effectClrLst/>
+    <dgm:txLinClrLst/>
+    <dgm:txFillClrLst meth="repeat">
+      <a:schemeClr val="lt1"/>
+    </dgm:txFillClrLst>
+    <dgm:txEffectClrLst/>
+  </dgm:styleLbl>
+  <dgm:styleLbl name="parChTrans2D3">
+    <dgm:fillClrLst meth="repeat">
+      <a:schemeClr val="accent1"/>
+    </dgm:fillClrLst>
+    <dgm:linClrLst meth="repeat">
+      <a:schemeClr val="accent1"/>
+    </dgm:linClrLst>
+    <dgm:effectClrLst/>
+    <dgm:txLinClrLst/>
+    <dgm:txFillClrLst meth="repeat">
+      <a:schemeClr val="lt1"/>
+    </dgm:txFillClrLst>
+    <dgm:txEffectClrLst/>
+  </dgm:styleLbl>
+  <dgm:styleLbl name="parChTrans2D4">
+    <dgm:fillClrLst meth="repeat">
+      <a:schemeClr val="accent1"/>
+    </dgm:fillClrLst>
+    <dgm:linClrLst meth="repeat">
+      <a:schemeClr val="accent1"/>
+    </dgm:linClrLst>
+    <dgm:effectClrLst/>
+    <dgm:txLinClrLst/>
+    <dgm:txFillClrLst meth="repeat">
+      <a:schemeClr val="lt1"/>
+    </dgm:txFillClrLst>
+    <dgm:txEffectClrLst/>
+  </dgm:styleLbl>
+  <dgm:styleLbl name="parChTrans1D1">
+    <dgm:fillClrLst meth="repeat">
+      <a:schemeClr val="accent1"/>
+    </dgm:fillClrLst>
+    <dgm:linClrLst meth="repeat">
+      <a:schemeClr val="accent1">
+        <a:shade val="60000"/>
+      </a:schemeClr>
+    </dgm:linClrLst>
+    <dgm:effectClrLst/>
+    <dgm:txLinClrLst/>
+    <dgm:txFillClrLst meth="repeat">
+      <a:schemeClr val="tx1"/>
+    </dgm:txFillClrLst>
+    <dgm:txEffectClrLst/>
+  </dgm:styleLbl>
+  <dgm:styleLbl name="parChTrans1D2">
+    <dgm:fillClrLst meth="repeat">
+      <a:schemeClr val="accent1"/>
+    </dgm:fillClrLst>
+    <dgm:linClrLst meth="repeat">
+      <a:schemeClr val="accent1">
+        <a:shade val="60000"/>
+      </a:schemeClr>
+    </dgm:linClrLst>
+    <dgm:effectClrLst/>
+    <dgm:txLinClrLst/>
+    <dgm:txFillClrLst meth="repeat">
+      <a:schemeClr val="tx1"/>
+    </dgm:txFillClrLst>
+    <dgm:txEffectClrLst/>
+  </dgm:styleLbl>
+  <dgm:styleLbl name="parChTrans1D3">
+    <dgm:fillClrLst meth="repeat">
+      <a:schemeClr val="accent1"/>
+    </dgm:fillClrLst>
+    <dgm:linClrLst meth="repeat">
+      <a:schemeClr val="accent1">
+        <a:shade val="80000"/>
+      </a:schemeClr>
+    </dgm:linClrLst>
+    <dgm:effectClrLst/>
+    <dgm:txLinClrLst/>
+    <dgm:txFillClrLst meth="repeat">
+      <a:schemeClr val="tx1"/>
+    </dgm:txFillClrLst>
+    <dgm:txEffectClrLst/>
+  </dgm:styleLbl>
+  <dgm:styleLbl name="parChTrans1D4">
+    <dgm:fillClrLst meth="repeat">
+      <a:schemeClr val="accent1"/>
+    </dgm:fillClrLst>
+    <dgm:linClrLst meth="repeat">
+      <a:schemeClr val="accent1">
+        <a:shade val="80000"/>
+      </a:schemeClr>
+    </dgm:linClrLst>
+    <dgm:effectClrLst/>
+    <dgm:txLinClrLst/>
+    <dgm:txFillClrLst meth="repeat">
+      <a:schemeClr val="tx1"/>
+    </dgm:txFillClrLst>
+    <dgm:txEffectClrLst/>
+  </dgm:styleLbl>
+  <dgm:styleLbl name="fgAcc1">
+    <dgm:fillClrLst meth="repeat">
+      <a:schemeClr val="lt1">
+        <a:alpha val="90000"/>
+      </a:schemeClr>
+    </dgm:fillClrLst>
+    <dgm:linClrLst meth="repeat">
+      <a:schemeClr val="accent1"/>
+    </dgm:linClrLst>
+    <dgm:effectClrLst/>
+    <dgm:txLinClrLst/>
+    <dgm:txFillClrLst meth="repeat">
+      <a:schemeClr val="dk1"/>
+    </dgm:txFillClrLst>
+    <dgm:txEffectClrLst/>
+  </dgm:styleLbl>
+  <dgm:styleLbl name="conFgAcc1">
+    <dgm:fillClrLst meth="repeat">
+      <a:schemeClr val="lt1">
+        <a:alpha val="90000"/>
+      </a:schemeClr>
+    </dgm:fillClrLst>
+    <dgm:linClrLst meth="repeat">
+      <a:schemeClr val="accent1"/>
+    </dgm:linClrLst>
+    <dgm:effectClrLst/>
+    <dgm:txLinClrLst/>
+    <dgm:txFillClrLst meth="repeat">
+      <a:schemeClr val="dk1"/>
+    </dgm:txFillClrLst>
+    <dgm:txEffectClrLst/>
+  </dgm:styleLbl>
+  <dgm:styleLbl name="alignAcc1">
+    <dgm:fillClrLst meth="repeat">
+      <a:schemeClr val="lt1">
+        <a:alpha val="90000"/>
+      </a:schemeClr>
+    </dgm:fillClrLst>
+    <dgm:linClrLst meth="repeat">
+      <a:schemeClr val="accent1"/>
+    </dgm:linClrLst>
+    <dgm:effectClrLst/>
+    <dgm:txLinClrLst/>
+    <dgm:txFillClrLst meth="repeat">
+      <a:schemeClr val="dk1"/>
+    </dgm:txFillClrLst>
+    <dgm:txEffectClrLst/>
+  </dgm:styleLbl>
+  <dgm:styleLbl name="trAlignAcc1">
+    <dgm:fillClrLst meth="repeat">
+      <a:schemeClr val="lt1">
+        <a:alpha val="40000"/>
+      </a:schemeClr>
+    </dgm:fillClrLst>
+    <dgm:linClrLst meth="repeat">
+      <a:schemeClr val="accent1"/>
+    </dgm:linClrLst>
+    <dgm:effectClrLst/>
+    <dgm:txLinClrLst/>
+    <dgm:txFillClrLst meth="repeat">
+      <a:schemeClr val="dk1"/>
+    </dgm:txFillClrLst>
+    <dgm:txEffectClrLst/>
+  </dgm:styleLbl>
+  <dgm:styleLbl name="bgAcc1">
+    <dgm:fillClrLst meth="repeat">
+      <a:schemeClr val="lt1">
+        <a:alpha val="90000"/>
+      </a:schemeClr>
+    </dgm:fillClrLst>
+    <dgm:linClrLst meth="repeat">
+      <a:schemeClr val="accent1"/>
+    </dgm:linClrLst>
+    <dgm:effectClrLst/>
+    <dgm:txLinClrLst/>
+    <dgm:txFillClrLst meth="repeat">
+      <a:schemeClr val="dk1"/>
+    </dgm:txFillClrLst>
+    <dgm:txEffectClrLst/>
+  </dgm:styleLbl>
+  <dgm:styleLbl name="solidFgAcc1">
+    <dgm:fillClrLst meth="repeat">
+      <a:schemeClr val="lt1"/>
+    </dgm:fillClrLst>
+    <dgm:linClrLst meth="repeat">
+      <a:schemeClr val="accent1"/>
+    </dgm:linClrLst>
+    <dgm:effectClrLst/>
+    <dgm:txLinClrLst/>
+    <dgm:txFillClrLst meth="repeat">
+      <a:schemeClr val="dk1"/>
+    </dgm:txFillClrLst>
+    <dgm:txEffectClrLst/>
+  </dgm:styleLbl>
+  <dgm:styleLbl name="solidAlignAcc1">
+    <dgm:fillClrLst meth="repeat">
+      <a:schemeClr val="lt1"/>
+    </dgm:fillClrLst>
+    <dgm:linClrLst meth="repeat">
+      <a:schemeClr val="accent1"/>
+    </dgm:linClrLst>
+    <dgm:effectClrLst/>
+    <dgm:txLinClrLst/>
+    <dgm:txFillClrLst meth="repeat">
+      <a:schemeClr val="dk1"/>
+    </dgm:txFillClrLst>
+    <dgm:txEffectClrLst/>
+  </dgm:styleLbl>
+  <dgm:styleLbl name="solidBgAcc1">
+    <dgm:fillClrLst meth="repeat">
+      <a:schemeClr val="lt1"/>
+    </dgm:fillClrLst>
+    <dgm:linClrLst meth="repeat">
+      <a:schemeClr val="accent1"/>
+    </dgm:linClrLst>
+    <dgm:effectClrLst/>
+    <dgm:txLinClrLst/>
+    <dgm:txFillClrLst meth="repeat">
+      <a:schemeClr val="dk1"/>
+    </dgm:txFillClrLst>
+    <dgm:txEffectClrLst/>
+  </dgm:styleLbl>
+  <dgm:styleLbl name="fgAccFollowNode1">
+    <dgm:fillClrLst meth="repeat">
+      <a:schemeClr val="accent1">
+        <a:alpha val="90000"/>
+        <a:tint val="40000"/>
+      </a:schemeClr>
+    </dgm:fillClrLst>
+    <dgm:linClrLst meth="repeat">
+      <a:schemeClr val="accent1">
+        <a:alpha val="90000"/>
+        <a:tint val="40000"/>
+      </a:schemeClr>
+    </dgm:linClrLst>
+    <dgm:effectClrLst/>
+    <dgm:txLinClrLst/>
+    <dgm:txFillClrLst meth="repeat">
+      <a:schemeClr val="dk1"/>
+    </dgm:txFillClrLst>
+    <dgm:txEffectClrLst/>
+  </dgm:styleLbl>
+  <dgm:styleLbl name="alignAccFollowNode1">
+    <dgm:fillClrLst meth="repeat">
+      <a:schemeClr val="accent1">
+        <a:alpha val="90000"/>
+        <a:tint val="40000"/>
+      </a:schemeClr>
+    </dgm:fillClrLst>
+    <dgm:linClrLst meth="repeat">
+      <a:schemeClr val="accent1">
+        <a:alpha val="90000"/>
+        <a:tint val="40000"/>
+      </a:schemeClr>
+    </dgm:linClrLst>
+    <dgm:effectClrLst/>
+    <dgm:txLinClrLst/>
+    <dgm:txFillClrLst meth="repeat">
+      <a:schemeClr val="dk1"/>
+    </dgm:txFillClrLst>
+    <dgm:txEffectClrLst/>
+  </dgm:styleLbl>
+  <dgm:styleLbl name="bgAccFollowNode1">
+    <dgm:fillClrLst meth="repeat">
+      <a:schemeClr val="accent1">
+        <a:alpha val="90000"/>
+        <a:tint val="40000"/>
+      </a:schemeClr>
+    </dgm:fillClrLst>
+    <dgm:linClrLst meth="repeat">
+      <a:schemeClr val="accent1">
+        <a:alpha val="90000"/>
+        <a:tint val="40000"/>
+      </a:schemeClr>
+    </dgm:linClrLst>
+    <dgm:effectClrLst/>
+    <dgm:txLinClrLst/>
+    <dgm:txFillClrLst meth="repeat">
+      <a:schemeClr val="dk1"/>
+    </dgm:txFillClrLst>
+    <dgm:txEffectClrLst/>
+  </dgm:styleLbl>
+  <dgm:styleLbl name="fgAcc0">
+    <dgm:fillClrLst meth="repeat">
+      <a:schemeClr val="lt1">
+        <a:alpha val="90000"/>
+      </a:schemeClr>
+    </dgm:fillClrLst>
+    <dgm:linClrLst meth="repeat">
+      <a:schemeClr val="accent1"/>
+    </dgm:linClrLst>
+    <dgm:effectClrLst/>
+    <dgm:txLinClrLst/>
+    <dgm:txFillClrLst meth="repeat">
+      <a:schemeClr val="dk1"/>
+    </dgm:txFillClrLst>
+    <dgm:txEffectClrLst/>
+  </dgm:styleLbl>
+  <dgm:styleLbl name="fgAcc2">
+    <dgm:fillClrLst meth="repeat">
+      <a:schemeClr val="lt1">
+        <a:alpha val="90000"/>
+      </a:schemeClr>
+    </dgm:fillClrLst>
+    <dgm:linClrLst meth="repeat">
+      <a:schemeClr val="accent1"/>
+    </dgm:linClrLst>
+    <dgm:effectClrLst/>
+    <dgm:txLinClrLst/>
+    <dgm:txFillClrLst meth="repeat">
+      <a:schemeClr val="dk1"/>
+    </dgm:txFillClrLst>
+    <dgm:txEffectClrLst/>
+  </dgm:styleLbl>
+  <dgm:styleLbl name="fgAcc3">
+    <dgm:fillClrLst meth="repeat">
+      <a:schemeClr val="lt1">
+        <a:alpha val="90000"/>
+      </a:schemeClr>
+    </dgm:fillClrLst>
+    <dgm:linClrLst meth="repeat">
+      <a:schemeClr val="accent1"/>
+    </dgm:linClrLst>
+    <dgm:effectClrLst/>
+    <dgm:txLinClrLst/>
+    <dgm:txFillClrLst meth="repeat">
+      <a:schemeClr val="dk1"/>
+    </dgm:txFillClrLst>
+    <dgm:txEffectClrLst/>
+  </dgm:styleLbl>
+  <dgm:styleLbl name="fgAcc4">
+    <dgm:fillClrLst meth="repeat">
+      <a:schemeClr val="lt1">
+        <a:alpha val="90000"/>
+      </a:schemeClr>
+    </dgm:fillClrLst>
+    <dgm:linClrLst meth="repeat">
+      <a:schemeClr val="accent1"/>
+    </dgm:linClrLst>
+    <dgm:effectClrLst/>
+    <dgm:txLinClrLst/>
+    <dgm:txFillClrLst meth="repeat">
+      <a:schemeClr val="dk1"/>
+    </dgm:txFillClrLst>
+    <dgm:txEffectClrLst/>
+  </dgm:styleLbl>
+  <dgm:styleLbl name="bgShp">
+    <dgm:fillClrLst meth="repeat">
+      <a:schemeClr val="accent1">
+        <a:tint val="40000"/>
+      </a:schemeClr>
+    </dgm:fillClrLst>
+    <dgm:linClrLst meth="repeat">
+      <a:schemeClr val="accent1"/>
+    </dgm:linClrLst>
+    <dgm:effectClrLst/>
+    <dgm:txLinClrLst/>
+    <dgm:txFillClrLst meth="repeat">
+      <a:schemeClr val="dk1"/>
+    </dgm:txFillClrLst>
+    <dgm:txEffectClrLst/>
+  </dgm:styleLbl>
+  <dgm:styleLbl name="dkBgShp">
+    <dgm:fillClrLst meth="repeat">
+      <a:schemeClr val="accent1">
+        <a:shade val="80000"/>
+      </a:schemeClr>
+    </dgm:fillClrLst>
+    <dgm:linClrLst meth="repeat">
+      <a:schemeClr val="accent1"/>
+    </dgm:linClrLst>
+    <dgm:effectClrLst/>
+    <dgm:txLinClrLst/>
+    <dgm:txFillClrLst meth="repeat">
+      <a:schemeClr val="lt1"/>
+    </dgm:txFillClrLst>
+    <dgm:txEffectClrLst/>
+  </dgm:styleLbl>
+  <dgm:styleLbl name="trBgShp">
+    <dgm:fillClrLst meth="repeat">
+      <a:schemeClr val="accent1">
+        <a:tint val="50000"/>
+        <a:alpha val="40000"/>
+      </a:schemeClr>
+    </dgm:fillClrLst>
+    <dgm:linClrLst meth="repeat">
+      <a:schemeClr val="accent1"/>
+    </dgm:linClrLst>
+    <dgm:effectClrLst/>
+    <dgm:txLinClrLst/>
+    <dgm:txFillClrLst meth="repeat">
+      <a:schemeClr val="lt1"/>
+    </dgm:txFillClrLst>
+    <dgm:txEffectClrLst/>
+  </dgm:styleLbl>
+  <dgm:styleLbl name="fgShp">
+    <dgm:fillClrLst meth="repeat">
+      <a:schemeClr val="accent1">
+        <a:tint val="60000"/>
+      </a:schemeClr>
+    </dgm:fillClrLst>
+    <dgm:linClrLst meth="repeat">
+      <a:schemeClr val="lt1"/>
+    </dgm:linClrLst>
+    <dgm:effectClrLst/>
+    <dgm:txLinClrLst/>
+    <dgm:txFillClrLst meth="repeat">
+      <a:schemeClr val="dk1"/>
+    </dgm:txFillClrLst>
+    <dgm:txEffectClrLst/>
+  </dgm:styleLbl>
+  <dgm:styleLbl name="revTx">
+    <dgm:fillClrLst meth="repeat">
+      <a:schemeClr val="lt1">
+        <a:alpha val="0"/>
+      </a:schemeClr>
+    </dgm:fillClrLst>
+    <dgm:linClrLst meth="repeat">
+      <a:schemeClr val="dk1">
+        <a:alpha val="0"/>
+      </a:schemeClr>
+    </dgm:linClrLst>
+    <dgm:effectClrLst/>
+    <dgm:txLinClrLst/>
+    <dgm:txFillClrLst meth="repeat">
+      <a:schemeClr val="tx1"/>
+    </dgm:txFillClrLst>
+    <dgm:txEffectClrLst/>
+  </dgm:styleLbl>
+</dgm:colorsDef>
+</file>
+
+<file path=word/diagrams/data1.xml><?xml version="1.0" encoding="utf-8"?>
+<dgm:dataModel xmlns:dgm="http://schemas.openxmlformats.org/drawingml/2006/diagram" xmlns:a="http://schemas.openxmlformats.org/drawingml/2006/main">
+  <dgm:ptLst>
+    <dgm:pt modelId="{AAF4D74F-A463-4E1B-B163-3A64F766E067}" type="doc">
+      <dgm:prSet loTypeId="urn:microsoft.com/office/officeart/2005/8/layout/default" loCatId="list" qsTypeId="urn:microsoft.com/office/officeart/2005/8/quickstyle/simple1" qsCatId="simple" csTypeId="urn:microsoft.com/office/officeart/2005/8/colors/accent1_2" csCatId="accent1" phldr="1"/>
+      <dgm:spPr/>
+      <dgm:t>
+        <a:bodyPr/>
+        <a:lstStyle/>
+        <a:p>
+          <a:endParaRPr lang="en-CA"/>
+        </a:p>
+      </dgm:t>
+    </dgm:pt>
+    <dgm:pt modelId="{7F97481E-035C-4A22-B252-1155FD773338}">
+      <dgm:prSet phldrT="[Text]" custT="1"/>
+      <dgm:spPr>
+        <a:solidFill>
+          <a:schemeClr val="bg1">
+            <a:lumMod val="95000"/>
+          </a:schemeClr>
+        </a:solidFill>
+      </dgm:spPr>
+      <dgm:t>
+        <a:bodyPr/>
+        <a:lstStyle/>
+        <a:p>
+          <a:pPr algn="ctr">
+            <a:buNone/>
+          </a:pPr>
+          <a:r>
+            <a:rPr lang="en-US" sz="900" b="1">
+              <a:solidFill>
+                <a:srgbClr val="CC0633"/>
+              </a:solidFill>
+              <a:latin typeface="Arial" panose="020B0604020202020204" pitchFamily="34" charset="0"/>
+              <a:cs typeface="Arial" panose="020B0604020202020204" pitchFamily="34" charset="0"/>
+            </a:rPr>
+            <a:t>Functional suitability</a:t>
+          </a:r>
+          <a:br>
+            <a:rPr lang="en-US" sz="700" b="1">
+              <a:solidFill>
+                <a:sysClr val="windowText" lastClr="000000"/>
+              </a:solidFill>
+              <a:latin typeface="Arial" panose="020B0604020202020204" pitchFamily="34" charset="0"/>
+              <a:cs typeface="Arial" panose="020B0604020202020204" pitchFamily="34" charset="0"/>
+            </a:rPr>
+          </a:br>
+          <a:r>
+            <a:rPr lang="en-US" sz="700">
+              <a:solidFill>
+                <a:sysClr val="windowText" lastClr="000000"/>
+              </a:solidFill>
+              <a:latin typeface="Arial" panose="020B0604020202020204" pitchFamily="34" charset="0"/>
+              <a:cs typeface="Arial" panose="020B0604020202020204" pitchFamily="34" charset="0"/>
+            </a:rPr>
+            <a:t>Evaluation, baseline, forests, metrics and artifacts work; no live inference UI is claimed.</a:t>
+          </a:r>
+          <a:endParaRPr lang="en-CA" sz="700">
+            <a:solidFill>
+              <a:sysClr val="windowText" lastClr="000000"/>
+            </a:solidFill>
+            <a:latin typeface="Arial" panose="020B0604020202020204" pitchFamily="34" charset="0"/>
+            <a:cs typeface="Arial" panose="020B0604020202020204" pitchFamily="34" charset="0"/>
+          </a:endParaRPr>
+        </a:p>
+      </dgm:t>
+    </dgm:pt>
+    <dgm:pt modelId="{8CA1C082-42B0-4CE1-8574-238B4EE2B452}" type="parTrans" cxnId="{FE684EDA-5632-47FB-8C5F-CBA7DEBD0C6F}">
+      <dgm:prSet/>
+      <dgm:spPr/>
+      <dgm:t>
+        <a:bodyPr/>
+        <a:lstStyle/>
+        <a:p>
+          <a:pPr algn="ctr"/>
+          <a:endParaRPr lang="en-CA" sz="700"/>
+        </a:p>
+      </dgm:t>
+    </dgm:pt>
+    <dgm:pt modelId="{150D48C6-E0A5-449D-9820-88223BF2861F}" type="sibTrans" cxnId="{FE684EDA-5632-47FB-8C5F-CBA7DEBD0C6F}">
+      <dgm:prSet/>
+      <dgm:spPr/>
+      <dgm:t>
+        <a:bodyPr/>
+        <a:lstStyle/>
+        <a:p>
+          <a:pPr algn="ctr"/>
+          <a:endParaRPr lang="en-CA" sz="700"/>
+        </a:p>
+      </dgm:t>
+    </dgm:pt>
+    <dgm:pt modelId="{A743E167-5E3B-456C-AF20-A5BDFBADC67B}">
+      <dgm:prSet phldrT="[Text]" custT="1"/>
+      <dgm:spPr>
+        <a:solidFill>
+          <a:schemeClr val="bg1">
+            <a:lumMod val="95000"/>
+          </a:schemeClr>
+        </a:solidFill>
+      </dgm:spPr>
+      <dgm:t>
+        <a:bodyPr/>
+        <a:lstStyle/>
+        <a:p>
+          <a:pPr algn="ctr">
+            <a:buNone/>
+          </a:pPr>
+          <a:r>
+            <a:rPr lang="en-CA" sz="900" b="1">
+              <a:solidFill>
+                <a:srgbClr val="CC0633"/>
+              </a:solidFill>
+              <a:latin typeface="Arial" panose="020B0604020202020204" pitchFamily="34" charset="0"/>
+              <a:cs typeface="Arial" panose="020B0604020202020204" pitchFamily="34" charset="0"/>
+            </a:rPr>
+            <a:t>Reliability</a:t>
+          </a:r>
+        </a:p>
+        <a:p>
+          <a:pPr algn="ctr"/>
+          <a:r>
+            <a:rPr lang="en-CA" sz="700" b="0">
+              <a:solidFill>
+                <a:sysClr val="windowText" lastClr="000000"/>
+              </a:solidFill>
+              <a:latin typeface="Arial" panose="020B0604020202020204" pitchFamily="34" charset="0"/>
+              <a:cs typeface="Arial" panose="020B0604020202020204" pitchFamily="34" charset="0"/>
+            </a:rPr>
+            <a:t>Fixed seeds and held-out evidence support repeatability; the small dataset creates high variance</a:t>
+          </a:r>
+          <a:r>
+            <a:rPr lang="en-CA" sz="700" b="1">
+              <a:solidFill>
+                <a:sysClr val="windowText" lastClr="000000"/>
+              </a:solidFill>
+              <a:latin typeface="Arial" panose="020B0604020202020204" pitchFamily="34" charset="0"/>
+              <a:cs typeface="Arial" panose="020B0604020202020204" pitchFamily="34" charset="0"/>
+            </a:rPr>
+            <a:t>.</a:t>
+          </a:r>
+        </a:p>
+      </dgm:t>
+    </dgm:pt>
+    <dgm:pt modelId="{8F0F8C44-F5E3-4BFC-9019-126C7CAC7427}" type="parTrans" cxnId="{5E02A0C8-DB8F-4940-98EA-29D937595C4F}">
+      <dgm:prSet/>
+      <dgm:spPr/>
+      <dgm:t>
+        <a:bodyPr/>
+        <a:lstStyle/>
+        <a:p>
+          <a:pPr algn="ctr"/>
+          <a:endParaRPr lang="en-CA" sz="700"/>
+        </a:p>
+      </dgm:t>
+    </dgm:pt>
+    <dgm:pt modelId="{7976DA7F-E061-4CAD-A0AB-D13E895D1EB1}" type="sibTrans" cxnId="{5E02A0C8-DB8F-4940-98EA-29D937595C4F}">
+      <dgm:prSet/>
+      <dgm:spPr/>
+      <dgm:t>
+        <a:bodyPr/>
+        <a:lstStyle/>
+        <a:p>
+          <a:pPr algn="ctr"/>
+          <a:endParaRPr lang="en-CA" sz="700"/>
+        </a:p>
+      </dgm:t>
+    </dgm:pt>
+    <dgm:pt modelId="{770F58DE-C771-4515-A5B1-437519FC63E8}">
+      <dgm:prSet phldrT="[Text]" custT="1"/>
+      <dgm:spPr>
+        <a:solidFill>
+          <a:schemeClr val="bg1">
+            <a:lumMod val="95000"/>
+          </a:schemeClr>
+        </a:solidFill>
+      </dgm:spPr>
+      <dgm:t>
+        <a:bodyPr/>
+        <a:lstStyle/>
+        <a:p>
+          <a:pPr algn="ctr">
+            <a:buNone/>
+          </a:pPr>
+          <a:r>
+            <a:rPr lang="en-CA" sz="900" b="1">
+              <a:solidFill>
+                <a:srgbClr val="CC0633"/>
+              </a:solidFill>
+              <a:latin typeface="Arial" panose="020B0604020202020204" pitchFamily="34" charset="0"/>
+              <a:cs typeface="Arial" panose="020B0604020202020204" pitchFamily="34" charset="0"/>
+            </a:rPr>
+            <a:t>Performance</a:t>
+          </a:r>
+        </a:p>
+        <a:p>
+          <a:pPr algn="ctr"/>
+          <a:r>
+            <a:rPr lang="en-CA" sz="700" b="0">
+              <a:solidFill>
+                <a:sysClr val="windowText" lastClr="000000"/>
+              </a:solidFill>
+              <a:latin typeface="Arial" panose="020B0604020202020204" pitchFamily="34" charset="0"/>
+              <a:cs typeface="Arial" panose="020B0604020202020204" pitchFamily="34" charset="0"/>
+            </a:rPr>
+            <a:t>scikit-learn runs quickly; the custom implementation is deliberately opt-in.</a:t>
+          </a:r>
+        </a:p>
+      </dgm:t>
+    </dgm:pt>
+    <dgm:pt modelId="{E286E71F-31FE-4C98-8F46-1BC658632E8E}" type="parTrans" cxnId="{E2C0EDE4-3078-4FCA-A4E1-37D7D0EE7068}">
+      <dgm:prSet/>
+      <dgm:spPr/>
+      <dgm:t>
+        <a:bodyPr/>
+        <a:lstStyle/>
+        <a:p>
+          <a:pPr algn="ctr"/>
+          <a:endParaRPr lang="en-CA" sz="700"/>
+        </a:p>
+      </dgm:t>
+    </dgm:pt>
+    <dgm:pt modelId="{617635CF-EACC-44FE-AEBF-FF873210DDF1}" type="sibTrans" cxnId="{E2C0EDE4-3078-4FCA-A4E1-37D7D0EE7068}">
+      <dgm:prSet/>
+      <dgm:spPr/>
+      <dgm:t>
+        <a:bodyPr/>
+        <a:lstStyle/>
+        <a:p>
+          <a:pPr algn="ctr"/>
+          <a:endParaRPr lang="en-CA" sz="700"/>
+        </a:p>
+      </dgm:t>
+    </dgm:pt>
+    <dgm:pt modelId="{AA1D138A-0532-4968-BA8A-3B8281AACCB2}">
+      <dgm:prSet phldrT="[Text]" custT="1"/>
+      <dgm:spPr>
+        <a:solidFill>
+          <a:schemeClr val="bg1">
+            <a:lumMod val="95000"/>
+          </a:schemeClr>
+        </a:solidFill>
+      </dgm:spPr>
+      <dgm:t>
+        <a:bodyPr/>
+        <a:lstStyle/>
+        <a:p>
+          <a:pPr algn="ctr">
+            <a:buNone/>
+          </a:pPr>
+          <a:r>
+            <a:rPr lang="en-CA" sz="900" b="1">
+              <a:solidFill>
+                <a:srgbClr val="CC0633"/>
+              </a:solidFill>
+              <a:latin typeface="Arial" panose="020B0604020202020204" pitchFamily="34" charset="0"/>
+              <a:cs typeface="Arial" panose="020B0604020202020204" pitchFamily="34" charset="0"/>
+            </a:rPr>
+            <a:t>Maintainability</a:t>
+          </a:r>
+        </a:p>
+        <a:p>
+          <a:pPr algn="ctr"/>
+          <a:r>
+            <a:rPr lang="en-CA" sz="700" b="0">
+              <a:solidFill>
+                <a:sysClr val="windowText" lastClr="000000"/>
+              </a:solidFill>
+              <a:latin typeface="Arial" panose="020B0604020202020204" pitchFamily="34" charset="0"/>
+              <a:cs typeface="Arial" panose="020B0604020202020204" pitchFamily="34" charset="0"/>
+            </a:rPr>
+            <a:t>Evaluation responsibilities are separated; raw preprocessing remains outside the clean run path.</a:t>
+          </a:r>
+        </a:p>
+      </dgm:t>
+    </dgm:pt>
+    <dgm:pt modelId="{65E08377-DCCA-4D50-861A-7647DA2375D9}" type="parTrans" cxnId="{C80D4580-E7DE-48C4-B84A-88EBD8E000C6}">
+      <dgm:prSet/>
+      <dgm:spPr/>
+      <dgm:t>
+        <a:bodyPr/>
+        <a:lstStyle/>
+        <a:p>
+          <a:pPr algn="ctr"/>
+          <a:endParaRPr lang="en-CA" sz="700"/>
+        </a:p>
+      </dgm:t>
+    </dgm:pt>
+    <dgm:pt modelId="{70BA5F55-7EB9-4510-B81A-1614FE740701}" type="sibTrans" cxnId="{C80D4580-E7DE-48C4-B84A-88EBD8E000C6}">
+      <dgm:prSet/>
+      <dgm:spPr/>
+      <dgm:t>
+        <a:bodyPr/>
+        <a:lstStyle/>
+        <a:p>
+          <a:pPr algn="ctr"/>
+          <a:endParaRPr lang="en-CA" sz="700"/>
+        </a:p>
+      </dgm:t>
+    </dgm:pt>
+    <dgm:pt modelId="{7E5DA96A-92DE-419D-9133-56AB5F247E65}">
+      <dgm:prSet phldrT="[Text]" custT="1"/>
+      <dgm:spPr>
+        <a:solidFill>
+          <a:schemeClr val="bg1">
+            <a:lumMod val="95000"/>
+          </a:schemeClr>
+        </a:solidFill>
+      </dgm:spPr>
+      <dgm:t>
+        <a:bodyPr/>
+        <a:lstStyle/>
+        <a:p>
+          <a:pPr algn="ctr">
+            <a:buNone/>
+          </a:pPr>
+          <a:r>
+            <a:rPr lang="en-CA" sz="900" b="1">
+              <a:solidFill>
+                <a:srgbClr val="CC0633"/>
+              </a:solidFill>
+              <a:latin typeface="Arial" panose="020B0604020202020204" pitchFamily="34" charset="0"/>
+              <a:cs typeface="Arial" panose="020B0604020202020204" pitchFamily="34" charset="0"/>
+            </a:rPr>
+            <a:t>Compatibility</a:t>
+          </a:r>
+        </a:p>
+        <a:p>
+          <a:pPr algn="ctr"/>
+          <a:r>
+            <a:rPr lang="en-CA" sz="700" b="0">
+              <a:solidFill>
+                <a:sysClr val="windowText" lastClr="000000"/>
+              </a:solidFill>
+              <a:latin typeface="Arial" panose="020B0604020202020204" pitchFamily="34" charset="0"/>
+              <a:cs typeface="Arial" panose="020B0604020202020204" pitchFamily="34" charset="0"/>
+            </a:rPr>
+            <a:t>Runs locally on Python 3.11+ from the included final CSV.</a:t>
+          </a:r>
+        </a:p>
+      </dgm:t>
+    </dgm:pt>
+    <dgm:pt modelId="{C9DC3A6B-B9C0-4C10-9F96-6DE4F4CF9E91}" type="parTrans" cxnId="{2B5785D6-0E06-46D0-BF03-A5541ED85BC6}">
+      <dgm:prSet/>
+      <dgm:spPr/>
+      <dgm:t>
+        <a:bodyPr/>
+        <a:lstStyle/>
+        <a:p>
+          <a:pPr algn="ctr"/>
+          <a:endParaRPr lang="en-CA" sz="700"/>
+        </a:p>
+      </dgm:t>
+    </dgm:pt>
+    <dgm:pt modelId="{AED3D913-EFAD-4A88-AD69-48E95D67B636}" type="sibTrans" cxnId="{2B5785D6-0E06-46D0-BF03-A5541ED85BC6}">
+      <dgm:prSet/>
+      <dgm:spPr/>
+      <dgm:t>
+        <a:bodyPr/>
+        <a:lstStyle/>
+        <a:p>
+          <a:pPr algn="ctr"/>
+          <a:endParaRPr lang="en-CA" sz="700"/>
+        </a:p>
+      </dgm:t>
+    </dgm:pt>
+    <dgm:pt modelId="{C3CAC716-2C14-4099-B8E0-CE8083204203}">
+      <dgm:prSet phldrT="[Text]" custT="1"/>
+      <dgm:spPr>
+        <a:solidFill>
+          <a:schemeClr val="bg1">
+            <a:lumMod val="95000"/>
+          </a:schemeClr>
+        </a:solidFill>
+      </dgm:spPr>
+      <dgm:t>
+        <a:bodyPr/>
+        <a:lstStyle/>
+        <a:p>
+          <a:pPr algn="ctr">
+            <a:buNone/>
+          </a:pPr>
+          <a:r>
+            <a:rPr lang="en-CA" sz="900" b="1">
+              <a:solidFill>
+                <a:srgbClr val="CC0633"/>
+              </a:solidFill>
+              <a:latin typeface="Arial" panose="020B0604020202020204" pitchFamily="34" charset="0"/>
+              <a:cs typeface="Arial" panose="020B0604020202020204" pitchFamily="34" charset="0"/>
+            </a:rPr>
+            <a:t>Security and usability</a:t>
+          </a:r>
+        </a:p>
+        <a:p>
+          <a:pPr algn="ctr"/>
+          <a:r>
+            <a:rPr lang="en-CA" sz="700" b="0">
+              <a:solidFill>
+                <a:sysClr val="windowText" lastClr="000000"/>
+              </a:solidFill>
+              <a:latin typeface="Arial" panose="020B0604020202020204" pitchFamily="34" charset="0"/>
+              <a:cs typeface="Arial" panose="020B0604020202020204" pitchFamily="34" charset="0"/>
+            </a:rPr>
+            <a:t>No credentials or student IDs are included; explicit warnings reduce financial risk.</a:t>
+          </a:r>
+        </a:p>
+      </dgm:t>
+    </dgm:pt>
+    <dgm:pt modelId="{4F9490F1-8685-4F3D-9336-C44DAC7A0019}" type="parTrans" cxnId="{F254991F-F930-4F0C-9C51-F8B512C0362C}">
+      <dgm:prSet/>
+      <dgm:spPr/>
+      <dgm:t>
+        <a:bodyPr/>
+        <a:lstStyle/>
+        <a:p>
+          <a:pPr algn="ctr"/>
+          <a:endParaRPr lang="en-CA" sz="700"/>
+        </a:p>
+      </dgm:t>
+    </dgm:pt>
+    <dgm:pt modelId="{7E3DB6DE-E7B2-4CB2-9D75-62DF40AF130F}" type="sibTrans" cxnId="{F254991F-F930-4F0C-9C51-F8B512C0362C}">
+      <dgm:prSet/>
+      <dgm:spPr/>
+      <dgm:t>
+        <a:bodyPr/>
+        <a:lstStyle/>
+        <a:p>
+          <a:pPr algn="ctr"/>
+          <a:endParaRPr lang="en-CA" sz="700"/>
+        </a:p>
+      </dgm:t>
+    </dgm:pt>
+    <dgm:pt modelId="{05D6EF6B-213A-4424-AE92-E61C7B5974D0}" type="pres">
+      <dgm:prSet presAssocID="{AAF4D74F-A463-4E1B-B163-3A64F766E067}" presName="diagram" presStyleCnt="0">
+        <dgm:presLayoutVars>
+          <dgm:dir/>
+          <dgm:resizeHandles val="exact"/>
+        </dgm:presLayoutVars>
+      </dgm:prSet>
+      <dgm:spPr/>
+    </dgm:pt>
+    <dgm:pt modelId="{6E8D28F7-7904-4231-89B5-51F61B512745}" type="pres">
+      <dgm:prSet presAssocID="{7F97481E-035C-4A22-B252-1155FD773338}" presName="node" presStyleLbl="node1" presStyleIdx="0" presStyleCnt="6" custLinFactNeighborX="9404" custLinFactNeighborY="16418">
+        <dgm:presLayoutVars>
+          <dgm:bulletEnabled val="1"/>
+        </dgm:presLayoutVars>
+      </dgm:prSet>
+      <dgm:spPr/>
+    </dgm:pt>
+    <dgm:pt modelId="{6B51B35E-6FF8-4FF6-A6B0-0D594EDAEFA0}" type="pres">
+      <dgm:prSet presAssocID="{150D48C6-E0A5-449D-9820-88223BF2861F}" presName="sibTrans" presStyleCnt="0"/>
+      <dgm:spPr/>
+    </dgm:pt>
+    <dgm:pt modelId="{A1D6DDBB-264C-4824-8E06-E008A622E658}" type="pres">
+      <dgm:prSet presAssocID="{A743E167-5E3B-456C-AF20-A5BDFBADC67B}" presName="node" presStyleLbl="node1" presStyleIdx="1" presStyleCnt="6" custLinFactNeighborX="-525" custLinFactNeighborY="16634">
+        <dgm:presLayoutVars>
+          <dgm:bulletEnabled val="1"/>
+        </dgm:presLayoutVars>
+      </dgm:prSet>
+      <dgm:spPr/>
+    </dgm:pt>
+    <dgm:pt modelId="{B847CF17-7CE1-4705-B303-AC06633AFCBE}" type="pres">
+      <dgm:prSet presAssocID="{7976DA7F-E061-4CAD-A0AB-D13E895D1EB1}" presName="sibTrans" presStyleCnt="0"/>
+      <dgm:spPr/>
+    </dgm:pt>
+    <dgm:pt modelId="{4A85C3F9-35EB-4740-856C-D2387C04674F}" type="pres">
+      <dgm:prSet presAssocID="{770F58DE-C771-4515-A5B1-437519FC63E8}" presName="node" presStyleLbl="node1" presStyleIdx="2" presStyleCnt="6" custLinFactNeighborX="-10441" custLinFactNeighborY="16622">
+        <dgm:presLayoutVars>
+          <dgm:bulletEnabled val="1"/>
+        </dgm:presLayoutVars>
+      </dgm:prSet>
+      <dgm:spPr/>
+    </dgm:pt>
+    <dgm:pt modelId="{696DFFCB-C5B3-4BE9-9EDB-C78FCB51DFE9}" type="pres">
+      <dgm:prSet presAssocID="{617635CF-EACC-44FE-AEBF-FF873210DDF1}" presName="sibTrans" presStyleCnt="0"/>
+      <dgm:spPr/>
+    </dgm:pt>
+    <dgm:pt modelId="{350F2A61-6A17-4753-A703-2BC8859DC964}" type="pres">
+      <dgm:prSet presAssocID="{AA1D138A-0532-4968-BA8A-3B8281AACCB2}" presName="node" presStyleLbl="node1" presStyleIdx="3" presStyleCnt="6" custLinFactNeighborX="9347" custLinFactNeighborY="64">
+        <dgm:presLayoutVars>
+          <dgm:bulletEnabled val="1"/>
+        </dgm:presLayoutVars>
+      </dgm:prSet>
+      <dgm:spPr/>
+    </dgm:pt>
+    <dgm:pt modelId="{DD4F7AF7-CA3B-42E8-BD21-A0ADFDE028DD}" type="pres">
+      <dgm:prSet presAssocID="{70BA5F55-7EB9-4510-B81A-1614FE740701}" presName="sibTrans" presStyleCnt="0"/>
+      <dgm:spPr/>
+    </dgm:pt>
+    <dgm:pt modelId="{093F8C40-B33D-4330-B62D-3BE7858E28C4}" type="pres">
+      <dgm:prSet presAssocID="{7E5DA96A-92DE-419D-9133-56AB5F247E65}" presName="node" presStyleLbl="node1" presStyleIdx="4" presStyleCnt="6" custLinFactNeighborX="-470">
+        <dgm:presLayoutVars>
+          <dgm:bulletEnabled val="1"/>
+        </dgm:presLayoutVars>
+      </dgm:prSet>
+      <dgm:spPr/>
+    </dgm:pt>
+    <dgm:pt modelId="{2314F259-B726-4601-865E-610ADFE579A8}" type="pres">
+      <dgm:prSet presAssocID="{AED3D913-EFAD-4A88-AD69-48E95D67B636}" presName="sibTrans" presStyleCnt="0"/>
+      <dgm:spPr/>
+    </dgm:pt>
+    <dgm:pt modelId="{AAC04123-6E15-4245-9D83-B8EF10F65644}" type="pres">
+      <dgm:prSet presAssocID="{C3CAC716-2C14-4099-B8E0-CE8083204203}" presName="node" presStyleLbl="node1" presStyleIdx="5" presStyleCnt="6" custLinFactNeighborX="-10340">
+        <dgm:presLayoutVars>
+          <dgm:bulletEnabled val="1"/>
+        </dgm:presLayoutVars>
+      </dgm:prSet>
+      <dgm:spPr/>
+    </dgm:pt>
+  </dgm:ptLst>
+  <dgm:cxnLst>
+    <dgm:cxn modelId="{744A0C04-2070-45B3-A777-8AADC1D936D5}" type="presOf" srcId="{770F58DE-C771-4515-A5B1-437519FC63E8}" destId="{4A85C3F9-35EB-4740-856C-D2387C04674F}" srcOrd="0" destOrd="0" presId="urn:microsoft.com/office/officeart/2005/8/layout/default"/>
+    <dgm:cxn modelId="{BB751309-3220-497F-9D3D-3D52FDE8A12E}" type="presOf" srcId="{AAF4D74F-A463-4E1B-B163-3A64F766E067}" destId="{05D6EF6B-213A-4424-AE92-E61C7B5974D0}" srcOrd="0" destOrd="0" presId="urn:microsoft.com/office/officeart/2005/8/layout/default"/>
+    <dgm:cxn modelId="{F254991F-F930-4F0C-9C51-F8B512C0362C}" srcId="{AAF4D74F-A463-4E1B-B163-3A64F766E067}" destId="{C3CAC716-2C14-4099-B8E0-CE8083204203}" srcOrd="5" destOrd="0" parTransId="{4F9490F1-8685-4F3D-9336-C44DAC7A0019}" sibTransId="{7E3DB6DE-E7B2-4CB2-9D75-62DF40AF130F}"/>
+    <dgm:cxn modelId="{B15A9D7B-6CE1-4FFD-8D69-B3942CDC06AB}" type="presOf" srcId="{AA1D138A-0532-4968-BA8A-3B8281AACCB2}" destId="{350F2A61-6A17-4753-A703-2BC8859DC964}" srcOrd="0" destOrd="0" presId="urn:microsoft.com/office/officeart/2005/8/layout/default"/>
+    <dgm:cxn modelId="{C80D4580-E7DE-48C4-B84A-88EBD8E000C6}" srcId="{AAF4D74F-A463-4E1B-B163-3A64F766E067}" destId="{AA1D138A-0532-4968-BA8A-3B8281AACCB2}" srcOrd="3" destOrd="0" parTransId="{65E08377-DCCA-4D50-861A-7647DA2375D9}" sibTransId="{70BA5F55-7EB9-4510-B81A-1614FE740701}"/>
+    <dgm:cxn modelId="{5E02A0C8-DB8F-4940-98EA-29D937595C4F}" srcId="{AAF4D74F-A463-4E1B-B163-3A64F766E067}" destId="{A743E167-5E3B-456C-AF20-A5BDFBADC67B}" srcOrd="1" destOrd="0" parTransId="{8F0F8C44-F5E3-4BFC-9019-126C7CAC7427}" sibTransId="{7976DA7F-E061-4CAD-A0AB-D13E895D1EB1}"/>
+    <dgm:cxn modelId="{2B5785D6-0E06-46D0-BF03-A5541ED85BC6}" srcId="{AAF4D74F-A463-4E1B-B163-3A64F766E067}" destId="{7E5DA96A-92DE-419D-9133-56AB5F247E65}" srcOrd="4" destOrd="0" parTransId="{C9DC3A6B-B9C0-4C10-9F96-6DE4F4CF9E91}" sibTransId="{AED3D913-EFAD-4A88-AD69-48E95D67B636}"/>
+    <dgm:cxn modelId="{FE684EDA-5632-47FB-8C5F-CBA7DEBD0C6F}" srcId="{AAF4D74F-A463-4E1B-B163-3A64F766E067}" destId="{7F97481E-035C-4A22-B252-1155FD773338}" srcOrd="0" destOrd="0" parTransId="{8CA1C082-42B0-4CE1-8574-238B4EE2B452}" sibTransId="{150D48C6-E0A5-449D-9820-88223BF2861F}"/>
+    <dgm:cxn modelId="{E2C0EDE4-3078-4FCA-A4E1-37D7D0EE7068}" srcId="{AAF4D74F-A463-4E1B-B163-3A64F766E067}" destId="{770F58DE-C771-4515-A5B1-437519FC63E8}" srcOrd="2" destOrd="0" parTransId="{E286E71F-31FE-4C98-8F46-1BC658632E8E}" sibTransId="{617635CF-EACC-44FE-AEBF-FF873210DDF1}"/>
+    <dgm:cxn modelId="{FC9F00F2-5084-4937-B43E-682D3AA7CFD0}" type="presOf" srcId="{A743E167-5E3B-456C-AF20-A5BDFBADC67B}" destId="{A1D6DDBB-264C-4824-8E06-E008A622E658}" srcOrd="0" destOrd="0" presId="urn:microsoft.com/office/officeart/2005/8/layout/default"/>
+    <dgm:cxn modelId="{E64205F8-123D-49E7-976A-77C8E1B79043}" type="presOf" srcId="{C3CAC716-2C14-4099-B8E0-CE8083204203}" destId="{AAC04123-6E15-4245-9D83-B8EF10F65644}" srcOrd="0" destOrd="0" presId="urn:microsoft.com/office/officeart/2005/8/layout/default"/>
+    <dgm:cxn modelId="{B618B1FC-B2EB-4534-8701-13CCFE4B45DD}" type="presOf" srcId="{7E5DA96A-92DE-419D-9133-56AB5F247E65}" destId="{093F8C40-B33D-4330-B62D-3BE7858E28C4}" srcOrd="0" destOrd="0" presId="urn:microsoft.com/office/officeart/2005/8/layout/default"/>
+    <dgm:cxn modelId="{F48B59FE-63CF-486B-8E3B-0606BBF7F031}" type="presOf" srcId="{7F97481E-035C-4A22-B252-1155FD773338}" destId="{6E8D28F7-7904-4231-89B5-51F61B512745}" srcOrd="0" destOrd="0" presId="urn:microsoft.com/office/officeart/2005/8/layout/default"/>
+    <dgm:cxn modelId="{8A17A5D1-65F0-4ABC-83DF-A4825B093EC3}" type="presParOf" srcId="{05D6EF6B-213A-4424-AE92-E61C7B5974D0}" destId="{6E8D28F7-7904-4231-89B5-51F61B512745}" srcOrd="0" destOrd="0" presId="urn:microsoft.com/office/officeart/2005/8/layout/default"/>
+    <dgm:cxn modelId="{421342DD-775F-4B85-A9A3-622DBA1FF687}" type="presParOf" srcId="{05D6EF6B-213A-4424-AE92-E61C7B5974D0}" destId="{6B51B35E-6FF8-4FF6-A6B0-0D594EDAEFA0}" srcOrd="1" destOrd="0" presId="urn:microsoft.com/office/officeart/2005/8/layout/default"/>
+    <dgm:cxn modelId="{2F2DE136-1516-4E2E-A6FB-DFFB11CD9BAD}" type="presParOf" srcId="{05D6EF6B-213A-4424-AE92-E61C7B5974D0}" destId="{A1D6DDBB-264C-4824-8E06-E008A622E658}" srcOrd="2" destOrd="0" presId="urn:microsoft.com/office/officeart/2005/8/layout/default"/>
+    <dgm:cxn modelId="{5ED7A069-C3A1-439C-8DD2-680F63FCFDAD}" type="presParOf" srcId="{05D6EF6B-213A-4424-AE92-E61C7B5974D0}" destId="{B847CF17-7CE1-4705-B303-AC06633AFCBE}" srcOrd="3" destOrd="0" presId="urn:microsoft.com/office/officeart/2005/8/layout/default"/>
+    <dgm:cxn modelId="{C7FDA457-E6CC-422D-98FD-D827CC0DECEA}" type="presParOf" srcId="{05D6EF6B-213A-4424-AE92-E61C7B5974D0}" destId="{4A85C3F9-35EB-4740-856C-D2387C04674F}" srcOrd="4" destOrd="0" presId="urn:microsoft.com/office/officeart/2005/8/layout/default"/>
+    <dgm:cxn modelId="{31967EC0-50CA-45AD-B0DA-28DCCA13A5F0}" type="presParOf" srcId="{05D6EF6B-213A-4424-AE92-E61C7B5974D0}" destId="{696DFFCB-C5B3-4BE9-9EDB-C78FCB51DFE9}" srcOrd="5" destOrd="0" presId="urn:microsoft.com/office/officeart/2005/8/layout/default"/>
+    <dgm:cxn modelId="{EAB6511E-24F1-46FE-97AA-743E9790964E}" type="presParOf" srcId="{05D6EF6B-213A-4424-AE92-E61C7B5974D0}" destId="{350F2A61-6A17-4753-A703-2BC8859DC964}" srcOrd="6" destOrd="0" presId="urn:microsoft.com/office/officeart/2005/8/layout/default"/>
+    <dgm:cxn modelId="{59AA144F-A19D-4F64-98CE-597E041F01B6}" type="presParOf" srcId="{05D6EF6B-213A-4424-AE92-E61C7B5974D0}" destId="{DD4F7AF7-CA3B-42E8-BD21-A0ADFDE028DD}" srcOrd="7" destOrd="0" presId="urn:microsoft.com/office/officeart/2005/8/layout/default"/>
+    <dgm:cxn modelId="{656E48A2-C84B-4380-B709-71D5AD62E74F}" type="presParOf" srcId="{05D6EF6B-213A-4424-AE92-E61C7B5974D0}" destId="{093F8C40-B33D-4330-B62D-3BE7858E28C4}" srcOrd="8" destOrd="0" presId="urn:microsoft.com/office/officeart/2005/8/layout/default"/>
+    <dgm:cxn modelId="{BA946809-BBFF-4970-BB6D-DB69B0180B68}" type="presParOf" srcId="{05D6EF6B-213A-4424-AE92-E61C7B5974D0}" destId="{2314F259-B726-4601-865E-610ADFE579A8}" srcOrd="9" destOrd="0" presId="urn:microsoft.com/office/officeart/2005/8/layout/default"/>
+    <dgm:cxn modelId="{1131C6D0-2D40-484A-B7EE-BECE46B4A0FA}" type="presParOf" srcId="{05D6EF6B-213A-4424-AE92-E61C7B5974D0}" destId="{AAC04123-6E15-4245-9D83-B8EF10F65644}" srcOrd="10" destOrd="0" presId="urn:microsoft.com/office/officeart/2005/8/layout/default"/>
+  </dgm:cxnLst>
+  <dgm:bg/>
+  <dgm:whole/>
+  <dgm:extLst>
+    <a:ext uri="http://schemas.microsoft.com/office/drawing/2008/diagram">
+      <dsp:dataModelExt xmlns:dsp="http://schemas.microsoft.com/office/drawing/2008/diagram" relId="rId14" minVer="http://schemas.openxmlformats.org/drawingml/2006/diagram"/>
+    </a:ext>
+  </dgm:extLst>
+</dgm:dataModel>
+</file>
+
+<file path=word/diagrams/drawing1.xml><?xml version="1.0" encoding="utf-8"?>
+<dsp:drawing xmlns:dgm="http://schemas.openxmlformats.org/drawingml/2006/diagram" xmlns:dsp="http://schemas.microsoft.com/office/drawing/2008/diagram" xmlns:a="http://schemas.openxmlformats.org/drawingml/2006/main">
+  <dsp:spTree>
+    <dsp:nvGrpSpPr>
+      <dsp:cNvPr id="0" name=""/>
+      <dsp:cNvGrpSpPr/>
+    </dsp:nvGrpSpPr>
+    <dsp:grpSpPr/>
+    <dsp:sp modelId="{6E8D28F7-7904-4231-89B5-51F61B512745}">
+      <dsp:nvSpPr>
+        <dsp:cNvPr id="0" name=""/>
+        <dsp:cNvSpPr/>
+      </dsp:nvSpPr>
+      <dsp:spPr>
+        <a:xfrm>
+          <a:off x="912032" y="160275"/>
+          <a:ext cx="1620738" cy="972442"/>
+        </a:xfrm>
+        <a:prstGeom prst="rect">
+          <a:avLst/>
+        </a:prstGeom>
+        <a:solidFill>
+          <a:schemeClr val="bg1">
+            <a:lumMod val="95000"/>
+          </a:schemeClr>
+        </a:solidFill>
+        <a:ln w="25400" cap="flat" cmpd="sng" algn="ctr">
+          <a:solidFill>
+            <a:schemeClr val="lt1">
+              <a:hueOff val="0"/>
+              <a:satOff val="0"/>
+              <a:lumOff val="0"/>
+              <a:alphaOff val="0"/>
+            </a:schemeClr>
+          </a:solidFill>
+          <a:prstDash val="solid"/>
+        </a:ln>
+        <a:effectLst/>
+      </dsp:spPr>
+      <dsp:style>
+        <a:lnRef idx="2">
+          <a:scrgbClr r="0" g="0" b="0"/>
+        </a:lnRef>
+        <a:fillRef idx="1">
+          <a:scrgbClr r="0" g="0" b="0"/>
+        </a:fillRef>
+        <a:effectRef idx="0">
+          <a:scrgbClr r="0" g="0" b="0"/>
+        </a:effectRef>
+        <a:fontRef idx="minor">
+          <a:schemeClr val="lt1"/>
+        </a:fontRef>
+      </dsp:style>
+      <dsp:txBody>
+        <a:bodyPr spcFirstLastPara="0" vert="horz" wrap="square" lIns="34290" tIns="34290" rIns="34290" bIns="34290" numCol="1" spcCol="1270" anchor="ctr" anchorCtr="0">
+          <a:noAutofit/>
+        </a:bodyPr>
+        <a:lstStyle/>
+        <a:p>
+          <a:pPr marL="0" lvl="0" indent="0" algn="ctr" defTabSz="400050">
+            <a:lnSpc>
+              <a:spcPct val="90000"/>
+            </a:lnSpc>
+            <a:spcBef>
+              <a:spcPct val="0"/>
+            </a:spcBef>
+            <a:spcAft>
+              <a:spcPct val="35000"/>
+            </a:spcAft>
+            <a:buNone/>
+          </a:pPr>
+          <a:r>
+            <a:rPr lang="en-US" sz="900" b="1" kern="1200">
+              <a:solidFill>
+                <a:srgbClr val="CC0633"/>
+              </a:solidFill>
+              <a:latin typeface="Arial" panose="020B0604020202020204" pitchFamily="34" charset="0"/>
+              <a:cs typeface="Arial" panose="020B0604020202020204" pitchFamily="34" charset="0"/>
+            </a:rPr>
+            <a:t>Functional suitability</a:t>
+          </a:r>
+          <a:br>
+            <a:rPr lang="en-US" sz="700" b="1" kern="1200">
+              <a:solidFill>
+                <a:sysClr val="windowText" lastClr="000000"/>
+              </a:solidFill>
+              <a:latin typeface="Arial" panose="020B0604020202020204" pitchFamily="34" charset="0"/>
+              <a:cs typeface="Arial" panose="020B0604020202020204" pitchFamily="34" charset="0"/>
+            </a:rPr>
+          </a:br>
+          <a:r>
+            <a:rPr lang="en-US" sz="700" kern="1200">
+              <a:solidFill>
+                <a:sysClr val="windowText" lastClr="000000"/>
+              </a:solidFill>
+              <a:latin typeface="Arial" panose="020B0604020202020204" pitchFamily="34" charset="0"/>
+              <a:cs typeface="Arial" panose="020B0604020202020204" pitchFamily="34" charset="0"/>
+            </a:rPr>
+            <a:t>Evaluation, baseline, forests, metrics and artifacts work; no live inference UI is claimed.</a:t>
+          </a:r>
+          <a:endParaRPr lang="en-CA" sz="700" kern="1200">
+            <a:solidFill>
+              <a:sysClr val="windowText" lastClr="000000"/>
+            </a:solidFill>
+            <a:latin typeface="Arial" panose="020B0604020202020204" pitchFamily="34" charset="0"/>
+            <a:cs typeface="Arial" panose="020B0604020202020204" pitchFamily="34" charset="0"/>
+          </a:endParaRPr>
+        </a:p>
+      </dsp:txBody>
+      <dsp:txXfrm>
+        <a:off x="912032" y="160275"/>
+        <a:ext cx="1620738" cy="972442"/>
+      </dsp:txXfrm>
+    </dsp:sp>
+    <dsp:sp modelId="{A1D6DDBB-264C-4824-8E06-E008A622E658}">
+      <dsp:nvSpPr>
+        <dsp:cNvPr id="0" name=""/>
+        <dsp:cNvSpPr/>
+      </dsp:nvSpPr>
+      <dsp:spPr>
+        <a:xfrm>
+          <a:off x="2533921" y="162376"/>
+          <a:ext cx="1620738" cy="972442"/>
+        </a:xfrm>
+        <a:prstGeom prst="rect">
+          <a:avLst/>
+        </a:prstGeom>
+        <a:solidFill>
+          <a:schemeClr val="bg1">
+            <a:lumMod val="95000"/>
+          </a:schemeClr>
+        </a:solidFill>
+        <a:ln w="25400" cap="flat" cmpd="sng" algn="ctr">
+          <a:solidFill>
+            <a:schemeClr val="lt1">
+              <a:hueOff val="0"/>
+              <a:satOff val="0"/>
+              <a:lumOff val="0"/>
+              <a:alphaOff val="0"/>
+            </a:schemeClr>
+          </a:solidFill>
+          <a:prstDash val="solid"/>
+        </a:ln>
+        <a:effectLst/>
+      </dsp:spPr>
+      <dsp:style>
+        <a:lnRef idx="2">
+          <a:scrgbClr r="0" g="0" b="0"/>
+        </a:lnRef>
+        <a:fillRef idx="1">
+          <a:scrgbClr r="0" g="0" b="0"/>
+        </a:fillRef>
+        <a:effectRef idx="0">
+          <a:scrgbClr r="0" g="0" b="0"/>
+        </a:effectRef>
+        <a:fontRef idx="minor">
+          <a:schemeClr val="lt1"/>
+        </a:fontRef>
+      </dsp:style>
+      <dsp:txBody>
+        <a:bodyPr spcFirstLastPara="0" vert="horz" wrap="square" lIns="34290" tIns="34290" rIns="34290" bIns="34290" numCol="1" spcCol="1270" anchor="ctr" anchorCtr="0">
+          <a:noAutofit/>
+        </a:bodyPr>
+        <a:lstStyle/>
+        <a:p>
+          <a:pPr marL="0" lvl="0" indent="0" algn="ctr" defTabSz="400050">
+            <a:lnSpc>
+              <a:spcPct val="90000"/>
+            </a:lnSpc>
+            <a:spcBef>
+              <a:spcPct val="0"/>
+            </a:spcBef>
+            <a:spcAft>
+              <a:spcPct val="35000"/>
+            </a:spcAft>
+            <a:buNone/>
+          </a:pPr>
+          <a:r>
+            <a:rPr lang="en-CA" sz="900" b="1" kern="1200">
+              <a:solidFill>
+                <a:srgbClr val="CC0633"/>
+              </a:solidFill>
+              <a:latin typeface="Arial" panose="020B0604020202020204" pitchFamily="34" charset="0"/>
+              <a:cs typeface="Arial" panose="020B0604020202020204" pitchFamily="34" charset="0"/>
+            </a:rPr>
+            <a:t>Reliability</a:t>
+          </a:r>
+        </a:p>
+        <a:p>
+          <a:pPr marL="0" lvl="0" indent="0" algn="ctr" defTabSz="400050">
+            <a:lnSpc>
+              <a:spcPct val="90000"/>
+            </a:lnSpc>
+            <a:spcBef>
+              <a:spcPct val="0"/>
+            </a:spcBef>
+            <a:spcAft>
+              <a:spcPct val="35000"/>
+            </a:spcAft>
+            <a:buNone/>
+          </a:pPr>
+          <a:r>
+            <a:rPr lang="en-CA" sz="700" b="0" kern="1200">
+              <a:solidFill>
+                <a:sysClr val="windowText" lastClr="000000"/>
+              </a:solidFill>
+              <a:latin typeface="Arial" panose="020B0604020202020204" pitchFamily="34" charset="0"/>
+              <a:cs typeface="Arial" panose="020B0604020202020204" pitchFamily="34" charset="0"/>
+            </a:rPr>
+            <a:t>Fixed seeds and held-out evidence support repeatability; the small dataset creates high variance</a:t>
+          </a:r>
+          <a:r>
+            <a:rPr lang="en-CA" sz="700" b="1" kern="1200">
+              <a:solidFill>
+                <a:sysClr val="windowText" lastClr="000000"/>
+              </a:solidFill>
+              <a:latin typeface="Arial" panose="020B0604020202020204" pitchFamily="34" charset="0"/>
+              <a:cs typeface="Arial" panose="020B0604020202020204" pitchFamily="34" charset="0"/>
+            </a:rPr>
+            <a:t>.</a:t>
+          </a:r>
+        </a:p>
+      </dsp:txBody>
+      <dsp:txXfrm>
+        <a:off x="2533921" y="162376"/>
+        <a:ext cx="1620738" cy="972442"/>
+      </dsp:txXfrm>
+    </dsp:sp>
+    <dsp:sp modelId="{4A85C3F9-35EB-4740-856C-D2387C04674F}">
+      <dsp:nvSpPr>
+        <dsp:cNvPr id="0" name=""/>
+        <dsp:cNvSpPr/>
+      </dsp:nvSpPr>
+      <dsp:spPr>
+        <a:xfrm>
+          <a:off x="4156021" y="162259"/>
+          <a:ext cx="1620738" cy="972442"/>
+        </a:xfrm>
+        <a:prstGeom prst="rect">
+          <a:avLst/>
+        </a:prstGeom>
+        <a:solidFill>
+          <a:schemeClr val="bg1">
+            <a:lumMod val="95000"/>
+          </a:schemeClr>
+        </a:solidFill>
+        <a:ln w="25400" cap="flat" cmpd="sng" algn="ctr">
+          <a:solidFill>
+            <a:schemeClr val="lt1">
+              <a:hueOff val="0"/>
+              <a:satOff val="0"/>
+              <a:lumOff val="0"/>
+              <a:alphaOff val="0"/>
+            </a:schemeClr>
+          </a:solidFill>
+          <a:prstDash val="solid"/>
+        </a:ln>
+        <a:effectLst/>
+      </dsp:spPr>
+      <dsp:style>
+        <a:lnRef idx="2">
+          <a:scrgbClr r="0" g="0" b="0"/>
+        </a:lnRef>
+        <a:fillRef idx="1">
+          <a:scrgbClr r="0" g="0" b="0"/>
+        </a:fillRef>
+        <a:effectRef idx="0">
+          <a:scrgbClr r="0" g="0" b="0"/>
+        </a:effectRef>
+        <a:fontRef idx="minor">
+          <a:schemeClr val="lt1"/>
+        </a:fontRef>
+      </dsp:style>
+      <dsp:txBody>
+        <a:bodyPr spcFirstLastPara="0" vert="horz" wrap="square" lIns="34290" tIns="34290" rIns="34290" bIns="34290" numCol="1" spcCol="1270" anchor="ctr" anchorCtr="0">
+          <a:noAutofit/>
+        </a:bodyPr>
+        <a:lstStyle/>
+        <a:p>
+          <a:pPr marL="0" lvl="0" indent="0" algn="ctr" defTabSz="400050">
+            <a:lnSpc>
+              <a:spcPct val="90000"/>
+            </a:lnSpc>
+            <a:spcBef>
+              <a:spcPct val="0"/>
+            </a:spcBef>
+            <a:spcAft>
+              <a:spcPct val="35000"/>
+            </a:spcAft>
+            <a:buNone/>
+          </a:pPr>
+          <a:r>
+            <a:rPr lang="en-CA" sz="900" b="1" kern="1200">
+              <a:solidFill>
+                <a:srgbClr val="CC0633"/>
+              </a:solidFill>
+              <a:latin typeface="Arial" panose="020B0604020202020204" pitchFamily="34" charset="0"/>
+              <a:cs typeface="Arial" panose="020B0604020202020204" pitchFamily="34" charset="0"/>
+            </a:rPr>
+            <a:t>Performance</a:t>
+          </a:r>
+        </a:p>
+        <a:p>
+          <a:pPr marL="0" lvl="0" indent="0" algn="ctr" defTabSz="400050">
+            <a:lnSpc>
+              <a:spcPct val="90000"/>
+            </a:lnSpc>
+            <a:spcBef>
+              <a:spcPct val="0"/>
+            </a:spcBef>
+            <a:spcAft>
+              <a:spcPct val="35000"/>
+            </a:spcAft>
+            <a:buNone/>
+          </a:pPr>
+          <a:r>
+            <a:rPr lang="en-CA" sz="700" b="0" kern="1200">
+              <a:solidFill>
+                <a:sysClr val="windowText" lastClr="000000"/>
+              </a:solidFill>
+              <a:latin typeface="Arial" panose="020B0604020202020204" pitchFamily="34" charset="0"/>
+              <a:cs typeface="Arial" panose="020B0604020202020204" pitchFamily="34" charset="0"/>
+            </a:rPr>
+            <a:t>scikit-learn runs quickly; the custom implementation is deliberately opt-in.</a:t>
+          </a:r>
+        </a:p>
+      </dsp:txBody>
+      <dsp:txXfrm>
+        <a:off x="4156021" y="162259"/>
+        <a:ext cx="1620738" cy="972442"/>
+      </dsp:txXfrm>
+    </dsp:sp>
+    <dsp:sp modelId="{350F2A61-6A17-4753-A703-2BC8859DC964}">
+      <dsp:nvSpPr>
+        <dsp:cNvPr id="0" name=""/>
+        <dsp:cNvSpPr/>
+      </dsp:nvSpPr>
+      <dsp:spPr>
+        <a:xfrm>
+          <a:off x="911109" y="1135757"/>
+          <a:ext cx="1620738" cy="972442"/>
+        </a:xfrm>
+        <a:prstGeom prst="rect">
+          <a:avLst/>
+        </a:prstGeom>
+        <a:solidFill>
+          <a:schemeClr val="bg1">
+            <a:lumMod val="95000"/>
+          </a:schemeClr>
+        </a:solidFill>
+        <a:ln w="25400" cap="flat" cmpd="sng" algn="ctr">
+          <a:solidFill>
+            <a:schemeClr val="lt1">
+              <a:hueOff val="0"/>
+              <a:satOff val="0"/>
+              <a:lumOff val="0"/>
+              <a:alphaOff val="0"/>
+            </a:schemeClr>
+          </a:solidFill>
+          <a:prstDash val="solid"/>
+        </a:ln>
+        <a:effectLst/>
+      </dsp:spPr>
+      <dsp:style>
+        <a:lnRef idx="2">
+          <a:scrgbClr r="0" g="0" b="0"/>
+        </a:lnRef>
+        <a:fillRef idx="1">
+          <a:scrgbClr r="0" g="0" b="0"/>
+        </a:fillRef>
+        <a:effectRef idx="0">
+          <a:scrgbClr r="0" g="0" b="0"/>
+        </a:effectRef>
+        <a:fontRef idx="minor">
+          <a:schemeClr val="lt1"/>
+        </a:fontRef>
+      </dsp:style>
+      <dsp:txBody>
+        <a:bodyPr spcFirstLastPara="0" vert="horz" wrap="square" lIns="34290" tIns="34290" rIns="34290" bIns="34290" numCol="1" spcCol="1270" anchor="ctr" anchorCtr="0">
+          <a:noAutofit/>
+        </a:bodyPr>
+        <a:lstStyle/>
+        <a:p>
+          <a:pPr marL="0" lvl="0" indent="0" algn="ctr" defTabSz="400050">
+            <a:lnSpc>
+              <a:spcPct val="90000"/>
+            </a:lnSpc>
+            <a:spcBef>
+              <a:spcPct val="0"/>
+            </a:spcBef>
+            <a:spcAft>
+              <a:spcPct val="35000"/>
+            </a:spcAft>
+            <a:buNone/>
+          </a:pPr>
+          <a:r>
+            <a:rPr lang="en-CA" sz="900" b="1" kern="1200">
+              <a:solidFill>
+                <a:srgbClr val="CC0633"/>
+              </a:solidFill>
+              <a:latin typeface="Arial" panose="020B0604020202020204" pitchFamily="34" charset="0"/>
+              <a:cs typeface="Arial" panose="020B0604020202020204" pitchFamily="34" charset="0"/>
+            </a:rPr>
+            <a:t>Maintainability</a:t>
+          </a:r>
+        </a:p>
+        <a:p>
+          <a:pPr marL="0" lvl="0" indent="0" algn="ctr" defTabSz="400050">
+            <a:lnSpc>
+              <a:spcPct val="90000"/>
+            </a:lnSpc>
+            <a:spcBef>
+              <a:spcPct val="0"/>
+            </a:spcBef>
+            <a:spcAft>
+              <a:spcPct val="35000"/>
+            </a:spcAft>
+            <a:buNone/>
+          </a:pPr>
+          <a:r>
+            <a:rPr lang="en-CA" sz="700" b="0" kern="1200">
+              <a:solidFill>
+                <a:sysClr val="windowText" lastClr="000000"/>
+              </a:solidFill>
+              <a:latin typeface="Arial" panose="020B0604020202020204" pitchFamily="34" charset="0"/>
+              <a:cs typeface="Arial" panose="020B0604020202020204" pitchFamily="34" charset="0"/>
+            </a:rPr>
+            <a:t>Evaluation responsibilities are separated; raw preprocessing remains outside the clean run path.</a:t>
+          </a:r>
+        </a:p>
+      </dsp:txBody>
+      <dsp:txXfrm>
+        <a:off x="911109" y="1135757"/>
+        <a:ext cx="1620738" cy="972442"/>
+      </dsp:txXfrm>
+    </dsp:sp>
+    <dsp:sp modelId="{093F8C40-B33D-4330-B62D-3BE7858E28C4}">
+      <dsp:nvSpPr>
+        <dsp:cNvPr id="0" name=""/>
+        <dsp:cNvSpPr/>
+      </dsp:nvSpPr>
+      <dsp:spPr>
+        <a:xfrm>
+          <a:off x="2534813" y="1135136"/>
+          <a:ext cx="1620738" cy="972442"/>
+        </a:xfrm>
+        <a:prstGeom prst="rect">
+          <a:avLst/>
+        </a:prstGeom>
+        <a:solidFill>
+          <a:schemeClr val="bg1">
+            <a:lumMod val="95000"/>
+          </a:schemeClr>
+        </a:solidFill>
+        <a:ln w="25400" cap="flat" cmpd="sng" algn="ctr">
+          <a:solidFill>
+            <a:schemeClr val="lt1">
+              <a:hueOff val="0"/>
+              <a:satOff val="0"/>
+              <a:lumOff val="0"/>
+              <a:alphaOff val="0"/>
+            </a:schemeClr>
+          </a:solidFill>
+          <a:prstDash val="solid"/>
+        </a:ln>
+        <a:effectLst/>
+      </dsp:spPr>
+      <dsp:style>
+        <a:lnRef idx="2">
+          <a:scrgbClr r="0" g="0" b="0"/>
+        </a:lnRef>
+        <a:fillRef idx="1">
+          <a:scrgbClr r="0" g="0" b="0"/>
+        </a:fillRef>
+        <a:effectRef idx="0">
+          <a:scrgbClr r="0" g="0" b="0"/>
+        </a:effectRef>
+        <a:fontRef idx="minor">
+          <a:schemeClr val="lt1"/>
+        </a:fontRef>
+      </dsp:style>
+      <dsp:txBody>
+        <a:bodyPr spcFirstLastPara="0" vert="horz" wrap="square" lIns="34290" tIns="34290" rIns="34290" bIns="34290" numCol="1" spcCol="1270" anchor="ctr" anchorCtr="0">
+          <a:noAutofit/>
+        </a:bodyPr>
+        <a:lstStyle/>
+        <a:p>
+          <a:pPr marL="0" lvl="0" indent="0" algn="ctr" defTabSz="400050">
+            <a:lnSpc>
+              <a:spcPct val="90000"/>
+            </a:lnSpc>
+            <a:spcBef>
+              <a:spcPct val="0"/>
+            </a:spcBef>
+            <a:spcAft>
+              <a:spcPct val="35000"/>
+            </a:spcAft>
+            <a:buNone/>
+          </a:pPr>
+          <a:r>
+            <a:rPr lang="en-CA" sz="900" b="1" kern="1200">
+              <a:solidFill>
+                <a:srgbClr val="CC0633"/>
+              </a:solidFill>
+              <a:latin typeface="Arial" panose="020B0604020202020204" pitchFamily="34" charset="0"/>
+              <a:cs typeface="Arial" panose="020B0604020202020204" pitchFamily="34" charset="0"/>
+            </a:rPr>
+            <a:t>Compatibility</a:t>
+          </a:r>
+        </a:p>
+        <a:p>
+          <a:pPr marL="0" lvl="0" indent="0" algn="ctr" defTabSz="400050">
+            <a:lnSpc>
+              <a:spcPct val="90000"/>
+            </a:lnSpc>
+            <a:spcBef>
+              <a:spcPct val="0"/>
+            </a:spcBef>
+            <a:spcAft>
+              <a:spcPct val="35000"/>
+            </a:spcAft>
+            <a:buNone/>
+          </a:pPr>
+          <a:r>
+            <a:rPr lang="en-CA" sz="700" b="0" kern="1200">
+              <a:solidFill>
+                <a:sysClr val="windowText" lastClr="000000"/>
+              </a:solidFill>
+              <a:latin typeface="Arial" panose="020B0604020202020204" pitchFamily="34" charset="0"/>
+              <a:cs typeface="Arial" panose="020B0604020202020204" pitchFamily="34" charset="0"/>
+            </a:rPr>
+            <a:t>Runs locally on Python 3.11+ from the included final CSV.</a:t>
+          </a:r>
+        </a:p>
+      </dsp:txBody>
+      <dsp:txXfrm>
+        <a:off x="2534813" y="1135136"/>
+        <a:ext cx="1620738" cy="972442"/>
+      </dsp:txXfrm>
+    </dsp:sp>
+    <dsp:sp modelId="{AAC04123-6E15-4245-9D83-B8EF10F65644}">
+      <dsp:nvSpPr>
+        <dsp:cNvPr id="0" name=""/>
+        <dsp:cNvSpPr/>
+      </dsp:nvSpPr>
+      <dsp:spPr>
+        <a:xfrm>
+          <a:off x="4157658" y="1135136"/>
+          <a:ext cx="1620738" cy="972442"/>
+        </a:xfrm>
+        <a:prstGeom prst="rect">
+          <a:avLst/>
+        </a:prstGeom>
+        <a:solidFill>
+          <a:schemeClr val="bg1">
+            <a:lumMod val="95000"/>
+          </a:schemeClr>
+        </a:solidFill>
+        <a:ln w="25400" cap="flat" cmpd="sng" algn="ctr">
+          <a:solidFill>
+            <a:schemeClr val="lt1">
+              <a:hueOff val="0"/>
+              <a:satOff val="0"/>
+              <a:lumOff val="0"/>
+              <a:alphaOff val="0"/>
+            </a:schemeClr>
+          </a:solidFill>
+          <a:prstDash val="solid"/>
+        </a:ln>
+        <a:effectLst/>
+      </dsp:spPr>
+      <dsp:style>
+        <a:lnRef idx="2">
+          <a:scrgbClr r="0" g="0" b="0"/>
+        </a:lnRef>
+        <a:fillRef idx="1">
+          <a:scrgbClr r="0" g="0" b="0"/>
+        </a:fillRef>
+        <a:effectRef idx="0">
+          <a:scrgbClr r="0" g="0" b="0"/>
+        </a:effectRef>
+        <a:fontRef idx="minor">
+          <a:schemeClr val="lt1"/>
+        </a:fontRef>
+      </dsp:style>
+      <dsp:txBody>
+        <a:bodyPr spcFirstLastPara="0" vert="horz" wrap="square" lIns="34290" tIns="34290" rIns="34290" bIns="34290" numCol="1" spcCol="1270" anchor="ctr" anchorCtr="0">
+          <a:noAutofit/>
+        </a:bodyPr>
+        <a:lstStyle/>
+        <a:p>
+          <a:pPr marL="0" lvl="0" indent="0" algn="ctr" defTabSz="400050">
+            <a:lnSpc>
+              <a:spcPct val="90000"/>
+            </a:lnSpc>
+            <a:spcBef>
+              <a:spcPct val="0"/>
+            </a:spcBef>
+            <a:spcAft>
+              <a:spcPct val="35000"/>
+            </a:spcAft>
+            <a:buNone/>
+          </a:pPr>
+          <a:r>
+            <a:rPr lang="en-CA" sz="900" b="1" kern="1200">
+              <a:solidFill>
+                <a:srgbClr val="CC0633"/>
+              </a:solidFill>
+              <a:latin typeface="Arial" panose="020B0604020202020204" pitchFamily="34" charset="0"/>
+              <a:cs typeface="Arial" panose="020B0604020202020204" pitchFamily="34" charset="0"/>
+            </a:rPr>
+            <a:t>Security and usability</a:t>
+          </a:r>
+        </a:p>
+        <a:p>
+          <a:pPr marL="0" lvl="0" indent="0" algn="ctr" defTabSz="400050">
+            <a:lnSpc>
+              <a:spcPct val="90000"/>
+            </a:lnSpc>
+            <a:spcBef>
+              <a:spcPct val="0"/>
+            </a:spcBef>
+            <a:spcAft>
+              <a:spcPct val="35000"/>
+            </a:spcAft>
+            <a:buNone/>
+          </a:pPr>
+          <a:r>
+            <a:rPr lang="en-CA" sz="700" b="0" kern="1200">
+              <a:solidFill>
+                <a:sysClr val="windowText" lastClr="000000"/>
+              </a:solidFill>
+              <a:latin typeface="Arial" panose="020B0604020202020204" pitchFamily="34" charset="0"/>
+              <a:cs typeface="Arial" panose="020B0604020202020204" pitchFamily="34" charset="0"/>
+            </a:rPr>
+            <a:t>No credentials or student IDs are included; explicit warnings reduce financial risk.</a:t>
+          </a:r>
+        </a:p>
+      </dsp:txBody>
+      <dsp:txXfrm>
+        <a:off x="4157658" y="1135136"/>
+        <a:ext cx="1620738" cy="972442"/>
+      </dsp:txXfrm>
+    </dsp:sp>
+  </dsp:spTree>
+</dsp:drawing>
+</file>
+
+<file path=word/diagrams/layout1.xml><?xml version="1.0" encoding="utf-8"?>
+<dgm:layoutDef xmlns:dgm="http://schemas.openxmlformats.org/drawingml/2006/diagram" xmlns:a="http://schemas.openxmlformats.org/drawingml/2006/main" uniqueId="urn:microsoft.com/office/officeart/2005/8/layout/default">
+  <dgm:title val=""/>
+  <dgm:desc val=""/>
+  <dgm:catLst>
+    <dgm:cat type="list" pri="400"/>
+  </dgm:catLst>
+  <dgm:sampData>
+    <dgm:dataModel>
+      <dgm:ptLst>
+        <dgm:pt modelId="0" type="doc"/>
+        <dgm:pt modelId="1">
+          <dgm:prSet phldr="1"/>
+        </dgm:pt>
+        <dgm:pt modelId="2">
+          <dgm:prSet phldr="1"/>
+        </dgm:pt>
+        <dgm:pt modelId="3">
+          <dgm:prSet phldr="1"/>
+        </dgm:pt>
+        <dgm:pt modelId="4">
+          <dgm:prSet phldr="1"/>
+        </dgm:pt>
+        <dgm:pt modelId="5">
+          <dgm:prSet phldr="1"/>
+        </dgm:pt>
+      </dgm:ptLst>
+      <dgm:cxnLst>
+        <dgm:cxn modelId="6" srcId="0" destId="1" srcOrd="0" destOrd="0"/>
+        <dgm:cxn modelId="7" srcId="0" destId="2" srcOrd="1" destOrd="0"/>
+        <dgm:cxn modelId="8" srcId="0" destId="3" srcOrd="2" destOrd="0"/>
+        <dgm:cxn modelId="9" srcId="0" destId="4" srcOrd="3" destOrd="0"/>
+        <dgm:cxn modelId="10" srcId="0" destId="5" srcOrd="4" destOrd="0"/>
+      </dgm:cxnLst>
+      <dgm:bg/>
+      <dgm:whole/>
+    </dgm:dataModel>
+  </dgm:sampData>
+  <dgm:styleData>
+    <dgm:dataModel>
+      <dgm:ptLst>
+        <dgm:pt modelId="0" type="doc"/>
+        <dgm:pt modelId="1"/>
+        <dgm:pt modelId="2"/>
+      </dgm:ptLst>
+      <dgm:cxnLst>
+        <dgm:cxn modelId="3" srcId="0" destId="1" srcOrd="0" destOrd="0"/>
+        <dgm:cxn modelId="4" srcId="0" destId="2" srcOrd="1" destOrd="0"/>
+      </dgm:cxnLst>
+      <dgm:bg/>
+      <dgm:whole/>
+    </dgm:dataModel>
+  </dgm:styleData>
+  <dgm:clrData>
+    <dgm:dataModel>
+      <dgm:ptLst>
+        <dgm:pt modelId="0" type="doc"/>
+        <dgm:pt modelId="1"/>
+        <dgm:pt modelId="2"/>
+        <dgm:pt modelId="3"/>
+        <dgm:pt modelId="4"/>
+        <dgm:pt modelId="5"/>
+        <dgm:pt modelId="6"/>
+      </dgm:ptLst>
+      <dgm:cxnLst>
+        <dgm:cxn modelId="7" srcId="0" destId="1" srcOrd="0" destOrd="0"/>
+        <dgm:cxn modelId="8" srcId="0" destId="2" srcOrd="1" destOrd="0"/>
+        <dgm:cxn modelId="9" srcId="0" destId="3" srcOrd="2" destOrd="0"/>
+        <dgm:cxn modelId="10" srcId="0" destId="4" srcOrd="3" destOrd="0"/>
+        <dgm:cxn modelId="11" srcId="0" destId="5" srcOrd="4" destOrd="0"/>
+        <dgm:cxn modelId="12" srcId="0" destId="6" srcOrd="5" destOrd="0"/>
+      </dgm:cxnLst>
+      <dgm:bg/>
+      <dgm:whole/>
+    </dgm:dataModel>
+  </dgm:clrData>
+  <dgm:layoutNode name="diagram">
+    <dgm:varLst>
+      <dgm:dir/>
+      <dgm:resizeHandles val="exact"/>
+    </dgm:varLst>
+    <dgm:choose name="Name0">
+      <dgm:if name="Name1" func="var" arg="dir" op="equ" val="norm">
+        <dgm:alg type="snake">
+          <dgm:param type="grDir" val="tL"/>
+          <dgm:param type="flowDir" val="row"/>
+          <dgm:param type="contDir" val="sameDir"/>
+          <dgm:param type="off" val="ctr"/>
+        </dgm:alg>
+      </dgm:if>
+      <dgm:else name="Name2">
+        <dgm:alg type="snake">
+          <dgm:param type="grDir" val="tR"/>
+          <dgm:param type="flowDir" val="row"/>
+          <dgm:param type="contDir" val="sameDir"/>
+          <dgm:param type="off" val="ctr"/>
+        </dgm:alg>
+      </dgm:else>
+    </dgm:choose>
+    <dgm:shape xmlns:r="http://schemas.openxmlformats.org/officeDocument/2006/relationships" r:blip="">
+      <dgm:adjLst/>
+    </dgm:shape>
+    <dgm:presOf/>
+    <dgm:constrLst>
+      <dgm:constr type="w" for="ch" forName="node" refType="w"/>
+      <dgm:constr type="h" for="ch" forName="node" refType="w" refFor="ch" refForName="node" fact="0.6"/>
+      <dgm:constr type="w" for="ch" forName="sibTrans" refType="w" refFor="ch" refForName="node" fact="0.1"/>
+      <dgm:constr type="sp" refType="w" refFor="ch" refForName="sibTrans"/>
+      <dgm:constr type="primFontSz" for="ch" forName="node" op="equ" val="65"/>
+    </dgm:constrLst>
+    <dgm:ruleLst/>
+    <dgm:forEach name="Name3" axis="ch" ptType="node">
+      <dgm:layoutNode name="node">
+        <dgm:varLst>
+          <dgm:bulletEnabled val="1"/>
+        </dgm:varLst>
+        <dgm:alg type="tx"/>
+        <dgm:shape xmlns:r="http://schemas.openxmlformats.org/officeDocument/2006/relationships" type="rect" r:blip="">
+          <dgm:adjLst/>
+        </dgm:shape>
+        <dgm:presOf axis="desOrSelf" ptType="node"/>
+        <dgm:constrLst>
+          <dgm:constr type="lMarg" refType="primFontSz" fact="0.3"/>
+          <dgm:constr type="rMarg" refType="primFontSz" fact="0.3"/>
+          <dgm:constr type="tMarg" refType="primFontSz" fact="0.3"/>
+          <dgm:constr type="bMarg" refType="primFontSz" fact="0.3"/>
+        </dgm:constrLst>
+        <dgm:ruleLst>
+          <dgm:rule type="primFontSz" val="5" fact="NaN" max="NaN"/>
+        </dgm:ruleLst>
+      </dgm:layoutNode>
+      <dgm:forEach name="Name4" axis="followSib" ptType="sibTrans" cnt="1">
+        <dgm:layoutNode name="sibTrans">
+          <dgm:alg type="sp"/>
+          <dgm:shape xmlns:r="http://schemas.openxmlformats.org/officeDocument/2006/relationships" r:blip="">
+            <dgm:adjLst/>
+          </dgm:shape>
+          <dgm:presOf/>
+          <dgm:constrLst/>
+          <dgm:ruleLst/>
+        </dgm:layoutNode>
+      </dgm:forEach>
+    </dgm:forEach>
+  </dgm:layoutNode>
+</dgm:layoutDef>
+</file>
+
+<file path=word/diagrams/quickStyle1.xml><?xml version="1.0" encoding="utf-8"?>
+<dgm:styleDef xmlns:dgm="http://schemas.openxmlformats.org/drawingml/2006/diagram" xmlns:a="http://schemas.openxmlformats.org/drawingml/2006/main" uniqueId="urn:microsoft.com/office/officeart/2005/8/quickstyle/simple1">
+  <dgm:title val=""/>
+  <dgm:desc val=""/>
+  <dgm:catLst>
+    <dgm:cat type="simple" pri="10100"/>
+  </dgm:catLst>
+  <dgm:scene3d>
+    <a:camera prst="orthographicFront"/>
+    <a:lightRig rig="threePt" dir="t"/>
+  </dgm:scene3d>
+  <dgm:styleLbl name="node0">
+    <dgm:scene3d>
+      <a:camera prst="orthographicFront"/>
+      <a:lightRig rig="threePt" dir="t"/>
+    </dgm:scene3d>
+    <dgm:sp3d/>
+    <dgm:txPr/>
+    <dgm:style>
+      <a:lnRef idx="2">
+        <a:scrgbClr r="0" g="0" b="0"/>
+      </a:lnRef>
+      <a:fillRef idx="1">
+        <a:scrgbClr r="0" g="0" b="0"/>
+      </a:fillRef>
+      <a:effectRef idx="0">
+        <a:scrgbClr r="0" g="0" b="0"/>
+      </a:effectRef>
+      <a:fontRef idx="minor">
+        <a:schemeClr val="lt1"/>
+      </a:fontRef>
+    </dgm:style>
+  </dgm:styleLbl>
+  <dgm:styleLbl name="lnNode1">
+    <dgm:scene3d>
+      <a:camera prst="orthographicFront"/>
+      <a:lightRig rig="threePt" dir="t"/>
+    </dgm:scene3d>
+    <dgm:sp3d/>
+    <dgm:txPr/>
+    <dgm:style>
+      <a:lnRef idx="2">
+        <a:scrgbClr r="0" g="0" b="0"/>
+      </a:lnRef>
+      <a:fillRef idx="1">
+        <a:scrgbClr r="0" g="0" b="0"/>
+      </a:fillRef>
+      <a:effectRef idx="0">
+        <a:scrgbClr r="0" g="0" b="0"/>
+      </a:effectRef>
+      <a:fontRef idx="minor">
+        <a:schemeClr val="lt1"/>
+      </a:fontRef>
+    </dgm:style>
+  </dgm:styleLbl>
+  <dgm:styleLbl name="vennNode1">
+    <dgm:scene3d>
+      <a:camera prst="orthographicFront"/>
+      <a:lightRig rig="threePt" dir="t"/>
+    </dgm:scene3d>
+    <dgm:sp3d/>
+    <dgm:txPr/>
+    <dgm:style>
+      <a:lnRef idx="2">
+        <a:scrgbClr r="0" g="0" b="0"/>
+      </a:lnRef>
+      <a:fillRef idx="1">
+        <a:scrgbClr r="0" g="0" b="0"/>
+      </a:fillRef>
+      <a:effectRef idx="0">
+        <a:scrgbClr r="0" g="0" b="0"/>
+      </a:effectRef>
+      <a:fontRef idx="minor">
+        <a:schemeClr val="tx1"/>
+      </a:fontRef>
+    </dgm:style>
+  </dgm:styleLbl>
+  <dgm:styleLbl name="alignNode1">
+    <dgm:scene3d>
+      <a:camera prst="orthographicFront"/>
+      <a:lightRig rig="threePt" dir="t"/>
+    </dgm:scene3d>
+    <dgm:sp3d/>
+    <dgm:txPr/>
+    <dgm:style>
+      <a:lnRef idx="2">
+        <a:scrgbClr r="0" g="0" b="0"/>
+      </a:lnRef>
+      <a:fillRef idx="1">
+        <a:scrgbClr r="0" g="0" b="0"/>
+      </a:fillRef>
+      <a:effectRef idx="0">
+        <a:scrgbClr r="0" g="0" b="0"/>
+      </a:effectRef>
+      <a:fontRef idx="minor">
+        <a:schemeClr val="lt1"/>
+      </a:fontRef>
+    </dgm:style>
+  </dgm:styleLbl>
+  <dgm:styleLbl name="node1">
+    <dgm:scene3d>
+      <a:camera prst="orthographicFront"/>
+      <a:lightRig rig="threePt" dir="t"/>
+    </dgm:scene3d>
+    <dgm:sp3d/>
+    <dgm:txPr/>
+    <dgm:style>
+      <a:lnRef idx="2">
+        <a:scrgbClr r="0" g="0" b="0"/>
+      </a:lnRef>
+      <a:fillRef idx="1">
+        <a:scrgbClr r="0" g="0" b="0"/>
+      </a:fillRef>
+      <a:effectRef idx="0">
+        <a:scrgbClr r="0" g="0" b="0"/>
+      </a:effectRef>
+      <a:fontRef idx="minor">
+        <a:schemeClr val="lt1"/>
+      </a:fontRef>
+    </dgm:style>
+  </dgm:styleLbl>
+  <dgm:styleLbl name="node2">
+    <dgm:scene3d>
+      <a:camera prst="orthographicFront"/>
+      <a:lightRig rig="threePt" dir="t"/>
+    </dgm:scene3d>
+    <dgm:sp3d/>
+    <dgm:txPr/>
+    <dgm:style>
+      <a:lnRef idx="2">
+        <a:scrgbClr r="0" g="0" b="0"/>
+      </a:lnRef>
+      <a:fillRef idx="1">
+        <a:scrgbClr r="0" g="0" b="0"/>
+      </a:fillRef>
+      <a:effectRef idx="0">
+        <a:scrgbClr r="0" g="0" b="0"/>
+      </a:effectRef>
+      <a:fontRef idx="minor">
+        <a:schemeClr val="lt1"/>
+      </a:fontRef>
+    </dgm:style>
+  </dgm:styleLbl>
+  <dgm:styleLbl name="node3">
+    <dgm:scene3d>
+      <a:camera prst="orthographicFront"/>
+      <a:lightRig rig="threePt" dir="t"/>
+    </dgm:scene3d>
+    <dgm:sp3d/>
+    <dgm:txPr/>
+    <dgm:style>
+      <a:lnRef idx="2">
+        <a:scrgbClr r="0" g="0" b="0"/>
+      </a:lnRef>
+      <a:fillRef idx="1">
+        <a:scrgbClr r="0" g="0" b="0"/>
+      </a:fillRef>
+      <a:effectRef idx="0">
+        <a:scrgbClr r="0" g="0" b="0"/>
+      </a:effectRef>
+      <a:fontRef idx="minor">
+        <a:schemeClr val="lt1"/>
+      </a:fontRef>
+    </dgm:style>
+  </dgm:styleLbl>
+  <dgm:styleLbl name="node4">
+    <dgm:scene3d>
+      <a:camera prst="orthographicFront"/>
+      <a:lightRig rig="threePt" dir="t"/>
+    </dgm:scene3d>
+    <dgm:sp3d/>
+    <dgm:txPr/>
+    <dgm:style>
+      <a:lnRef idx="2">
+        <a:scrgbClr r="0" g="0" b="0"/>
+      </a:lnRef>
+      <a:fillRef idx="1">
+        <a:scrgbClr r="0" g="0" b="0"/>
+      </a:fillRef>
+      <a:effectRef idx="0">
+        <a:scrgbClr r="0" g="0" b="0"/>
+      </a:effectRef>
+      <a:fontRef idx="minor">
+        <a:schemeClr val="lt1"/>
+      </a:fontRef>
+    </dgm:style>
+  </dgm:styleLbl>
+  <dgm:styleLbl name="fgImgPlace1">
+    <dgm:scene3d>
+      <a:camera prst="orthographicFront"/>
+      <a:lightRig rig="threePt" dir="t"/>
+    </dgm:scene3d>
+    <dgm:sp3d/>
+    <dgm:txPr/>
+    <dgm:style>
+      <a:lnRef idx="2">
+        <a:scrgbClr r="0" g="0" b="0"/>
+      </a:lnRef>
+      <a:fillRef idx="1">
+        <a:scrgbClr r="0" g="0" b="0"/>
+      </a:fillRef>
+      <a:effectRef idx="0">
+        <a:scrgbClr r="0" g="0" b="0"/>
+      </a:effectRef>
+      <a:fontRef idx="minor"/>
+    </dgm:style>
+  </dgm:styleLbl>
+  <dgm:styleLbl name="alignImgPlace1">
+    <dgm:scene3d>
+      <a:camera prst="orthographicFront"/>
+      <a:lightRig rig="threePt" dir="t"/>
+    </dgm:scene3d>
+    <dgm:sp3d/>
+    <dgm:txPr/>
+    <dgm:style>
+      <a:lnRef idx="2">
+        <a:scrgbClr r="0" g="0" b="0"/>
+      </a:lnRef>
+      <a:fillRef idx="1">
+        <a:scrgbClr r="0" g="0" b="0"/>
+      </a:fillRef>
+      <a:effectRef idx="0">
+        <a:scrgbClr r="0" g="0" b="0"/>
+      </a:effectRef>
+      <a:fontRef idx="minor"/>
+    </dgm:style>
+  </dgm:styleLbl>
+  <dgm:styleLbl name="bgImgPlace1">
+    <dgm:scene3d>
+      <a:camera prst="orthographicFront"/>
+      <a:lightRig rig="threePt" dir="t"/>
+    </dgm:scene3d>
+    <dgm:sp3d/>
+    <dgm:txPr/>
+    <dgm:style>
+      <a:lnRef idx="2">
+        <a:scrgbClr r="0" g="0" b="0"/>
+      </a:lnRef>
+      <a:fillRef idx="1">
+        <a:scrgbClr r="0" g="0" b="0"/>
+      </a:fillRef>
+      <a:effectRef idx="0">
+        <a:scrgbClr r="0" g="0" b="0"/>
+      </a:effectRef>
+      <a:fontRef idx="minor"/>
+    </dgm:style>
+  </dgm:styleLbl>
+  <dgm:styleLbl name="sibTrans2D1">
+    <dgm:scene3d>
+      <a:camera prst="orthographicFront"/>
+      <a:lightRig rig="threePt" dir="t"/>
+    </dgm:scene3d>
+    <dgm:sp3d/>
+    <dgm:txPr/>
+    <dgm:style>
+      <a:lnRef idx="0">
+        <a:scrgbClr r="0" g="0" b="0"/>
+      </a:lnRef>
+      <a:fillRef idx="1">
+        <a:scrgbClr r="0" g="0" b="0"/>
+      </a:fillRef>
+      <a:effectRef idx="0">
+        <a:scrgbClr r="0" g="0" b="0"/>
+      </a:effectRef>
+      <a:fontRef idx="minor">
+        <a:schemeClr val="lt1"/>
+      </a:fontRef>
+    </dgm:style>
+  </dgm:styleLbl>
+  <dgm:styleLbl name="fgSibTrans2D1">
+    <dgm:scene3d>
+      <a:camera prst="orthographicFront"/>
+      <a:lightRig rig="threePt" dir="t"/>
+    </dgm:scene3d>
+    <dgm:sp3d/>
+    <dgm:txPr/>
+    <dgm:style>
+      <a:lnRef idx="0">
+        <a:scrgbClr r="0" g="0" b="0"/>
+      </a:lnRef>
+      <a:fillRef idx="1">
+        <a:scrgbClr r="0" g="0" b="0"/>
+      </a:fillRef>
+      <a:effectRef idx="0">
+        <a:scrgbClr r="0" g="0" b="0"/>
+      </a:effectRef>
+      <a:fontRef idx="minor">
+        <a:schemeClr val="lt1"/>
+      </a:fontRef>
+    </dgm:style>
+  </dgm:styleLbl>
+  <dgm:styleLbl name="bgSibTrans2D1">
+    <dgm:scene3d>
+      <a:camera prst="orthographicFront"/>
+      <a:lightRig rig="threePt" dir="t"/>
+    </dgm:scene3d>
+    <dgm:sp3d/>
+    <dgm:txPr/>
+    <dgm:style>
+      <a:lnRef idx="0">
+        <a:scrgbClr r="0" g="0" b="0"/>
+      </a:lnRef>
+      <a:fillRef idx="1">
+        <a:scrgbClr r="0" g="0" b="0"/>
+      </a:fillRef>
+      <a:effectRef idx="0">
+        <a:scrgbClr r="0" g="0" b="0"/>
+      </a:effectRef>
+      <a:fontRef idx="minor">
+        <a:schemeClr val="lt1"/>
+      </a:fontRef>
+    </dgm:style>
+  </dgm:styleLbl>
+  <dgm:styleLbl name="sibTrans1D1">
+    <dgm:scene3d>
+      <a:camera prst="orthographicFront"/>
+      <a:lightRig rig="threePt" dir="t"/>
+    </dgm:scene3d>
+    <dgm:sp3d/>
+    <dgm:txPr/>
+    <dgm:style>
+      <a:lnRef idx="1">
+        <a:scrgbClr r="0" g="0" b="0"/>
+      </a:lnRef>
+      <a:fillRef idx="0">
+        <a:scrgbClr r="0" g="0" b="0"/>
+      </a:fillRef>
+      <a:effectRef idx="0">
+        <a:scrgbClr r="0" g="0" b="0"/>
+      </a:effectRef>
+      <a:fontRef idx="minor"/>
+    </dgm:style>
+  </dgm:styleLbl>
+  <dgm:styleLbl name="callout">
+    <dgm:scene3d>
+      <a:camera prst="orthographicFront"/>
+      <a:lightRig rig="threePt" dir="t"/>
+    </dgm:scene3d>
+    <dgm:sp3d/>
+    <dgm:txPr/>
+    <dgm:style>
+      <a:lnRef idx="2">
+        <a:scrgbClr r="0" g="0" b="0"/>
+      </a:lnRef>
+      <a:fillRef idx="1">
+        <a:scrgbClr r="0" g="0" b="0"/>
+      </a:fillRef>
+      <a:effectRef idx="0">
+        <a:scrgbClr r="0" g="0" b="0"/>
+      </a:effectRef>
+      <a:fontRef idx="minor"/>
+    </dgm:style>
+  </dgm:styleLbl>
+  <dgm:styleLbl name="asst0">
+    <dgm:scene3d>
+      <a:camera prst="orthographicFront"/>
+      <a:lightRig rig="threePt" dir="t"/>
+    </dgm:scene3d>
+    <dgm:sp3d/>
+    <dgm:txPr/>
+    <dgm:style>
+      <a:lnRef idx="2">
+        <a:scrgbClr r="0" g="0" b="0"/>
+      </a:lnRef>
+      <a:fillRef idx="1">
+        <a:scrgbClr r="0" g="0" b="0"/>
+      </a:fillRef>
+      <a:effectRef idx="0">
+        <a:scrgbClr r="0" g="0" b="0"/>
+      </a:effectRef>
+      <a:fontRef idx="minor">
+        <a:schemeClr val="lt1"/>
+      </a:fontRef>
+    </dgm:style>
+  </dgm:styleLbl>
+  <dgm:styleLbl name="asst1">
+    <dgm:scene3d>
+      <a:camera prst="orthographicFront"/>
+      <a:lightRig rig="threePt" dir="t"/>
+    </dgm:scene3d>
+    <dgm:sp3d/>
+    <dgm:txPr/>
+    <dgm:style>
+      <a:lnRef idx="2">
+        <a:scrgbClr r="0" g="0" b="0"/>
+      </a:lnRef>
+      <a:fillRef idx="1">
+        <a:scrgbClr r="0" g="0" b="0"/>
+      </a:fillRef>
+      <a:effectRef idx="0">
+        <a:scrgbClr r="0" g="0" b="0"/>
+      </a:effectRef>
+      <a:fontRef idx="minor">
+        <a:schemeClr val="lt1"/>
+      </a:fontRef>
+    </dgm:style>
+  </dgm:styleLbl>
+  <dgm:styleLbl name="asst2">
+    <dgm:scene3d>
+      <a:camera prst="orthographicFront"/>
+      <a:lightRig rig="threePt" dir="t"/>
+    </dgm:scene3d>
+    <dgm:sp3d/>
+    <dgm:txPr/>
+    <dgm:style>
+      <a:lnRef idx="2">
+        <a:scrgbClr r="0" g="0" b="0"/>
+      </a:lnRef>
+      <a:fillRef idx="1">
+        <a:scrgbClr r="0" g="0" b="0"/>
+      </a:fillRef>
+      <a:effectRef idx="0">
+        <a:scrgbClr r="0" g="0" b="0"/>
+      </a:effectRef>
+      <a:fontRef idx="minor">
+        <a:schemeClr val="lt1"/>
+      </a:fontRef>
+    </dgm:style>
+  </dgm:styleLbl>
+  <dgm:styleLbl name="asst3">
+    <dgm:scene3d>
+      <a:camera prst="orthographicFront"/>
+      <a:lightRig rig="threePt" dir="t"/>
+    </dgm:scene3d>
+    <dgm:sp3d/>
+    <dgm:txPr/>
+    <dgm:style>
+      <a:lnRef idx="2">
+        <a:scrgbClr r="0" g="0" b="0"/>
+      </a:lnRef>
+      <a:fillRef idx="1">
+        <a:scrgbClr r="0" g="0" b="0"/>
+      </a:fillRef>
+      <a:effectRef idx="0">
+        <a:scrgbClr r="0" g="0" b="0"/>
+      </a:effectRef>
+      <a:fontRef idx="minor">
+        <a:schemeClr val="lt1"/>
+      </a:fontRef>
+    </dgm:style>
+  </dgm:styleLbl>
+  <dgm:styleLbl name="asst4">
+    <dgm:scene3d>
+      <a:camera prst="orthographicFront"/>
+      <a:lightRig rig="threePt" dir="t"/>
+    </dgm:scene3d>
+    <dgm:sp3d/>
+    <dgm:txPr/>
+    <dgm:style>
+      <a:lnRef idx="2">
+        <a:scrgbClr r="0" g="0" b="0"/>
+      </a:lnRef>
+      <a:fillRef idx="1">
+        <a:scrgbClr r="0" g="0" b="0"/>
+      </a:fillRef>
+      <a:effectRef idx="0">
+        <a:scrgbClr r="0" g="0" b="0"/>
+      </a:effectRef>
+      <a:fontRef idx="minor">
+        <a:schemeClr val="lt1"/>
+      </a:fontRef>
+    </dgm:style>
+  </dgm:styleLbl>
+  <dgm:styleLbl name="parChTrans2D1">
+    <dgm:scene3d>
+      <a:camera prst="orthographicFront"/>
+      <a:lightRig rig="threePt" dir="t"/>
+    </dgm:scene3d>
+    <dgm:sp3d/>
+    <dgm:txPr/>
+    <dgm:style>
+      <a:lnRef idx="2">
+        <a:scrgbClr r="0" g="0" b="0"/>
+      </a:lnRef>
+      <a:fillRef idx="1">
+        <a:scrgbClr r="0" g="0" b="0"/>
+      </a:fillRef>
+      <a:effectRef idx="0">
+        <a:scrgbClr r="0" g="0" b="0"/>
+      </a:effectRef>
+      <a:fontRef idx="minor">
+        <a:schemeClr val="lt1"/>
+      </a:fontRef>
+    </dgm:style>
+  </dgm:styleLbl>
+  <dgm:styleLbl name="parChTrans2D2">
+    <dgm:scene3d>
+      <a:camera prst="orthographicFront"/>
+      <a:lightRig rig="threePt" dir="t"/>
+    </dgm:scene3d>
+    <dgm:sp3d/>
+    <dgm:txPr/>
+    <dgm:style>
+      <a:lnRef idx="2">
+        <a:scrgbClr r="0" g="0" b="0"/>
+      </a:lnRef>
+      <a:fillRef idx="1">
+        <a:scrgbClr r="0" g="0" b="0"/>
+      </a:fillRef>
+      <a:effectRef idx="0">
+        <a:scrgbClr r="0" g="0" b="0"/>
+      </a:effectRef>
+      <a:fontRef idx="minor">
+        <a:schemeClr val="lt1"/>
+      </a:fontRef>
+    </dgm:style>
+  </dgm:styleLbl>
+  <dgm:styleLbl name="parChTrans2D3">
+    <dgm:scene3d>
+      <a:camera prst="orthographicFront"/>
+      <a:lightRig rig="threePt" dir="t"/>
+    </dgm:scene3d>
+    <dgm:sp3d/>
+    <dgm:txPr/>
+    <dgm:style>
+      <a:lnRef idx="2">
+        <a:scrgbClr r="0" g="0" b="0"/>
+      </a:lnRef>
+      <a:fillRef idx="1">
+        <a:scrgbClr r="0" g="0" b="0"/>
+      </a:fillRef>
+      <a:effectRef idx="0">
+        <a:scrgbClr r="0" g="0" b="0"/>
+      </a:effectRef>
+      <a:fontRef idx="minor">
+        <a:schemeClr val="lt1"/>
+      </a:fontRef>
+    </dgm:style>
+  </dgm:styleLbl>
+  <dgm:styleLbl name="parChTrans2D4">
+    <dgm:scene3d>
+      <a:camera prst="orthographicFront"/>
+      <a:lightRig rig="threePt" dir="t"/>
+    </dgm:scene3d>
+    <dgm:sp3d/>
+    <dgm:txPr/>
+    <dgm:style>
+      <a:lnRef idx="2">
+        <a:scrgbClr r="0" g="0" b="0"/>
+      </a:lnRef>
+      <a:fillRef idx="1">
+        <a:scrgbClr r="0" g="0" b="0"/>
+      </a:fillRef>
+      <a:effectRef idx="0">
+        <a:scrgbClr r="0" g="0" b="0"/>
+      </a:effectRef>
+      <a:fontRef idx="minor">
+        <a:schemeClr val="lt1"/>
+      </a:fontRef>
+    </dgm:style>
+  </dgm:styleLbl>
+  <dgm:styleLbl name="parChTrans1D1">
+    <dgm:scene3d>
+      <a:camera prst="orthographicFront"/>
+      <a:lightRig rig="threePt" dir="t"/>
+    </dgm:scene3d>
+    <dgm:sp3d/>
+    <dgm:txPr/>
+    <dgm:style>
+      <a:lnRef idx="2">
+        <a:scrgbClr r="0" g="0" b="0"/>
+      </a:lnRef>
+      <a:fillRef idx="0">
+        <a:scrgbClr r="0" g="0" b="0"/>
+      </a:fillRef>
+      <a:effectRef idx="0">
+        <a:scrgbClr r="0" g="0" b="0"/>
+      </a:effectRef>
+      <a:fontRef idx="minor"/>
+    </dgm:style>
+  </dgm:styleLbl>
+  <dgm:styleLbl name="parChTrans1D2">
+    <dgm:scene3d>
+      <a:camera prst="orthographicFront"/>
+      <a:lightRig rig="threePt" dir="t"/>
+    </dgm:scene3d>
+    <dgm:sp3d/>
+    <dgm:txPr/>
+    <dgm:style>
+      <a:lnRef idx="2">
+        <a:scrgbClr r="0" g="0" b="0"/>
+      </a:lnRef>
+      <a:fillRef idx="0">
+        <a:scrgbClr r="0" g="0" b="0"/>
+      </a:fillRef>
+      <a:effectRef idx="0">
+        <a:scrgbClr r="0" g="0" b="0"/>
+      </a:effectRef>
+      <a:fontRef idx="minor"/>
+    </dgm:style>
+  </dgm:styleLbl>
+  <dgm:styleLbl name="parChTrans1D3">
+    <dgm:scene3d>
+      <a:camera prst="orthographicFront"/>
+      <a:lightRig rig="threePt" dir="t"/>
+    </dgm:scene3d>
+    <dgm:sp3d/>
+    <dgm:txPr/>
+    <dgm:style>
+      <a:lnRef idx="2">
+        <a:scrgbClr r="0" g="0" b="0"/>
+      </a:lnRef>
+      <a:fillRef idx="0">
+        <a:scrgbClr r="0" g="0" b="0"/>
+      </a:fillRef>
+      <a:effectRef idx="0">
+        <a:scrgbClr r="0" g="0" b="0"/>
+      </a:effectRef>
+      <a:fontRef idx="minor"/>
+    </dgm:style>
+  </dgm:styleLbl>
+  <dgm:styleLbl name="parChTrans1D4">
+    <dgm:scene3d>
+      <a:camera prst="orthographicFront"/>
+      <a:lightRig rig="threePt" dir="t"/>
+    </dgm:scene3d>
+    <dgm:sp3d/>
+    <dgm:txPr/>
+    <dgm:style>
+      <a:lnRef idx="2">
+        <a:scrgbClr r="0" g="0" b="0"/>
+      </a:lnRef>
+      <a:fillRef idx="0">
+        <a:scrgbClr r="0" g="0" b="0"/>
+      </a:fillRef>
+      <a:effectRef idx="0">
+        <a:scrgbClr r="0" g="0" b="0"/>
+      </a:effectRef>
+      <a:fontRef idx="minor"/>
+    </dgm:style>
+  </dgm:styleLbl>
+  <dgm:styleLbl name="fgAcc1">
+    <dgm:scene3d>
+      <a:camera prst="orthographicFront"/>
+      <a:lightRig rig="threePt" dir="t"/>
+    </dgm:scene3d>
+    <dgm:sp3d/>
+    <dgm:txPr/>
+    <dgm:style>
+      <a:lnRef idx="2">
+        <a:scrgbClr r="0" g="0" b="0"/>
+      </a:lnRef>
+      <a:fillRef idx="1">
+        <a:scrgbClr r="0" g="0" b="0"/>
+      </a:fillRef>
+      <a:effectRef idx="0">
+        <a:scrgbClr r="0" g="0" b="0"/>
+      </a:effectRef>
+      <a:fontRef idx="minor"/>
+    </dgm:style>
+  </dgm:styleLbl>
+  <dgm:styleLbl name="conFgAcc1">
+    <dgm:scene3d>
+      <a:camera prst="orthographicFront"/>
+      <a:lightRig rig="threePt" dir="t"/>
+    </dgm:scene3d>
+    <dgm:sp3d/>
+    <dgm:txPr/>
+    <dgm:style>
+      <a:lnRef idx="2">
+        <a:scrgbClr r="0" g="0" b="0"/>
+      </a:lnRef>
+      <a:fillRef idx="1">
+        <a:scrgbClr r="0" g="0" b="0"/>
+      </a:fillRef>
+      <a:effectRef idx="0">
+        <a:scrgbClr r="0" g="0" b="0"/>
+      </a:effectRef>
+      <a:fontRef idx="minor"/>
+    </dgm:style>
+  </dgm:styleLbl>
+  <dgm:styleLbl name="alignAcc1">
+    <dgm:scene3d>
+      <a:camera prst="orthographicFront"/>
+      <a:lightRig rig="threePt" dir="t"/>
+    </dgm:scene3d>
+    <dgm:sp3d/>
+    <dgm:txPr/>
+    <dgm:style>
+      <a:lnRef idx="2">
+        <a:scrgbClr r="0" g="0" b="0"/>
+      </a:lnRef>
+      <a:fillRef idx="1">
+        <a:scrgbClr r="0" g="0" b="0"/>
+      </a:fillRef>
+      <a:effectRef idx="0">
+        <a:scrgbClr r="0" g="0" b="0"/>
+      </a:effectRef>
+      <a:fontRef idx="minor"/>
+    </dgm:style>
+  </dgm:styleLbl>
+  <dgm:styleLbl name="trAlignAcc1">
+    <dgm:scene3d>
+      <a:camera prst="orthographicFront"/>
+      <a:lightRig rig="threePt" dir="t"/>
+    </dgm:scene3d>
+    <dgm:sp3d/>
+    <dgm:txPr/>
+    <dgm:style>
+      <a:lnRef idx="1">
+        <a:scrgbClr r="0" g="0" b="0"/>
+      </a:lnRef>
+      <a:fillRef idx="1">
+        <a:scrgbClr r="0" g="0" b="0"/>
+      </a:fillRef>
+      <a:effectRef idx="0">
+        <a:scrgbClr r="0" g="0" b="0"/>
+      </a:effectRef>
+      <a:fontRef idx="minor"/>
+    </dgm:style>
+  </dgm:styleLbl>
+  <dgm:styleLbl name="bgAcc1">
+    <dgm:scene3d>
+      <a:camera prst="orthographicFront"/>
+      <a:lightRig rig="threePt" dir="t"/>
+    </dgm:scene3d>
+    <dgm:sp3d/>
+    <dgm:txPr/>
+    <dgm:style>
+      <a:lnRef idx="2">
+        <a:scrgbClr r="0" g="0" b="0"/>
+      </a:lnRef>
+      <a:fillRef idx="1">
+        <a:scrgbClr r="0" g="0" b="0"/>
+      </a:fillRef>
+      <a:effectRef idx="0">
+        <a:scrgbClr r="0" g="0" b="0"/>
+      </a:effectRef>
+      <a:fontRef idx="minor"/>
+    </dgm:style>
+  </dgm:styleLbl>
+  <dgm:styleLbl name="solidFgAcc1">
+    <dgm:scene3d>
+      <a:camera prst="orthographicFront"/>
+      <a:lightRig rig="threePt" dir="t"/>
+    </dgm:scene3d>
+    <dgm:sp3d/>
+    <dgm:txPr/>
+    <dgm:style>
+      <a:lnRef idx="2">
+        <a:scrgbClr r="0" g="0" b="0"/>
+      </a:lnRef>
+      <a:fillRef idx="1">
+        <a:scrgbClr r="0" g="0" b="0"/>
+      </a:fillRef>
+      <a:effectRef idx="0">
+        <a:scrgbClr r="0" g="0" b="0"/>
+      </a:effectRef>
+      <a:fontRef idx="minor"/>
+    </dgm:style>
+  </dgm:styleLbl>
+  <dgm:styleLbl name="solidAlignAcc1">
+    <dgm:scene3d>
+      <a:camera prst="orthographicFront"/>
+      <a:lightRig rig="threePt" dir="t"/>
+    </dgm:scene3d>
+    <dgm:sp3d/>
+    <dgm:txPr/>
+    <dgm:style>
+      <a:lnRef idx="2">
+        <a:scrgbClr r="0" g="0" b="0"/>
+      </a:lnRef>
+      <a:fillRef idx="1">
+        <a:scrgbClr r="0" g="0" b="0"/>
+      </a:fillRef>
+      <a:effectRef idx="0">
+        <a:scrgbClr r="0" g="0" b="0"/>
+      </a:effectRef>
+      <a:fontRef idx="minor"/>
+    </dgm:style>
+  </dgm:styleLbl>
+  <dgm:styleLbl name="solidBgAcc1">
+    <dgm:scene3d>
+      <a:camera prst="orthographicFront"/>
+      <a:lightRig rig="threePt" dir="t"/>
+    </dgm:scene3d>
+    <dgm:sp3d/>
+    <dgm:txPr/>
+    <dgm:style>
+      <a:lnRef idx="2">
+        <a:scrgbClr r="0" g="0" b="0"/>
+      </a:lnRef>
+      <a:fillRef idx="1">
+        <a:scrgbClr r="0" g="0" b="0"/>
+      </a:fillRef>
+      <a:effectRef idx="0">
+        <a:scrgbClr r="0" g="0" b="0"/>
+      </a:effectRef>
+      <a:fontRef idx="minor"/>
+    </dgm:style>
+  </dgm:styleLbl>
+  <dgm:styleLbl name="fgAccFollowNode1">
+    <dgm:scene3d>
+      <a:camera prst="orthographicFront"/>
+      <a:lightRig rig="threePt" dir="t"/>
+    </dgm:scene3d>
+    <dgm:sp3d/>
+    <dgm:txPr/>
+    <dgm:style>
+      <a:lnRef idx="2">
+        <a:scrgbClr r="0" g="0" b="0"/>
+      </a:lnRef>
+      <a:fillRef idx="1">
+        <a:scrgbClr r="0" g="0" b="0"/>
+      </a:fillRef>
+      <a:effectRef idx="0">
+        <a:scrgbClr r="0" g="0" b="0"/>
+      </a:effectRef>
+      <a:fontRef idx="minor"/>
+    </dgm:style>
+  </dgm:styleLbl>
+  <dgm:styleLbl name="alignAccFollowNode1">
+    <dgm:scene3d>
+      <a:camera prst="orthographicFront"/>
+      <a:lightRig rig="threePt" dir="t"/>
+    </dgm:scene3d>
+    <dgm:sp3d/>
+    <dgm:txPr/>
+    <dgm:style>
+      <a:lnRef idx="2">
+        <a:scrgbClr r="0" g="0" b="0"/>
+      </a:lnRef>
+      <a:fillRef idx="1">
+        <a:scrgbClr r="0" g="0" b="0"/>
+      </a:fillRef>
+      <a:effectRef idx="0">
+        <a:scrgbClr r="0" g="0" b="0"/>
+      </a:effectRef>
+      <a:fontRef idx="minor"/>
+    </dgm:style>
+  </dgm:styleLbl>
+  <dgm:styleLbl name="bgAccFollowNode1">
+    <dgm:scene3d>
+      <a:camera prst="orthographicFront"/>
+      <a:lightRig rig="threePt" dir="t"/>
+    </dgm:scene3d>
+    <dgm:sp3d/>
+    <dgm:txPr/>
+    <dgm:style>
+      <a:lnRef idx="2">
+        <a:scrgbClr r="0" g="0" b="0"/>
+      </a:lnRef>
+      <a:fillRef idx="1">
+        <a:scrgbClr r="0" g="0" b="0"/>
+      </a:fillRef>
+      <a:effectRef idx="0">
+        <a:scrgbClr r="0" g="0" b="0"/>
+      </a:effectRef>
+      <a:fontRef idx="minor"/>
+    </dgm:style>
+  </dgm:styleLbl>
+  <dgm:styleLbl name="fgAcc0">
+    <dgm:scene3d>
+      <a:camera prst="orthographicFront"/>
+      <a:lightRig rig="threePt" dir="t"/>
+    </dgm:scene3d>
+    <dgm:sp3d/>
+    <dgm:txPr/>
+    <dgm:style>
+      <a:lnRef idx="2">
+        <a:scrgbClr r="0" g="0" b="0"/>
+      </a:lnRef>
+      <a:fillRef idx="1">
+        <a:scrgbClr r="0" g="0" b="0"/>
+      </a:fillRef>
+      <a:effectRef idx="0">
+        <a:scrgbClr r="0" g="0" b="0"/>
+      </a:effectRef>
+      <a:fontRef idx="minor"/>
+    </dgm:style>
+  </dgm:styleLbl>
+  <dgm:styleLbl name="fgAcc2">
+    <dgm:scene3d>
+      <a:camera prst="orthographicFront"/>
+      <a:lightRig rig="threePt" dir="t"/>
+    </dgm:scene3d>
+    <dgm:sp3d/>
+    <dgm:txPr/>
+    <dgm:style>
+      <a:lnRef idx="2">
+        <a:scrgbClr r="0" g="0" b="0"/>
+      </a:lnRef>
+      <a:fillRef idx="1">
+        <a:scrgbClr r="0" g="0" b="0"/>
+      </a:fillRef>
+      <a:effectRef idx="0">
+        <a:scrgbClr r="0" g="0" b="0"/>
+      </a:effectRef>
+      <a:fontRef idx="minor"/>
+    </dgm:style>
+  </dgm:styleLbl>
+  <dgm:styleLbl name="fgAcc3">
+    <dgm:scene3d>
+      <a:camera prst="orthographicFront"/>
+      <a:lightRig rig="threePt" dir="t"/>
+    </dgm:scene3d>
+    <dgm:sp3d/>
+    <dgm:txPr/>
+    <dgm:style>
+      <a:lnRef idx="2">
+        <a:scrgbClr r="0" g="0" b="0"/>
+      </a:lnRef>
+      <a:fillRef idx="1">
+        <a:scrgbClr r="0" g="0" b="0"/>
+      </a:fillRef>
+      <a:effectRef idx="0">
+        <a:scrgbClr r="0" g="0" b="0"/>
+      </a:effectRef>
+      <a:fontRef idx="minor"/>
+    </dgm:style>
+  </dgm:styleLbl>
+  <dgm:styleLbl name="fgAcc4">
+    <dgm:scene3d>
+      <a:camera prst="orthographicFront"/>
+      <a:lightRig rig="threePt" dir="t"/>
+    </dgm:scene3d>
+    <dgm:sp3d/>
+    <dgm:txPr/>
+    <dgm:style>
+      <a:lnRef idx="2">
+        <a:scrgbClr r="0" g="0" b="0"/>
+      </a:lnRef>
+      <a:fillRef idx="1">
+        <a:scrgbClr r="0" g="0" b="0"/>
+      </a:fillRef>
+      <a:effectRef idx="0">
+        <a:scrgbClr r="0" g="0" b="0"/>
+      </a:effectRef>
+      <a:fontRef idx="minor"/>
+    </dgm:style>
+  </dgm:styleLbl>
+  <dgm:styleLbl name="bgShp">
+    <dgm:scene3d>
+      <a:camera prst="orthographicFront"/>
+      <a:lightRig rig="threePt" dir="t"/>
+    </dgm:scene3d>
+    <dgm:sp3d/>
+    <dgm:txPr/>
+    <dgm:style>
+      <a:lnRef idx="0">
+        <a:scrgbClr r="0" g="0" b="0"/>
+      </a:lnRef>
+      <a:fillRef idx="1">
+        <a:scrgbClr r="0" g="0" b="0"/>
+      </a:fillRef>
+      <a:effectRef idx="0">
+        <a:scrgbClr r="0" g="0" b="0"/>
+      </a:effectRef>
+      <a:fontRef idx="minor"/>
+    </dgm:style>
+  </dgm:styleLbl>
+  <dgm:styleLbl name="dkBgShp">
+    <dgm:scene3d>
+      <a:camera prst="orthographicFront"/>
+      <a:lightRig rig="threePt" dir="t"/>
+    </dgm:scene3d>
+    <dgm:sp3d/>
+    <dgm:txPr/>
+    <dgm:style>
+      <a:lnRef idx="0">
+        <a:scrgbClr r="0" g="0" b="0"/>
+      </a:lnRef>
+      <a:fillRef idx="1">
+        <a:scrgbClr r="0" g="0" b="0"/>
+      </a:fillRef>
+      <a:effectRef idx="0">
+        <a:scrgbClr r="0" g="0" b="0"/>
+      </a:effectRef>
+      <a:fontRef idx="minor"/>
+    </dgm:style>
+  </dgm:styleLbl>
+  <dgm:styleLbl name="trBgShp">
+    <dgm:scene3d>
+      <a:camera prst="orthographicFront"/>
+      <a:lightRig rig="threePt" dir="t"/>
+    </dgm:scene3d>
+    <dgm:sp3d/>
+    <dgm:txPr/>
+    <dgm:style>
+      <a:lnRef idx="0">
+        <a:scrgbClr r="0" g="0" b="0"/>
+      </a:lnRef>
+      <a:fillRef idx="1">
+        <a:scrgbClr r="0" g="0" b="0"/>
+      </a:fillRef>
+      <a:effectRef idx="0">
+        <a:scrgbClr r="0" g="0" b="0"/>
+      </a:effectRef>
+      <a:fontRef idx="minor"/>
+    </dgm:style>
+  </dgm:styleLbl>
+  <dgm:styleLbl name="fgShp">
+    <dgm:scene3d>
+      <a:camera prst="orthographicFront"/>
+      <a:lightRig rig="threePt" dir="t"/>
+    </dgm:scene3d>
+    <dgm:sp3d/>
+    <dgm:txPr/>
+    <dgm:style>
+      <a:lnRef idx="2">
+        <a:scrgbClr r="0" g="0" b="0"/>
+      </a:lnRef>
+      <a:fillRef idx="1">
+        <a:scrgbClr r="0" g="0" b="0"/>
+      </a:fillRef>
+      <a:effectRef idx="0">
+        <a:scrgbClr r="0" g="0" b="0"/>
+      </a:effectRef>
+      <a:fontRef idx="minor"/>
+    </dgm:style>
+  </dgm:styleLbl>
+  <dgm:styleLbl name="revTx">
+    <dgm:scene3d>
+      <a:camera prst="orthographicFront"/>
+      <a:lightRig rig="threePt" dir="t"/>
+    </dgm:scene3d>
+    <dgm:sp3d/>
+    <dgm:txPr/>
+    <dgm:style>
+      <a:lnRef idx="0">
+        <a:scrgbClr r="0" g="0" b="0"/>
+      </a:lnRef>
+      <a:fillRef idx="0">
+        <a:scrgbClr r="0" g="0" b="0"/>
+      </a:fillRef>
+      <a:effectRef idx="0">
+        <a:scrgbClr r="0" g="0" b="0"/>
+      </a:effectRef>
+      <a:fontRef idx="minor"/>
+    </dgm:style>
+  </dgm:styleLbl>
+</dgm:styleDef>
+</file>
+
 <file path=word/theme/theme1.xml><?xml version="1.0" encoding="utf-8"?>
 <a:theme xmlns:a="http://schemas.openxmlformats.org/drawingml/2006/main" name="Office Theme">
   <a:themeElements>

--- a/submission/CMPT310_Group14_Project_Writeup.docx
+++ b/submission/CMPT310_Group14_Project_Writeup.docx
@@ -63,6 +63,79 @@
         <w:pStyle w:val="Heading1"/>
       </w:pPr>
       <w:r>
+        <w:rPr>
+          <w:noProof/>
+        </w:rPr>
+        <mc:AlternateContent>
+          <mc:Choice Requires="wps">
+            <w:drawing>
+              <wp:anchor distT="0" distB="0" distL="114300" distR="114300" simplePos="0" relativeHeight="251659264" behindDoc="0" locked="0" layoutInCell="1" allowOverlap="1" wp14:anchorId="78DF910C" wp14:editId="11828E84">
+                <wp:simplePos x="0" y="0"/>
+                <wp:positionH relativeFrom="column">
+                  <wp:posOffset>-2007</wp:posOffset>
+                </wp:positionH>
+                <wp:positionV relativeFrom="paragraph">
+                  <wp:posOffset>333299</wp:posOffset>
+                </wp:positionV>
+                <wp:extent cx="6721145" cy="42367"/>
+                <wp:effectExtent l="0" t="0" r="22860" b="34290"/>
+                <wp:wrapNone/>
+                <wp:docPr id="453857192" name="Straight Connector 9"/>
+                <wp:cNvGraphicFramePr/>
+                <a:graphic xmlns:a="http://schemas.openxmlformats.org/drawingml/2006/main">
+                  <a:graphicData uri="http://schemas.microsoft.com/office/word/2010/wordprocessingShape">
+                    <wps:wsp>
+                      <wps:cNvCnPr/>
+                      <wps:spPr>
+                        <a:xfrm>
+                          <a:off x="0" y="0"/>
+                          <a:ext cx="6721145" cy="42367"/>
+                        </a:xfrm>
+                        <a:prstGeom prst="line">
+                          <a:avLst/>
+                        </a:prstGeom>
+                        <a:ln>
+                          <a:solidFill>
+                            <a:srgbClr val="CC0633"/>
+                          </a:solidFill>
+                        </a:ln>
+                        <a:effectLst/>
+                      </wps:spPr>
+                      <wps:style>
+                        <a:lnRef idx="2">
+                          <a:schemeClr val="accent1"/>
+                        </a:lnRef>
+                        <a:fillRef idx="0">
+                          <a:schemeClr val="accent1"/>
+                        </a:fillRef>
+                        <a:effectRef idx="1">
+                          <a:schemeClr val="accent1"/>
+                        </a:effectRef>
+                        <a:fontRef idx="minor">
+                          <a:schemeClr val="tx1"/>
+                        </a:fontRef>
+                      </wps:style>
+                      <wps:bodyPr/>
+                    </wps:wsp>
+                  </a:graphicData>
+                </a:graphic>
+                <wp14:sizeRelH relativeFrom="margin">
+                  <wp14:pctWidth>0</wp14:pctWidth>
+                </wp14:sizeRelH>
+                <wp14:sizeRelV relativeFrom="margin">
+                  <wp14:pctHeight>0</wp14:pctHeight>
+                </wp14:sizeRelV>
+              </wp:anchor>
+            </w:drawing>
+          </mc:Choice>
+          <mc:Fallback>
+            <w:pict>
+              <v:line w14:anchorId="290E443E" id="Straight Connector 9" o:spid="_x0000_s1026" style="position:absolute;z-index:251659264;visibility:visible;mso-wrap-style:square;mso-width-percent:0;mso-height-percent:0;mso-wrap-distance-left:9pt;mso-wrap-distance-top:0;mso-wrap-distance-right:9pt;mso-wrap-distance-bottom:0;mso-position-horizontal:absolute;mso-position-horizontal-relative:text;mso-position-vertical:absolute;mso-position-vertical-relative:text;mso-width-percent:0;mso-height-percent:0;mso-width-relative:margin;mso-height-relative:margin" from="-.15pt,26.25pt" to="529.05pt,29.6pt" o:gfxdata="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" strokecolor="#cc0633" strokeweight="2pt"/>
+            </w:pict>
+          </mc:Fallback>
+        </mc:AlternateContent>
+      </w:r>
+      <w:r>
         <w:t>1</w:t>
       </w:r>
       <w:r>
@@ -124,7 +197,27 @@
     </w:p>
     <w:p>
       <w:r>
-        <w:t>The final modeling table combines building-permit and historical assessment records with community-income and proximity features. Application years span 2017–2023 and completion years span 2018–2023. The classes are nearly balanced: 75 Low, 74 Medium, and 75 High.</w:t>
+        <w:t>The final modeling table combines building-permit and historical assessment records</w:t>
+      </w:r>
+      <w:r>
+        <w:rPr>
+          <w:rFonts w:hint="eastAsia"/>
+          <w:lang w:eastAsia="ja-JP"/>
+        </w:rPr>
+        <w:t xml:space="preserve"> to determine a proxy for ROI and</w:t>
+      </w:r>
+      <w:r>
+        <w:t xml:space="preserve"> with community-income and proximity</w:t>
+      </w:r>
+      <w:r>
+        <w:rPr>
+          <w:rFonts w:hint="eastAsia"/>
+          <w:lang w:eastAsia="ja-JP"/>
+        </w:rPr>
+        <w:t>-based</w:t>
+      </w:r>
+      <w:r>
+        <w:t xml:space="preserve"> features. Application years span 2017–2023 and completion years span 2018–2023. The classes are nearly balanced: 75 Low, 74 Medium, and 75 High.</w:t>
       </w:r>
     </w:p>
     <w:tbl>
@@ -132,12 +225,7 @@
         <w:tblW w:w="0" w:type="auto"/>
         <w:jc w:val="center"/>
         <w:tblBorders>
-          <w:top w:val="single" w:sz="9" w:space="0" w:color="CC0633"/>
-          <w:left w:val="single" w:sz="9" w:space="0" w:color="CC0633"/>
-          <w:bottom w:val="single" w:sz="9" w:space="0" w:color="CC0633"/>
-          <w:right w:val="single" w:sz="9" w:space="0" w:color="CC0633"/>
-          <w:insideH w:val="single" w:sz="9" w:space="0" w:color="CC0633"/>
-          <w:insideV w:val="single" w:sz="9" w:space="0" w:color="CC0633"/>
+          <w:left w:val="single" w:sz="4" w:space="0" w:color="F2F2F2" w:themeColor="background1" w:themeShade="F2"/>
         </w:tblBorders>
         <w:tblLook w:val="04A0" w:firstRow="1" w:lastRow="0" w:firstColumn="1" w:lastColumn="0" w:noHBand="0" w:noVBand="1"/>
       </w:tblPr>
@@ -151,6 +239,9 @@
         <w:tc>
           <w:tcPr>
             <w:tcW w:w="10570" w:type="dxa"/>
+            <w:tcBorders>
+              <w:left w:val="single" w:sz="48" w:space="0" w:color="CC0633"/>
+            </w:tcBorders>
             <w:shd w:val="clear" w:color="auto" w:fill="FFF2F5"/>
             <w:tcMar>
               <w:top w:w="85" w:type="dxa"/>
@@ -168,35 +259,150 @@
                 <w:lang w:eastAsia="ja-JP"/>
               </w:rPr>
             </w:pPr>
-            <w:r>
-              <w:rPr>
-                <w:highlight w:val="yellow"/>
-              </w:rPr>
-              <w:t>ROI = [Final Assessment − (Initial Assessment + Estimated Development Cost)] ÷ (Initial Assessment + Estimated Development Cost)</w:t>
-            </w:r>
-            <w:r>
-              <w:rPr>
-                <w:rFonts w:hint="eastAsia"/>
-                <w:highlight w:val="yellow"/>
-                <w:lang w:eastAsia="ja-JP"/>
-              </w:rPr>
-              <w:t xml:space="preserve"> </w:t>
-            </w:r>
-            <w:r>
-              <w:rPr>
-                <w:highlight w:val="cyan"/>
-                <w:lang w:eastAsia="ja-JP"/>
-              </w:rPr>
-              <w:t>change</w:t>
-            </w:r>
-            <w:r>
-              <w:rPr>
-                <w:rFonts w:hint="eastAsia"/>
-                <w:highlight w:val="cyan"/>
-                <w:lang w:eastAsia="ja-JP"/>
-              </w:rPr>
-              <w:t xml:space="preserve"> to latex</w:t>
-            </w:r>
+            <m:oMathPara>
+              <m:oMath>
+                <m:r>
+                  <m:rPr>
+                    <m:nor/>
+                  </m:rPr>
+                  <w:rPr>
+                    <w:rFonts w:ascii="Cambria Math" w:hAnsi="Cambria Math"/>
+                    <w:lang w:eastAsia="ja-JP"/>
+                  </w:rPr>
+                  <m:t>ROI</m:t>
+                </m:r>
+                <m:r>
+                  <m:rPr>
+                    <m:sty m:val="p"/>
+                  </m:rPr>
+                  <w:rPr>
+                    <w:rFonts w:ascii="Cambria Math" w:hAnsi="Cambria Math"/>
+                    <w:lang w:eastAsia="ja-JP"/>
+                  </w:rPr>
+                  <m:t>≈</m:t>
+                </m:r>
+                <m:f>
+                  <m:fPr>
+                    <m:ctrlPr>
+                      <w:rPr>
+                        <w:rFonts w:ascii="Cambria Math" w:hAnsi="Cambria Math"/>
+                        <w:lang w:eastAsia="ja-JP"/>
+                      </w:rPr>
+                    </m:ctrlPr>
+                  </m:fPr>
+                  <m:num>
+                    <m:d>
+                      <m:dPr>
+                        <m:ctrlPr>
+                          <w:rPr>
+                            <w:rFonts w:ascii="Cambria Math" w:hAnsi="Cambria Math"/>
+                            <w:lang w:eastAsia="ja-JP"/>
+                          </w:rPr>
+                        </m:ctrlPr>
+                      </m:dPr>
+                      <m:e>
+                        <m:r>
+                          <w:rPr>
+                            <w:rFonts w:ascii="Cambria Math" w:hAnsi="Cambria Math"/>
+                            <w:lang w:eastAsia="ja-JP"/>
+                          </w:rPr>
+                          <m:t>FinalAssessment-</m:t>
+                        </m:r>
+                        <m:d>
+                          <m:dPr>
+                            <m:ctrlPr>
+                              <w:rPr>
+                                <w:rFonts w:ascii="Cambria Math" w:hAnsi="Cambria Math"/>
+                                <w:lang w:eastAsia="ja-JP"/>
+                              </w:rPr>
+                            </m:ctrlPr>
+                          </m:dPr>
+                          <m:e>
+                            <m:r>
+                              <w:rPr>
+                                <w:rFonts w:ascii="Cambria Math" w:hAnsi="Cambria Math"/>
+                                <w:lang w:eastAsia="ja-JP"/>
+                              </w:rPr>
+                              <m:t>InitialAssessment+EstimatedDevelopmentCost</m:t>
+                            </m:r>
+                            <m:ctrlPr>
+                              <w:rPr>
+                                <w:rFonts w:ascii="Cambria Math" w:hAnsi="Cambria Math"/>
+                                <w:i/>
+                                <w:lang w:eastAsia="ja-JP"/>
+                              </w:rPr>
+                            </m:ctrlPr>
+                          </m:e>
+                        </m:d>
+                        <m:ctrlPr>
+                          <w:rPr>
+                            <w:rFonts w:ascii="Cambria Math" w:hAnsi="Cambria Math"/>
+                            <w:i/>
+                            <w:lang w:eastAsia="ja-JP"/>
+                          </w:rPr>
+                        </m:ctrlPr>
+                      </m:e>
+                    </m:d>
+                    <m:ctrlPr>
+                      <w:rPr>
+                        <w:rFonts w:ascii="Cambria Math" w:hAnsi="Cambria Math"/>
+                        <w:i/>
+                        <w:lang w:eastAsia="ja-JP"/>
+                      </w:rPr>
+                    </m:ctrlPr>
+                  </m:num>
+                  <m:den>
+                    <m:d>
+                      <m:dPr>
+                        <m:ctrlPr>
+                          <w:rPr>
+                            <w:rFonts w:ascii="Cambria Math" w:hAnsi="Cambria Math"/>
+                            <w:lang w:eastAsia="ja-JP"/>
+                          </w:rPr>
+                        </m:ctrlPr>
+                      </m:dPr>
+                      <m:e>
+                        <m:r>
+                          <w:rPr>
+                            <w:rFonts w:ascii="Cambria Math" w:hAnsi="Cambria Math"/>
+                            <w:lang w:eastAsia="ja-JP"/>
+                          </w:rPr>
+                          <m:t>InitialAssessment</m:t>
+                        </m:r>
+                        <m:r>
+                          <w:rPr>
+                            <w:rFonts w:ascii="Cambria Math" w:hAnsi="Cambria Math"/>
+                            <w:lang w:eastAsia="ja-JP"/>
+                          </w:rPr>
+                          <m:t>+</m:t>
+                        </m:r>
+                        <m:r>
+                          <w:rPr>
+                            <w:rFonts w:ascii="Cambria Math" w:hAnsi="Cambria Math"/>
+                            <w:lang w:eastAsia="ja-JP"/>
+                          </w:rPr>
+                          <m:t>EstimatedDevelopmentCost</m:t>
+                        </m:r>
+                        <m:ctrlPr>
+                          <w:rPr>
+                            <w:rFonts w:ascii="Cambria Math" w:hAnsi="Cambria Math"/>
+                            <w:i/>
+                            <w:lang w:eastAsia="ja-JP"/>
+                          </w:rPr>
+                        </m:ctrlPr>
+                      </m:e>
+                    </m:d>
+                    <m:ctrlPr>
+                      <w:rPr>
+                        <w:rFonts w:ascii="Cambria Math" w:hAnsi="Cambria Math"/>
+                        <w:i/>
+                        <w:lang w:eastAsia="ja-JP"/>
+                      </w:rPr>
+                    </m:ctrlPr>
+                  </m:den>
+                </m:f>
+              </m:oMath>
+            </m:oMathPara>
           </w:p>
         </w:tc>
       </w:tr>
@@ -479,462 +685,26 @@
         <w:t>ipeline</w:t>
       </w:r>
     </w:p>
-    <w:tbl>
-      <w:tblPr>
-        <w:tblW w:w="0" w:type="auto"/>
-        <w:jc w:val="center"/>
-        <w:tblLook w:val="04A0" w:firstRow="1" w:lastRow="0" w:firstColumn="1" w:lastColumn="0" w:noHBand="0" w:noVBand="1"/>
-      </w:tblPr>
-      <w:tblGrid>
-        <w:gridCol w:w="1417"/>
-        <w:gridCol w:w="1967"/>
-        <w:gridCol w:w="567"/>
-        <w:gridCol w:w="1983"/>
-        <w:gridCol w:w="567"/>
-        <w:gridCol w:w="1976"/>
-        <w:gridCol w:w="1417"/>
-      </w:tblGrid>
-      <w:tr>
-        <w:trPr>
-          <w:jc w:val="center"/>
-        </w:trPr>
-        <w:tc>
-          <w:tcPr>
-            <w:tcW w:w="1417" w:type="dxa"/>
-            <w:shd w:val="clear" w:color="auto" w:fill="F4F5F6"/>
-          </w:tcPr>
-          <w:p>
-            <w:pPr>
-              <w:jc w:val="center"/>
-              <w:rPr>
-                <w:b/>
-                <w:color w:val="CC0633"/>
-              </w:rPr>
-            </w:pPr>
-          </w:p>
-        </w:tc>
-        <w:tc>
-          <w:tcPr>
-            <w:tcW w:w="1967" w:type="dxa"/>
-            <w:shd w:val="clear" w:color="auto" w:fill="F4F5F6"/>
-            <w:tcMar>
-              <w:top w:w="65" w:type="dxa"/>
-              <w:left w:w="45" w:type="dxa"/>
-              <w:bottom w:w="65" w:type="dxa"/>
-              <w:right w:w="45" w:type="dxa"/>
-            </w:tcMar>
-          </w:tcPr>
-          <w:p>
-            <w:pPr>
-              <w:jc w:val="center"/>
-            </w:pPr>
-            <w:bookmarkStart w:id="1" w:name="_Hlk237251087"/>
-            <w:r>
-              <w:rPr>
-                <w:b/>
-                <w:color w:val="CC0633"/>
-              </w:rPr>
-              <w:t>1 · Sources</w:t>
-            </w:r>
-            <w:r>
-              <w:rPr>
-                <w:b/>
-                <w:color w:val="CC0633"/>
-              </w:rPr>
-              <w:br/>
-            </w:r>
-            <w:r>
-              <w:rPr>
-                <w:sz w:val="14"/>
-              </w:rPr>
-              <w:t>Permits, assessments, income and amenities</w:t>
-            </w:r>
-            <w:bookmarkEnd w:id="1"/>
-          </w:p>
-        </w:tc>
-        <w:tc>
-          <w:tcPr>
-            <w:tcW w:w="567" w:type="dxa"/>
-            <w:shd w:val="clear" w:color="auto" w:fill="F4F5F6"/>
-          </w:tcPr>
-          <w:p>
-            <w:pPr>
-              <w:jc w:val="center"/>
-              <w:rPr>
-                <w:b/>
-                <w:color w:val="CC0633"/>
-              </w:rPr>
-            </w:pPr>
-          </w:p>
-        </w:tc>
-        <w:tc>
-          <w:tcPr>
-            <w:tcW w:w="1983" w:type="dxa"/>
-            <w:shd w:val="clear" w:color="auto" w:fill="F4F5F6"/>
-            <w:tcMar>
-              <w:top w:w="65" w:type="dxa"/>
-              <w:left w:w="45" w:type="dxa"/>
-              <w:bottom w:w="65" w:type="dxa"/>
-              <w:right w:w="45" w:type="dxa"/>
-            </w:tcMar>
-          </w:tcPr>
-          <w:p>
-            <w:pPr>
-              <w:jc w:val="center"/>
-            </w:pPr>
-            <w:r>
-              <w:rPr>
-                <w:b/>
-                <w:color w:val="CC0633"/>
-              </w:rPr>
-              <w:t>2 · Prepare</w:t>
-            </w:r>
-            <w:r>
-              <w:rPr>
-                <w:b/>
-                <w:color w:val="CC0633"/>
-              </w:rPr>
-              <w:br/>
-            </w:r>
-            <w:r>
-              <w:rPr>
-                <w:sz w:val="14"/>
-              </w:rPr>
-              <w:t>Clean addresses, group permits and match records</w:t>
-            </w:r>
-          </w:p>
-        </w:tc>
-        <w:tc>
-          <w:tcPr>
-            <w:tcW w:w="567" w:type="dxa"/>
-            <w:shd w:val="clear" w:color="auto" w:fill="F4F5F6"/>
-          </w:tcPr>
-          <w:p>
-            <w:pPr>
-              <w:jc w:val="center"/>
-              <w:rPr>
-                <w:b/>
-                <w:color w:val="CC0633"/>
-              </w:rPr>
-            </w:pPr>
-          </w:p>
-        </w:tc>
-        <w:tc>
-          <w:tcPr>
-            <w:tcW w:w="1976" w:type="dxa"/>
-            <w:shd w:val="clear" w:color="auto" w:fill="F4F5F6"/>
-            <w:tcMar>
-              <w:top w:w="65" w:type="dxa"/>
-              <w:left w:w="45" w:type="dxa"/>
-              <w:bottom w:w="65" w:type="dxa"/>
-              <w:right w:w="45" w:type="dxa"/>
-            </w:tcMar>
-          </w:tcPr>
-          <w:p>
-            <w:pPr>
-              <w:jc w:val="center"/>
-              <w:rPr>
-                <w:rFonts w:hint="eastAsia"/>
-                <w:lang w:eastAsia="ja-JP"/>
-              </w:rPr>
-            </w:pPr>
-            <w:r>
-              <w:rPr>
-                <w:b/>
-                <w:color w:val="CC0633"/>
-              </w:rPr>
-              <w:t>3 · Engineer</w:t>
-            </w:r>
-            <w:r>
-              <w:rPr>
-                <w:b/>
-                <w:color w:val="CC0633"/>
-              </w:rPr>
-              <w:br/>
-            </w:r>
-            <w:r>
-              <w:rPr>
-                <w:rFonts w:hint="eastAsia"/>
-                <w:sz w:val="14"/>
-                <w:lang w:eastAsia="ja-JP"/>
-              </w:rPr>
-              <w:t>Build</w:t>
-            </w:r>
-            <w:r>
-              <w:rPr>
-                <w:rFonts w:hint="eastAsia"/>
-                <w:sz w:val="14"/>
-                <w:lang w:eastAsia="ja-JP"/>
-              </w:rPr>
-              <w:t xml:space="preserve"> decision tree,</w:t>
-            </w:r>
-            <w:r>
-              <w:rPr>
-                <w:rFonts w:hint="eastAsia"/>
-                <w:sz w:val="14"/>
-                <w:lang w:eastAsia="ja-JP"/>
-              </w:rPr>
-              <w:t xml:space="preserve"> random forest</w:t>
-            </w:r>
-            <w:r>
-              <w:rPr>
-                <w:rFonts w:hint="eastAsia"/>
-                <w:sz w:val="14"/>
-                <w:lang w:eastAsia="ja-JP"/>
-              </w:rPr>
-              <w:t>,</w:t>
-            </w:r>
-            <w:r>
-              <w:rPr>
-                <w:rFonts w:hint="eastAsia"/>
-                <w:sz w:val="14"/>
-                <w:lang w:eastAsia="ja-JP"/>
-              </w:rPr>
-              <w:t xml:space="preserve"> and ordinal logistic regressor, integrate into ensemble voter</w:t>
-            </w:r>
-          </w:p>
-        </w:tc>
-        <w:tc>
-          <w:tcPr>
-            <w:tcW w:w="1417" w:type="dxa"/>
-            <w:shd w:val="clear" w:color="auto" w:fill="F4F5F6"/>
-          </w:tcPr>
-          <w:p>
-            <w:pPr>
-              <w:jc w:val="center"/>
-              <w:rPr>
-                <w:b/>
-                <w:color w:val="CC0633"/>
-              </w:rPr>
-            </w:pPr>
-          </w:p>
-        </w:tc>
-      </w:tr>
-      <w:tr>
-        <w:trPr>
-          <w:jc w:val="center"/>
-        </w:trPr>
-        <w:tc>
-          <w:tcPr>
-            <w:tcW w:w="1417" w:type="dxa"/>
-            <w:shd w:val="clear" w:color="auto" w:fill="F4F5F6"/>
-          </w:tcPr>
-          <w:p>
-            <w:pPr>
-              <w:jc w:val="center"/>
-              <w:rPr>
-                <w:b/>
-                <w:color w:val="CC0633"/>
-              </w:rPr>
-            </w:pPr>
-          </w:p>
-        </w:tc>
-        <w:tc>
-          <w:tcPr>
-            <w:tcW w:w="1967" w:type="dxa"/>
-            <w:shd w:val="clear" w:color="auto" w:fill="F4F5F6"/>
-            <w:tcMar>
-              <w:top w:w="65" w:type="dxa"/>
-              <w:left w:w="45" w:type="dxa"/>
-              <w:bottom w:w="65" w:type="dxa"/>
-              <w:right w:w="45" w:type="dxa"/>
-            </w:tcMar>
-          </w:tcPr>
-          <w:p>
-            <w:pPr>
-              <w:jc w:val="center"/>
-              <w:rPr>
-                <w:b/>
-                <w:color w:val="CC0633"/>
-              </w:rPr>
-            </w:pPr>
-            <w:r>
-              <w:rPr>
-                <w:b/>
-                <w:color w:val="CC0633"/>
-              </w:rPr>
-              <w:t>4 · Evaluate</w:t>
-            </w:r>
-            <w:r>
-              <w:rPr>
-                <w:b/>
-                <w:color w:val="CC0633"/>
-              </w:rPr>
-              <w:br/>
-            </w:r>
-            <w:r>
-              <w:rPr>
-                <w:sz w:val="14"/>
-              </w:rPr>
-              <w:t>Fold-local training; held-out real projects</w:t>
-            </w:r>
-          </w:p>
-        </w:tc>
-        <w:tc>
-          <w:tcPr>
-            <w:tcW w:w="567" w:type="dxa"/>
-            <w:shd w:val="clear" w:color="auto" w:fill="F4F5F6"/>
-          </w:tcPr>
-          <w:p>
-            <w:pPr>
-              <w:jc w:val="center"/>
-              <w:rPr>
-                <w:b/>
-                <w:color w:val="CC0633"/>
-              </w:rPr>
-            </w:pPr>
-          </w:p>
-        </w:tc>
-        <w:tc>
-          <w:tcPr>
-            <w:tcW w:w="1983" w:type="dxa"/>
-            <w:shd w:val="clear" w:color="auto" w:fill="F4F5F6"/>
-            <w:tcMar>
-              <w:top w:w="65" w:type="dxa"/>
-              <w:left w:w="45" w:type="dxa"/>
-              <w:bottom w:w="65" w:type="dxa"/>
-              <w:right w:w="45" w:type="dxa"/>
-            </w:tcMar>
-          </w:tcPr>
-          <w:p>
-            <w:pPr>
-              <w:jc w:val="center"/>
-              <w:rPr>
-                <w:rFonts w:hint="eastAsia"/>
-                <w:b/>
-                <w:color w:val="CC0633"/>
-                <w:lang w:eastAsia="ja-JP"/>
-              </w:rPr>
-            </w:pPr>
-            <w:r>
-              <w:rPr>
-                <w:b/>
-                <w:color w:val="CC0633"/>
-              </w:rPr>
-              <w:t>5 · Evidence</w:t>
-            </w:r>
-            <w:r>
-              <w:rPr>
-                <w:b/>
-                <w:color w:val="CC0633"/>
-              </w:rPr>
-              <w:br/>
-            </w:r>
-            <w:r>
-              <w:rPr>
-                <w:sz w:val="14"/>
-              </w:rPr>
-              <w:t>Metrics, matrices, plots</w:t>
-            </w:r>
-            <w:r>
-              <w:rPr>
-                <w:rFonts w:hint="eastAsia"/>
-                <w:sz w:val="14"/>
-                <w:lang w:eastAsia="ja-JP"/>
-              </w:rPr>
-              <w:t xml:space="preserve"> and hyperparameter tuning</w:t>
-            </w:r>
-          </w:p>
-        </w:tc>
-        <w:tc>
-          <w:tcPr>
-            <w:tcW w:w="567" w:type="dxa"/>
-            <w:shd w:val="clear" w:color="auto" w:fill="F4F5F6"/>
-          </w:tcPr>
-          <w:p>
-            <w:pPr>
-              <w:jc w:val="center"/>
-              <w:rPr>
-                <w:rFonts w:hint="eastAsia"/>
-                <w:b/>
-                <w:color w:val="CC0633"/>
-                <w:lang w:eastAsia="ja-JP"/>
-              </w:rPr>
-            </w:pPr>
-          </w:p>
-        </w:tc>
-        <w:tc>
-          <w:tcPr>
-            <w:tcW w:w="1976" w:type="dxa"/>
-            <w:shd w:val="clear" w:color="auto" w:fill="F4F5F6"/>
-            <w:tcMar>
-              <w:top w:w="65" w:type="dxa"/>
-              <w:left w:w="45" w:type="dxa"/>
-              <w:bottom w:w="65" w:type="dxa"/>
-              <w:right w:w="45" w:type="dxa"/>
-            </w:tcMar>
-          </w:tcPr>
-          <w:p>
-            <w:pPr>
-              <w:jc w:val="center"/>
-              <w:rPr>
-                <w:rFonts w:hint="eastAsia"/>
-                <w:b/>
-                <w:color w:val="CC0633"/>
-                <w:lang w:eastAsia="ja-JP"/>
-              </w:rPr>
-            </w:pPr>
-            <w:r>
-              <w:rPr>
-                <w:rFonts w:hint="eastAsia"/>
-                <w:b/>
-                <w:color w:val="CC0633"/>
-                <w:lang w:eastAsia="ja-JP"/>
-              </w:rPr>
-              <w:t>6</w:t>
-            </w:r>
-            <w:r>
-              <w:rPr>
-                <w:b/>
-                <w:color w:val="CC0633"/>
-              </w:rPr>
-              <w:t xml:space="preserve"> · </w:t>
-            </w:r>
-            <w:r>
-              <w:rPr>
-                <w:rFonts w:hint="eastAsia"/>
-                <w:b/>
-                <w:color w:val="CC0633"/>
-                <w:lang w:eastAsia="ja-JP"/>
-              </w:rPr>
-              <w:t>Finalize</w:t>
-            </w:r>
-            <w:r>
-              <w:rPr>
-                <w:b/>
-                <w:color w:val="CC0633"/>
-              </w:rPr>
-              <w:br/>
-            </w:r>
-            <w:r>
-              <w:rPr>
-                <w:rFonts w:hint="eastAsia"/>
-                <w:sz w:val="14"/>
-                <w:lang w:eastAsia="ja-JP"/>
-              </w:rPr>
-              <w:t>Full-set training, store model and run from the system interface</w:t>
-            </w:r>
-          </w:p>
-        </w:tc>
-        <w:tc>
-          <w:tcPr>
-            <w:tcW w:w="1417" w:type="dxa"/>
-            <w:shd w:val="clear" w:color="auto" w:fill="F4F5F6"/>
-          </w:tcPr>
-          <w:p>
-            <w:pPr>
-              <w:jc w:val="center"/>
-              <w:rPr>
-                <w:rFonts w:hint="eastAsia"/>
-                <w:b/>
-                <w:color w:val="CC0633"/>
-                <w:lang w:eastAsia="ja-JP"/>
-              </w:rPr>
-            </w:pPr>
-          </w:p>
-        </w:tc>
-      </w:tr>
-    </w:tbl>
+    <w:p>
+      <w:r>
+        <w:rPr>
+          <w:noProof/>
+        </w:rPr>
+        <w:drawing>
+          <wp:inline distT="0" distB="0" distL="0" distR="0" wp14:anchorId="633777D0" wp14:editId="03970EC1">
+            <wp:extent cx="6642100" cy="2165350"/>
+            <wp:effectExtent l="0" t="0" r="0" b="25400"/>
+            <wp:docPr id="1111058169" name="Diagram 8"/>
+            <wp:cNvGraphicFramePr/>
+            <a:graphic xmlns:a="http://schemas.openxmlformats.org/drawingml/2006/main">
+              <a:graphicData uri="http://schemas.openxmlformats.org/drawingml/2006/diagram">
+                <dgm:relIds xmlns:dgm="http://schemas.openxmlformats.org/drawingml/2006/diagram" xmlns:r="http://schemas.openxmlformats.org/officeDocument/2006/relationships" r:dm="rId8" r:lo="rId9" r:qs="rId10" r:cs="rId11"/>
+              </a:graphicData>
+            </a:graphic>
+          </wp:inline>
+        </w:drawing>
+      </w:r>
+    </w:p>
     <w:p>
       <w:pPr>
         <w:pStyle w:val="Heading2"/>
@@ -1498,7 +1268,7 @@
         <w:tc>
           <w:tcPr>
             <w:tcW w:w="1201" w:type="dxa"/>
-            <w:shd w:val="clear" w:color="auto" w:fill="F4F5F6"/>
+            <w:shd w:val="clear" w:color="auto" w:fill="F2F2F2" w:themeFill="background1" w:themeFillShade="F2"/>
             <w:tcMar>
               <w:top w:w="60" w:type="dxa"/>
               <w:left w:w="70" w:type="dxa"/>
@@ -1527,7 +1297,7 @@
         <w:tc>
           <w:tcPr>
             <w:tcW w:w="1465" w:type="dxa"/>
-            <w:shd w:val="clear" w:color="auto" w:fill="F4F5F6"/>
+            <w:shd w:val="clear" w:color="auto" w:fill="F2F2F2" w:themeFill="background1" w:themeFillShade="F2"/>
             <w:tcMar>
               <w:top w:w="60" w:type="dxa"/>
               <w:left w:w="70" w:type="dxa"/>
@@ -1550,7 +1320,7 @@
         <w:tc>
           <w:tcPr>
             <w:tcW w:w="1363" w:type="dxa"/>
-            <w:shd w:val="clear" w:color="auto" w:fill="F4F5F6"/>
+            <w:shd w:val="clear" w:color="auto" w:fill="F2F2F2" w:themeFill="background1" w:themeFillShade="F2"/>
           </w:tcPr>
           <w:p>
             <w:pPr>
@@ -1572,7 +1342,7 @@
         <w:tc>
           <w:tcPr>
             <w:tcW w:w="1356" w:type="dxa"/>
-            <w:shd w:val="clear" w:color="auto" w:fill="F4F5F6"/>
+            <w:shd w:val="clear" w:color="auto" w:fill="F2F2F2" w:themeFill="background1" w:themeFillShade="F2"/>
             <w:tcMar>
               <w:top w:w="60" w:type="dxa"/>
               <w:left w:w="70" w:type="dxa"/>
@@ -1623,7 +1393,7 @@
         <w:tc>
           <w:tcPr>
             <w:tcW w:w="1304" w:type="dxa"/>
-            <w:shd w:val="clear" w:color="auto" w:fill="F4F5F6"/>
+            <w:shd w:val="clear" w:color="auto" w:fill="F2F2F2" w:themeFill="background1" w:themeFillShade="F2"/>
           </w:tcPr>
           <w:p>
             <w:pPr>
@@ -1645,7 +1415,7 @@
         <w:tc>
           <w:tcPr>
             <w:tcW w:w="1339" w:type="dxa"/>
-            <w:shd w:val="clear" w:color="auto" w:fill="F4F5F6"/>
+            <w:shd w:val="clear" w:color="auto" w:fill="F2F2F2" w:themeFill="background1" w:themeFillShade="F2"/>
             <w:tcMar>
               <w:top w:w="60" w:type="dxa"/>
               <w:left w:w="70" w:type="dxa"/>
@@ -1724,7 +1494,7 @@
         <w:tc>
           <w:tcPr>
             <w:tcW w:w="1342" w:type="dxa"/>
-            <w:shd w:val="clear" w:color="auto" w:fill="F4F5F6"/>
+            <w:shd w:val="clear" w:color="auto" w:fill="F2F2F2" w:themeFill="background1" w:themeFillShade="F2"/>
             <w:tcMar>
               <w:top w:w="60" w:type="dxa"/>
               <w:left w:w="70" w:type="dxa"/>
@@ -1759,7 +1529,7 @@
         <w:tc>
           <w:tcPr>
             <w:tcW w:w="1340" w:type="dxa"/>
-            <w:shd w:val="clear" w:color="auto" w:fill="F4F5F6"/>
+            <w:shd w:val="clear" w:color="auto" w:fill="F2F2F2" w:themeFill="background1" w:themeFillShade="F2"/>
             <w:tcMar>
               <w:top w:w="60" w:type="dxa"/>
               <w:left w:w="70" w:type="dxa"/>
@@ -2108,7 +1878,7 @@
         <w:tc>
           <w:tcPr>
             <w:tcW w:w="1201" w:type="dxa"/>
-            <w:shd w:val="clear" w:color="auto" w:fill="F4F5F6"/>
+            <w:shd w:val="clear" w:color="auto" w:fill="F2F2F2" w:themeFill="background1" w:themeFillShade="F2"/>
             <w:tcMar>
               <w:top w:w="60" w:type="dxa"/>
               <w:left w:w="70" w:type="dxa"/>
@@ -2126,6 +1896,7 @@
                 <w:sz w:val="14"/>
                 <w:lang w:eastAsia="ja-JP"/>
               </w:rPr>
+              <w:lastRenderedPageBreak/>
               <w:t>Ensemble</w:t>
             </w:r>
           </w:p>
@@ -2133,7 +1904,7 @@
         <w:tc>
           <w:tcPr>
             <w:tcW w:w="1465" w:type="dxa"/>
-            <w:shd w:val="clear" w:color="auto" w:fill="F4F5F6"/>
+            <w:shd w:val="clear" w:color="auto" w:fill="F2F2F2" w:themeFill="background1" w:themeFillShade="F2"/>
             <w:tcMar>
               <w:top w:w="60" w:type="dxa"/>
               <w:left w:w="70" w:type="dxa"/>
@@ -2183,7 +1954,7 @@
         <w:tc>
           <w:tcPr>
             <w:tcW w:w="1363" w:type="dxa"/>
-            <w:shd w:val="clear" w:color="auto" w:fill="F4F5F6"/>
+            <w:shd w:val="clear" w:color="auto" w:fill="F2F2F2" w:themeFill="background1" w:themeFillShade="F2"/>
           </w:tcPr>
           <w:p>
             <w:pPr>
@@ -2213,7 +1984,7 @@
         <w:tc>
           <w:tcPr>
             <w:tcW w:w="1356" w:type="dxa"/>
-            <w:shd w:val="clear" w:color="auto" w:fill="F4F5F6"/>
+            <w:shd w:val="clear" w:color="auto" w:fill="F2F2F2" w:themeFill="background1" w:themeFillShade="F2"/>
             <w:tcMar>
               <w:top w:w="60" w:type="dxa"/>
               <w:left w:w="70" w:type="dxa"/>
@@ -2258,7 +2029,7 @@
         <w:tc>
           <w:tcPr>
             <w:tcW w:w="1304" w:type="dxa"/>
-            <w:shd w:val="clear" w:color="auto" w:fill="F4F5F6"/>
+            <w:shd w:val="clear" w:color="auto" w:fill="F2F2F2" w:themeFill="background1" w:themeFillShade="F2"/>
           </w:tcPr>
           <w:p>
             <w:pPr>
@@ -2288,7 +2059,7 @@
         <w:tc>
           <w:tcPr>
             <w:tcW w:w="1339" w:type="dxa"/>
-            <w:shd w:val="clear" w:color="auto" w:fill="F4F5F6"/>
+            <w:shd w:val="clear" w:color="auto" w:fill="F2F2F2" w:themeFill="background1" w:themeFillShade="F2"/>
             <w:tcMar>
               <w:top w:w="60" w:type="dxa"/>
               <w:left w:w="70" w:type="dxa"/>
@@ -2333,7 +2104,7 @@
         <w:tc>
           <w:tcPr>
             <w:tcW w:w="1342" w:type="dxa"/>
-            <w:shd w:val="clear" w:color="auto" w:fill="F4F5F6"/>
+            <w:shd w:val="clear" w:color="auto" w:fill="F2F2F2" w:themeFill="background1" w:themeFillShade="F2"/>
             <w:tcMar>
               <w:top w:w="60" w:type="dxa"/>
               <w:left w:w="70" w:type="dxa"/>
@@ -2368,7 +2139,7 @@
         <w:tc>
           <w:tcPr>
             <w:tcW w:w="1340" w:type="dxa"/>
-            <w:shd w:val="clear" w:color="auto" w:fill="F4F5F6"/>
+            <w:shd w:val="clear" w:color="auto" w:fill="F2F2F2" w:themeFill="background1" w:themeFillShade="F2"/>
             <w:tcMar>
               <w:top w:w="60" w:type="dxa"/>
               <w:left w:w="70" w:type="dxa"/>
@@ -2746,7 +2517,6 @@
               <w:rPr>
                 <w:noProof/>
               </w:rPr>
-              <w:lastRenderedPageBreak/>
               <w:drawing>
                 <wp:inline distT="0" distB="0" distL="0" distR="0" wp14:anchorId="07B64A4C" wp14:editId="4CC05F2C">
                   <wp:extent cx="3696970" cy="1851660"/>
@@ -2763,7 +2533,7 @@
                           <pic:cNvPicPr/>
                         </pic:nvPicPr>
                         <pic:blipFill>
-                          <a:blip r:embed="rId8"/>
+                          <a:blip r:embed="rId13"/>
                           <a:stretch>
                             <a:fillRect/>
                           </a:stretch>
@@ -2832,7 +2602,7 @@
                           <pic:cNvPicPr/>
                         </pic:nvPicPr>
                         <pic:blipFill>
-                          <a:blip r:embed="rId9"/>
+                          <a:blip r:embed="rId14"/>
                           <a:stretch>
                             <a:fillRect/>
                           </a:stretch>
@@ -3214,6 +2984,79 @@
         <w:pStyle w:val="Heading1"/>
       </w:pPr>
       <w:r>
+        <w:rPr>
+          <w:noProof/>
+        </w:rPr>
+        <mc:AlternateContent>
+          <mc:Choice Requires="wps">
+            <w:drawing>
+              <wp:anchor distT="0" distB="0" distL="114300" distR="114300" simplePos="0" relativeHeight="251660800" behindDoc="0" locked="0" layoutInCell="1" allowOverlap="1" wp14:anchorId="06DDE0D7" wp14:editId="3F87D543">
+                <wp:simplePos x="0" y="0"/>
+                <wp:positionH relativeFrom="column">
+                  <wp:posOffset>0</wp:posOffset>
+                </wp:positionH>
+                <wp:positionV relativeFrom="paragraph">
+                  <wp:posOffset>293040</wp:posOffset>
+                </wp:positionV>
+                <wp:extent cx="6720840" cy="41910"/>
+                <wp:effectExtent l="0" t="0" r="22860" b="34290"/>
+                <wp:wrapNone/>
+                <wp:docPr id="420748920" name="Straight Connector 9"/>
+                <wp:cNvGraphicFramePr/>
+                <a:graphic xmlns:a="http://schemas.openxmlformats.org/drawingml/2006/main">
+                  <a:graphicData uri="http://schemas.microsoft.com/office/word/2010/wordprocessingShape">
+                    <wps:wsp>
+                      <wps:cNvCnPr/>
+                      <wps:spPr>
+                        <a:xfrm>
+                          <a:off x="0" y="0"/>
+                          <a:ext cx="6720840" cy="41910"/>
+                        </a:xfrm>
+                        <a:prstGeom prst="line">
+                          <a:avLst/>
+                        </a:prstGeom>
+                        <a:ln>
+                          <a:solidFill>
+                            <a:srgbClr val="CC0633"/>
+                          </a:solidFill>
+                        </a:ln>
+                        <a:effectLst/>
+                      </wps:spPr>
+                      <wps:style>
+                        <a:lnRef idx="2">
+                          <a:schemeClr val="accent1"/>
+                        </a:lnRef>
+                        <a:fillRef idx="0">
+                          <a:schemeClr val="accent1"/>
+                        </a:fillRef>
+                        <a:effectRef idx="1">
+                          <a:schemeClr val="accent1"/>
+                        </a:effectRef>
+                        <a:fontRef idx="minor">
+                          <a:schemeClr val="tx1"/>
+                        </a:fontRef>
+                      </wps:style>
+                      <wps:bodyPr/>
+                    </wps:wsp>
+                  </a:graphicData>
+                </a:graphic>
+                <wp14:sizeRelH relativeFrom="margin">
+                  <wp14:pctWidth>0</wp14:pctWidth>
+                </wp14:sizeRelH>
+                <wp14:sizeRelV relativeFrom="margin">
+                  <wp14:pctHeight>0</wp14:pctHeight>
+                </wp14:sizeRelV>
+              </wp:anchor>
+            </w:drawing>
+          </mc:Choice>
+          <mc:Fallback>
+            <w:pict>
+              <v:line w14:anchorId="7F8FB059" id="Straight Connector 9" o:spid="_x0000_s1026" style="position:absolute;z-index:251660800;visibility:visible;mso-wrap-style:square;mso-width-percent:0;mso-height-percent:0;mso-wrap-distance-left:9pt;mso-wrap-distance-top:0;mso-wrap-distance-right:9pt;mso-wrap-distance-bottom:0;mso-position-horizontal:absolute;mso-position-horizontal-relative:text;mso-position-vertical:absolute;mso-position-vertical-relative:text;mso-width-percent:0;mso-height-percent:0;mso-width-relative:margin;mso-height-relative:margin" from="0,23.05pt" to="529.2pt,26.35pt" o:gfxdata="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" strokecolor="#cc0633" strokeweight="2pt"/>
+            </w:pict>
+          </mc:Fallback>
+        </mc:AlternateContent>
+      </w:r>
+      <w:r>
         <w:t>2. Feature table</w:t>
       </w:r>
     </w:p>
@@ -3278,12 +3121,12 @@
         <w:tblLook w:val="04A0" w:firstRow="1" w:lastRow="0" w:firstColumn="1" w:lastColumn="0" w:noHBand="0" w:noVBand="1"/>
       </w:tblPr>
       <w:tblGrid>
-        <w:gridCol w:w="1762"/>
-        <w:gridCol w:w="1762"/>
-        <w:gridCol w:w="1762"/>
-        <w:gridCol w:w="1762"/>
-        <w:gridCol w:w="1762"/>
-        <w:gridCol w:w="1762"/>
+        <w:gridCol w:w="1711"/>
+        <w:gridCol w:w="1174"/>
+        <w:gridCol w:w="733"/>
+        <w:gridCol w:w="784"/>
+        <w:gridCol w:w="2331"/>
+        <w:gridCol w:w="3977"/>
       </w:tblGrid>
       <w:tr>
         <w:trPr>
@@ -3292,7 +3135,7 @@
         </w:trPr>
         <w:tc>
           <w:tcPr>
-            <w:tcW w:w="1762" w:type="dxa"/>
+            <w:tcW w:w="1711" w:type="dxa"/>
             <w:shd w:val="clear" w:color="auto" w:fill="343A40"/>
             <w:tcMar>
               <w:top w:w="60" w:type="dxa"/>
@@ -3305,6 +3148,7 @@
             <w:pPr>
               <w:spacing w:after="0"/>
             </w:pPr>
+            <w:bookmarkStart w:id="1" w:name="_Hlk237274947"/>
             <w:r>
               <w:rPr>
                 <w:b/>
@@ -3317,7 +3161,7 @@
         </w:tc>
         <w:tc>
           <w:tcPr>
-            <w:tcW w:w="1762" w:type="dxa"/>
+            <w:tcW w:w="1174" w:type="dxa"/>
             <w:shd w:val="clear" w:color="auto" w:fill="343A40"/>
             <w:tcMar>
               <w:top w:w="60" w:type="dxa"/>
@@ -3342,7 +3186,7 @@
         </w:tc>
         <w:tc>
           <w:tcPr>
-            <w:tcW w:w="1762" w:type="dxa"/>
+            <w:tcW w:w="733" w:type="dxa"/>
             <w:shd w:val="clear" w:color="auto" w:fill="343A40"/>
             <w:tcMar>
               <w:top w:w="60" w:type="dxa"/>
@@ -3367,7 +3211,7 @@
         </w:tc>
         <w:tc>
           <w:tcPr>
-            <w:tcW w:w="1762" w:type="dxa"/>
+            <w:tcW w:w="784" w:type="dxa"/>
             <w:shd w:val="clear" w:color="auto" w:fill="343A40"/>
             <w:tcMar>
               <w:top w:w="60" w:type="dxa"/>
@@ -3392,7 +3236,7 @@
         </w:tc>
         <w:tc>
           <w:tcPr>
-            <w:tcW w:w="1762" w:type="dxa"/>
+            <w:tcW w:w="2331" w:type="dxa"/>
             <w:shd w:val="clear" w:color="auto" w:fill="343A40"/>
             <w:tcMar>
               <w:top w:w="60" w:type="dxa"/>
@@ -3417,7 +3261,7 @@
         </w:tc>
         <w:tc>
           <w:tcPr>
-            <w:tcW w:w="1762" w:type="dxa"/>
+            <w:tcW w:w="3977" w:type="dxa"/>
             <w:shd w:val="clear" w:color="auto" w:fill="343A40"/>
             <w:tcMar>
               <w:top w:w="60" w:type="dxa"/>
@@ -3447,7 +3291,7 @@
         </w:trPr>
         <w:tc>
           <w:tcPr>
-            <w:tcW w:w="1762" w:type="dxa"/>
+            <w:tcW w:w="1711" w:type="dxa"/>
             <w:tcMar>
               <w:top w:w="60" w:type="dxa"/>
               <w:left w:w="70" w:type="dxa"/>
@@ -3474,7 +3318,7 @@
         </w:tc>
         <w:tc>
           <w:tcPr>
-            <w:tcW w:w="1762" w:type="dxa"/>
+            <w:tcW w:w="1174" w:type="dxa"/>
             <w:tcMar>
               <w:top w:w="60" w:type="dxa"/>
               <w:left w:w="70" w:type="dxa"/>
@@ -3499,7 +3343,7 @@
         </w:tc>
         <w:tc>
           <w:tcPr>
-            <w:tcW w:w="1762" w:type="dxa"/>
+            <w:tcW w:w="733" w:type="dxa"/>
             <w:tcMar>
               <w:top w:w="60" w:type="dxa"/>
               <w:left w:w="70" w:type="dxa"/>
@@ -3531,7 +3375,7 @@
         </w:tc>
         <w:tc>
           <w:tcPr>
-            <w:tcW w:w="1762" w:type="dxa"/>
+            <w:tcW w:w="784" w:type="dxa"/>
             <w:tcMar>
               <w:top w:w="60" w:type="dxa"/>
               <w:left w:w="70" w:type="dxa"/>
@@ -3556,7 +3400,7 @@
         </w:tc>
         <w:tc>
           <w:tcPr>
-            <w:tcW w:w="1762" w:type="dxa"/>
+            <w:tcW w:w="2331" w:type="dxa"/>
             <w:tcMar>
               <w:top w:w="60" w:type="dxa"/>
               <w:left w:w="70" w:type="dxa"/>
@@ -3589,7 +3433,7 @@
         </w:tc>
         <w:tc>
           <w:tcPr>
-            <w:tcW w:w="1762" w:type="dxa"/>
+            <w:tcW w:w="3977" w:type="dxa"/>
             <w:tcMar>
               <w:top w:w="60" w:type="dxa"/>
               <w:left w:w="70" w:type="dxa"/>
@@ -3622,13 +3466,15 @@
           </w:p>
         </w:tc>
       </w:tr>
+      <w:bookmarkEnd w:id="1"/>
       <w:tr>
         <w:trPr>
           <w:jc w:val="center"/>
         </w:trPr>
         <w:tc>
           <w:tcPr>
-            <w:tcW w:w="1762" w:type="dxa"/>
+            <w:tcW w:w="1711" w:type="dxa"/>
+            <w:shd w:val="clear" w:color="auto" w:fill="F2F2F2" w:themeFill="background1" w:themeFillShade="F2"/>
             <w:tcMar>
               <w:top w:w="60" w:type="dxa"/>
               <w:left w:w="70" w:type="dxa"/>
@@ -3655,7 +3501,8 @@
         </w:tc>
         <w:tc>
           <w:tcPr>
-            <w:tcW w:w="1762" w:type="dxa"/>
+            <w:tcW w:w="1174" w:type="dxa"/>
+            <w:shd w:val="clear" w:color="auto" w:fill="F2F2F2" w:themeFill="background1" w:themeFillShade="F2"/>
             <w:tcMar>
               <w:top w:w="60" w:type="dxa"/>
               <w:left w:w="70" w:type="dxa"/>
@@ -3682,7 +3529,8 @@
         </w:tc>
         <w:tc>
           <w:tcPr>
-            <w:tcW w:w="1762" w:type="dxa"/>
+            <w:tcW w:w="733" w:type="dxa"/>
+            <w:shd w:val="clear" w:color="auto" w:fill="F2F2F2" w:themeFill="background1" w:themeFillShade="F2"/>
             <w:tcMar>
               <w:top w:w="60" w:type="dxa"/>
               <w:left w:w="70" w:type="dxa"/>
@@ -3709,7 +3557,8 @@
         </w:tc>
         <w:tc>
           <w:tcPr>
-            <w:tcW w:w="1762" w:type="dxa"/>
+            <w:tcW w:w="784" w:type="dxa"/>
+            <w:shd w:val="clear" w:color="auto" w:fill="F2F2F2" w:themeFill="background1" w:themeFillShade="F2"/>
             <w:tcMar>
               <w:top w:w="60" w:type="dxa"/>
               <w:left w:w="70" w:type="dxa"/>
@@ -3736,7 +3585,8 @@
         </w:tc>
         <w:tc>
           <w:tcPr>
-            <w:tcW w:w="1762" w:type="dxa"/>
+            <w:tcW w:w="2331" w:type="dxa"/>
+            <w:shd w:val="clear" w:color="auto" w:fill="F2F2F2" w:themeFill="background1" w:themeFillShade="F2"/>
             <w:tcMar>
               <w:top w:w="60" w:type="dxa"/>
               <w:left w:w="70" w:type="dxa"/>
@@ -3763,7 +3613,8 @@
         </w:tc>
         <w:tc>
           <w:tcPr>
-            <w:tcW w:w="1762" w:type="dxa"/>
+            <w:tcW w:w="3977" w:type="dxa"/>
+            <w:shd w:val="clear" w:color="auto" w:fill="F2F2F2" w:themeFill="background1" w:themeFillShade="F2"/>
             <w:tcMar>
               <w:top w:w="60" w:type="dxa"/>
               <w:left w:w="70" w:type="dxa"/>
@@ -3801,7 +3652,7 @@
         </w:trPr>
         <w:tc>
           <w:tcPr>
-            <w:tcW w:w="1762" w:type="dxa"/>
+            <w:tcW w:w="1711" w:type="dxa"/>
             <w:tcMar>
               <w:top w:w="60" w:type="dxa"/>
               <w:left w:w="70" w:type="dxa"/>
@@ -3828,7 +3679,7 @@
         </w:tc>
         <w:tc>
           <w:tcPr>
-            <w:tcW w:w="1762" w:type="dxa"/>
+            <w:tcW w:w="1174" w:type="dxa"/>
             <w:tcMar>
               <w:top w:w="60" w:type="dxa"/>
               <w:left w:w="70" w:type="dxa"/>
@@ -3855,7 +3706,7 @@
         </w:tc>
         <w:tc>
           <w:tcPr>
-            <w:tcW w:w="1762" w:type="dxa"/>
+            <w:tcW w:w="733" w:type="dxa"/>
             <w:tcMar>
               <w:top w:w="60" w:type="dxa"/>
               <w:left w:w="70" w:type="dxa"/>
@@ -3882,7 +3733,7 @@
         </w:tc>
         <w:tc>
           <w:tcPr>
-            <w:tcW w:w="1762" w:type="dxa"/>
+            <w:tcW w:w="784" w:type="dxa"/>
             <w:tcMar>
               <w:top w:w="60" w:type="dxa"/>
               <w:left w:w="70" w:type="dxa"/>
@@ -3909,7 +3760,7 @@
         </w:tc>
         <w:tc>
           <w:tcPr>
-            <w:tcW w:w="1762" w:type="dxa"/>
+            <w:tcW w:w="2331" w:type="dxa"/>
             <w:tcMar>
               <w:top w:w="60" w:type="dxa"/>
               <w:left w:w="70" w:type="dxa"/>
@@ -3936,7 +3787,7 @@
         </w:tc>
         <w:tc>
           <w:tcPr>
-            <w:tcW w:w="1762" w:type="dxa"/>
+            <w:tcW w:w="3977" w:type="dxa"/>
             <w:tcMar>
               <w:top w:w="60" w:type="dxa"/>
               <w:left w:w="70" w:type="dxa"/>
@@ -3994,7 +3845,8 @@
         </w:trPr>
         <w:tc>
           <w:tcPr>
-            <w:tcW w:w="1762" w:type="dxa"/>
+            <w:tcW w:w="1711" w:type="dxa"/>
+            <w:shd w:val="clear" w:color="auto" w:fill="F2F2F2" w:themeFill="background1" w:themeFillShade="F2"/>
             <w:tcMar>
               <w:top w:w="60" w:type="dxa"/>
               <w:left w:w="70" w:type="dxa"/>
@@ -4021,7 +3873,8 @@
         </w:tc>
         <w:tc>
           <w:tcPr>
-            <w:tcW w:w="1762" w:type="dxa"/>
+            <w:tcW w:w="1174" w:type="dxa"/>
+            <w:shd w:val="clear" w:color="auto" w:fill="F2F2F2" w:themeFill="background1" w:themeFillShade="F2"/>
             <w:tcMar>
               <w:top w:w="60" w:type="dxa"/>
               <w:left w:w="70" w:type="dxa"/>
@@ -4048,7 +3901,8 @@
         </w:tc>
         <w:tc>
           <w:tcPr>
-            <w:tcW w:w="1762" w:type="dxa"/>
+            <w:tcW w:w="733" w:type="dxa"/>
+            <w:shd w:val="clear" w:color="auto" w:fill="F2F2F2" w:themeFill="background1" w:themeFillShade="F2"/>
             <w:tcMar>
               <w:top w:w="60" w:type="dxa"/>
               <w:left w:w="70" w:type="dxa"/>
@@ -4075,7 +3929,8 @@
         </w:tc>
         <w:tc>
           <w:tcPr>
-            <w:tcW w:w="1762" w:type="dxa"/>
+            <w:tcW w:w="784" w:type="dxa"/>
+            <w:shd w:val="clear" w:color="auto" w:fill="F2F2F2" w:themeFill="background1" w:themeFillShade="F2"/>
             <w:tcMar>
               <w:top w:w="60" w:type="dxa"/>
               <w:left w:w="70" w:type="dxa"/>
@@ -4102,7 +3957,8 @@
         </w:tc>
         <w:tc>
           <w:tcPr>
-            <w:tcW w:w="1762" w:type="dxa"/>
+            <w:tcW w:w="2331" w:type="dxa"/>
+            <w:shd w:val="clear" w:color="auto" w:fill="F2F2F2" w:themeFill="background1" w:themeFillShade="F2"/>
             <w:tcMar>
               <w:top w:w="60" w:type="dxa"/>
               <w:left w:w="70" w:type="dxa"/>
@@ -4129,7 +3985,8 @@
         </w:tc>
         <w:tc>
           <w:tcPr>
-            <w:tcW w:w="1762" w:type="dxa"/>
+            <w:tcW w:w="3977" w:type="dxa"/>
+            <w:shd w:val="clear" w:color="auto" w:fill="F2F2F2" w:themeFill="background1" w:themeFillShade="F2"/>
             <w:tcMar>
               <w:top w:w="60" w:type="dxa"/>
               <w:left w:w="70" w:type="dxa"/>
@@ -4168,7 +4025,7 @@
         </w:trPr>
         <w:tc>
           <w:tcPr>
-            <w:tcW w:w="1762" w:type="dxa"/>
+            <w:tcW w:w="1711" w:type="dxa"/>
             <w:tcMar>
               <w:top w:w="60" w:type="dxa"/>
               <w:left w:w="70" w:type="dxa"/>
@@ -4195,7 +4052,7 @@
         </w:tc>
         <w:tc>
           <w:tcPr>
-            <w:tcW w:w="1762" w:type="dxa"/>
+            <w:tcW w:w="1174" w:type="dxa"/>
             <w:tcMar>
               <w:top w:w="60" w:type="dxa"/>
               <w:left w:w="70" w:type="dxa"/>
@@ -4222,7 +4079,7 @@
         </w:tc>
         <w:tc>
           <w:tcPr>
-            <w:tcW w:w="1762" w:type="dxa"/>
+            <w:tcW w:w="733" w:type="dxa"/>
             <w:tcMar>
               <w:top w:w="60" w:type="dxa"/>
               <w:left w:w="70" w:type="dxa"/>
@@ -4249,7 +4106,7 @@
         </w:tc>
         <w:tc>
           <w:tcPr>
-            <w:tcW w:w="1762" w:type="dxa"/>
+            <w:tcW w:w="784" w:type="dxa"/>
             <w:tcMar>
               <w:top w:w="60" w:type="dxa"/>
               <w:left w:w="70" w:type="dxa"/>
@@ -4276,7 +4133,7 @@
         </w:tc>
         <w:tc>
           <w:tcPr>
-            <w:tcW w:w="1762" w:type="dxa"/>
+            <w:tcW w:w="2331" w:type="dxa"/>
             <w:tcMar>
               <w:top w:w="60" w:type="dxa"/>
               <w:left w:w="70" w:type="dxa"/>
@@ -4303,7 +4160,7 @@
         </w:tc>
         <w:tc>
           <w:tcPr>
-            <w:tcW w:w="1762" w:type="dxa"/>
+            <w:tcW w:w="3977" w:type="dxa"/>
             <w:tcMar>
               <w:top w:w="60" w:type="dxa"/>
               <w:left w:w="70" w:type="dxa"/>
@@ -4335,7 +4192,8 @@
         </w:trPr>
         <w:tc>
           <w:tcPr>
-            <w:tcW w:w="1762" w:type="dxa"/>
+            <w:tcW w:w="1711" w:type="dxa"/>
+            <w:shd w:val="clear" w:color="auto" w:fill="F2F2F2" w:themeFill="background1" w:themeFillShade="F2"/>
             <w:tcMar>
               <w:top w:w="60" w:type="dxa"/>
               <w:left w:w="70" w:type="dxa"/>
@@ -4362,7 +4220,8 @@
         </w:tc>
         <w:tc>
           <w:tcPr>
-            <w:tcW w:w="1762" w:type="dxa"/>
+            <w:tcW w:w="1174" w:type="dxa"/>
+            <w:shd w:val="clear" w:color="auto" w:fill="F2F2F2" w:themeFill="background1" w:themeFillShade="F2"/>
             <w:tcMar>
               <w:top w:w="60" w:type="dxa"/>
               <w:left w:w="70" w:type="dxa"/>
@@ -4389,7 +4248,8 @@
         </w:tc>
         <w:tc>
           <w:tcPr>
-            <w:tcW w:w="1762" w:type="dxa"/>
+            <w:tcW w:w="733" w:type="dxa"/>
+            <w:shd w:val="clear" w:color="auto" w:fill="F2F2F2" w:themeFill="background1" w:themeFillShade="F2"/>
             <w:tcMar>
               <w:top w:w="60" w:type="dxa"/>
               <w:left w:w="70" w:type="dxa"/>
@@ -4416,7 +4276,8 @@
         </w:tc>
         <w:tc>
           <w:tcPr>
-            <w:tcW w:w="1762" w:type="dxa"/>
+            <w:tcW w:w="784" w:type="dxa"/>
+            <w:shd w:val="clear" w:color="auto" w:fill="F2F2F2" w:themeFill="background1" w:themeFillShade="F2"/>
             <w:tcMar>
               <w:top w:w="60" w:type="dxa"/>
               <w:left w:w="70" w:type="dxa"/>
@@ -4443,7 +4304,8 @@
         </w:tc>
         <w:tc>
           <w:tcPr>
-            <w:tcW w:w="1762" w:type="dxa"/>
+            <w:tcW w:w="2331" w:type="dxa"/>
+            <w:shd w:val="clear" w:color="auto" w:fill="F2F2F2" w:themeFill="background1" w:themeFillShade="F2"/>
             <w:tcMar>
               <w:top w:w="60" w:type="dxa"/>
               <w:left w:w="70" w:type="dxa"/>
@@ -4470,7 +4332,8 @@
         </w:tc>
         <w:tc>
           <w:tcPr>
-            <w:tcW w:w="1762" w:type="dxa"/>
+            <w:tcW w:w="3977" w:type="dxa"/>
+            <w:shd w:val="clear" w:color="auto" w:fill="F2F2F2" w:themeFill="background1" w:themeFillShade="F2"/>
             <w:tcMar>
               <w:top w:w="60" w:type="dxa"/>
               <w:left w:w="70" w:type="dxa"/>
@@ -4491,15 +4354,7 @@
                 <w:rFonts w:hint="eastAsia"/>
                 <w:sz w:val="13"/>
               </w:rPr>
-              <w:t xml:space="preserve">Integrated synthetic data generation based off a </w:t>
-            </w:r>
-            <w:r>
-              <w:rPr>
-                <w:rFonts w:hint="eastAsia"/>
-                <w:sz w:val="13"/>
-              </w:rPr>
-              <w:lastRenderedPageBreak/>
-              <w:t>multivariate lognormal distribution; more confirmation needed for validity of the distribution.</w:t>
+              <w:t>Integrated synthetic data generation based off a multivariate lognormal distribution; more confirmation needed for validity of the distribution.</w:t>
             </w:r>
           </w:p>
         </w:tc>
@@ -4510,7 +4365,7 @@
         </w:trPr>
         <w:tc>
           <w:tcPr>
-            <w:tcW w:w="1762" w:type="dxa"/>
+            <w:tcW w:w="1711" w:type="dxa"/>
             <w:tcMar>
               <w:top w:w="60" w:type="dxa"/>
               <w:left w:w="70" w:type="dxa"/>
@@ -4538,7 +4393,7 @@
         </w:tc>
         <w:tc>
           <w:tcPr>
-            <w:tcW w:w="1762" w:type="dxa"/>
+            <w:tcW w:w="1174" w:type="dxa"/>
             <w:tcMar>
               <w:top w:w="60" w:type="dxa"/>
               <w:left w:w="70" w:type="dxa"/>
@@ -4565,7 +4420,7 @@
         </w:tc>
         <w:tc>
           <w:tcPr>
-            <w:tcW w:w="1762" w:type="dxa"/>
+            <w:tcW w:w="733" w:type="dxa"/>
             <w:tcMar>
               <w:top w:w="60" w:type="dxa"/>
               <w:left w:w="70" w:type="dxa"/>
@@ -4592,7 +4447,7 @@
         </w:tc>
         <w:tc>
           <w:tcPr>
-            <w:tcW w:w="1762" w:type="dxa"/>
+            <w:tcW w:w="784" w:type="dxa"/>
             <w:tcMar>
               <w:top w:w="60" w:type="dxa"/>
               <w:left w:w="70" w:type="dxa"/>
@@ -4619,7 +4474,7 @@
         </w:tc>
         <w:tc>
           <w:tcPr>
-            <w:tcW w:w="1762" w:type="dxa"/>
+            <w:tcW w:w="2331" w:type="dxa"/>
             <w:tcMar>
               <w:top w:w="60" w:type="dxa"/>
               <w:left w:w="70" w:type="dxa"/>
@@ -4646,7 +4501,7 @@
         </w:tc>
         <w:tc>
           <w:tcPr>
-            <w:tcW w:w="1762" w:type="dxa"/>
+            <w:tcW w:w="3977" w:type="dxa"/>
             <w:tcMar>
               <w:top w:w="60" w:type="dxa"/>
               <w:left w:w="70" w:type="dxa"/>
@@ -4677,7 +4532,8 @@
         </w:trPr>
         <w:tc>
           <w:tcPr>
-            <w:tcW w:w="1762" w:type="dxa"/>
+            <w:tcW w:w="1711" w:type="dxa"/>
+            <w:shd w:val="clear" w:color="auto" w:fill="F2F2F2" w:themeFill="background1" w:themeFillShade="F2"/>
             <w:tcMar>
               <w:top w:w="60" w:type="dxa"/>
               <w:left w:w="70" w:type="dxa"/>
@@ -4710,7 +4566,8 @@
         </w:tc>
         <w:tc>
           <w:tcPr>
-            <w:tcW w:w="1762" w:type="dxa"/>
+            <w:tcW w:w="1174" w:type="dxa"/>
+            <w:shd w:val="clear" w:color="auto" w:fill="F2F2F2" w:themeFill="background1" w:themeFillShade="F2"/>
             <w:tcMar>
               <w:top w:w="60" w:type="dxa"/>
               <w:left w:w="70" w:type="dxa"/>
@@ -4736,7 +4593,8 @@
         </w:tc>
         <w:tc>
           <w:tcPr>
-            <w:tcW w:w="1762" w:type="dxa"/>
+            <w:tcW w:w="733" w:type="dxa"/>
+            <w:shd w:val="clear" w:color="auto" w:fill="F2F2F2" w:themeFill="background1" w:themeFillShade="F2"/>
             <w:tcMar>
               <w:top w:w="60" w:type="dxa"/>
               <w:left w:w="70" w:type="dxa"/>
@@ -4762,7 +4620,8 @@
         </w:tc>
         <w:tc>
           <w:tcPr>
-            <w:tcW w:w="1762" w:type="dxa"/>
+            <w:tcW w:w="784" w:type="dxa"/>
+            <w:shd w:val="clear" w:color="auto" w:fill="F2F2F2" w:themeFill="background1" w:themeFillShade="F2"/>
             <w:tcMar>
               <w:top w:w="60" w:type="dxa"/>
               <w:left w:w="70" w:type="dxa"/>
@@ -4788,7 +4647,8 @@
         </w:tc>
         <w:tc>
           <w:tcPr>
-            <w:tcW w:w="1762" w:type="dxa"/>
+            <w:tcW w:w="2331" w:type="dxa"/>
+            <w:shd w:val="clear" w:color="auto" w:fill="F2F2F2" w:themeFill="background1" w:themeFillShade="F2"/>
             <w:tcMar>
               <w:top w:w="60" w:type="dxa"/>
               <w:left w:w="70" w:type="dxa"/>
@@ -4821,7 +4681,8 @@
         </w:tc>
         <w:tc>
           <w:tcPr>
-            <w:tcW w:w="1762" w:type="dxa"/>
+            <w:tcW w:w="3977" w:type="dxa"/>
+            <w:shd w:val="clear" w:color="auto" w:fill="F2F2F2" w:themeFill="background1" w:themeFillShade="F2"/>
             <w:tcMar>
               <w:top w:w="60" w:type="dxa"/>
               <w:left w:w="70" w:type="dxa"/>
@@ -4851,7 +4712,7 @@
         </w:trPr>
         <w:tc>
           <w:tcPr>
-            <w:tcW w:w="1762" w:type="dxa"/>
+            <w:tcW w:w="1711" w:type="dxa"/>
             <w:tcMar>
               <w:top w:w="60" w:type="dxa"/>
               <w:left w:w="70" w:type="dxa"/>
@@ -4876,7 +4737,7 @@
         </w:tc>
         <w:tc>
           <w:tcPr>
-            <w:tcW w:w="1762" w:type="dxa"/>
+            <w:tcW w:w="1174" w:type="dxa"/>
             <w:tcMar>
               <w:top w:w="60" w:type="dxa"/>
               <w:left w:w="70" w:type="dxa"/>
@@ -4901,7 +4762,7 @@
         </w:tc>
         <w:tc>
           <w:tcPr>
-            <w:tcW w:w="1762" w:type="dxa"/>
+            <w:tcW w:w="733" w:type="dxa"/>
             <w:tcMar>
               <w:top w:w="60" w:type="dxa"/>
               <w:left w:w="70" w:type="dxa"/>
@@ -4926,7 +4787,7 @@
         </w:tc>
         <w:tc>
           <w:tcPr>
-            <w:tcW w:w="1762" w:type="dxa"/>
+            <w:tcW w:w="784" w:type="dxa"/>
             <w:tcMar>
               <w:top w:w="60" w:type="dxa"/>
               <w:left w:w="70" w:type="dxa"/>
@@ -4951,7 +4812,7 @@
         </w:tc>
         <w:tc>
           <w:tcPr>
-            <w:tcW w:w="1762" w:type="dxa"/>
+            <w:tcW w:w="2331" w:type="dxa"/>
             <w:tcMar>
               <w:top w:w="60" w:type="dxa"/>
               <w:left w:w="70" w:type="dxa"/>
@@ -4976,7 +4837,7 @@
         </w:tc>
         <w:tc>
           <w:tcPr>
-            <w:tcW w:w="1762" w:type="dxa"/>
+            <w:tcW w:w="3977" w:type="dxa"/>
             <w:tcMar>
               <w:top w:w="60" w:type="dxa"/>
               <w:left w:w="70" w:type="dxa"/>
@@ -5006,7 +4867,8 @@
         </w:trPr>
         <w:tc>
           <w:tcPr>
-            <w:tcW w:w="1762" w:type="dxa"/>
+            <w:tcW w:w="1711" w:type="dxa"/>
+            <w:shd w:val="clear" w:color="auto" w:fill="F2F2F2" w:themeFill="background1" w:themeFillShade="F2"/>
             <w:tcMar>
               <w:top w:w="60" w:type="dxa"/>
               <w:left w:w="70" w:type="dxa"/>
@@ -5033,7 +4895,8 @@
         </w:tc>
         <w:tc>
           <w:tcPr>
-            <w:tcW w:w="1762" w:type="dxa"/>
+            <w:tcW w:w="1174" w:type="dxa"/>
+            <w:shd w:val="clear" w:color="auto" w:fill="F2F2F2" w:themeFill="background1" w:themeFillShade="F2"/>
             <w:tcMar>
               <w:top w:w="60" w:type="dxa"/>
               <w:left w:w="70" w:type="dxa"/>
@@ -5060,7 +4923,8 @@
         </w:tc>
         <w:tc>
           <w:tcPr>
-            <w:tcW w:w="1762" w:type="dxa"/>
+            <w:tcW w:w="733" w:type="dxa"/>
+            <w:shd w:val="clear" w:color="auto" w:fill="F2F2F2" w:themeFill="background1" w:themeFillShade="F2"/>
             <w:tcMar>
               <w:top w:w="60" w:type="dxa"/>
               <w:left w:w="70" w:type="dxa"/>
@@ -5087,7 +4951,8 @@
         </w:tc>
         <w:tc>
           <w:tcPr>
-            <w:tcW w:w="1762" w:type="dxa"/>
+            <w:tcW w:w="784" w:type="dxa"/>
+            <w:shd w:val="clear" w:color="auto" w:fill="F2F2F2" w:themeFill="background1" w:themeFillShade="F2"/>
             <w:tcMar>
               <w:top w:w="60" w:type="dxa"/>
               <w:left w:w="70" w:type="dxa"/>
@@ -5114,7 +4979,8 @@
         </w:tc>
         <w:tc>
           <w:tcPr>
-            <w:tcW w:w="1762" w:type="dxa"/>
+            <w:tcW w:w="2331" w:type="dxa"/>
+            <w:shd w:val="clear" w:color="auto" w:fill="F2F2F2" w:themeFill="background1" w:themeFillShade="F2"/>
             <w:tcMar>
               <w:top w:w="60" w:type="dxa"/>
               <w:left w:w="70" w:type="dxa"/>
@@ -5141,7 +5007,8 @@
         </w:tc>
         <w:tc>
           <w:tcPr>
-            <w:tcW w:w="1762" w:type="dxa"/>
+            <w:tcW w:w="3977" w:type="dxa"/>
+            <w:shd w:val="clear" w:color="auto" w:fill="F2F2F2" w:themeFill="background1" w:themeFillShade="F2"/>
             <w:tcMar>
               <w:top w:w="60" w:type="dxa"/>
               <w:left w:w="70" w:type="dxa"/>
@@ -5173,7 +5040,7 @@
         </w:trPr>
         <w:tc>
           <w:tcPr>
-            <w:tcW w:w="1762" w:type="dxa"/>
+            <w:tcW w:w="1711" w:type="dxa"/>
             <w:tcMar>
               <w:top w:w="60" w:type="dxa"/>
               <w:left w:w="70" w:type="dxa"/>
@@ -5200,7 +5067,7 @@
         </w:tc>
         <w:tc>
           <w:tcPr>
-            <w:tcW w:w="1762" w:type="dxa"/>
+            <w:tcW w:w="1174" w:type="dxa"/>
             <w:tcMar>
               <w:top w:w="60" w:type="dxa"/>
               <w:left w:w="70" w:type="dxa"/>
@@ -5227,7 +5094,7 @@
         </w:tc>
         <w:tc>
           <w:tcPr>
-            <w:tcW w:w="1762" w:type="dxa"/>
+            <w:tcW w:w="733" w:type="dxa"/>
             <w:tcMar>
               <w:top w:w="60" w:type="dxa"/>
               <w:left w:w="70" w:type="dxa"/>
@@ -5254,7 +5121,7 @@
         </w:tc>
         <w:tc>
           <w:tcPr>
-            <w:tcW w:w="1762" w:type="dxa"/>
+            <w:tcW w:w="784" w:type="dxa"/>
             <w:tcMar>
               <w:top w:w="60" w:type="dxa"/>
               <w:left w:w="70" w:type="dxa"/>
@@ -5281,7 +5148,7 @@
         </w:tc>
         <w:tc>
           <w:tcPr>
-            <w:tcW w:w="1762" w:type="dxa"/>
+            <w:tcW w:w="2331" w:type="dxa"/>
             <w:tcMar>
               <w:top w:w="60" w:type="dxa"/>
               <w:left w:w="70" w:type="dxa"/>
@@ -5308,7 +5175,7 @@
         </w:tc>
         <w:tc>
           <w:tcPr>
-            <w:tcW w:w="1762" w:type="dxa"/>
+            <w:tcW w:w="3977" w:type="dxa"/>
             <w:tcMar>
               <w:top w:w="60" w:type="dxa"/>
               <w:left w:w="70" w:type="dxa"/>
@@ -5340,7 +5207,8 @@
         </w:trPr>
         <w:tc>
           <w:tcPr>
-            <w:tcW w:w="1762" w:type="dxa"/>
+            <w:tcW w:w="1711" w:type="dxa"/>
+            <w:shd w:val="clear" w:color="auto" w:fill="F2F2F2" w:themeFill="background1" w:themeFillShade="F2"/>
             <w:tcMar>
               <w:top w:w="60" w:type="dxa"/>
               <w:left w:w="70" w:type="dxa"/>
@@ -5367,7 +5235,8 @@
         </w:tc>
         <w:tc>
           <w:tcPr>
-            <w:tcW w:w="1762" w:type="dxa"/>
+            <w:tcW w:w="1174" w:type="dxa"/>
+            <w:shd w:val="clear" w:color="auto" w:fill="F2F2F2" w:themeFill="background1" w:themeFillShade="F2"/>
             <w:tcMar>
               <w:top w:w="60" w:type="dxa"/>
               <w:left w:w="70" w:type="dxa"/>
@@ -5394,7 +5263,8 @@
         </w:tc>
         <w:tc>
           <w:tcPr>
-            <w:tcW w:w="1762" w:type="dxa"/>
+            <w:tcW w:w="733" w:type="dxa"/>
+            <w:shd w:val="clear" w:color="auto" w:fill="F2F2F2" w:themeFill="background1" w:themeFillShade="F2"/>
             <w:tcMar>
               <w:top w:w="60" w:type="dxa"/>
               <w:left w:w="70" w:type="dxa"/>
@@ -5421,7 +5291,8 @@
         </w:tc>
         <w:tc>
           <w:tcPr>
-            <w:tcW w:w="1762" w:type="dxa"/>
+            <w:tcW w:w="784" w:type="dxa"/>
+            <w:shd w:val="clear" w:color="auto" w:fill="F2F2F2" w:themeFill="background1" w:themeFillShade="F2"/>
             <w:tcMar>
               <w:top w:w="60" w:type="dxa"/>
               <w:left w:w="70" w:type="dxa"/>
@@ -5448,7 +5319,8 @@
         </w:tc>
         <w:tc>
           <w:tcPr>
-            <w:tcW w:w="1762" w:type="dxa"/>
+            <w:tcW w:w="2331" w:type="dxa"/>
+            <w:shd w:val="clear" w:color="auto" w:fill="F2F2F2" w:themeFill="background1" w:themeFillShade="F2"/>
             <w:tcMar>
               <w:top w:w="60" w:type="dxa"/>
               <w:left w:w="70" w:type="dxa"/>
@@ -5475,7 +5347,8 @@
         </w:tc>
         <w:tc>
           <w:tcPr>
-            <w:tcW w:w="1762" w:type="dxa"/>
+            <w:tcW w:w="3977" w:type="dxa"/>
+            <w:shd w:val="clear" w:color="auto" w:fill="F2F2F2" w:themeFill="background1" w:themeFillShade="F2"/>
             <w:tcMar>
               <w:top w:w="60" w:type="dxa"/>
               <w:left w:w="70" w:type="dxa"/>
@@ -5510,46 +5383,186 @@
         <w:t>Completeness scale applied</w:t>
       </w:r>
     </w:p>
-    <w:p>
-      <w:pPr>
-        <w:pStyle w:val="ListBullet"/>
-        <w:spacing w:after="40"/>
-        <w:ind w:left="259" w:hanging="173"/>
-      </w:pPr>
-      <w:r>
-        <w:t>5 – Complete: working, tested, integrated, and clear for the submitted scope.</w:t>
-      </w:r>
-    </w:p>
-    <w:p>
-      <w:pPr>
-        <w:pStyle w:val="ListBullet"/>
-        <w:spacing w:after="40"/>
-        <w:ind w:left="259" w:hanging="173"/>
-      </w:pPr>
-      <w:r>
-        <w:t>4 – Working: integrated with minor coverage, polish, or reproducibility limits.</w:t>
-      </w:r>
-    </w:p>
-    <w:p>
-      <w:pPr>
-        <w:pStyle w:val="ListBullet"/>
-        <w:spacing w:after="40"/>
-        <w:ind w:left="259" w:hanging="173"/>
-      </w:pPr>
-      <w:r>
-        <w:t>3 – Partial: demonstrates the concept but needs manual or non-portable steps.</w:t>
-      </w:r>
-    </w:p>
-    <w:p>
-      <w:pPr>
-        <w:pStyle w:val="ListBullet"/>
-        <w:spacing w:after="40"/>
-        <w:ind w:left="259" w:hanging="173"/>
-      </w:pPr>
-      <w:r>
-        <w:t>2 or below: prototype, research, or unimplemented; not claimed as final.</w:t>
-      </w:r>
-    </w:p>
+    <w:tbl>
+      <w:tblPr>
+        <w:tblStyle w:val="TableGrid"/>
+        <w:tblW w:w="0" w:type="auto"/>
+        <w:jc w:val="center"/>
+        <w:tblBorders>
+          <w:top w:val="none" w:sz="0" w:space="0" w:color="auto"/>
+          <w:left w:val="none" w:sz="0" w:space="0" w:color="auto"/>
+          <w:bottom w:val="none" w:sz="0" w:space="0" w:color="auto"/>
+          <w:right w:val="none" w:sz="0" w:space="0" w:color="auto"/>
+          <w:insideH w:val="none" w:sz="0" w:space="0" w:color="auto"/>
+          <w:insideV w:val="none" w:sz="0" w:space="0" w:color="auto"/>
+        </w:tblBorders>
+        <w:tblLook w:val="04A0" w:firstRow="1" w:lastRow="0" w:firstColumn="1" w:lastColumn="0" w:noHBand="0" w:noVBand="1"/>
+      </w:tblPr>
+      <w:tblGrid>
+        <w:gridCol w:w="5393"/>
+        <w:gridCol w:w="5393"/>
+      </w:tblGrid>
+      <w:tr>
+        <w:trPr>
+          <w:jc w:val="center"/>
+        </w:trPr>
+        <w:tc>
+          <w:tcPr>
+            <w:tcW w:w="5393" w:type="dxa"/>
+          </w:tcPr>
+          <w:p>
+            <w:r>
+              <w:rPr>
+                <w:b/>
+                <w:bCs/>
+              </w:rPr>
+              <w:t>5 · Complete</w:t>
+            </w:r>
+            <w:r>
+              <w:rPr>
+                <w:rFonts w:hint="eastAsia"/>
+                <w:b/>
+                <w:bCs/>
+                <w:lang w:eastAsia="ja-JP"/>
+              </w:rPr>
+              <w:t xml:space="preserve"> </w:t>
+            </w:r>
+            <w:r>
+              <w:rPr>
+                <w:rFonts w:hint="eastAsia"/>
+                <w:lang w:eastAsia="ja-JP"/>
+              </w:rPr>
+              <w:t>W</w:t>
+            </w:r>
+            <w:r>
+              <w:t>orking, tested, integrated, and clear for the submitted scope</w:t>
+            </w:r>
+          </w:p>
+        </w:tc>
+        <w:tc>
+          <w:tcPr>
+            <w:tcW w:w="5393" w:type="dxa"/>
+          </w:tcPr>
+          <w:p>
+            <w:pPr>
+              <w:pStyle w:val="ListBullet"/>
+              <w:numPr>
+                <w:ilvl w:val="0"/>
+                <w:numId w:val="0"/>
+              </w:numPr>
+              <w:spacing w:after="40"/>
+            </w:pPr>
+            <w:r>
+              <w:rPr>
+                <w:b/>
+                <w:bCs/>
+              </w:rPr>
+              <w:t>4 · Working</w:t>
+            </w:r>
+            <w:r>
+              <w:rPr>
+                <w:rFonts w:hint="eastAsia"/>
+                <w:lang w:eastAsia="ja-JP"/>
+              </w:rPr>
+              <w:t xml:space="preserve"> I</w:t>
+            </w:r>
+            <w:r>
+              <w:t>ntegrated with minor coverage, polish, or</w:t>
+            </w:r>
+            <w:r>
+              <w:rPr>
+                <w:rFonts w:hint="eastAsia"/>
+                <w:lang w:eastAsia="ja-JP"/>
+              </w:rPr>
+              <w:t xml:space="preserve"> </w:t>
+            </w:r>
+            <w:r>
+              <w:t>reproducibility limits.</w:t>
+            </w:r>
+          </w:p>
+        </w:tc>
+      </w:tr>
+      <w:tr>
+        <w:trPr>
+          <w:jc w:val="center"/>
+        </w:trPr>
+        <w:tc>
+          <w:tcPr>
+            <w:tcW w:w="5393" w:type="dxa"/>
+          </w:tcPr>
+          <w:p>
+            <w:pPr>
+              <w:pStyle w:val="ListBullet"/>
+              <w:numPr>
+                <w:ilvl w:val="0"/>
+                <w:numId w:val="0"/>
+              </w:numPr>
+              <w:spacing w:after="40"/>
+            </w:pPr>
+            <w:r>
+              <w:rPr>
+                <w:b/>
+                <w:bCs/>
+              </w:rPr>
+              <w:t>3 · Partial:</w:t>
+            </w:r>
+            <w:r>
+              <w:t xml:space="preserve"> demonstrates the concept but needs manual or non-portable steps.</w:t>
+            </w:r>
+          </w:p>
+        </w:tc>
+        <w:tc>
+          <w:tcPr>
+            <w:tcW w:w="5393" w:type="dxa"/>
+          </w:tcPr>
+          <w:p>
+            <w:pPr>
+              <w:pStyle w:val="ListBullet"/>
+              <w:numPr>
+                <w:ilvl w:val="0"/>
+                <w:numId w:val="0"/>
+              </w:numPr>
+              <w:spacing w:after="40"/>
+            </w:pPr>
+            <w:r>
+              <w:rPr>
+                <w:rFonts w:hint="eastAsia"/>
+                <w:b/>
+                <w:bCs/>
+                <w:lang w:eastAsia="ja-JP"/>
+              </w:rPr>
+              <w:t>&gt;</w:t>
+            </w:r>
+            <w:r>
+              <w:rPr>
+                <w:b/>
+                <w:bCs/>
+              </w:rPr>
+              <w:t xml:space="preserve">2 </w:t>
+            </w:r>
+            <w:r>
+              <w:rPr>
+                <w:b/>
+                <w:bCs/>
+              </w:rPr>
+              <w:t>·</w:t>
+            </w:r>
+            <w:r>
+              <w:rPr>
+                <w:rFonts w:hint="eastAsia"/>
+                <w:b/>
+                <w:bCs/>
+                <w:lang w:eastAsia="ja-JP"/>
+              </w:rPr>
+              <w:t xml:space="preserve"> Not Finalized </w:t>
+            </w:r>
+            <w:r>
+              <w:t>prototype, research, or unimplemented; not claimed as final.</w:t>
+            </w:r>
+          </w:p>
+        </w:tc>
+      </w:tr>
+    </w:tbl>
     <w:p>
       <w:pPr>
         <w:pStyle w:val="Heading2"/>
@@ -5572,12 +5585,21 @@
         <w:tblLook w:val="04A0" w:firstRow="1" w:lastRow="0" w:firstColumn="1" w:lastColumn="0" w:noHBand="0" w:noVBand="1"/>
       </w:tblPr>
       <w:tblGrid>
-        <w:gridCol w:w="10570"/>
+        <w:gridCol w:w="10374"/>
       </w:tblGrid>
       <w:tr>
+        <w:trPr>
+          <w:trHeight w:val="1432"/>
+        </w:trPr>
         <w:tc>
           <w:tcPr>
-            <w:tcW w:w="10570" w:type="dxa"/>
+            <w:tcW w:w="10374" w:type="dxa"/>
+            <w:tcBorders>
+              <w:top w:val="single" w:sz="8" w:space="0" w:color="A6A6A6" w:themeColor="background1" w:themeShade="A6"/>
+              <w:left w:val="single" w:sz="48" w:space="0" w:color="A6A6A6" w:themeColor="background1" w:themeShade="A6"/>
+              <w:bottom w:val="single" w:sz="8" w:space="0" w:color="A6A6A6" w:themeColor="background1" w:themeShade="A6"/>
+              <w:right w:val="single" w:sz="8" w:space="0" w:color="A6A6A6" w:themeColor="background1" w:themeShade="A6"/>
+            </w:tcBorders>
             <w:shd w:val="clear" w:color="auto" w:fill="F4F5F6"/>
             <w:tcMar>
               <w:top w:w="65" w:type="dxa"/>
@@ -5589,6 +5611,11 @@
           <w:p>
             <w:pPr>
               <w:spacing w:after="0"/>
+              <w:rPr>
+                <w:rFonts w:ascii="Courier New" w:hAnsi="Courier New"/>
+                <w:sz w:val="15"/>
+                <w:highlight w:val="cyan"/>
+              </w:rPr>
             </w:pPr>
             <w:r>
               <w:rPr>
@@ -5677,12 +5704,29 @@
     <w:p>
       <w:pPr>
         <w:pStyle w:val="Heading2"/>
+        <w:spacing w:after="120"/>
       </w:pPr>
       <w:r>
         <w:rPr>
           <w:highlight w:val="cyan"/>
         </w:rPr>
         <w:t>Practical software-quality assessment</w:t>
+      </w:r>
+    </w:p>
+    <w:p>
+      <w:pPr>
+        <w:spacing w:after="0"/>
+        <w:rPr>
+          <w:rFonts w:hint="eastAsia"/>
+          <w:lang w:eastAsia="ja-JP"/>
+        </w:rPr>
+      </w:pPr>
+      <w:r>
+        <w:rPr>
+          <w:rFonts w:hint="eastAsia"/>
+          <w:lang w:eastAsia="ja-JP"/>
+        </w:rPr>
+        <w:t>The user-facing web interface boasts many practical features for usage, including:</w:t>
       </w:r>
     </w:p>
     <w:p>
@@ -5697,29 +5741,122 @@
           <w:noProof/>
         </w:rPr>
         <w:drawing>
-          <wp:inline distT="0" distB="0" distL="0" distR="0" wp14:anchorId="5937D2AE" wp14:editId="792B469B">
-            <wp:extent cx="6705600" cy="2108200"/>
-            <wp:effectExtent l="0" t="0" r="0" b="25400"/>
+          <wp:inline distT="0" distB="0" distL="0" distR="0" wp14:anchorId="5937D2AE" wp14:editId="5283A4CA">
+            <wp:extent cx="7066484" cy="2282342"/>
+            <wp:effectExtent l="0" t="0" r="0" b="0"/>
             <wp:docPr id="1765757694" name="Diagram 2"/>
             <wp:cNvGraphicFramePr/>
             <a:graphic xmlns:a="http://schemas.openxmlformats.org/drawingml/2006/main">
               <a:graphicData uri="http://schemas.openxmlformats.org/drawingml/2006/diagram">
-                <dgm:relIds xmlns:dgm="http://schemas.openxmlformats.org/drawingml/2006/diagram" xmlns:r="http://schemas.openxmlformats.org/officeDocument/2006/relationships" r:dm="rId10" r:lo="rId11" r:qs="rId12" r:cs="rId13"/>
+                <dgm:relIds xmlns:dgm="http://schemas.openxmlformats.org/drawingml/2006/diagram" xmlns:r="http://schemas.openxmlformats.org/officeDocument/2006/relationships" r:dm="rId15" r:lo="rId16" r:qs="rId17" r:cs="rId18"/>
               </a:graphicData>
             </a:graphic>
           </wp:inline>
         </w:drawing>
       </w:r>
+    </w:p>
+    <w:p>
+      <w:pPr>
+        <w:spacing w:after="0"/>
+        <w:rPr>
+          <w:rFonts w:hint="eastAsia"/>
+          <w:lang w:eastAsia="ja-JP"/>
+        </w:rPr>
+      </w:pPr>
       <w:r>
-        <w:br w:type="page"/>
+        <w:rPr>
+          <w:rFonts w:hint="eastAsia"/>
+          <w:lang w:eastAsia="ja-JP"/>
+        </w:rPr>
+        <w:t xml:space="preserve">As for the </w:t>
+      </w:r>
+      <w:r>
+        <w:rPr>
+          <w:rFonts w:hint="eastAsia"/>
+          <w:lang w:eastAsia="ja-JP"/>
+        </w:rPr>
+        <w:t>user-facing web interface boasts many practical features for usage, including:</w:t>
       </w:r>
     </w:p>
+    <w:p/>
     <w:p>
       <w:pPr>
         <w:pStyle w:val="Heading1"/>
       </w:pPr>
       <w:r>
-        <w:lastRenderedPageBreak/>
+        <w:rPr>
+          <w:noProof/>
+        </w:rPr>
+        <mc:AlternateContent>
+          <mc:Choice Requires="wps">
+            <w:drawing>
+              <wp:anchor distT="0" distB="0" distL="114300" distR="114300" simplePos="0" relativeHeight="251665920" behindDoc="0" locked="0" layoutInCell="1" allowOverlap="1" wp14:anchorId="6CFE6910" wp14:editId="430D1599">
+                <wp:simplePos x="0" y="0"/>
+                <wp:positionH relativeFrom="column">
+                  <wp:posOffset>0</wp:posOffset>
+                </wp:positionH>
+                <wp:positionV relativeFrom="paragraph">
+                  <wp:posOffset>277825</wp:posOffset>
+                </wp:positionV>
+                <wp:extent cx="6720840" cy="41910"/>
+                <wp:effectExtent l="0" t="0" r="22860" b="34290"/>
+                <wp:wrapNone/>
+                <wp:docPr id="374202120" name="Straight Connector 9"/>
+                <wp:cNvGraphicFramePr/>
+                <a:graphic xmlns:a="http://schemas.openxmlformats.org/drawingml/2006/main">
+                  <a:graphicData uri="http://schemas.microsoft.com/office/word/2010/wordprocessingShape">
+                    <wps:wsp>
+                      <wps:cNvCnPr/>
+                      <wps:spPr>
+                        <a:xfrm>
+                          <a:off x="0" y="0"/>
+                          <a:ext cx="6720840" cy="41910"/>
+                        </a:xfrm>
+                        <a:prstGeom prst="line">
+                          <a:avLst/>
+                        </a:prstGeom>
+                        <a:ln>
+                          <a:solidFill>
+                            <a:srgbClr val="CC0633"/>
+                          </a:solidFill>
+                        </a:ln>
+                        <a:effectLst/>
+                      </wps:spPr>
+                      <wps:style>
+                        <a:lnRef idx="2">
+                          <a:schemeClr val="accent1"/>
+                        </a:lnRef>
+                        <a:fillRef idx="0">
+                          <a:schemeClr val="accent1"/>
+                        </a:fillRef>
+                        <a:effectRef idx="1">
+                          <a:schemeClr val="accent1"/>
+                        </a:effectRef>
+                        <a:fontRef idx="minor">
+                          <a:schemeClr val="tx1"/>
+                        </a:fontRef>
+                      </wps:style>
+                      <wps:bodyPr/>
+                    </wps:wsp>
+                  </a:graphicData>
+                </a:graphic>
+                <wp14:sizeRelH relativeFrom="margin">
+                  <wp14:pctWidth>0</wp14:pctWidth>
+                </wp14:sizeRelH>
+                <wp14:sizeRelV relativeFrom="margin">
+                  <wp14:pctHeight>0</wp14:pctHeight>
+                </wp14:sizeRelV>
+              </wp:anchor>
+            </w:drawing>
+          </mc:Choice>
+          <mc:Fallback>
+            <w:pict>
+              <v:line w14:anchorId="42A72965" id="Straight Connector 9" o:spid="_x0000_s1026" style="position:absolute;z-index:251665920;visibility:visible;mso-wrap-style:square;mso-width-percent:0;mso-height-percent:0;mso-wrap-distance-left:9pt;mso-wrap-distance-top:0;mso-wrap-distance-right:9pt;mso-wrap-distance-bottom:0;mso-position-horizontal:absolute;mso-position-horizontal-relative:text;mso-position-vertical:absolute;mso-position-vertical-relative:text;mso-width-percent:0;mso-height-percent:0;mso-width-relative:margin;mso-height-relative:margin" from="0,21.9pt" to="529.2pt,25.2pt" o:gfxdata="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" strokecolor="#cc0633" strokeweight="2pt"/>
+            </w:pict>
+          </mc:Fallback>
+        </mc:AlternateContent>
+      </w:r>
+      <w:r>
         <w:t xml:space="preserve">3. External </w:t>
       </w:r>
       <w:r>
@@ -5759,8 +5896,7 @@
         <w:tblLook w:val="04A0" w:firstRow="1" w:lastRow="0" w:firstColumn="1" w:lastColumn="0" w:noHBand="0" w:noVBand="1"/>
       </w:tblPr>
       <w:tblGrid>
-        <w:gridCol w:w="5285"/>
-        <w:gridCol w:w="5285"/>
+        <w:gridCol w:w="10349"/>
       </w:tblGrid>
       <w:tr>
         <w:tc>
@@ -5768,6 +5904,11 @@
             <w:tcW w:w="5285" w:type="dxa"/>
           </w:tcPr>
           <w:p>
+            <w:pPr>
+              <w:rPr>
+                <w:b/>
+              </w:rPr>
+            </w:pPr>
             <w:r>
               <w:rPr>
                 <w:b/>
@@ -5777,69 +5918,128 @@
           </w:p>
           <w:tbl>
             <w:tblPr>
-              <w:tblW w:w="0" w:type="auto"/>
+              <w:tblW w:w="10117" w:type="dxa"/>
+              <w:jc w:val="center"/>
+              <w:tblBorders>
+                <w:top w:val="single" w:sz="6" w:space="0" w:color="C9CDD1"/>
+                <w:left w:val="single" w:sz="6" w:space="0" w:color="C9CDD1"/>
+                <w:bottom w:val="single" w:sz="6" w:space="0" w:color="C9CDD1"/>
+                <w:right w:val="single" w:sz="6" w:space="0" w:color="C9CDD1"/>
+                <w:insideH w:val="single" w:sz="6" w:space="0" w:color="C9CDD1"/>
+                <w:insideV w:val="single" w:sz="6" w:space="0" w:color="C9CDD1"/>
+              </w:tblBorders>
               <w:tblLook w:val="04A0" w:firstRow="1" w:lastRow="0" w:firstColumn="1" w:lastColumn="0" w:noHBand="0" w:noVBand="1"/>
             </w:tblPr>
             <w:tblGrid>
-              <w:gridCol w:w="2530"/>
-              <w:gridCol w:w="2539"/>
+              <w:gridCol w:w="3000"/>
+              <w:gridCol w:w="7117"/>
             </w:tblGrid>
             <w:tr>
+              <w:trPr>
+                <w:trHeight w:val="219"/>
+                <w:tblHeader/>
+                <w:jc w:val="center"/>
+              </w:trPr>
               <w:tc>
                 <w:tcPr>
-                  <w:tcW w:w="2530" w:type="dxa"/>
+                  <w:tcW w:w="3000" w:type="dxa"/>
                   <w:shd w:val="clear" w:color="auto" w:fill="343A40"/>
+                  <w:tcMar>
+                    <w:top w:w="60" w:type="dxa"/>
+                    <w:left w:w="70" w:type="dxa"/>
+                    <w:bottom w:w="60" w:type="dxa"/>
+                    <w:right w:w="70" w:type="dxa"/>
+                  </w:tcMar>
                 </w:tcPr>
                 <w:p>
+                  <w:pPr>
+                    <w:spacing w:after="0"/>
+                  </w:pPr>
                   <w:r>
                     <w:rPr>
                       <w:b/>
                       <w:color w:val="FFFFFF"/>
+                      <w:sz w:val="13"/>
                     </w:rPr>
-                    <w:t>Tool</w:t>
+                    <w:t>Description</w:t>
                   </w:r>
                 </w:p>
               </w:tc>
               <w:tc>
                 <w:tcPr>
-                  <w:tcW w:w="2539" w:type="dxa"/>
+                  <w:tcW w:w="7117" w:type="dxa"/>
                   <w:shd w:val="clear" w:color="auto" w:fill="343A40"/>
+                  <w:tcMar>
+                    <w:top w:w="60" w:type="dxa"/>
+                    <w:left w:w="70" w:type="dxa"/>
+                    <w:bottom w:w="60" w:type="dxa"/>
+                    <w:right w:w="70" w:type="dxa"/>
+                  </w:tcMar>
                 </w:tcPr>
                 <w:p>
+                  <w:pPr>
+                    <w:spacing w:after="0"/>
+                  </w:pPr>
                   <w:r>
                     <w:rPr>
                       <w:b/>
                       <w:color w:val="FFFFFF"/>
+                      <w:sz w:val="13"/>
                     </w:rPr>
-                    <w:t>Purpose</w:t>
+                    <w:t>Platform</w:t>
                   </w:r>
                 </w:p>
               </w:tc>
             </w:tr>
             <w:tr>
+              <w:trPr>
+                <w:trHeight w:val="113"/>
+                <w:jc w:val="center"/>
+              </w:trPr>
               <w:tc>
                 <w:tcPr>
-                  <w:tcW w:w="2530" w:type="dxa"/>
-                  <w:vAlign w:val="center"/>
+                  <w:tcW w:w="3000" w:type="dxa"/>
+                  <w:tcMar>
+                    <w:top w:w="60" w:type="dxa"/>
+                    <w:left w:w="70" w:type="dxa"/>
+                    <w:bottom w:w="60" w:type="dxa"/>
+                    <w:right w:w="70" w:type="dxa"/>
+                  </w:tcMar>
                 </w:tcPr>
                 <w:p>
+                  <w:pPr>
+                    <w:spacing w:after="0"/>
+                    <w:rPr>
+                      <w:rFonts w:hint="eastAsia"/>
+                      <w:sz w:val="13"/>
+                      <w:lang w:eastAsia="ja-JP"/>
+                    </w:rPr>
+                  </w:pPr>
                   <w:r>
                     <w:rPr>
-                      <w:sz w:val="14"/>
+                      <w:sz w:val="13"/>
+                      <w:lang w:eastAsia="ja-JP"/>
                     </w:rPr>
+                    <w:lastRenderedPageBreak/>
                     <w:t>NumPy</w:t>
                   </w:r>
                 </w:p>
               </w:tc>
               <w:tc>
                 <w:tcPr>
-                  <w:tcW w:w="2539" w:type="dxa"/>
+                  <w:tcW w:w="7117" w:type="dxa"/>
+                  <w:tcMar>
+                    <w:top w:w="60" w:type="dxa"/>
+                    <w:left w:w="70" w:type="dxa"/>
+                    <w:bottom w:w="60" w:type="dxa"/>
+                    <w:right w:w="70" w:type="dxa"/>
+                  </w:tcMar>
                 </w:tcPr>
                 <w:p>
                   <w:pPr>
+                    <w:spacing w:after="0"/>
                     <w:rPr>
-                      <w:rFonts w:hint="eastAsia"/>
-                      <w:lang w:eastAsia="ja-JP"/>
+                      <w:sz w:val="13"/>
                     </w:rPr>
                   </w:pPr>
                   <w:r>
@@ -5868,47 +6068,64 @@
                       <w:sz w:val="14"/>
                       <w:lang w:eastAsia="ja-JP"/>
                     </w:rPr>
-                    <w:t>vectorized math operations</w:t>
-                  </w:r>
-                  <w:r>
-                    <w:rPr>
-                      <w:rFonts w:hint="eastAsia"/>
-                      <w:sz w:val="14"/>
-                      <w:lang w:eastAsia="ja-JP"/>
-                    </w:rPr>
-                    <w:t xml:space="preserve">, </w:t>
-                  </w:r>
-                  <w:r>
-                    <w:rPr>
-                      <w:rFonts w:hint="eastAsia"/>
-                      <w:sz w:val="14"/>
-                      <w:lang w:eastAsia="ja-JP"/>
-                    </w:rPr>
-                    <w:t xml:space="preserve">normal + covariance matrices. </w:t>
+                    <w:t>vectorized math operations, normal + covariance matrices.</w:t>
                   </w:r>
                 </w:p>
               </w:tc>
             </w:tr>
             <w:tr>
+              <w:trPr>
+                <w:trHeight w:val="113"/>
+                <w:jc w:val="center"/>
+              </w:trPr>
               <w:tc>
                 <w:tcPr>
-                  <w:tcW w:w="2530" w:type="dxa"/>
-                  <w:vAlign w:val="center"/>
+                  <w:tcW w:w="3000" w:type="dxa"/>
+                  <w:shd w:val="clear" w:color="auto" w:fill="F2F2F2" w:themeFill="background1" w:themeFillShade="F2"/>
+                  <w:tcMar>
+                    <w:top w:w="60" w:type="dxa"/>
+                    <w:left w:w="70" w:type="dxa"/>
+                    <w:bottom w:w="60" w:type="dxa"/>
+                    <w:right w:w="70" w:type="dxa"/>
+                  </w:tcMar>
                 </w:tcPr>
                 <w:p>
+                  <w:pPr>
+                    <w:spacing w:after="0"/>
+                    <w:rPr>
+                      <w:rFonts w:hint="eastAsia"/>
+                      <w:sz w:val="13"/>
+                      <w:lang w:eastAsia="ja-JP"/>
+                    </w:rPr>
+                  </w:pPr>
                   <w:r>
                     <w:rPr>
-                      <w:sz w:val="14"/>
+                      <w:rFonts w:hint="eastAsia"/>
+                      <w:sz w:val="13"/>
+                      <w:lang w:eastAsia="ja-JP"/>
                     </w:rPr>
-                    <w:t>pandas</w:t>
+                    <w:t>Pandas</w:t>
                   </w:r>
                 </w:p>
               </w:tc>
               <w:tc>
                 <w:tcPr>
-                  <w:tcW w:w="2539" w:type="dxa"/>
+                  <w:tcW w:w="7117" w:type="dxa"/>
+                  <w:shd w:val="clear" w:color="auto" w:fill="F2F2F2" w:themeFill="background1" w:themeFillShade="F2"/>
+                  <w:tcMar>
+                    <w:top w:w="60" w:type="dxa"/>
+                    <w:left w:w="70" w:type="dxa"/>
+                    <w:bottom w:w="60" w:type="dxa"/>
+                    <w:right w:w="70" w:type="dxa"/>
+                  </w:tcMar>
                 </w:tcPr>
                 <w:p>
+                  <w:pPr>
+                    <w:spacing w:after="0"/>
+                    <w:rPr>
+                      <w:sz w:val="14"/>
+                    </w:rPr>
+                  </w:pPr>
                   <w:r>
                     <w:rPr>
                       <w:sz w:val="14"/>
@@ -5919,25 +6136,56 @@
               </w:tc>
             </w:tr>
             <w:tr>
+              <w:trPr>
+                <w:trHeight w:val="113"/>
+                <w:jc w:val="center"/>
+              </w:trPr>
               <w:tc>
                 <w:tcPr>
-                  <w:tcW w:w="2530" w:type="dxa"/>
-                  <w:vAlign w:val="center"/>
+                  <w:tcW w:w="3000" w:type="dxa"/>
+                  <w:tcMar>
+                    <w:top w:w="60" w:type="dxa"/>
+                    <w:left w:w="70" w:type="dxa"/>
+                    <w:bottom w:w="60" w:type="dxa"/>
+                    <w:right w:w="70" w:type="dxa"/>
+                  </w:tcMar>
                 </w:tcPr>
                 <w:p>
+                  <w:pPr>
+                    <w:spacing w:after="0"/>
+                    <w:rPr>
+                      <w:rFonts w:hint="eastAsia"/>
+                      <w:sz w:val="13"/>
+                      <w:lang w:eastAsia="ja-JP"/>
+                    </w:rPr>
+                  </w:pPr>
                   <w:r>
                     <w:rPr>
-                      <w:sz w:val="14"/>
+                      <w:rFonts w:hint="eastAsia"/>
+                      <w:sz w:val="13"/>
+                      <w:lang w:eastAsia="ja-JP"/>
                     </w:rPr>
-                    <w:t>scikit-learn</w:t>
+                    <w:t>Scikit-learn</w:t>
                   </w:r>
                 </w:p>
               </w:tc>
               <w:tc>
                 <w:tcPr>
-                  <w:tcW w:w="2539" w:type="dxa"/>
+                  <w:tcW w:w="7117" w:type="dxa"/>
+                  <w:tcMar>
+                    <w:top w:w="60" w:type="dxa"/>
+                    <w:left w:w="70" w:type="dxa"/>
+                    <w:bottom w:w="60" w:type="dxa"/>
+                    <w:right w:w="70" w:type="dxa"/>
+                  </w:tcMar>
                 </w:tcPr>
                 <w:p>
+                  <w:pPr>
+                    <w:spacing w:after="0"/>
+                    <w:rPr>
+                      <w:sz w:val="14"/>
+                    </w:rPr>
+                  </w:pPr>
                   <w:r>
                     <w:rPr>
                       <w:rFonts w:hint="eastAsia"/>
@@ -5984,12 +6232,91 @@
               </w:tc>
             </w:tr>
             <w:tr>
+              <w:trPr>
+                <w:trHeight w:val="113"/>
+                <w:jc w:val="center"/>
+              </w:trPr>
               <w:tc>
                 <w:tcPr>
-                  <w:tcW w:w="2530" w:type="dxa"/>
-                  <w:vAlign w:val="center"/>
+                  <w:tcW w:w="3000" w:type="dxa"/>
+                  <w:shd w:val="clear" w:color="auto" w:fill="343A40"/>
+                  <w:tcMar>
+                    <w:top w:w="60" w:type="dxa"/>
+                    <w:left w:w="70" w:type="dxa"/>
+                    <w:bottom w:w="60" w:type="dxa"/>
+                    <w:right w:w="70" w:type="dxa"/>
+                  </w:tcMar>
                 </w:tcPr>
                 <w:p>
+                  <w:pPr>
+                    <w:spacing w:after="0"/>
+                    <w:rPr>
+                      <w:sz w:val="14"/>
+                    </w:rPr>
+                  </w:pPr>
+                  <w:r>
+                    <w:rPr>
+                      <w:b/>
+                      <w:color w:val="FFFFFF"/>
+                      <w:sz w:val="13"/>
+                    </w:rPr>
+                    <w:t>Description</w:t>
+                  </w:r>
+                </w:p>
+              </w:tc>
+              <w:tc>
+                <w:tcPr>
+                  <w:tcW w:w="7117" w:type="dxa"/>
+                  <w:shd w:val="clear" w:color="auto" w:fill="343A40"/>
+                  <w:tcMar>
+                    <w:top w:w="60" w:type="dxa"/>
+                    <w:left w:w="70" w:type="dxa"/>
+                    <w:bottom w:w="60" w:type="dxa"/>
+                    <w:right w:w="70" w:type="dxa"/>
+                  </w:tcMar>
+                </w:tcPr>
+                <w:p>
+                  <w:pPr>
+                    <w:spacing w:after="0"/>
+                    <w:rPr>
+                      <w:sz w:val="14"/>
+                    </w:rPr>
+                  </w:pPr>
+                  <w:r>
+                    <w:rPr>
+                      <w:b/>
+                      <w:color w:val="FFFFFF"/>
+                      <w:sz w:val="13"/>
+                    </w:rPr>
+                    <w:t>Platform</w:t>
+                  </w:r>
+                </w:p>
+              </w:tc>
+            </w:tr>
+            <w:tr>
+              <w:trPr>
+                <w:trHeight w:val="113"/>
+                <w:jc w:val="center"/>
+              </w:trPr>
+              <w:tc>
+                <w:tcPr>
+                  <w:tcW w:w="3000" w:type="dxa"/>
+                  <w:tcMar>
+                    <w:top w:w="60" w:type="dxa"/>
+                    <w:left w:w="70" w:type="dxa"/>
+                    <w:bottom w:w="60" w:type="dxa"/>
+                    <w:right w:w="70" w:type="dxa"/>
+                  </w:tcMar>
+                </w:tcPr>
+                <w:p>
+                  <w:pPr>
+                    <w:spacing w:after="0"/>
+                    <w:rPr>
+                      <w:rFonts w:hint="eastAsia"/>
+                      <w:sz w:val="13"/>
+                      <w:lang w:eastAsia="ja-JP"/>
+                    </w:rPr>
+                  </w:pPr>
                   <w:r>
                     <w:rPr>
                       <w:sz w:val="14"/>
@@ -6000,9 +6327,23 @@
               </w:tc>
               <w:tc>
                 <w:tcPr>
-                  <w:tcW w:w="2539" w:type="dxa"/>
+                  <w:tcW w:w="7117" w:type="dxa"/>
+                  <w:tcMar>
+                    <w:top w:w="60" w:type="dxa"/>
+                    <w:left w:w="70" w:type="dxa"/>
+                    <w:bottom w:w="60" w:type="dxa"/>
+                    <w:right w:w="70" w:type="dxa"/>
+                  </w:tcMar>
                 </w:tcPr>
                 <w:p>
+                  <w:pPr>
+                    <w:spacing w:after="0"/>
+                    <w:rPr>
+                      <w:rFonts w:hint="eastAsia"/>
+                      <w:sz w:val="14"/>
+                      <w:lang w:eastAsia="ja-JP"/>
+                    </w:rPr>
+                  </w:pPr>
                   <w:r>
                     <w:rPr>
                       <w:sz w:val="14"/>
@@ -6013,13 +6354,24 @@
               </w:tc>
             </w:tr>
             <w:tr>
+              <w:trPr>
+                <w:trHeight w:val="113"/>
+                <w:jc w:val="center"/>
+              </w:trPr>
               <w:tc>
                 <w:tcPr>
-                  <w:tcW w:w="2530" w:type="dxa"/>
-                  <w:vAlign w:val="center"/>
+                  <w:tcW w:w="3000" w:type="dxa"/>
+                  <w:shd w:val="clear" w:color="auto" w:fill="F2F2F2" w:themeFill="background1" w:themeFillShade="F2"/>
+                  <w:tcMar>
+                    <w:top w:w="60" w:type="dxa"/>
+                    <w:left w:w="70" w:type="dxa"/>
+                    <w:bottom w:w="60" w:type="dxa"/>
+                    <w:right w:w="70" w:type="dxa"/>
+                  </w:tcMar>
                 </w:tcPr>
                 <w:p>
                   <w:pPr>
+                    <w:spacing w:after="0"/>
                     <w:rPr>
                       <w:rFonts w:hint="eastAsia"/>
                       <w:sz w:val="14"/>
@@ -6038,10 +6390,18 @@
               </w:tc>
               <w:tc>
                 <w:tcPr>
-                  <w:tcW w:w="2539" w:type="dxa"/>
+                  <w:tcW w:w="7117" w:type="dxa"/>
+                  <w:shd w:val="clear" w:color="auto" w:fill="F2F2F2" w:themeFill="background1" w:themeFillShade="F2"/>
+                  <w:tcMar>
+                    <w:top w:w="60" w:type="dxa"/>
+                    <w:left w:w="70" w:type="dxa"/>
+                    <w:bottom w:w="60" w:type="dxa"/>
+                    <w:right w:w="70" w:type="dxa"/>
+                  </w:tcMar>
                 </w:tcPr>
                 <w:p>
                   <w:pPr>
+                    <w:spacing w:after="0"/>
                     <w:rPr>
                       <w:rFonts w:hint="eastAsia"/>
                       <w:sz w:val="14"/>
@@ -6054,19 +6414,29 @@
                       <w:sz w:val="14"/>
                       <w:lang w:eastAsia="ja-JP"/>
                     </w:rPr>
-                    <w:t>Framework to implement web interface.</w:t>
+                    <w:t>Framework to implement web interface</w:t>
                   </w:r>
                 </w:p>
               </w:tc>
             </w:tr>
             <w:tr>
+              <w:trPr>
+                <w:trHeight w:val="113"/>
+                <w:jc w:val="center"/>
+              </w:trPr>
               <w:tc>
                 <w:tcPr>
-                  <w:tcW w:w="2530" w:type="dxa"/>
-                  <w:vAlign w:val="center"/>
+                  <w:tcW w:w="3000" w:type="dxa"/>
+                  <w:tcMar>
+                    <w:top w:w="60" w:type="dxa"/>
+                    <w:left w:w="70" w:type="dxa"/>
+                    <w:bottom w:w="60" w:type="dxa"/>
+                    <w:right w:w="70" w:type="dxa"/>
+                  </w:tcMar>
                 </w:tcPr>
                 <w:p>
                   <w:pPr>
+                    <w:spacing w:after="0"/>
                     <w:rPr>
                       <w:rFonts w:hint="eastAsia"/>
                       <w:sz w:val="14"/>
@@ -6075,7 +6445,6 @@
                   </w:pPr>
                   <w:r>
                     <w:rPr>
-                      <w:rFonts w:hint="eastAsia"/>
                       <w:sz w:val="14"/>
                       <w:lang w:eastAsia="ja-JP"/>
                     </w:rPr>
@@ -6085,10 +6454,17 @@
               </w:tc>
               <w:tc>
                 <w:tcPr>
-                  <w:tcW w:w="2539" w:type="dxa"/>
+                  <w:tcW w:w="7117" w:type="dxa"/>
+                  <w:tcMar>
+                    <w:top w:w="60" w:type="dxa"/>
+                    <w:left w:w="70" w:type="dxa"/>
+                    <w:bottom w:w="60" w:type="dxa"/>
+                    <w:right w:w="70" w:type="dxa"/>
+                  </w:tcMar>
                 </w:tcPr>
                 <w:p>
                   <w:pPr>
+                    <w:spacing w:after="0"/>
                     <w:rPr>
                       <w:rFonts w:hint="eastAsia"/>
                       <w:sz w:val="14"/>
@@ -6107,13 +6483,24 @@
               </w:tc>
             </w:tr>
             <w:tr>
+              <w:trPr>
+                <w:trHeight w:val="113"/>
+                <w:jc w:val="center"/>
+              </w:trPr>
               <w:tc>
                 <w:tcPr>
-                  <w:tcW w:w="2530" w:type="dxa"/>
-                  <w:vAlign w:val="center"/>
+                  <w:tcW w:w="3000" w:type="dxa"/>
+                  <w:shd w:val="clear" w:color="auto" w:fill="F2F2F2" w:themeFill="background1" w:themeFillShade="F2"/>
+                  <w:tcMar>
+                    <w:top w:w="60" w:type="dxa"/>
+                    <w:left w:w="70" w:type="dxa"/>
+                    <w:bottom w:w="60" w:type="dxa"/>
+                    <w:right w:w="70" w:type="dxa"/>
+                  </w:tcMar>
                 </w:tcPr>
                 <w:p>
                   <w:pPr>
+                    <w:spacing w:after="0"/>
                     <w:rPr>
                       <w:rFonts w:hint="eastAsia"/>
                       <w:sz w:val="14"/>
@@ -6126,16 +6513,24 @@
                       <w:sz w:val="14"/>
                       <w:lang w:eastAsia="ja-JP"/>
                     </w:rPr>
-                    <w:t>Joblib</w:t>
+                    <w:t xml:space="preserve">Joblib </w:t>
                   </w:r>
                 </w:p>
               </w:tc>
               <w:tc>
                 <w:tcPr>
-                  <w:tcW w:w="2539" w:type="dxa"/>
+                  <w:tcW w:w="7117" w:type="dxa"/>
+                  <w:shd w:val="clear" w:color="auto" w:fill="F2F2F2" w:themeFill="background1" w:themeFillShade="F2"/>
+                  <w:tcMar>
+                    <w:top w:w="60" w:type="dxa"/>
+                    <w:left w:w="70" w:type="dxa"/>
+                    <w:bottom w:w="60" w:type="dxa"/>
+                    <w:right w:w="70" w:type="dxa"/>
+                  </w:tcMar>
                 </w:tcPr>
                 <w:p>
                   <w:pPr>
+                    <w:spacing w:after="0"/>
                     <w:rPr>
                       <w:rFonts w:hint="eastAsia"/>
                       <w:sz w:val="14"/>
@@ -6153,27 +6548,64 @@
                 </w:p>
               </w:tc>
             </w:tr>
-            <w:tr>
-              <w:tc>
-                <w:tcPr>
-                  <w:tcW w:w="2530" w:type="dxa"/>
-                </w:tcPr>
-                <w:p/>
-              </w:tc>
-              <w:tc>
-                <w:tcPr>
-                  <w:tcW w:w="2539" w:type="dxa"/>
-                </w:tcPr>
-                <w:p/>
-              </w:tc>
-            </w:tr>
           </w:tbl>
-          <w:p/>
-        </w:tc>
-        <w:tc>
-          <w:tcPr>
-            <w:tcW w:w="5285" w:type="dxa"/>
-          </w:tcPr>
+          <w:p>
+            <w:pPr>
+              <w:rPr>
+                <w:color w:val="808080" w:themeColor="background1" w:themeShade="80"/>
+                <w:sz w:val="14"/>
+                <w:szCs w:val="20"/>
+                <w:lang w:eastAsia="ja-JP"/>
+              </w:rPr>
+            </w:pPr>
+            <w:r>
+              <w:rPr>
+                <w:color w:val="808080" w:themeColor="background1" w:themeShade="80"/>
+                <w:sz w:val="14"/>
+                <w:szCs w:val="20"/>
+                <w:lang w:eastAsia="ja-JP"/>
+              </w:rPr>
+              <w:t>External packages are used through their documented public APIs.The submitted final path does not copy an external model</w:t>
+            </w:r>
+            <w:r>
+              <w:rPr>
+                <w:rFonts w:hint="eastAsia"/>
+                <w:color w:val="808080" w:themeColor="background1" w:themeShade="80"/>
+                <w:sz w:val="14"/>
+                <w:szCs w:val="20"/>
+                <w:lang w:eastAsia="ja-JP"/>
+              </w:rPr>
+              <w:t xml:space="preserve"> </w:t>
+            </w:r>
+            <w:r>
+              <w:rPr>
+                <w:color w:val="808080" w:themeColor="background1" w:themeShade="80"/>
+                <w:sz w:val="14"/>
+                <w:szCs w:val="20"/>
+                <w:lang w:eastAsia="ja-JP"/>
+              </w:rPr>
+              <w:t>implementation; the custom tree/forest source is included for</w:t>
+            </w:r>
+            <w:r>
+              <w:rPr>
+                <w:rFonts w:hint="eastAsia"/>
+                <w:color w:val="808080" w:themeColor="background1" w:themeShade="80"/>
+                <w:sz w:val="14"/>
+                <w:szCs w:val="20"/>
+                <w:lang w:eastAsia="ja-JP"/>
+              </w:rPr>
+              <w:t xml:space="preserve"> </w:t>
+            </w:r>
+            <w:r>
+              <w:rPr>
+                <w:color w:val="808080" w:themeColor="background1" w:themeShade="80"/>
+                <w:sz w:val="14"/>
+                <w:szCs w:val="20"/>
+                <w:lang w:eastAsia="ja-JP"/>
+              </w:rPr>
+              <w:t>inspection.</w:t>
+            </w:r>
+          </w:p>
           <w:p>
             <w:r>
               <w:rPr>
@@ -6189,7 +6621,17 @@
               <w:ind w:left="259" w:hanging="173"/>
             </w:pPr>
             <w:r>
-              <w:t>City of Calgary Building Permits (c2es-76ed).</w:t>
+              <w:t xml:space="preserve">City of Calgary, </w:t>
+            </w:r>
+            <w:r>
+              <w:rPr>
+                <w:b/>
+                <w:bCs/>
+              </w:rPr>
+              <w:t>Building Permits</w:t>
+            </w:r>
+            <w:r>
+              <w:t>, dataset c2es-76ed.</w:t>
             </w:r>
           </w:p>
           <w:p>
@@ -6199,7 +6641,27 @@
               <w:ind w:left="259" w:hanging="173"/>
             </w:pPr>
             <w:r>
-              <w:t>Historical Property Assessments (4ur7-wsgc).</w:t>
+              <w:t xml:space="preserve">City of Calgary, </w:t>
+            </w:r>
+            <w:r>
+              <w:rPr>
+                <w:b/>
+                <w:bCs/>
+              </w:rPr>
+              <w:t>Historical Property Assessments (Parcel)</w:t>
+            </w:r>
+            <w:r>
+              <w:t>,</w:t>
+            </w:r>
+            <w:r>
+              <w:rPr>
+                <w:rFonts w:hint="eastAsia"/>
+                <w:lang w:eastAsia="ja-JP"/>
+              </w:rPr>
+              <w:t xml:space="preserve"> </w:t>
+            </w:r>
+            <w:r>
+              <w:t>dataset 4ur7-wsgc.</w:t>
             </w:r>
           </w:p>
           <w:p>
@@ -6209,7 +6671,17 @@
               <w:ind w:left="259" w:hanging="173"/>
             </w:pPr>
             <w:r>
-              <w:t>Calgary Transit Stops (muzh-c9qc).</w:t>
+              <w:t xml:space="preserve">City of Calgary, </w:t>
+            </w:r>
+            <w:r>
+              <w:rPr>
+                <w:b/>
+                <w:bCs/>
+              </w:rPr>
+              <w:t>Calgary Transit Stops</w:t>
+            </w:r>
+            <w:r>
+              <w:t>, dataset muzh-c9qc.</w:t>
             </w:r>
           </w:p>
           <w:p>
@@ -6219,7 +6691,17 @@
               <w:ind w:left="259" w:hanging="173"/>
             </w:pPr>
             <w:r>
-              <w:t>Parks Sites (kami-qbfh) and Schools (fd9t-tdn2).</w:t>
+              <w:t xml:space="preserve">City of Calgary, </w:t>
+            </w:r>
+            <w:r>
+              <w:rPr>
+                <w:b/>
+                <w:bCs/>
+              </w:rPr>
+              <w:t>Parks Sites</w:t>
+            </w:r>
+            <w:r>
+              <w:t>, dataset kami-qbfh.</w:t>
             </w:r>
           </w:p>
           <w:p>
@@ -6229,17 +6711,166 @@
               <w:ind w:left="259" w:hanging="173"/>
             </w:pPr>
             <w:r>
-              <w:t>CMHC Housing Market Information Portal income tables.</w:t>
+              <w:t>City of Calgary,</w:t>
+            </w:r>
+            <w:r>
+              <w:rPr>
+                <w:b/>
+                <w:bCs/>
+              </w:rPr>
+              <w:t xml:space="preserve"> Schools</w:t>
+            </w:r>
+            <w:r>
+              <w:t>, dataset fd9t-tdn2.</w:t>
             </w:r>
           </w:p>
           <w:p>
             <w:pPr>
               <w:pStyle w:val="ListBullet"/>
-              <w:spacing w:after="40"/>
-              <w:ind w:left="259" w:hanging="173"/>
+              <w:spacing w:after="240"/>
+              <w:ind w:left="261" w:hanging="176"/>
             </w:pPr>
             <w:r>
-              <w:t>Calgary Community Social Statistic Profiles</w:t>
+              <w:t xml:space="preserve">Canada Mortgage and Housing Corporation, </w:t>
+            </w:r>
+            <w:r>
+              <w:rPr>
+                <w:b/>
+                <w:bCs/>
+              </w:rPr>
+              <w:t>Housing Market</w:t>
+            </w:r>
+            <w:r>
+              <w:rPr>
+                <w:rFonts w:hint="eastAsia"/>
+                <w:b/>
+                <w:bCs/>
+                <w:lang w:eastAsia="ja-JP"/>
+              </w:rPr>
+              <w:t xml:space="preserve"> </w:t>
+            </w:r>
+            <w:r>
+              <w:rPr>
+                <w:b/>
+                <w:bCs/>
+              </w:rPr>
+              <w:t>Information Portal</w:t>
+            </w:r>
+            <w:r>
+              <w:t>, Calgary income tables.</w:t>
+            </w:r>
+          </w:p>
+          <w:p>
+            <w:pPr>
+              <w:pStyle w:val="ListBullet"/>
+              <w:numPr>
+                <w:ilvl w:val="0"/>
+                <w:numId w:val="0"/>
+              </w:numPr>
+              <w:spacing w:before="120" w:after="40"/>
+              <w:ind w:left="357" w:hanging="357"/>
+              <w:rPr>
+                <w:color w:val="808080" w:themeColor="background1" w:themeShade="80"/>
+                <w:sz w:val="14"/>
+                <w:szCs w:val="20"/>
+              </w:rPr>
+            </w:pPr>
+          </w:p>
+          <w:p>
+            <w:pPr>
+              <w:pStyle w:val="ListBullet"/>
+              <w:numPr>
+                <w:ilvl w:val="0"/>
+                <w:numId w:val="0"/>
+              </w:numPr>
+              <w:spacing w:before="120" w:after="40"/>
+              <w:ind w:left="357" w:hanging="357"/>
+              <w:rPr>
+                <w:rFonts w:hint="eastAsia"/>
+                <w:color w:val="808080" w:themeColor="background1" w:themeShade="80"/>
+                <w:sz w:val="14"/>
+                <w:szCs w:val="20"/>
+              </w:rPr>
+            </w:pPr>
+            <w:r>
+              <w:rPr>
+                <w:color w:val="808080" w:themeColor="background1" w:themeShade="80"/>
+                <w:sz w:val="14"/>
+                <w:szCs w:val="20"/>
+              </w:rPr>
+              <w:t>Source pages were checked</w:t>
+            </w:r>
+            <w:r>
+              <w:rPr>
+                <w:rFonts w:hint="eastAsia"/>
+                <w:color w:val="808080" w:themeColor="background1" w:themeShade="80"/>
+                <w:sz w:val="14"/>
+                <w:szCs w:val="20"/>
+                <w:lang w:eastAsia="ja-JP"/>
+              </w:rPr>
+              <w:t xml:space="preserve"> on</w:t>
+            </w:r>
+            <w:r>
+              <w:rPr>
+                <w:color w:val="808080" w:themeColor="background1" w:themeShade="80"/>
+                <w:sz w:val="14"/>
+                <w:szCs w:val="20"/>
+              </w:rPr>
+              <w:t xml:space="preserve"> August 4, 2026. The archive includes the</w:t>
+            </w:r>
+            <w:r>
+              <w:rPr>
+                <w:rFonts w:hint="eastAsia"/>
+                <w:color w:val="808080" w:themeColor="background1" w:themeShade="80"/>
+                <w:sz w:val="14"/>
+                <w:szCs w:val="20"/>
+                <w:lang w:eastAsia="ja-JP"/>
+              </w:rPr>
+              <w:t xml:space="preserve"> </w:t>
+            </w:r>
+            <w:r>
+              <w:rPr>
+                <w:color w:val="808080" w:themeColor="background1" w:themeShade="80"/>
+                <w:sz w:val="14"/>
+                <w:szCs w:val="20"/>
+              </w:rPr>
+              <w:t>derived</w:t>
+            </w:r>
+            <w:r>
+              <w:rPr>
+                <w:rFonts w:hint="eastAsia"/>
+                <w:color w:val="808080" w:themeColor="background1" w:themeShade="80"/>
+                <w:sz w:val="14"/>
+                <w:szCs w:val="20"/>
+                <w:lang w:eastAsia="ja-JP"/>
+              </w:rPr>
+              <w:t xml:space="preserve"> </w:t>
+            </w:r>
+            <w:r>
+              <w:rPr>
+                <w:color w:val="808080" w:themeColor="background1" w:themeShade="80"/>
+                <w:sz w:val="14"/>
+                <w:szCs w:val="20"/>
+              </w:rPr>
+              <w:t>modeling CSV required for evaluation, not every upstream</w:t>
+            </w:r>
+            <w:r>
+              <w:rPr>
+                <w:rFonts w:hint="eastAsia"/>
+                <w:color w:val="808080" w:themeColor="background1" w:themeShade="80"/>
+                <w:sz w:val="14"/>
+                <w:szCs w:val="20"/>
+                <w:lang w:eastAsia="ja-JP"/>
+              </w:rPr>
+              <w:t xml:space="preserve"> </w:t>
+            </w:r>
+            <w:r>
+              <w:rPr>
+                <w:color w:val="808080" w:themeColor="background1" w:themeShade="80"/>
+                <w:sz w:val="14"/>
+                <w:szCs w:val="20"/>
+              </w:rPr>
+              <w:t>municipal extract</w:t>
             </w:r>
           </w:p>
         </w:tc>
@@ -6250,6 +6881,7 @@
         <w:pStyle w:val="Heading2"/>
       </w:pPr>
       <w:r>
+        <w:lastRenderedPageBreak/>
         <w:t xml:space="preserve">Installation and </w:t>
       </w:r>
       <w:r>
@@ -6265,7 +6897,7 @@
     </w:p>
     <w:p>
       <w:pPr>
-        <w:spacing w:after="0"/>
+        <w:spacing w:after="120"/>
         <w:rPr>
           <w:lang w:eastAsia="ja-JP"/>
         </w:rPr>
@@ -6277,526 +6909,79 @@
         </w:rPr>
         <w:t>To run the main web interface, follow the following steps:</w:t>
       </w:r>
-      <w:r>
-        <w:rPr>
-          <w:noProof/>
-          <w:lang w:eastAsia="ja-JP"/>
-        </w:rPr>
-        <mc:AlternateContent>
-          <mc:Choice Requires="wps">
-            <w:drawing>
-              <wp:anchor distT="45720" distB="45720" distL="114300" distR="114300" simplePos="0" relativeHeight="251654656" behindDoc="0" locked="0" layoutInCell="1" allowOverlap="1" wp14:anchorId="79BA0DCA" wp14:editId="6AA23127">
-                <wp:simplePos x="0" y="0"/>
-                <wp:positionH relativeFrom="column">
-                  <wp:posOffset>-40640</wp:posOffset>
-                </wp:positionH>
-                <wp:positionV relativeFrom="paragraph">
-                  <wp:posOffset>207010</wp:posOffset>
-                </wp:positionV>
-                <wp:extent cx="6898639" cy="565784"/>
-                <wp:effectExtent l="0" t="0" r="17145" b="17145"/>
-                <wp:wrapSquare wrapText="bothSides"/>
-                <wp:docPr id="217" name="Text Box 2"/>
-                <wp:cNvGraphicFramePr>
-                  <a:graphicFrameLocks xmlns:a="http://schemas.openxmlformats.org/drawingml/2006/main"/>
-                </wp:cNvGraphicFramePr>
-                <a:graphic xmlns:a="http://schemas.openxmlformats.org/drawingml/2006/main">
-                  <a:graphicData uri="http://schemas.microsoft.com/office/word/2010/wordprocessingShape">
-                    <wps:wsp>
-                      <wps:cNvSpPr txBox="1">
-                        <a:spLocks noChangeArrowheads="1"/>
-                      </wps:cNvSpPr>
-                      <wps:spPr bwMode="auto">
-                        <a:xfrm>
-                          <a:off x="0" y="0"/>
-                          <a:ext cx="6898639" cy="565784"/>
-                        </a:xfrm>
-                        <a:prstGeom prst="rect">
-                          <a:avLst/>
-                        </a:prstGeom>
-                        <a:solidFill>
-                          <a:schemeClr val="bg1">
-                            <a:lumMod val="95000"/>
-                          </a:schemeClr>
-                        </a:solidFill>
-                        <a:ln w="3175">
-                          <a:solidFill>
-                            <a:schemeClr val="bg1">
-                              <a:lumMod val="85000"/>
-                            </a:schemeClr>
-                          </a:solidFill>
-                          <a:miter lim="800000"/>
-                          <a:headEnd/>
-                          <a:tailEnd/>
-                        </a:ln>
-                      </wps:spPr>
-                      <wps:txbx>
-                        <w:txbxContent>
-                          <w:p>
-                            <w:r>
-                              <w:rPr>
-                                <w:rFonts w:ascii="Courier New" w:hAnsi="Courier New"/>
-                                <w:sz w:val="15"/>
-                              </w:rPr>
-                              <w:t>python -m venv .venv</w:t>
-                            </w:r>
-                            <w:r>
-                              <w:rPr>
-                                <w:rFonts w:ascii="Courier New" w:hAnsi="Courier New"/>
-                                <w:sz w:val="15"/>
-                              </w:rPr>
-                              <w:br/>
-                              <w:t>source .venv/bin/activate          # Windows: .venv\Scripts\activate</w:t>
-                            </w:r>
-                            <w:r>
-                              <w:rPr>
-                                <w:rFonts w:ascii="Courier New" w:hAnsi="Courier New"/>
-                                <w:sz w:val="15"/>
-                              </w:rPr>
-                              <w:br/>
-                              <w:t>python -m pip install -r requirements.txt</w:t>
-                            </w:r>
-                            <w:r>
-                              <w:rPr>
-                                <w:rFonts w:ascii="Courier New" w:hAnsi="Courier New"/>
-                                <w:sz w:val="15"/>
-                              </w:rPr>
-                              <w:br/>
-                              <w:t xml:space="preserve">python -m </w:t>
-                            </w:r>
-                            <w:r>
-                              <w:rPr>
-                                <w:rFonts w:ascii="Courier New" w:hAnsi="Courier New" w:hint="eastAsia"/>
-                                <w:sz w:val="15"/>
-                                <w:lang w:eastAsia="ja-JP"/>
-                              </w:rPr>
-                              <w:t>RunROIClassifier</w:t>
-                            </w:r>
-                          </w:p>
-                        </w:txbxContent>
-                      </wps:txbx>
-                      <wps:bodyPr rot="0" vert="horz" wrap="square" lIns="91440" tIns="45720" rIns="91440" bIns="45720" anchor="t" anchorCtr="0">
-                        <a:spAutoFit/>
-                      </wps:bodyPr>
-                    </wps:wsp>
-                  </a:graphicData>
-                </a:graphic>
-                <wp14:sizeRelH relativeFrom="margin">
-                  <wp14:pctWidth>0</wp14:pctWidth>
-                </wp14:sizeRelH>
-                <wp14:sizeRelV relativeFrom="margin">
-                  <wp14:pctHeight>20000</wp14:pctHeight>
-                </wp14:sizeRelV>
-              </wp:anchor>
-            </w:drawing>
-          </mc:Choice>
-          <mc:Fallback>
-            <w:pict>
-              <v:shapetype w14:anchorId="79BA0DCA" id="_x0000_t202" coordsize="21600,21600" o:spt="202" path="m,l,21600r21600,l21600,xe">
-                <v:stroke joinstyle="miter"/>
-                <v:path gradientshapeok="t" o:connecttype="rect"/>
-              </v:shapetype>
-              <v:shape id="Text Box 2" o:spid="_x0000_s1026" type="#_x0000_t202" style="position:absolute;margin-left:-3.2pt;margin-top:16.3pt;width:543.2pt;height:44.55pt;z-index:251654656;visibility:visible;mso-wrap-style:square;mso-width-percent:0;mso-height-percent:200;mso-wrap-distance-left:9pt;mso-wrap-distance-top:3.6pt;mso-wrap-distance-right:9pt;mso-wrap-distance-bottom:3.6pt;mso-position-horizontal:absolute;mso-position-horizontal-relative:text;mso-position-vertical:absolute;mso-position-vertical-relative:text;mso-width-percent:0;mso-height-percent:200;mso-width-relative:margin;mso-height-relative:margin;v-text-anchor:top" o:gfxdata="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" fillcolor="#f2f2f2 [3052]" strokecolor="#d8d8d8 [2732]" strokeweight=".25pt">
-                <v:textbox style="mso-fit-shape-to-text:t">
-                  <w:txbxContent>
-                    <w:p>
-                      <w:r>
-                        <w:rPr>
-                          <w:rFonts w:ascii="Courier New" w:hAnsi="Courier New"/>
-                          <w:sz w:val="15"/>
-                        </w:rPr>
-                        <w:t>python -m venv .venv</w:t>
-                      </w:r>
-                      <w:r>
-                        <w:rPr>
-                          <w:rFonts w:ascii="Courier New" w:hAnsi="Courier New"/>
-                          <w:sz w:val="15"/>
-                        </w:rPr>
-                        <w:br/>
-                        <w:t>source .venv/bin/activate          # Windows: .venv\Scripts\activate</w:t>
-                      </w:r>
-                      <w:r>
-                        <w:rPr>
-                          <w:rFonts w:ascii="Courier New" w:hAnsi="Courier New"/>
-                          <w:sz w:val="15"/>
-                        </w:rPr>
-                        <w:br/>
-                        <w:t>python -m pip install -r requirements.txt</w:t>
-                      </w:r>
-                      <w:r>
-                        <w:rPr>
-                          <w:rFonts w:ascii="Courier New" w:hAnsi="Courier New"/>
-                          <w:sz w:val="15"/>
-                        </w:rPr>
-                        <w:br/>
-                        <w:t xml:space="preserve">python -m </w:t>
-                      </w:r>
-                      <w:r>
-                        <w:rPr>
-                          <w:rFonts w:ascii="Courier New" w:hAnsi="Courier New" w:hint="eastAsia"/>
-                          <w:sz w:val="15"/>
-                          <w:lang w:eastAsia="ja-JP"/>
-                        </w:rPr>
-                        <w:t>RunROIClassifier</w:t>
-                      </w:r>
-                    </w:p>
-                  </w:txbxContent>
-                </v:textbox>
-                <w10:wrap type="square"/>
-              </v:shape>
-            </w:pict>
-          </mc:Fallback>
-        </mc:AlternateContent>
-      </w:r>
     </w:p>
+    <w:tbl>
+      <w:tblPr>
+        <w:tblStyle w:val="TableGrid"/>
+        <w:tblW w:w="0" w:type="auto"/>
+        <w:tblLook w:val="04A0" w:firstRow="1" w:lastRow="0" w:firstColumn="1" w:lastColumn="0" w:noHBand="0" w:noVBand="1"/>
+      </w:tblPr>
+      <w:tblGrid>
+        <w:gridCol w:w="10786"/>
+      </w:tblGrid>
+      <w:tr>
+        <w:tc>
+          <w:tcPr>
+            <w:tcW w:w="10786" w:type="dxa"/>
+            <w:tcBorders>
+              <w:top w:val="single" w:sz="8" w:space="0" w:color="A6A6A6" w:themeColor="background1" w:themeShade="A6"/>
+              <w:left w:val="single" w:sz="48" w:space="0" w:color="A6A6A6" w:themeColor="background1" w:themeShade="A6"/>
+              <w:bottom w:val="single" w:sz="4" w:space="0" w:color="A6A6A6" w:themeColor="background1" w:themeShade="A6"/>
+              <w:right w:val="single" w:sz="4" w:space="0" w:color="A6A6A6" w:themeColor="background1" w:themeShade="A6"/>
+            </w:tcBorders>
+            <w:shd w:val="clear" w:color="auto" w:fill="F2F2F2" w:themeFill="background1" w:themeFillShade="F2"/>
+          </w:tcPr>
+          <w:p>
+            <w:r>
+              <w:rPr>
+                <w:rFonts w:ascii="Courier New" w:hAnsi="Courier New"/>
+                <w:sz w:val="15"/>
+              </w:rPr>
+              <w:t>python -m venv .venv</w:t>
+            </w:r>
+            <w:r>
+              <w:rPr>
+                <w:rFonts w:ascii="Courier New" w:hAnsi="Courier New"/>
+                <w:sz w:val="15"/>
+              </w:rPr>
+              <w:br/>
+              <w:t>source .venv/bin/activate          # Windows: .venv\Scripts\activate</w:t>
+            </w:r>
+            <w:r>
+              <w:rPr>
+                <w:rFonts w:ascii="Courier New" w:hAnsi="Courier New"/>
+                <w:sz w:val="15"/>
+              </w:rPr>
+              <w:br/>
+              <w:t>python -m pip install -r requirements.txt</w:t>
+            </w:r>
+            <w:r>
+              <w:rPr>
+                <w:rFonts w:ascii="Courier New" w:hAnsi="Courier New"/>
+                <w:sz w:val="15"/>
+              </w:rPr>
+              <w:br/>
+              <w:t xml:space="preserve">python -m </w:t>
+            </w:r>
+            <w:r>
+              <w:rPr>
+                <w:rFonts w:ascii="Courier New" w:hAnsi="Courier New" w:hint="eastAsia"/>
+                <w:sz w:val="15"/>
+                <w:lang w:eastAsia="ja-JP"/>
+              </w:rPr>
+              <w:t>RunROIClassifier</w:t>
+            </w:r>
+          </w:p>
+        </w:tc>
+      </w:tr>
+    </w:tbl>
     <w:p>
       <w:pPr>
-        <w:spacing w:after="0"/>
+        <w:spacing w:before="120" w:after="120"/>
         <w:rPr>
           <w:lang w:eastAsia="ja-JP"/>
         </w:rPr>
       </w:pPr>
-      <w:r>
-        <w:rPr>
-          <w:noProof/>
-          <w:lang w:eastAsia="ja-JP"/>
-        </w:rPr>
-        <mc:AlternateContent>
-          <mc:Choice Requires="wps">
-            <w:drawing>
-              <wp:anchor distT="45720" distB="45720" distL="114300" distR="114300" simplePos="0" relativeHeight="251658752" behindDoc="0" locked="0" layoutInCell="1" allowOverlap="1" wp14:anchorId="2E059893" wp14:editId="7CB6A7C8">
-                <wp:simplePos x="0" y="0"/>
-                <wp:positionH relativeFrom="column">
-                  <wp:posOffset>-38735</wp:posOffset>
-                </wp:positionH>
-                <wp:positionV relativeFrom="paragraph">
-                  <wp:posOffset>943538</wp:posOffset>
-                </wp:positionV>
-                <wp:extent cx="6898005" cy="565150"/>
-                <wp:effectExtent l="0" t="0" r="17145" b="11430"/>
-                <wp:wrapSquare wrapText="bothSides"/>
-                <wp:docPr id="514895399" name="Text Box 2"/>
-                <wp:cNvGraphicFramePr>
-                  <a:graphicFrameLocks xmlns:a="http://schemas.openxmlformats.org/drawingml/2006/main"/>
-                </wp:cNvGraphicFramePr>
-                <a:graphic xmlns:a="http://schemas.openxmlformats.org/drawingml/2006/main">
-                  <a:graphicData uri="http://schemas.microsoft.com/office/word/2010/wordprocessingShape">
-                    <wps:wsp>
-                      <wps:cNvSpPr txBox="1">
-                        <a:spLocks noChangeArrowheads="1"/>
-                      </wps:cNvSpPr>
-                      <wps:spPr bwMode="auto">
-                        <a:xfrm>
-                          <a:off x="0" y="0"/>
-                          <a:ext cx="6898005" cy="565150"/>
-                        </a:xfrm>
-                        <a:prstGeom prst="rect">
-                          <a:avLst/>
-                        </a:prstGeom>
-                        <a:solidFill>
-                          <a:schemeClr val="bg1">
-                            <a:lumMod val="95000"/>
-                          </a:schemeClr>
-                        </a:solidFill>
-                        <a:ln w="3175">
-                          <a:solidFill>
-                            <a:schemeClr val="bg1">
-                              <a:lumMod val="85000"/>
-                            </a:schemeClr>
-                          </a:solidFill>
-                          <a:miter lim="800000"/>
-                          <a:headEnd/>
-                          <a:tailEnd/>
-                        </a:ln>
-                      </wps:spPr>
-                      <wps:txbx>
-                        <w:txbxContent>
-                          <w:p>
-                            <w:pPr>
-                              <w:rPr>
-                                <w:rFonts w:ascii="Courier New" w:hAnsi="Courier New"/>
-                                <w:sz w:val="15"/>
-                                <w:lang w:eastAsia="ja-JP"/>
-                              </w:rPr>
-                            </w:pPr>
-                            <w:r>
-                              <w:rPr>
-                                <w:rFonts w:ascii="Courier New" w:hAnsi="Courier New"/>
-                                <w:sz w:val="15"/>
-                              </w:rPr>
-                              <w:t>python -m venv .venv</w:t>
-                            </w:r>
-                            <w:r>
-                              <w:rPr>
-                                <w:rFonts w:ascii="Courier New" w:hAnsi="Courier New"/>
-                                <w:sz w:val="15"/>
-                              </w:rPr>
-                              <w:br/>
-                              <w:t>source .venv/bin/activate          # Windows: .venv\Scripts\activate</w:t>
-                            </w:r>
-                            <w:r>
-                              <w:rPr>
-                                <w:rFonts w:ascii="Courier New" w:hAnsi="Courier New"/>
-                                <w:sz w:val="15"/>
-                              </w:rPr>
-                              <w:br/>
-                              <w:t>python -m pip install -r requirements.txt</w:t>
-                            </w:r>
-                            <w:r>
-                              <w:rPr>
-                                <w:rFonts w:ascii="Courier New" w:hAnsi="Courier New"/>
-                                <w:sz w:val="15"/>
-                              </w:rPr>
-                              <w:br/>
-                              <w:t xml:space="preserve">python -m </w:t>
-                            </w:r>
-                            <w:r>
-                              <w:rPr>
-                                <w:rFonts w:ascii="Courier New" w:hAnsi="Courier New" w:hint="eastAsia"/>
-                                <w:sz w:val="15"/>
-                                <w:lang w:eastAsia="ja-JP"/>
-                              </w:rPr>
-                              <w:t xml:space="preserve">Model.EvaluateModels </w:t>
-                            </w:r>
-                            <w:r>
-                              <w:rPr>
-                                <w:rFonts w:ascii="Courier New" w:hAnsi="Courier New"/>
-                                <w:sz w:val="15"/>
-                                <w:lang w:eastAsia="ja-JP"/>
-                              </w:rPr>
-                              <w:t>–</w:t>
-                            </w:r>
-                            <w:r>
-                              <w:rPr>
-                                <w:rFonts w:ascii="Courier New" w:hAnsi="Courier New" w:hint="eastAsia"/>
-                                <w:sz w:val="15"/>
-                                <w:lang w:eastAsia="ja-JP"/>
-                              </w:rPr>
-                              <w:t>models dummy custom-rf</w:t>
-                            </w:r>
-                            <w:r>
-                              <w:rPr>
-                                <w:rFonts w:ascii="Courier New" w:hAnsi="Courier New" w:hint="eastAsia"/>
-                                <w:sz w:val="15"/>
-                                <w:lang w:eastAsia="ja-JP"/>
-                              </w:rPr>
-                              <w:t xml:space="preserve"> (other models)</w:t>
-                            </w:r>
-                            <w:r>
-                              <w:rPr>
-                                <w:rFonts w:ascii="Courier New" w:hAnsi="Courier New" w:hint="eastAsia"/>
-                                <w:sz w:val="15"/>
-                                <w:lang w:eastAsia="ja-JP"/>
-                              </w:rPr>
-                              <w:t xml:space="preserve"> --output-dir Artifacts/Comparison</w:t>
-                            </w:r>
-                            <w:r>
-                              <w:rPr>
-                                <w:rFonts w:ascii="Courier New" w:hAnsi="Courier New" w:hint="eastAsia"/>
-                                <w:sz w:val="15"/>
-                                <w:lang w:eastAsia="ja-JP"/>
-                              </w:rPr>
-                              <w:t xml:space="preserve"> </w:t>
-                            </w:r>
-                          </w:p>
-                          <w:p>
-                            <w:pPr>
-                              <w:rPr>
-                                <w:rFonts w:ascii="Courier New" w:hAnsi="Courier New"/>
-                                <w:sz w:val="15"/>
-                                <w:lang w:eastAsia="ja-JP"/>
-                              </w:rPr>
-                            </w:pPr>
-                            <w:r>
-                              <w:rPr>
-                                <w:rFonts w:ascii="Courier New" w:hAnsi="Courier New" w:hint="eastAsia"/>
-                                <w:sz w:val="15"/>
-                                <w:lang w:eastAsia="ja-JP"/>
-                              </w:rPr>
-                              <w:t># Models can be chosen from: dummy custom-rf custom-olr custom-ensemble sklearn</w:t>
-                            </w:r>
-                          </w:p>
-                          <w:p>
-                            <w:pPr>
-                              <w:rPr>
-                                <w:rFonts w:hint="eastAsia"/>
-                              </w:rPr>
-                            </w:pPr>
-                            <w:r>
-                              <w:rPr>
-                                <w:rFonts w:ascii="Courier New" w:hAnsi="Courier New"/>
-                                <w:sz w:val="15"/>
-                                <w:lang w:eastAsia="ja-JP"/>
-                              </w:rPr>
-                              <w:t>P</w:t>
-                            </w:r>
-                            <w:r>
-                              <w:rPr>
-                                <w:rFonts w:ascii="Courier New" w:hAnsi="Courier New" w:hint="eastAsia"/>
-                                <w:sz w:val="15"/>
-                                <w:lang w:eastAsia="ja-JP"/>
-                              </w:rPr>
-                              <w:t>ython -m unittest discover -s tests -v</w:t>
-                            </w:r>
-                          </w:p>
-                        </w:txbxContent>
-                      </wps:txbx>
-                      <wps:bodyPr rot="0" vert="horz" wrap="square" lIns="91440" tIns="45720" rIns="91440" bIns="45720" anchor="t" anchorCtr="0">
-                        <a:spAutoFit/>
-                      </wps:bodyPr>
-                    </wps:wsp>
-                  </a:graphicData>
-                </a:graphic>
-                <wp14:sizeRelH relativeFrom="margin">
-                  <wp14:pctWidth>0</wp14:pctWidth>
-                </wp14:sizeRelH>
-                <wp14:sizeRelV relativeFrom="margin">
-                  <wp14:pctHeight>20000</wp14:pctHeight>
-                </wp14:sizeRelV>
-              </wp:anchor>
-            </w:drawing>
-          </mc:Choice>
-          <mc:Fallback>
-            <w:pict>
-              <v:shape w14:anchorId="2E059893" id="_x0000_s1027" type="#_x0000_t202" style="position:absolute;margin-left:-3.05pt;margin-top:74.3pt;width:543.15pt;height:44.5pt;z-index:251658752;visibility:visible;mso-wrap-style:square;mso-width-percent:0;mso-height-percent:200;mso-wrap-distance-left:9pt;mso-wrap-distance-top:3.6pt;mso-wrap-distance-right:9pt;mso-wrap-distance-bottom:3.6pt;mso-position-horizontal:absolute;mso-position-horizontal-relative:text;mso-position-vertical:absolute;mso-position-vertical-relative:text;mso-width-percent:0;mso-height-percent:200;mso-width-relative:margin;mso-height-relative:margin;v-text-anchor:top" o:gfxdata="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" fillcolor="#f2f2f2 [3052]" strokecolor="#d8d8d8 [2732]" strokeweight=".25pt">
-                <v:textbox style="mso-fit-shape-to-text:t">
-                  <w:txbxContent>
-                    <w:p>
-                      <w:pPr>
-                        <w:rPr>
-                          <w:rFonts w:ascii="Courier New" w:hAnsi="Courier New"/>
-                          <w:sz w:val="15"/>
-                          <w:lang w:eastAsia="ja-JP"/>
-                        </w:rPr>
-                      </w:pPr>
-                      <w:r>
-                        <w:rPr>
-                          <w:rFonts w:ascii="Courier New" w:hAnsi="Courier New"/>
-                          <w:sz w:val="15"/>
-                        </w:rPr>
-                        <w:t>python -m venv .venv</w:t>
-                      </w:r>
-                      <w:r>
-                        <w:rPr>
-                          <w:rFonts w:ascii="Courier New" w:hAnsi="Courier New"/>
-                          <w:sz w:val="15"/>
-                        </w:rPr>
-                        <w:br/>
-                        <w:t>source .venv/bin/activate          # Windows: .venv\Scripts\activate</w:t>
-                      </w:r>
-                      <w:r>
-                        <w:rPr>
-                          <w:rFonts w:ascii="Courier New" w:hAnsi="Courier New"/>
-                          <w:sz w:val="15"/>
-                        </w:rPr>
-                        <w:br/>
-                        <w:t>python -m pip install -r requirements.txt</w:t>
-                      </w:r>
-                      <w:r>
-                        <w:rPr>
-                          <w:rFonts w:ascii="Courier New" w:hAnsi="Courier New"/>
-                          <w:sz w:val="15"/>
-                        </w:rPr>
-                        <w:br/>
-                        <w:t xml:space="preserve">python -m </w:t>
-                      </w:r>
-                      <w:r>
-                        <w:rPr>
-                          <w:rFonts w:ascii="Courier New" w:hAnsi="Courier New" w:hint="eastAsia"/>
-                          <w:sz w:val="15"/>
-                          <w:lang w:eastAsia="ja-JP"/>
-                        </w:rPr>
-                        <w:t xml:space="preserve">Model.EvaluateModels </w:t>
-                      </w:r>
-                      <w:r>
-                        <w:rPr>
-                          <w:rFonts w:ascii="Courier New" w:hAnsi="Courier New"/>
-                          <w:sz w:val="15"/>
-                          <w:lang w:eastAsia="ja-JP"/>
-                        </w:rPr>
-                        <w:t>–</w:t>
-                      </w:r>
-                      <w:r>
-                        <w:rPr>
-                          <w:rFonts w:ascii="Courier New" w:hAnsi="Courier New" w:hint="eastAsia"/>
-                          <w:sz w:val="15"/>
-                          <w:lang w:eastAsia="ja-JP"/>
-                        </w:rPr>
-                        <w:t>models dummy custom-rf</w:t>
-                      </w:r>
-                      <w:r>
-                        <w:rPr>
-                          <w:rFonts w:ascii="Courier New" w:hAnsi="Courier New" w:hint="eastAsia"/>
-                          <w:sz w:val="15"/>
-                          <w:lang w:eastAsia="ja-JP"/>
-                        </w:rPr>
-                        <w:t xml:space="preserve"> (other models)</w:t>
-                      </w:r>
-                      <w:r>
-                        <w:rPr>
-                          <w:rFonts w:ascii="Courier New" w:hAnsi="Courier New" w:hint="eastAsia"/>
-                          <w:sz w:val="15"/>
-                          <w:lang w:eastAsia="ja-JP"/>
-                        </w:rPr>
-                        <w:t xml:space="preserve"> --output-dir Artifacts/Comparison</w:t>
-                      </w:r>
-                      <w:r>
-                        <w:rPr>
-                          <w:rFonts w:ascii="Courier New" w:hAnsi="Courier New" w:hint="eastAsia"/>
-                          <w:sz w:val="15"/>
-                          <w:lang w:eastAsia="ja-JP"/>
-                        </w:rPr>
-                        <w:t xml:space="preserve"> </w:t>
-                      </w:r>
-                    </w:p>
-                    <w:p>
-                      <w:pPr>
-                        <w:rPr>
-                          <w:rFonts w:ascii="Courier New" w:hAnsi="Courier New"/>
-                          <w:sz w:val="15"/>
-                          <w:lang w:eastAsia="ja-JP"/>
-                        </w:rPr>
-                      </w:pPr>
-                      <w:r>
-                        <w:rPr>
-                          <w:rFonts w:ascii="Courier New" w:hAnsi="Courier New" w:hint="eastAsia"/>
-                          <w:sz w:val="15"/>
-                          <w:lang w:eastAsia="ja-JP"/>
-                        </w:rPr>
-                        <w:t># Models can be chosen from: dummy custom-rf custom-olr custom-ensemble sklearn</w:t>
-                      </w:r>
-                    </w:p>
-                    <w:p>
-                      <w:pPr>
-                        <w:rPr>
-                          <w:rFonts w:hint="eastAsia"/>
-                        </w:rPr>
-                      </w:pPr>
-                      <w:r>
-                        <w:rPr>
-                          <w:rFonts w:ascii="Courier New" w:hAnsi="Courier New"/>
-                          <w:sz w:val="15"/>
-                          <w:lang w:eastAsia="ja-JP"/>
-                        </w:rPr>
-                        <w:t>P</w:t>
-                      </w:r>
-                      <w:r>
-                        <w:rPr>
-                          <w:rFonts w:ascii="Courier New" w:hAnsi="Courier New" w:hint="eastAsia"/>
-                          <w:sz w:val="15"/>
-                          <w:lang w:eastAsia="ja-JP"/>
-                        </w:rPr>
-                        <w:t>ython -m unittest discover -s tests -v</w:t>
-                      </w:r>
-                    </w:p>
-                  </w:txbxContent>
-                </v:textbox>
-                <w10:wrap type="square"/>
-              </v:shape>
-            </w:pict>
-          </mc:Fallback>
-        </mc:AlternateContent>
-      </w:r>
       <w:r>
         <w:rPr>
           <w:rFonts w:hint="eastAsia"/>
@@ -6805,9 +6990,132 @@
         <w:t>To run the model comparison:</w:t>
       </w:r>
     </w:p>
+    <w:tbl>
+      <w:tblPr>
+        <w:tblStyle w:val="TableGrid"/>
+        <w:tblW w:w="0" w:type="auto"/>
+        <w:tblLook w:val="04A0" w:firstRow="1" w:lastRow="0" w:firstColumn="1" w:lastColumn="0" w:noHBand="0" w:noVBand="1"/>
+      </w:tblPr>
+      <w:tblGrid>
+        <w:gridCol w:w="10786"/>
+      </w:tblGrid>
+      <w:tr>
+        <w:tc>
+          <w:tcPr>
+            <w:tcW w:w="10786" w:type="dxa"/>
+            <w:tcBorders>
+              <w:top w:val="single" w:sz="4" w:space="0" w:color="A6A6A6" w:themeColor="background1" w:themeShade="A6"/>
+              <w:left w:val="single" w:sz="48" w:space="0" w:color="A6A6A6" w:themeColor="background1" w:themeShade="A6"/>
+              <w:bottom w:val="single" w:sz="4" w:space="0" w:color="A6A6A6" w:themeColor="background1" w:themeShade="A6"/>
+              <w:right w:val="single" w:sz="4" w:space="0" w:color="A6A6A6" w:themeColor="background1" w:themeShade="A6"/>
+            </w:tcBorders>
+            <w:shd w:val="clear" w:color="auto" w:fill="F2F2F2" w:themeFill="background1" w:themeFillShade="F2"/>
+          </w:tcPr>
+          <w:p>
+            <w:pPr>
+              <w:rPr>
+                <w:rFonts w:ascii="Courier New" w:hAnsi="Courier New"/>
+                <w:sz w:val="15"/>
+                <w:lang w:eastAsia="ja-JP"/>
+              </w:rPr>
+            </w:pPr>
+            <w:r>
+              <w:rPr>
+                <w:rFonts w:ascii="Courier New" w:hAnsi="Courier New"/>
+                <w:sz w:val="15"/>
+              </w:rPr>
+              <w:t>python -m venv .venv</w:t>
+            </w:r>
+            <w:r>
+              <w:rPr>
+                <w:rFonts w:ascii="Courier New" w:hAnsi="Courier New"/>
+                <w:sz w:val="15"/>
+              </w:rPr>
+              <w:br/>
+              <w:t>source .venv/bin/activate          # Windows: .venv\Scripts\activate</w:t>
+            </w:r>
+            <w:r>
+              <w:rPr>
+                <w:rFonts w:ascii="Courier New" w:hAnsi="Courier New"/>
+                <w:sz w:val="15"/>
+              </w:rPr>
+              <w:br/>
+              <w:t>python -m pip install -r requirements.txt</w:t>
+            </w:r>
+            <w:r>
+              <w:rPr>
+                <w:rFonts w:ascii="Courier New" w:hAnsi="Courier New"/>
+                <w:sz w:val="15"/>
+              </w:rPr>
+              <w:br/>
+              <w:t xml:space="preserve">python -m </w:t>
+            </w:r>
+            <w:r>
+              <w:rPr>
+                <w:rFonts w:ascii="Courier New" w:hAnsi="Courier New" w:hint="eastAsia"/>
+                <w:sz w:val="15"/>
+                <w:lang w:eastAsia="ja-JP"/>
+              </w:rPr>
+              <w:t xml:space="preserve">Model.EvaluateModels </w:t>
+            </w:r>
+            <w:r>
+              <w:rPr>
+                <w:rFonts w:ascii="Courier New" w:hAnsi="Courier New"/>
+                <w:sz w:val="15"/>
+                <w:lang w:eastAsia="ja-JP"/>
+              </w:rPr>
+              <w:t>–</w:t>
+            </w:r>
+            <w:r>
+              <w:rPr>
+                <w:rFonts w:ascii="Courier New" w:hAnsi="Courier New" w:hint="eastAsia"/>
+                <w:sz w:val="15"/>
+                <w:lang w:eastAsia="ja-JP"/>
+              </w:rPr>
+              <w:t xml:space="preserve">models dummy custom-rf (other models) --output-dir Artifacts/Comparison </w:t>
+            </w:r>
+          </w:p>
+          <w:p>
+            <w:pPr>
+              <w:rPr>
+                <w:rFonts w:ascii="Courier New" w:hAnsi="Courier New"/>
+                <w:sz w:val="15"/>
+                <w:lang w:eastAsia="ja-JP"/>
+              </w:rPr>
+            </w:pPr>
+            <w:r>
+              <w:rPr>
+                <w:rFonts w:ascii="Courier New" w:hAnsi="Courier New" w:hint="eastAsia"/>
+                <w:sz w:val="15"/>
+                <w:lang w:eastAsia="ja-JP"/>
+              </w:rPr>
+              <w:t># Models can be chosen from: dummy custom-rf custom-olr custom-ensemble sklearn</w:t>
+            </w:r>
+          </w:p>
+          <w:p>
+            <w:r>
+              <w:rPr>
+                <w:rFonts w:ascii="Courier New" w:hAnsi="Courier New"/>
+                <w:sz w:val="15"/>
+                <w:lang w:eastAsia="ja-JP"/>
+              </w:rPr>
+              <w:t>P</w:t>
+            </w:r>
+            <w:r>
+              <w:rPr>
+                <w:rFonts w:ascii="Courier New" w:hAnsi="Courier New" w:hint="eastAsia"/>
+                <w:sz w:val="15"/>
+                <w:lang w:eastAsia="ja-JP"/>
+              </w:rPr>
+              <w:t>ython -m unittest discover -s tests -v</w:t>
+            </w:r>
+          </w:p>
+        </w:tc>
+      </w:tr>
+    </w:tbl>
     <w:p>
       <w:pPr>
-        <w:spacing w:after="0"/>
+        <w:spacing w:before="120" w:after="0"/>
         <w:rPr>
           <w:rFonts w:hint="eastAsia"/>
           <w:lang w:eastAsia="ja-JP"/>
@@ -6855,8 +7163,8 @@
         <w:tc>
           <w:tcPr>
             <w:tcW w:w="5285" w:type="dxa"/>
+            <w:shd w:val="clear" w:color="auto" w:fill="FFFFFF" w:themeFill="background1"/>
           </w:tcPr>
-          <w:p/>
           <w:p>
             <w:pPr>
               <w:pStyle w:val="ListBullet"/>
@@ -6901,8 +7209,8 @@
         <w:tc>
           <w:tcPr>
             <w:tcW w:w="5285" w:type="dxa"/>
+            <w:shd w:val="clear" w:color="auto" w:fill="FFFFFF" w:themeFill="background1"/>
           </w:tcPr>
-          <w:p/>
           <w:p>
             <w:pPr>
               <w:pStyle w:val="ListBullet"/>
@@ -6983,6 +7291,12 @@
         <w:tc>
           <w:tcPr>
             <w:tcW w:w="10570" w:type="dxa"/>
+            <w:tcBorders>
+              <w:top w:val="nil"/>
+              <w:left w:val="single" w:sz="48" w:space="0" w:color="F7DB8D"/>
+              <w:bottom w:val="nil"/>
+              <w:right w:val="nil"/>
+            </w:tcBorders>
             <w:shd w:val="clear" w:color="auto" w:fill="FFF8E6"/>
             <w:tcMar>
               <w:top w:w="85" w:type="dxa"/>
@@ -6996,7 +7310,14 @@
               <w:spacing w:after="0"/>
             </w:pPr>
             <w:r>
-              <w:t>Responsible-use statement: the output must not be used to approve, reject, price, or finance a real development. It is an educational result based on historical public-data proxies and requires expert interpretation.</w:t>
+              <w:rPr>
+                <w:b/>
+                <w:bCs/>
+              </w:rPr>
+              <w:t>Responsible-use statement:</w:t>
+            </w:r>
+            <w:r>
+              <w:t xml:space="preserve"> the output must not be used to approve, reject, price, or finance a real development. It is an educational result based on historical public-data proxies and requires expert interpretation.</w:t>
             </w:r>
           </w:p>
         </w:tc>
@@ -7015,8 +7336,16 @@
         <w:pStyle w:val="ListBullet"/>
         <w:spacing w:after="40"/>
         <w:ind w:left="259" w:hanging="173"/>
+        <w:rPr>
+          <w:sz w:val="14"/>
+          <w:szCs w:val="20"/>
+        </w:rPr>
       </w:pPr>
       <w:r>
+        <w:rPr>
+          <w:sz w:val="14"/>
+          <w:szCs w:val="20"/>
+        </w:rPr>
         <w:t>City of Calgary Open Data datasets c2es-76ed, 4ur7-wsgc, muzh-c9qc, kami-qbfh, and fd9t-tdn2.</w:t>
       </w:r>
     </w:p>
@@ -7025,8 +7354,16 @@
         <w:pStyle w:val="ListBullet"/>
         <w:spacing w:after="40"/>
         <w:ind w:left="259" w:hanging="173"/>
+        <w:rPr>
+          <w:sz w:val="14"/>
+          <w:szCs w:val="20"/>
+        </w:rPr>
       </w:pPr>
       <w:r>
+        <w:rPr>
+          <w:sz w:val="14"/>
+          <w:szCs w:val="20"/>
+        </w:rPr>
         <w:t>Canada Mortgage and Housing Corporation, Housing Market Information Portal.</w:t>
       </w:r>
     </w:p>
@@ -7035,13 +7372,21 @@
         <w:pStyle w:val="ListBullet"/>
         <w:spacing w:after="40"/>
         <w:ind w:left="259" w:hanging="173"/>
+        <w:rPr>
+          <w:sz w:val="14"/>
+          <w:szCs w:val="20"/>
+        </w:rPr>
       </w:pPr>
       <w:r>
+        <w:rPr>
+          <w:sz w:val="14"/>
+          <w:szCs w:val="20"/>
+        </w:rPr>
         <w:t>Group 14 project repository and generated evidence under Artifacts/Milestone2.</w:t>
       </w:r>
     </w:p>
     <w:sectPr>
-      <w:footerReference w:type="default" r:id="rId15"/>
+      <w:footerReference w:type="default" r:id="rId20"/>
       <w:pgSz w:w="12240" w:h="15840"/>
       <w:pgMar w:top="720" w:right="835" w:bottom="749" w:left="835" w:header="720" w:footer="720" w:gutter="0"/>
       <w:cols w:space="720"/>
@@ -7294,7 +7639,7 @@
   <w:abstractNum w:abstractNumId="8" w15:restartNumberingAfterBreak="0">
     <w:nsid w:val="FFFFFF89"/>
     <w:multiLevelType w:val="singleLevel"/>
-    <w:tmpl w:val="29761A62"/>
+    <w:tmpl w:val="13EEEC9E"/>
     <w:lvl w:ilvl="0">
       <w:start w:val="1"/>
       <w:numFmt w:val="bullet"/>
@@ -7338,6 +7683,9 @@
   </w:num>
   <w:num w:numId="9" w16cid:durableId="1547258158">
     <w:abstractNumId w:val="0"/>
+  </w:num>
+  <w:num w:numId="10" w16cid:durableId="1043796122">
+    <w:abstractNumId w:val="8"/>
   </w:num>
 </w:numbering>
 </file>
@@ -18730,6 +19078,16 @@
       </w:tcPr>
     </w:tblStylePr>
   </w:style>
+  <w:style w:type="character" w:styleId="PlaceholderText">
+    <w:name w:val="Placeholder Text"/>
+    <w:basedOn w:val="DefaultParagraphFont"/>
+    <w:uiPriority w:val="99"/>
+    <w:semiHidden/>
+    <w:rsid w:val="000F57BF"/>
+    <w:rPr>
+      <w:color w:val="666666"/>
+    </w:rPr>
+  </w:style>
 </w:styles>
 </file>
 
@@ -19480,7 +19838,1471 @@
 </dgm:colorsDef>
 </file>
 
+<file path=word/diagrams/colors2.xml><?xml version="1.0" encoding="utf-8"?>
+<dgm:colorsDef xmlns:dgm="http://schemas.openxmlformats.org/drawingml/2006/diagram" xmlns:a="http://schemas.openxmlformats.org/drawingml/2006/main" uniqueId="urn:microsoft.com/office/officeart/2005/8/colors/accent1_2">
+  <dgm:title val=""/>
+  <dgm:desc val=""/>
+  <dgm:catLst>
+    <dgm:cat type="accent1" pri="11200"/>
+  </dgm:catLst>
+  <dgm:styleLbl name="node0">
+    <dgm:fillClrLst meth="repeat">
+      <a:schemeClr val="accent1"/>
+    </dgm:fillClrLst>
+    <dgm:linClrLst meth="repeat">
+      <a:schemeClr val="lt1"/>
+    </dgm:linClrLst>
+    <dgm:effectClrLst/>
+    <dgm:txLinClrLst/>
+    <dgm:txFillClrLst/>
+    <dgm:txEffectClrLst/>
+  </dgm:styleLbl>
+  <dgm:styleLbl name="alignNode1">
+    <dgm:fillClrLst meth="repeat">
+      <a:schemeClr val="accent1"/>
+    </dgm:fillClrLst>
+    <dgm:linClrLst meth="repeat">
+      <a:schemeClr val="accent1"/>
+    </dgm:linClrLst>
+    <dgm:effectClrLst/>
+    <dgm:txLinClrLst/>
+    <dgm:txFillClrLst/>
+    <dgm:txEffectClrLst/>
+  </dgm:styleLbl>
+  <dgm:styleLbl name="node1">
+    <dgm:fillClrLst meth="repeat">
+      <a:schemeClr val="accent1"/>
+    </dgm:fillClrLst>
+    <dgm:linClrLst meth="repeat">
+      <a:schemeClr val="lt1"/>
+    </dgm:linClrLst>
+    <dgm:effectClrLst/>
+    <dgm:txLinClrLst/>
+    <dgm:txFillClrLst/>
+    <dgm:txEffectClrLst/>
+  </dgm:styleLbl>
+  <dgm:styleLbl name="lnNode1">
+    <dgm:fillClrLst meth="repeat">
+      <a:schemeClr val="accent1"/>
+    </dgm:fillClrLst>
+    <dgm:linClrLst meth="repeat">
+      <a:schemeClr val="lt1"/>
+    </dgm:linClrLst>
+    <dgm:effectClrLst/>
+    <dgm:txLinClrLst/>
+    <dgm:txFillClrLst/>
+    <dgm:txEffectClrLst/>
+  </dgm:styleLbl>
+  <dgm:styleLbl name="vennNode1">
+    <dgm:fillClrLst meth="repeat">
+      <a:schemeClr val="accent1">
+        <a:alpha val="50000"/>
+      </a:schemeClr>
+    </dgm:fillClrLst>
+    <dgm:linClrLst meth="repeat">
+      <a:schemeClr val="lt1"/>
+    </dgm:linClrLst>
+    <dgm:effectClrLst/>
+    <dgm:txLinClrLst/>
+    <dgm:txFillClrLst/>
+    <dgm:txEffectClrLst/>
+  </dgm:styleLbl>
+  <dgm:styleLbl name="node2">
+    <dgm:fillClrLst meth="repeat">
+      <a:schemeClr val="accent1"/>
+    </dgm:fillClrLst>
+    <dgm:linClrLst meth="repeat">
+      <a:schemeClr val="lt1"/>
+    </dgm:linClrLst>
+    <dgm:effectClrLst/>
+    <dgm:txLinClrLst/>
+    <dgm:txFillClrLst/>
+    <dgm:txEffectClrLst/>
+  </dgm:styleLbl>
+  <dgm:styleLbl name="node3">
+    <dgm:fillClrLst meth="repeat">
+      <a:schemeClr val="accent1"/>
+    </dgm:fillClrLst>
+    <dgm:linClrLst meth="repeat">
+      <a:schemeClr val="lt1"/>
+    </dgm:linClrLst>
+    <dgm:effectClrLst/>
+    <dgm:txLinClrLst/>
+    <dgm:txFillClrLst/>
+    <dgm:txEffectClrLst/>
+  </dgm:styleLbl>
+  <dgm:styleLbl name="node4">
+    <dgm:fillClrLst meth="repeat">
+      <a:schemeClr val="accent1"/>
+    </dgm:fillClrLst>
+    <dgm:linClrLst meth="repeat">
+      <a:schemeClr val="lt1"/>
+    </dgm:linClrLst>
+    <dgm:effectClrLst/>
+    <dgm:txLinClrLst/>
+    <dgm:txFillClrLst/>
+    <dgm:txEffectClrLst/>
+  </dgm:styleLbl>
+  <dgm:styleLbl name="fgImgPlace1">
+    <dgm:fillClrLst meth="repeat">
+      <a:schemeClr val="accent1">
+        <a:tint val="50000"/>
+      </a:schemeClr>
+    </dgm:fillClrLst>
+    <dgm:linClrLst meth="repeat">
+      <a:schemeClr val="lt1"/>
+    </dgm:linClrLst>
+    <dgm:effectClrLst/>
+    <dgm:txLinClrLst/>
+    <dgm:txFillClrLst meth="repeat">
+      <a:schemeClr val="lt1"/>
+    </dgm:txFillClrLst>
+    <dgm:txEffectClrLst/>
+  </dgm:styleLbl>
+  <dgm:styleLbl name="alignImgPlace1">
+    <dgm:fillClrLst meth="repeat">
+      <a:schemeClr val="accent1">
+        <a:tint val="50000"/>
+      </a:schemeClr>
+    </dgm:fillClrLst>
+    <dgm:linClrLst meth="repeat">
+      <a:schemeClr val="lt1"/>
+    </dgm:linClrLst>
+    <dgm:effectClrLst/>
+    <dgm:txLinClrLst/>
+    <dgm:txFillClrLst meth="repeat">
+      <a:schemeClr val="lt1"/>
+    </dgm:txFillClrLst>
+    <dgm:txEffectClrLst/>
+  </dgm:styleLbl>
+  <dgm:styleLbl name="bgImgPlace1">
+    <dgm:fillClrLst meth="repeat">
+      <a:schemeClr val="accent1">
+        <a:tint val="50000"/>
+      </a:schemeClr>
+    </dgm:fillClrLst>
+    <dgm:linClrLst meth="repeat">
+      <a:schemeClr val="lt1"/>
+    </dgm:linClrLst>
+    <dgm:effectClrLst/>
+    <dgm:txLinClrLst/>
+    <dgm:txFillClrLst meth="repeat">
+      <a:schemeClr val="lt1"/>
+    </dgm:txFillClrLst>
+    <dgm:txEffectClrLst/>
+  </dgm:styleLbl>
+  <dgm:styleLbl name="sibTrans2D1">
+    <dgm:fillClrLst meth="repeat">
+      <a:schemeClr val="accent1">
+        <a:tint val="60000"/>
+      </a:schemeClr>
+    </dgm:fillClrLst>
+    <dgm:linClrLst meth="repeat">
+      <a:schemeClr val="accent1">
+        <a:tint val="60000"/>
+      </a:schemeClr>
+    </dgm:linClrLst>
+    <dgm:effectClrLst/>
+    <dgm:txLinClrLst/>
+    <dgm:txFillClrLst/>
+    <dgm:txEffectClrLst/>
+  </dgm:styleLbl>
+  <dgm:styleLbl name="fgSibTrans2D1">
+    <dgm:fillClrLst meth="repeat">
+      <a:schemeClr val="accent1">
+        <a:tint val="60000"/>
+      </a:schemeClr>
+    </dgm:fillClrLst>
+    <dgm:linClrLst meth="repeat">
+      <a:schemeClr val="accent1">
+        <a:tint val="60000"/>
+      </a:schemeClr>
+    </dgm:linClrLst>
+    <dgm:effectClrLst/>
+    <dgm:txLinClrLst/>
+    <dgm:txFillClrLst/>
+    <dgm:txEffectClrLst/>
+  </dgm:styleLbl>
+  <dgm:styleLbl name="bgSibTrans2D1">
+    <dgm:fillClrLst meth="repeat">
+      <a:schemeClr val="accent1">
+        <a:tint val="60000"/>
+      </a:schemeClr>
+    </dgm:fillClrLst>
+    <dgm:linClrLst meth="repeat">
+      <a:schemeClr val="accent1">
+        <a:tint val="60000"/>
+      </a:schemeClr>
+    </dgm:linClrLst>
+    <dgm:effectClrLst/>
+    <dgm:txLinClrLst/>
+    <dgm:txFillClrLst/>
+    <dgm:txEffectClrLst/>
+  </dgm:styleLbl>
+  <dgm:styleLbl name="sibTrans1D1">
+    <dgm:fillClrLst meth="repeat">
+      <a:schemeClr val="accent1"/>
+    </dgm:fillClrLst>
+    <dgm:linClrLst meth="repeat">
+      <a:schemeClr val="accent1"/>
+    </dgm:linClrLst>
+    <dgm:effectClrLst/>
+    <dgm:txLinClrLst/>
+    <dgm:txFillClrLst meth="repeat">
+      <a:schemeClr val="tx1"/>
+    </dgm:txFillClrLst>
+    <dgm:txEffectClrLst/>
+  </dgm:styleLbl>
+  <dgm:styleLbl name="callout">
+    <dgm:fillClrLst meth="repeat">
+      <a:schemeClr val="accent1"/>
+    </dgm:fillClrLst>
+    <dgm:linClrLst meth="repeat">
+      <a:schemeClr val="accent1">
+        <a:tint val="50000"/>
+      </a:schemeClr>
+    </dgm:linClrLst>
+    <dgm:effectClrLst/>
+    <dgm:txLinClrLst/>
+    <dgm:txFillClrLst meth="repeat">
+      <a:schemeClr val="tx1"/>
+    </dgm:txFillClrLst>
+    <dgm:txEffectClrLst/>
+  </dgm:styleLbl>
+  <dgm:styleLbl name="asst0">
+    <dgm:fillClrLst meth="repeat">
+      <a:schemeClr val="accent1"/>
+    </dgm:fillClrLst>
+    <dgm:linClrLst meth="repeat">
+      <a:schemeClr val="lt1"/>
+    </dgm:linClrLst>
+    <dgm:effectClrLst/>
+    <dgm:txLinClrLst/>
+    <dgm:txFillClrLst/>
+    <dgm:txEffectClrLst/>
+  </dgm:styleLbl>
+  <dgm:styleLbl name="asst1">
+    <dgm:fillClrLst meth="repeat">
+      <a:schemeClr val="accent1"/>
+    </dgm:fillClrLst>
+    <dgm:linClrLst meth="repeat">
+      <a:schemeClr val="lt1"/>
+    </dgm:linClrLst>
+    <dgm:effectClrLst/>
+    <dgm:txLinClrLst/>
+    <dgm:txFillClrLst/>
+    <dgm:txEffectClrLst/>
+  </dgm:styleLbl>
+  <dgm:styleLbl name="asst2">
+    <dgm:fillClrLst meth="repeat">
+      <a:schemeClr val="accent1"/>
+    </dgm:fillClrLst>
+    <dgm:linClrLst meth="repeat">
+      <a:schemeClr val="lt1"/>
+    </dgm:linClrLst>
+    <dgm:effectClrLst/>
+    <dgm:txLinClrLst/>
+    <dgm:txFillClrLst/>
+    <dgm:txEffectClrLst/>
+  </dgm:styleLbl>
+  <dgm:styleLbl name="asst3">
+    <dgm:fillClrLst meth="repeat">
+      <a:schemeClr val="accent1"/>
+    </dgm:fillClrLst>
+    <dgm:linClrLst meth="repeat">
+      <a:schemeClr val="lt1"/>
+    </dgm:linClrLst>
+    <dgm:effectClrLst/>
+    <dgm:txLinClrLst/>
+    <dgm:txFillClrLst/>
+    <dgm:txEffectClrLst/>
+  </dgm:styleLbl>
+  <dgm:styleLbl name="asst4">
+    <dgm:fillClrLst meth="repeat">
+      <a:schemeClr val="accent1"/>
+    </dgm:fillClrLst>
+    <dgm:linClrLst meth="repeat">
+      <a:schemeClr val="lt1"/>
+    </dgm:linClrLst>
+    <dgm:effectClrLst/>
+    <dgm:txLinClrLst/>
+    <dgm:txFillClrLst/>
+    <dgm:txEffectClrLst/>
+  </dgm:styleLbl>
+  <dgm:styleLbl name="parChTrans2D1">
+    <dgm:fillClrLst meth="repeat">
+      <a:schemeClr val="accent1">
+        <a:tint val="60000"/>
+      </a:schemeClr>
+    </dgm:fillClrLst>
+    <dgm:linClrLst meth="repeat">
+      <a:schemeClr val="accent1">
+        <a:tint val="60000"/>
+      </a:schemeClr>
+    </dgm:linClrLst>
+    <dgm:effectClrLst/>
+    <dgm:txLinClrLst/>
+    <dgm:txFillClrLst meth="repeat">
+      <a:schemeClr val="lt1"/>
+    </dgm:txFillClrLst>
+    <dgm:txEffectClrLst/>
+  </dgm:styleLbl>
+  <dgm:styleLbl name="parChTrans2D2">
+    <dgm:fillClrLst meth="repeat">
+      <a:schemeClr val="accent1"/>
+    </dgm:fillClrLst>
+    <dgm:linClrLst meth="repeat">
+      <a:schemeClr val="accent1"/>
+    </dgm:linClrLst>
+    <dgm:effectClrLst/>
+    <dgm:txLinClrLst/>
+    <dgm:txFillClrLst meth="repeat">
+      <a:schemeClr val="lt1"/>
+    </dgm:txFillClrLst>
+    <dgm:txEffectClrLst/>
+  </dgm:styleLbl>
+  <dgm:styleLbl name="parChTrans2D3">
+    <dgm:fillClrLst meth="repeat">
+      <a:schemeClr val="accent1"/>
+    </dgm:fillClrLst>
+    <dgm:linClrLst meth="repeat">
+      <a:schemeClr val="accent1"/>
+    </dgm:linClrLst>
+    <dgm:effectClrLst/>
+    <dgm:txLinClrLst/>
+    <dgm:txFillClrLst meth="repeat">
+      <a:schemeClr val="lt1"/>
+    </dgm:txFillClrLst>
+    <dgm:txEffectClrLst/>
+  </dgm:styleLbl>
+  <dgm:styleLbl name="parChTrans2D4">
+    <dgm:fillClrLst meth="repeat">
+      <a:schemeClr val="accent1"/>
+    </dgm:fillClrLst>
+    <dgm:linClrLst meth="repeat">
+      <a:schemeClr val="accent1"/>
+    </dgm:linClrLst>
+    <dgm:effectClrLst/>
+    <dgm:txLinClrLst/>
+    <dgm:txFillClrLst meth="repeat">
+      <a:schemeClr val="lt1"/>
+    </dgm:txFillClrLst>
+    <dgm:txEffectClrLst/>
+  </dgm:styleLbl>
+  <dgm:styleLbl name="parChTrans1D1">
+    <dgm:fillClrLst meth="repeat">
+      <a:schemeClr val="accent1"/>
+    </dgm:fillClrLst>
+    <dgm:linClrLst meth="repeat">
+      <a:schemeClr val="accent1">
+        <a:shade val="60000"/>
+      </a:schemeClr>
+    </dgm:linClrLst>
+    <dgm:effectClrLst/>
+    <dgm:txLinClrLst/>
+    <dgm:txFillClrLst meth="repeat">
+      <a:schemeClr val="tx1"/>
+    </dgm:txFillClrLst>
+    <dgm:txEffectClrLst/>
+  </dgm:styleLbl>
+  <dgm:styleLbl name="parChTrans1D2">
+    <dgm:fillClrLst meth="repeat">
+      <a:schemeClr val="accent1"/>
+    </dgm:fillClrLst>
+    <dgm:linClrLst meth="repeat">
+      <a:schemeClr val="accent1">
+        <a:shade val="60000"/>
+      </a:schemeClr>
+    </dgm:linClrLst>
+    <dgm:effectClrLst/>
+    <dgm:txLinClrLst/>
+    <dgm:txFillClrLst meth="repeat">
+      <a:schemeClr val="tx1"/>
+    </dgm:txFillClrLst>
+    <dgm:txEffectClrLst/>
+  </dgm:styleLbl>
+  <dgm:styleLbl name="parChTrans1D3">
+    <dgm:fillClrLst meth="repeat">
+      <a:schemeClr val="accent1"/>
+    </dgm:fillClrLst>
+    <dgm:linClrLst meth="repeat">
+      <a:schemeClr val="accent1">
+        <a:shade val="80000"/>
+      </a:schemeClr>
+    </dgm:linClrLst>
+    <dgm:effectClrLst/>
+    <dgm:txLinClrLst/>
+    <dgm:txFillClrLst meth="repeat">
+      <a:schemeClr val="tx1"/>
+    </dgm:txFillClrLst>
+    <dgm:txEffectClrLst/>
+  </dgm:styleLbl>
+  <dgm:styleLbl name="parChTrans1D4">
+    <dgm:fillClrLst meth="repeat">
+      <a:schemeClr val="accent1"/>
+    </dgm:fillClrLst>
+    <dgm:linClrLst meth="repeat">
+      <a:schemeClr val="accent1">
+        <a:shade val="80000"/>
+      </a:schemeClr>
+    </dgm:linClrLst>
+    <dgm:effectClrLst/>
+    <dgm:txLinClrLst/>
+    <dgm:txFillClrLst meth="repeat">
+      <a:schemeClr val="tx1"/>
+    </dgm:txFillClrLst>
+    <dgm:txEffectClrLst/>
+  </dgm:styleLbl>
+  <dgm:styleLbl name="fgAcc1">
+    <dgm:fillClrLst meth="repeat">
+      <a:schemeClr val="lt1">
+        <a:alpha val="90000"/>
+      </a:schemeClr>
+    </dgm:fillClrLst>
+    <dgm:linClrLst meth="repeat">
+      <a:schemeClr val="accent1"/>
+    </dgm:linClrLst>
+    <dgm:effectClrLst/>
+    <dgm:txLinClrLst/>
+    <dgm:txFillClrLst meth="repeat">
+      <a:schemeClr val="dk1"/>
+    </dgm:txFillClrLst>
+    <dgm:txEffectClrLst/>
+  </dgm:styleLbl>
+  <dgm:styleLbl name="conFgAcc1">
+    <dgm:fillClrLst meth="repeat">
+      <a:schemeClr val="lt1">
+        <a:alpha val="90000"/>
+      </a:schemeClr>
+    </dgm:fillClrLst>
+    <dgm:linClrLst meth="repeat">
+      <a:schemeClr val="accent1"/>
+    </dgm:linClrLst>
+    <dgm:effectClrLst/>
+    <dgm:txLinClrLst/>
+    <dgm:txFillClrLst meth="repeat">
+      <a:schemeClr val="dk1"/>
+    </dgm:txFillClrLst>
+    <dgm:txEffectClrLst/>
+  </dgm:styleLbl>
+  <dgm:styleLbl name="alignAcc1">
+    <dgm:fillClrLst meth="repeat">
+      <a:schemeClr val="lt1">
+        <a:alpha val="90000"/>
+      </a:schemeClr>
+    </dgm:fillClrLst>
+    <dgm:linClrLst meth="repeat">
+      <a:schemeClr val="accent1"/>
+    </dgm:linClrLst>
+    <dgm:effectClrLst/>
+    <dgm:txLinClrLst/>
+    <dgm:txFillClrLst meth="repeat">
+      <a:schemeClr val="dk1"/>
+    </dgm:txFillClrLst>
+    <dgm:txEffectClrLst/>
+  </dgm:styleLbl>
+  <dgm:styleLbl name="trAlignAcc1">
+    <dgm:fillClrLst meth="repeat">
+      <a:schemeClr val="lt1">
+        <a:alpha val="40000"/>
+      </a:schemeClr>
+    </dgm:fillClrLst>
+    <dgm:linClrLst meth="repeat">
+      <a:schemeClr val="accent1"/>
+    </dgm:linClrLst>
+    <dgm:effectClrLst/>
+    <dgm:txLinClrLst/>
+    <dgm:txFillClrLst meth="repeat">
+      <a:schemeClr val="dk1"/>
+    </dgm:txFillClrLst>
+    <dgm:txEffectClrLst/>
+  </dgm:styleLbl>
+  <dgm:styleLbl name="bgAcc1">
+    <dgm:fillClrLst meth="repeat">
+      <a:schemeClr val="lt1">
+        <a:alpha val="90000"/>
+      </a:schemeClr>
+    </dgm:fillClrLst>
+    <dgm:linClrLst meth="repeat">
+      <a:schemeClr val="accent1"/>
+    </dgm:linClrLst>
+    <dgm:effectClrLst/>
+    <dgm:txLinClrLst/>
+    <dgm:txFillClrLst meth="repeat">
+      <a:schemeClr val="dk1"/>
+    </dgm:txFillClrLst>
+    <dgm:txEffectClrLst/>
+  </dgm:styleLbl>
+  <dgm:styleLbl name="solidFgAcc1">
+    <dgm:fillClrLst meth="repeat">
+      <a:schemeClr val="lt1"/>
+    </dgm:fillClrLst>
+    <dgm:linClrLst meth="repeat">
+      <a:schemeClr val="accent1"/>
+    </dgm:linClrLst>
+    <dgm:effectClrLst/>
+    <dgm:txLinClrLst/>
+    <dgm:txFillClrLst meth="repeat">
+      <a:schemeClr val="dk1"/>
+    </dgm:txFillClrLst>
+    <dgm:txEffectClrLst/>
+  </dgm:styleLbl>
+  <dgm:styleLbl name="solidAlignAcc1">
+    <dgm:fillClrLst meth="repeat">
+      <a:schemeClr val="lt1"/>
+    </dgm:fillClrLst>
+    <dgm:linClrLst meth="repeat">
+      <a:schemeClr val="accent1"/>
+    </dgm:linClrLst>
+    <dgm:effectClrLst/>
+    <dgm:txLinClrLst/>
+    <dgm:txFillClrLst meth="repeat">
+      <a:schemeClr val="dk1"/>
+    </dgm:txFillClrLst>
+    <dgm:txEffectClrLst/>
+  </dgm:styleLbl>
+  <dgm:styleLbl name="solidBgAcc1">
+    <dgm:fillClrLst meth="repeat">
+      <a:schemeClr val="lt1"/>
+    </dgm:fillClrLst>
+    <dgm:linClrLst meth="repeat">
+      <a:schemeClr val="accent1"/>
+    </dgm:linClrLst>
+    <dgm:effectClrLst/>
+    <dgm:txLinClrLst/>
+    <dgm:txFillClrLst meth="repeat">
+      <a:schemeClr val="dk1"/>
+    </dgm:txFillClrLst>
+    <dgm:txEffectClrLst/>
+  </dgm:styleLbl>
+  <dgm:styleLbl name="fgAccFollowNode1">
+    <dgm:fillClrLst meth="repeat">
+      <a:schemeClr val="accent1">
+        <a:alpha val="90000"/>
+        <a:tint val="40000"/>
+      </a:schemeClr>
+    </dgm:fillClrLst>
+    <dgm:linClrLst meth="repeat">
+      <a:schemeClr val="accent1">
+        <a:alpha val="90000"/>
+        <a:tint val="40000"/>
+      </a:schemeClr>
+    </dgm:linClrLst>
+    <dgm:effectClrLst/>
+    <dgm:txLinClrLst/>
+    <dgm:txFillClrLst meth="repeat">
+      <a:schemeClr val="dk1"/>
+    </dgm:txFillClrLst>
+    <dgm:txEffectClrLst/>
+  </dgm:styleLbl>
+  <dgm:styleLbl name="alignAccFollowNode1">
+    <dgm:fillClrLst meth="repeat">
+      <a:schemeClr val="accent1">
+        <a:alpha val="90000"/>
+        <a:tint val="40000"/>
+      </a:schemeClr>
+    </dgm:fillClrLst>
+    <dgm:linClrLst meth="repeat">
+      <a:schemeClr val="accent1">
+        <a:alpha val="90000"/>
+        <a:tint val="40000"/>
+      </a:schemeClr>
+    </dgm:linClrLst>
+    <dgm:effectClrLst/>
+    <dgm:txLinClrLst/>
+    <dgm:txFillClrLst meth="repeat">
+      <a:schemeClr val="dk1"/>
+    </dgm:txFillClrLst>
+    <dgm:txEffectClrLst/>
+  </dgm:styleLbl>
+  <dgm:styleLbl name="bgAccFollowNode1">
+    <dgm:fillClrLst meth="repeat">
+      <a:schemeClr val="accent1">
+        <a:alpha val="90000"/>
+        <a:tint val="40000"/>
+      </a:schemeClr>
+    </dgm:fillClrLst>
+    <dgm:linClrLst meth="repeat">
+      <a:schemeClr val="accent1">
+        <a:alpha val="90000"/>
+        <a:tint val="40000"/>
+      </a:schemeClr>
+    </dgm:linClrLst>
+    <dgm:effectClrLst/>
+    <dgm:txLinClrLst/>
+    <dgm:txFillClrLst meth="repeat">
+      <a:schemeClr val="dk1"/>
+    </dgm:txFillClrLst>
+    <dgm:txEffectClrLst/>
+  </dgm:styleLbl>
+  <dgm:styleLbl name="fgAcc0">
+    <dgm:fillClrLst meth="repeat">
+      <a:schemeClr val="lt1">
+        <a:alpha val="90000"/>
+      </a:schemeClr>
+    </dgm:fillClrLst>
+    <dgm:linClrLst meth="repeat">
+      <a:schemeClr val="accent1"/>
+    </dgm:linClrLst>
+    <dgm:effectClrLst/>
+    <dgm:txLinClrLst/>
+    <dgm:txFillClrLst meth="repeat">
+      <a:schemeClr val="dk1"/>
+    </dgm:txFillClrLst>
+    <dgm:txEffectClrLst/>
+  </dgm:styleLbl>
+  <dgm:styleLbl name="fgAcc2">
+    <dgm:fillClrLst meth="repeat">
+      <a:schemeClr val="lt1">
+        <a:alpha val="90000"/>
+      </a:schemeClr>
+    </dgm:fillClrLst>
+    <dgm:linClrLst meth="repeat">
+      <a:schemeClr val="accent1"/>
+    </dgm:linClrLst>
+    <dgm:effectClrLst/>
+    <dgm:txLinClrLst/>
+    <dgm:txFillClrLst meth="repeat">
+      <a:schemeClr val="dk1"/>
+    </dgm:txFillClrLst>
+    <dgm:txEffectClrLst/>
+  </dgm:styleLbl>
+  <dgm:styleLbl name="fgAcc3">
+    <dgm:fillClrLst meth="repeat">
+      <a:schemeClr val="lt1">
+        <a:alpha val="90000"/>
+      </a:schemeClr>
+    </dgm:fillClrLst>
+    <dgm:linClrLst meth="repeat">
+      <a:schemeClr val="accent1"/>
+    </dgm:linClrLst>
+    <dgm:effectClrLst/>
+    <dgm:txLinClrLst/>
+    <dgm:txFillClrLst meth="repeat">
+      <a:schemeClr val="dk1"/>
+    </dgm:txFillClrLst>
+    <dgm:txEffectClrLst/>
+  </dgm:styleLbl>
+  <dgm:styleLbl name="fgAcc4">
+    <dgm:fillClrLst meth="repeat">
+      <a:schemeClr val="lt1">
+        <a:alpha val="90000"/>
+      </a:schemeClr>
+    </dgm:fillClrLst>
+    <dgm:linClrLst meth="repeat">
+      <a:schemeClr val="accent1"/>
+    </dgm:linClrLst>
+    <dgm:effectClrLst/>
+    <dgm:txLinClrLst/>
+    <dgm:txFillClrLst meth="repeat">
+      <a:schemeClr val="dk1"/>
+    </dgm:txFillClrLst>
+    <dgm:txEffectClrLst/>
+  </dgm:styleLbl>
+  <dgm:styleLbl name="bgShp">
+    <dgm:fillClrLst meth="repeat">
+      <a:schemeClr val="accent1">
+        <a:tint val="40000"/>
+      </a:schemeClr>
+    </dgm:fillClrLst>
+    <dgm:linClrLst meth="repeat">
+      <a:schemeClr val="accent1"/>
+    </dgm:linClrLst>
+    <dgm:effectClrLst/>
+    <dgm:txLinClrLst/>
+    <dgm:txFillClrLst meth="repeat">
+      <a:schemeClr val="dk1"/>
+    </dgm:txFillClrLst>
+    <dgm:txEffectClrLst/>
+  </dgm:styleLbl>
+  <dgm:styleLbl name="dkBgShp">
+    <dgm:fillClrLst meth="repeat">
+      <a:schemeClr val="accent1">
+        <a:shade val="80000"/>
+      </a:schemeClr>
+    </dgm:fillClrLst>
+    <dgm:linClrLst meth="repeat">
+      <a:schemeClr val="accent1"/>
+    </dgm:linClrLst>
+    <dgm:effectClrLst/>
+    <dgm:txLinClrLst/>
+    <dgm:txFillClrLst meth="repeat">
+      <a:schemeClr val="lt1"/>
+    </dgm:txFillClrLst>
+    <dgm:txEffectClrLst/>
+  </dgm:styleLbl>
+  <dgm:styleLbl name="trBgShp">
+    <dgm:fillClrLst meth="repeat">
+      <a:schemeClr val="accent1">
+        <a:tint val="50000"/>
+        <a:alpha val="40000"/>
+      </a:schemeClr>
+    </dgm:fillClrLst>
+    <dgm:linClrLst meth="repeat">
+      <a:schemeClr val="accent1"/>
+    </dgm:linClrLst>
+    <dgm:effectClrLst/>
+    <dgm:txLinClrLst/>
+    <dgm:txFillClrLst meth="repeat">
+      <a:schemeClr val="lt1"/>
+    </dgm:txFillClrLst>
+    <dgm:txEffectClrLst/>
+  </dgm:styleLbl>
+  <dgm:styleLbl name="fgShp">
+    <dgm:fillClrLst meth="repeat">
+      <a:schemeClr val="accent1">
+        <a:tint val="60000"/>
+      </a:schemeClr>
+    </dgm:fillClrLst>
+    <dgm:linClrLst meth="repeat">
+      <a:schemeClr val="lt1"/>
+    </dgm:linClrLst>
+    <dgm:effectClrLst/>
+    <dgm:txLinClrLst/>
+    <dgm:txFillClrLst meth="repeat">
+      <a:schemeClr val="dk1"/>
+    </dgm:txFillClrLst>
+    <dgm:txEffectClrLst/>
+  </dgm:styleLbl>
+  <dgm:styleLbl name="revTx">
+    <dgm:fillClrLst meth="repeat">
+      <a:schemeClr val="lt1">
+        <a:alpha val="0"/>
+      </a:schemeClr>
+    </dgm:fillClrLst>
+    <dgm:linClrLst meth="repeat">
+      <a:schemeClr val="dk1">
+        <a:alpha val="0"/>
+      </a:schemeClr>
+    </dgm:linClrLst>
+    <dgm:effectClrLst/>
+    <dgm:txLinClrLst/>
+    <dgm:txFillClrLst meth="repeat">
+      <a:schemeClr val="tx1"/>
+    </dgm:txFillClrLst>
+    <dgm:txEffectClrLst/>
+  </dgm:styleLbl>
+</dgm:colorsDef>
+</file>
+
 <file path=word/diagrams/data1.xml><?xml version="1.0" encoding="utf-8"?>
+<dgm:dataModel xmlns:dgm="http://schemas.openxmlformats.org/drawingml/2006/diagram" xmlns:a="http://schemas.openxmlformats.org/drawingml/2006/main">
+  <dgm:ptLst>
+    <dgm:pt modelId="{D2637781-65F1-4C99-B247-D811E7706BAE}" type="doc">
+      <dgm:prSet loTypeId="urn:microsoft.com/office/officeart/2005/8/layout/bProcess3" loCatId="process" qsTypeId="urn:microsoft.com/office/officeart/2005/8/quickstyle/simple1" qsCatId="simple" csTypeId="urn:microsoft.com/office/officeart/2005/8/colors/accent1_2" csCatId="accent1" phldr="1"/>
+      <dgm:spPr/>
+      <dgm:t>
+        <a:bodyPr/>
+        <a:lstStyle/>
+        <a:p>
+          <a:endParaRPr lang="en-CA"/>
+        </a:p>
+      </dgm:t>
+    </dgm:pt>
+    <dgm:pt modelId="{5E30A681-FEA9-4554-86E4-6F3E5E380B08}">
+      <dgm:prSet phldrT="[Text]" custT="1"/>
+      <dgm:spPr>
+        <a:solidFill>
+          <a:schemeClr val="bg1">
+            <a:lumMod val="95000"/>
+          </a:schemeClr>
+        </a:solidFill>
+        <a:ln>
+          <a:solidFill>
+            <a:schemeClr val="bg1">
+              <a:lumMod val="85000"/>
+            </a:schemeClr>
+          </a:solidFill>
+        </a:ln>
+      </dgm:spPr>
+      <dgm:t>
+        <a:bodyPr/>
+        <a:lstStyle/>
+        <a:p>
+          <a:pPr>
+            <a:buNone/>
+          </a:pPr>
+          <a:r>
+            <a:rPr lang="en-CA" sz="900" b="1">
+              <a:solidFill>
+                <a:srgbClr val="CC0633"/>
+              </a:solidFill>
+              <a:latin typeface="Arial" panose="020B0604020202020204" pitchFamily="34" charset="0"/>
+              <a:cs typeface="Arial" panose="020B0604020202020204" pitchFamily="34" charset="0"/>
+            </a:rPr>
+            <a:t>2 · Prepare</a:t>
+          </a:r>
+        </a:p>
+        <a:p>
+          <a:r>
+            <a:rPr lang="en-CA" sz="700" b="0">
+              <a:solidFill>
+                <a:sysClr val="windowText" lastClr="000000"/>
+              </a:solidFill>
+              <a:latin typeface="Arial" panose="020B0604020202020204" pitchFamily="34" charset="0"/>
+              <a:cs typeface="Arial" panose="020B0604020202020204" pitchFamily="34" charset="0"/>
+            </a:rPr>
+            <a:t>Clean addresses, group permits and match records</a:t>
+          </a:r>
+        </a:p>
+      </dgm:t>
+    </dgm:pt>
+    <dgm:pt modelId="{B4BE0DA9-4153-4399-92D4-A77170D5EFB6}" type="parTrans" cxnId="{6BB9F155-78D5-451E-AF06-CF4790C137B8}">
+      <dgm:prSet/>
+      <dgm:spPr/>
+      <dgm:t>
+        <a:bodyPr/>
+        <a:lstStyle/>
+        <a:p>
+          <a:endParaRPr lang="en-CA"/>
+        </a:p>
+      </dgm:t>
+    </dgm:pt>
+    <dgm:pt modelId="{05F15F4E-9599-4FAD-BB47-6CDAF00A3B32}" type="sibTrans" cxnId="{6BB9F155-78D5-451E-AF06-CF4790C137B8}">
+      <dgm:prSet>
+        <dgm:style>
+          <a:lnRef idx="2">
+            <a:schemeClr val="accent2"/>
+          </a:lnRef>
+          <a:fillRef idx="0">
+            <a:schemeClr val="accent2"/>
+          </a:fillRef>
+          <a:effectRef idx="1">
+            <a:schemeClr val="accent2"/>
+          </a:effectRef>
+          <a:fontRef idx="minor">
+            <a:schemeClr val="tx1"/>
+          </a:fontRef>
+        </dgm:style>
+      </dgm:prSet>
+      <dgm:spPr>
+        <a:ln>
+          <a:solidFill>
+            <a:srgbClr val="CC0633"/>
+          </a:solidFill>
+        </a:ln>
+        <a:effectLst/>
+      </dgm:spPr>
+      <dgm:t>
+        <a:bodyPr/>
+        <a:lstStyle/>
+        <a:p>
+          <a:endParaRPr lang="en-CA"/>
+        </a:p>
+      </dgm:t>
+    </dgm:pt>
+    <dgm:pt modelId="{E9E83171-BEF6-4E77-A563-154A4192D377}">
+      <dgm:prSet phldrT="[Text]" custT="1"/>
+      <dgm:spPr>
+        <a:solidFill>
+          <a:schemeClr val="bg1">
+            <a:lumMod val="95000"/>
+          </a:schemeClr>
+        </a:solidFill>
+        <a:ln>
+          <a:solidFill>
+            <a:schemeClr val="bg1">
+              <a:lumMod val="85000"/>
+            </a:schemeClr>
+          </a:solidFill>
+        </a:ln>
+      </dgm:spPr>
+      <dgm:t>
+        <a:bodyPr/>
+        <a:lstStyle/>
+        <a:p>
+          <a:pPr>
+            <a:buNone/>
+          </a:pPr>
+          <a:r>
+            <a:rPr lang="en-CA" sz="900" b="1">
+              <a:solidFill>
+                <a:srgbClr val="CC0633"/>
+              </a:solidFill>
+              <a:latin typeface="Arial" panose="020B0604020202020204" pitchFamily="34" charset="0"/>
+              <a:cs typeface="Arial" panose="020B0604020202020204" pitchFamily="34" charset="0"/>
+            </a:rPr>
+            <a:t>1 · Sources</a:t>
+          </a:r>
+        </a:p>
+        <a:p>
+          <a:r>
+            <a:rPr lang="en-CA" sz="700" b="0">
+              <a:solidFill>
+                <a:sysClr val="windowText" lastClr="000000"/>
+              </a:solidFill>
+              <a:latin typeface="Arial" panose="020B0604020202020204" pitchFamily="34" charset="0"/>
+              <a:cs typeface="Arial" panose="020B0604020202020204" pitchFamily="34" charset="0"/>
+            </a:rPr>
+            <a:t>Permits, assessments, income and amenities</a:t>
+          </a:r>
+        </a:p>
+      </dgm:t>
+    </dgm:pt>
+    <dgm:pt modelId="{9E788B6C-F090-4305-ABCF-113A77C8C8C2}" type="parTrans" cxnId="{6E56CA8E-45DA-45DD-B851-18897804AB53}">
+      <dgm:prSet/>
+      <dgm:spPr/>
+      <dgm:t>
+        <a:bodyPr/>
+        <a:lstStyle/>
+        <a:p>
+          <a:endParaRPr lang="en-CA"/>
+        </a:p>
+      </dgm:t>
+    </dgm:pt>
+    <dgm:pt modelId="{EED2D711-EBFA-46B3-9FA1-2AFB62914E64}" type="sibTrans" cxnId="{6E56CA8E-45DA-45DD-B851-18897804AB53}">
+      <dgm:prSet>
+        <dgm:style>
+          <a:lnRef idx="2">
+            <a:schemeClr val="accent2"/>
+          </a:lnRef>
+          <a:fillRef idx="0">
+            <a:schemeClr val="accent2"/>
+          </a:fillRef>
+          <a:effectRef idx="1">
+            <a:schemeClr val="accent2"/>
+          </a:effectRef>
+          <a:fontRef idx="minor">
+            <a:schemeClr val="tx1"/>
+          </a:fontRef>
+        </dgm:style>
+      </dgm:prSet>
+      <dgm:spPr>
+        <a:ln>
+          <a:solidFill>
+            <a:srgbClr val="CC0633"/>
+          </a:solidFill>
+        </a:ln>
+        <a:effectLst/>
+      </dgm:spPr>
+      <dgm:t>
+        <a:bodyPr/>
+        <a:lstStyle/>
+        <a:p>
+          <a:endParaRPr lang="en-CA"/>
+        </a:p>
+      </dgm:t>
+    </dgm:pt>
+    <dgm:pt modelId="{FCEBF3FD-03B5-4088-BBA8-ACDBB8E77584}">
+      <dgm:prSet phldrT="[Text]" custT="1"/>
+      <dgm:spPr>
+        <a:solidFill>
+          <a:schemeClr val="bg1">
+            <a:lumMod val="95000"/>
+          </a:schemeClr>
+        </a:solidFill>
+        <a:ln>
+          <a:solidFill>
+            <a:schemeClr val="bg1">
+              <a:lumMod val="85000"/>
+            </a:schemeClr>
+          </a:solidFill>
+        </a:ln>
+      </dgm:spPr>
+      <dgm:t>
+        <a:bodyPr/>
+        <a:lstStyle/>
+        <a:p>
+          <a:pPr>
+            <a:buNone/>
+          </a:pPr>
+          <a:r>
+            <a:rPr lang="en-CA" sz="900" b="1">
+              <a:solidFill>
+                <a:srgbClr val="CC0633"/>
+              </a:solidFill>
+              <a:latin typeface="Arial" panose="020B0604020202020204" pitchFamily="34" charset="0"/>
+              <a:cs typeface="Arial" panose="020B0604020202020204" pitchFamily="34" charset="0"/>
+            </a:rPr>
+            <a:t>3 · Engineer</a:t>
+          </a:r>
+        </a:p>
+        <a:p>
+          <a:r>
+            <a:rPr lang="en-CA" sz="700" b="0">
+              <a:solidFill>
+                <a:sysClr val="windowText" lastClr="000000"/>
+              </a:solidFill>
+              <a:latin typeface="Arial" panose="020B0604020202020204" pitchFamily="34" charset="0"/>
+              <a:cs typeface="Arial" panose="020B0604020202020204" pitchFamily="34" charset="0"/>
+            </a:rPr>
+            <a:t>Build decision tree, random forest, and ordinal logistic regressor, integrate into ensemble voter</a:t>
+          </a:r>
+        </a:p>
+      </dgm:t>
+    </dgm:pt>
+    <dgm:pt modelId="{4FCED89A-454C-4E88-915D-24D8A01CF38D}" type="parTrans" cxnId="{DF2E41E6-867A-4AA9-8F8C-5195933F2967}">
+      <dgm:prSet/>
+      <dgm:spPr/>
+      <dgm:t>
+        <a:bodyPr/>
+        <a:lstStyle/>
+        <a:p>
+          <a:endParaRPr lang="en-CA"/>
+        </a:p>
+      </dgm:t>
+    </dgm:pt>
+    <dgm:pt modelId="{75BBA730-3019-493A-BA47-BA78808C65EC}" type="sibTrans" cxnId="{DF2E41E6-867A-4AA9-8F8C-5195933F2967}">
+      <dgm:prSet>
+        <dgm:style>
+          <a:lnRef idx="2">
+            <a:schemeClr val="accent2"/>
+          </a:lnRef>
+          <a:fillRef idx="0">
+            <a:schemeClr val="accent2"/>
+          </a:fillRef>
+          <a:effectRef idx="1">
+            <a:schemeClr val="accent2"/>
+          </a:effectRef>
+          <a:fontRef idx="minor">
+            <a:schemeClr val="tx1"/>
+          </a:fontRef>
+        </dgm:style>
+      </dgm:prSet>
+      <dgm:spPr>
+        <a:ln>
+          <a:solidFill>
+            <a:srgbClr val="CC0633"/>
+          </a:solidFill>
+        </a:ln>
+        <a:effectLst/>
+      </dgm:spPr>
+      <dgm:t>
+        <a:bodyPr/>
+        <a:lstStyle/>
+        <a:p>
+          <a:endParaRPr lang="en-CA"/>
+        </a:p>
+      </dgm:t>
+    </dgm:pt>
+    <dgm:pt modelId="{ED9CBD0B-C2AB-4B1E-BD9C-86254E5A5B6F}">
+      <dgm:prSet phldrT="[Text]" custT="1"/>
+      <dgm:spPr>
+        <a:solidFill>
+          <a:schemeClr val="bg1">
+            <a:lumMod val="95000"/>
+          </a:schemeClr>
+        </a:solidFill>
+        <a:ln>
+          <a:solidFill>
+            <a:schemeClr val="bg1">
+              <a:lumMod val="85000"/>
+            </a:schemeClr>
+          </a:solidFill>
+        </a:ln>
+      </dgm:spPr>
+      <dgm:t>
+        <a:bodyPr/>
+        <a:lstStyle/>
+        <a:p>
+          <a:pPr>
+            <a:buNone/>
+          </a:pPr>
+          <a:r>
+            <a:rPr lang="en-CA" sz="900" b="1">
+              <a:solidFill>
+                <a:srgbClr val="CC0633"/>
+              </a:solidFill>
+              <a:latin typeface="Arial" panose="020B0604020202020204" pitchFamily="34" charset="0"/>
+              <a:cs typeface="Arial" panose="020B0604020202020204" pitchFamily="34" charset="0"/>
+            </a:rPr>
+            <a:t>4 · Evaluate</a:t>
+          </a:r>
+        </a:p>
+        <a:p>
+          <a:r>
+            <a:rPr lang="en-CA" sz="700" b="0">
+              <a:solidFill>
+                <a:sysClr val="windowText" lastClr="000000"/>
+              </a:solidFill>
+              <a:latin typeface="Arial" panose="020B0604020202020204" pitchFamily="34" charset="0"/>
+              <a:cs typeface="Arial" panose="020B0604020202020204" pitchFamily="34" charset="0"/>
+            </a:rPr>
+            <a:t>Fold-local training; held-out real projects</a:t>
+          </a:r>
+        </a:p>
+      </dgm:t>
+    </dgm:pt>
+    <dgm:pt modelId="{BCA0E960-6A42-4A9F-B8BF-763E7B904614}" type="parTrans" cxnId="{4A031B9D-681B-4318-A54F-D685C0C190F8}">
+      <dgm:prSet/>
+      <dgm:spPr/>
+      <dgm:t>
+        <a:bodyPr/>
+        <a:lstStyle/>
+        <a:p>
+          <a:endParaRPr lang="en-CA"/>
+        </a:p>
+      </dgm:t>
+    </dgm:pt>
+    <dgm:pt modelId="{06A302E4-1E03-4AD2-A5E7-9002FD7A479C}" type="sibTrans" cxnId="{4A031B9D-681B-4318-A54F-D685C0C190F8}">
+      <dgm:prSet>
+        <dgm:style>
+          <a:lnRef idx="2">
+            <a:schemeClr val="accent2"/>
+          </a:lnRef>
+          <a:fillRef idx="0">
+            <a:schemeClr val="accent2"/>
+          </a:fillRef>
+          <a:effectRef idx="1">
+            <a:schemeClr val="accent2"/>
+          </a:effectRef>
+          <a:fontRef idx="minor">
+            <a:schemeClr val="tx1"/>
+          </a:fontRef>
+        </dgm:style>
+      </dgm:prSet>
+      <dgm:spPr>
+        <a:ln>
+          <a:solidFill>
+            <a:srgbClr val="CC0633"/>
+          </a:solidFill>
+        </a:ln>
+        <a:effectLst/>
+      </dgm:spPr>
+      <dgm:t>
+        <a:bodyPr/>
+        <a:lstStyle/>
+        <a:p>
+          <a:endParaRPr lang="en-CA"/>
+        </a:p>
+      </dgm:t>
+    </dgm:pt>
+    <dgm:pt modelId="{108FBF20-7B25-4165-9D9F-C0A2E4555A5F}">
+      <dgm:prSet phldrT="[Text]" custT="1"/>
+      <dgm:spPr>
+        <a:solidFill>
+          <a:schemeClr val="bg1">
+            <a:lumMod val="95000"/>
+          </a:schemeClr>
+        </a:solidFill>
+        <a:ln>
+          <a:solidFill>
+            <a:schemeClr val="bg1">
+              <a:lumMod val="85000"/>
+            </a:schemeClr>
+          </a:solidFill>
+        </a:ln>
+      </dgm:spPr>
+      <dgm:t>
+        <a:bodyPr/>
+        <a:lstStyle/>
+        <a:p>
+          <a:pPr>
+            <a:buNone/>
+          </a:pPr>
+          <a:r>
+            <a:rPr lang="en-CA" sz="900" b="1">
+              <a:solidFill>
+                <a:srgbClr val="CC0633"/>
+              </a:solidFill>
+              <a:latin typeface="Arial" panose="020B0604020202020204" pitchFamily="34" charset="0"/>
+              <a:cs typeface="Arial" panose="020B0604020202020204" pitchFamily="34" charset="0"/>
+            </a:rPr>
+            <a:t>5 · Evidence</a:t>
+          </a:r>
+        </a:p>
+        <a:p>
+          <a:r>
+            <a:rPr lang="en-CA" sz="700" b="0">
+              <a:solidFill>
+                <a:sysClr val="windowText" lastClr="000000"/>
+              </a:solidFill>
+              <a:latin typeface="Arial" panose="020B0604020202020204" pitchFamily="34" charset="0"/>
+              <a:cs typeface="Arial" panose="020B0604020202020204" pitchFamily="34" charset="0"/>
+            </a:rPr>
+            <a:t>Metrics, matrices, plots and hyperparameter tuning</a:t>
+          </a:r>
+        </a:p>
+      </dgm:t>
+    </dgm:pt>
+    <dgm:pt modelId="{6F686508-5535-4563-ABCE-972565725F9E}" type="parTrans" cxnId="{5103FD41-D566-4E26-8693-73C7FBF9475E}">
+      <dgm:prSet/>
+      <dgm:spPr/>
+      <dgm:t>
+        <a:bodyPr/>
+        <a:lstStyle/>
+        <a:p>
+          <a:endParaRPr lang="en-CA"/>
+        </a:p>
+      </dgm:t>
+    </dgm:pt>
+    <dgm:pt modelId="{B2636186-6A62-459C-AF2C-75DCA81BA5C5}" type="sibTrans" cxnId="{5103FD41-D566-4E26-8693-73C7FBF9475E}">
+      <dgm:prSet>
+        <dgm:style>
+          <a:lnRef idx="2">
+            <a:schemeClr val="accent2"/>
+          </a:lnRef>
+          <a:fillRef idx="0">
+            <a:schemeClr val="accent2"/>
+          </a:fillRef>
+          <a:effectRef idx="1">
+            <a:schemeClr val="accent2"/>
+          </a:effectRef>
+          <a:fontRef idx="minor">
+            <a:schemeClr val="tx1"/>
+          </a:fontRef>
+        </dgm:style>
+      </dgm:prSet>
+      <dgm:spPr>
+        <a:ln>
+          <a:solidFill>
+            <a:srgbClr val="CC0633"/>
+          </a:solidFill>
+        </a:ln>
+        <a:effectLst/>
+      </dgm:spPr>
+      <dgm:t>
+        <a:bodyPr/>
+        <a:lstStyle/>
+        <a:p>
+          <a:endParaRPr lang="en-CA"/>
+        </a:p>
+      </dgm:t>
+    </dgm:pt>
+    <dgm:pt modelId="{CE6B5DE4-E5E3-4666-8754-A0C8C7B6588E}">
+      <dgm:prSet phldrT="[Text]" custT="1"/>
+      <dgm:spPr>
+        <a:solidFill>
+          <a:schemeClr val="bg1">
+            <a:lumMod val="95000"/>
+          </a:schemeClr>
+        </a:solidFill>
+        <a:ln>
+          <a:solidFill>
+            <a:schemeClr val="bg1">
+              <a:lumMod val="85000"/>
+            </a:schemeClr>
+          </a:solidFill>
+        </a:ln>
+      </dgm:spPr>
+      <dgm:t>
+        <a:bodyPr/>
+        <a:lstStyle/>
+        <a:p>
+          <a:pPr>
+            <a:buNone/>
+          </a:pPr>
+          <a:r>
+            <a:rPr lang="en-CA" sz="900" b="1">
+              <a:solidFill>
+                <a:srgbClr val="CC0633"/>
+              </a:solidFill>
+              <a:latin typeface="Arial" panose="020B0604020202020204" pitchFamily="34" charset="0"/>
+              <a:cs typeface="Arial" panose="020B0604020202020204" pitchFamily="34" charset="0"/>
+            </a:rPr>
+            <a:t>6 · Finalize</a:t>
+          </a:r>
+        </a:p>
+        <a:p>
+          <a:r>
+            <a:rPr lang="en-CA" sz="700" b="0">
+              <a:solidFill>
+                <a:sysClr val="windowText" lastClr="000000"/>
+              </a:solidFill>
+              <a:latin typeface="Arial" panose="020B0604020202020204" pitchFamily="34" charset="0"/>
+              <a:cs typeface="Arial" panose="020B0604020202020204" pitchFamily="34" charset="0"/>
+            </a:rPr>
+            <a:t>Full-set training, store model and run from the system interface</a:t>
+          </a:r>
+        </a:p>
+      </dgm:t>
+    </dgm:pt>
+    <dgm:pt modelId="{AB67574B-2528-4DD4-8F02-2C757680CEE9}" type="parTrans" cxnId="{88C6FEE7-E481-4F7B-A67E-F2EB71AC1034}">
+      <dgm:prSet/>
+      <dgm:spPr/>
+      <dgm:t>
+        <a:bodyPr/>
+        <a:lstStyle/>
+        <a:p>
+          <a:endParaRPr lang="en-CA"/>
+        </a:p>
+      </dgm:t>
+    </dgm:pt>
+    <dgm:pt modelId="{3DFA2495-9208-4E30-A76B-3A51187223DC}" type="sibTrans" cxnId="{88C6FEE7-E481-4F7B-A67E-F2EB71AC1034}">
+      <dgm:prSet/>
+      <dgm:spPr/>
+      <dgm:t>
+        <a:bodyPr/>
+        <a:lstStyle/>
+        <a:p>
+          <a:endParaRPr lang="en-CA"/>
+        </a:p>
+      </dgm:t>
+    </dgm:pt>
+    <dgm:pt modelId="{D0C7B713-0B29-4431-8D23-D01DEFE8CDA4}" type="pres">
+      <dgm:prSet presAssocID="{D2637781-65F1-4C99-B247-D811E7706BAE}" presName="Name0" presStyleCnt="0">
+        <dgm:presLayoutVars>
+          <dgm:dir/>
+          <dgm:resizeHandles val="exact"/>
+        </dgm:presLayoutVars>
+      </dgm:prSet>
+      <dgm:spPr/>
+    </dgm:pt>
+    <dgm:pt modelId="{7DC646EB-B660-4D3E-B609-A9EE96F9DAC5}" type="pres">
+      <dgm:prSet presAssocID="{E9E83171-BEF6-4E77-A563-154A4192D377}" presName="node" presStyleLbl="node1" presStyleIdx="0" presStyleCnt="6">
+        <dgm:presLayoutVars>
+          <dgm:bulletEnabled val="1"/>
+        </dgm:presLayoutVars>
+      </dgm:prSet>
+      <dgm:spPr>
+        <a:prstGeom prst="roundRect">
+          <a:avLst/>
+        </a:prstGeom>
+      </dgm:spPr>
+    </dgm:pt>
+    <dgm:pt modelId="{A77BBD4F-5A1D-48D2-8A29-A82071DF28DA}" type="pres">
+      <dgm:prSet presAssocID="{EED2D711-EBFA-46B3-9FA1-2AFB62914E64}" presName="sibTrans" presStyleLbl="sibTrans1D1" presStyleIdx="0" presStyleCnt="5"/>
+      <dgm:spPr/>
+    </dgm:pt>
+    <dgm:pt modelId="{133EB422-DF7A-4E22-A0FA-A1A4D630FC7C}" type="pres">
+      <dgm:prSet presAssocID="{EED2D711-EBFA-46B3-9FA1-2AFB62914E64}" presName="connectorText" presStyleLbl="sibTrans1D1" presStyleIdx="0" presStyleCnt="5"/>
+      <dgm:spPr/>
+    </dgm:pt>
+    <dgm:pt modelId="{B59BD4E3-6A45-47C4-ACB4-1FEFD6765FDD}" type="pres">
+      <dgm:prSet presAssocID="{5E30A681-FEA9-4554-86E4-6F3E5E380B08}" presName="node" presStyleLbl="node1" presStyleIdx="1" presStyleCnt="6">
+        <dgm:presLayoutVars>
+          <dgm:bulletEnabled val="1"/>
+        </dgm:presLayoutVars>
+      </dgm:prSet>
+      <dgm:spPr>
+        <a:prstGeom prst="roundRect">
+          <a:avLst/>
+        </a:prstGeom>
+      </dgm:spPr>
+    </dgm:pt>
+    <dgm:pt modelId="{5F193738-745B-44B0-B3DA-4BEFBE4E42F1}" type="pres">
+      <dgm:prSet presAssocID="{05F15F4E-9599-4FAD-BB47-6CDAF00A3B32}" presName="sibTrans" presStyleLbl="sibTrans1D1" presStyleIdx="1" presStyleCnt="5"/>
+      <dgm:spPr/>
+    </dgm:pt>
+    <dgm:pt modelId="{702093CC-805F-42BF-81F8-A8F855DEEFA8}" type="pres">
+      <dgm:prSet presAssocID="{05F15F4E-9599-4FAD-BB47-6CDAF00A3B32}" presName="connectorText" presStyleLbl="sibTrans1D1" presStyleIdx="1" presStyleCnt="5"/>
+      <dgm:spPr/>
+    </dgm:pt>
+    <dgm:pt modelId="{6F142D15-73E8-4ABB-AC5F-68BCCFF07CCC}" type="pres">
+      <dgm:prSet presAssocID="{FCEBF3FD-03B5-4088-BBA8-ACDBB8E77584}" presName="node" presStyleLbl="node1" presStyleIdx="2" presStyleCnt="6">
+        <dgm:presLayoutVars>
+          <dgm:bulletEnabled val="1"/>
+        </dgm:presLayoutVars>
+      </dgm:prSet>
+      <dgm:spPr>
+        <a:prstGeom prst="roundRect">
+          <a:avLst/>
+        </a:prstGeom>
+      </dgm:spPr>
+    </dgm:pt>
+    <dgm:pt modelId="{4111DD20-4F85-45A2-B492-573814BC1802}" type="pres">
+      <dgm:prSet presAssocID="{75BBA730-3019-493A-BA47-BA78808C65EC}" presName="sibTrans" presStyleLbl="sibTrans1D1" presStyleIdx="2" presStyleCnt="5"/>
+      <dgm:spPr/>
+    </dgm:pt>
+    <dgm:pt modelId="{5C7C3218-6B6B-4670-A89B-2F667EDCE2AA}" type="pres">
+      <dgm:prSet presAssocID="{75BBA730-3019-493A-BA47-BA78808C65EC}" presName="connectorText" presStyleLbl="sibTrans1D1" presStyleIdx="2" presStyleCnt="5"/>
+      <dgm:spPr/>
+    </dgm:pt>
+    <dgm:pt modelId="{2FF4CDCD-BCC5-47BA-9603-7B580215C61C}" type="pres">
+      <dgm:prSet presAssocID="{ED9CBD0B-C2AB-4B1E-BD9C-86254E5A5B6F}" presName="node" presStyleLbl="node1" presStyleIdx="3" presStyleCnt="6">
+        <dgm:presLayoutVars>
+          <dgm:bulletEnabled val="1"/>
+        </dgm:presLayoutVars>
+      </dgm:prSet>
+      <dgm:spPr>
+        <a:prstGeom prst="roundRect">
+          <a:avLst/>
+        </a:prstGeom>
+      </dgm:spPr>
+    </dgm:pt>
+    <dgm:pt modelId="{F6171175-42CA-438D-A8DB-707502D2B518}" type="pres">
+      <dgm:prSet presAssocID="{06A302E4-1E03-4AD2-A5E7-9002FD7A479C}" presName="sibTrans" presStyleLbl="sibTrans1D1" presStyleIdx="3" presStyleCnt="5"/>
+      <dgm:spPr/>
+    </dgm:pt>
+    <dgm:pt modelId="{6385A414-A0F5-41A8-891C-E079C3A02493}" type="pres">
+      <dgm:prSet presAssocID="{06A302E4-1E03-4AD2-A5E7-9002FD7A479C}" presName="connectorText" presStyleLbl="sibTrans1D1" presStyleIdx="3" presStyleCnt="5"/>
+      <dgm:spPr/>
+    </dgm:pt>
+    <dgm:pt modelId="{DEA8EF2D-7645-4A6A-BD56-6481C49A3676}" type="pres">
+      <dgm:prSet presAssocID="{108FBF20-7B25-4165-9D9F-C0A2E4555A5F}" presName="node" presStyleLbl="node1" presStyleIdx="4" presStyleCnt="6">
+        <dgm:presLayoutVars>
+          <dgm:bulletEnabled val="1"/>
+        </dgm:presLayoutVars>
+      </dgm:prSet>
+      <dgm:spPr>
+        <a:prstGeom prst="roundRect">
+          <a:avLst/>
+        </a:prstGeom>
+      </dgm:spPr>
+    </dgm:pt>
+    <dgm:pt modelId="{A7CADF76-BBCE-476A-999F-CF4D7AA3C115}" type="pres">
+      <dgm:prSet presAssocID="{B2636186-6A62-459C-AF2C-75DCA81BA5C5}" presName="sibTrans" presStyleLbl="sibTrans1D1" presStyleIdx="4" presStyleCnt="5"/>
+      <dgm:spPr/>
+    </dgm:pt>
+    <dgm:pt modelId="{742EB635-705F-4D7E-9045-A6F12FE9DEA8}" type="pres">
+      <dgm:prSet presAssocID="{B2636186-6A62-459C-AF2C-75DCA81BA5C5}" presName="connectorText" presStyleLbl="sibTrans1D1" presStyleIdx="4" presStyleCnt="5"/>
+      <dgm:spPr/>
+    </dgm:pt>
+    <dgm:pt modelId="{26C6FC6D-2211-428D-89EA-D19FE1E29554}" type="pres">
+      <dgm:prSet presAssocID="{CE6B5DE4-E5E3-4666-8754-A0C8C7B6588E}" presName="node" presStyleLbl="node1" presStyleIdx="5" presStyleCnt="6">
+        <dgm:presLayoutVars>
+          <dgm:bulletEnabled val="1"/>
+        </dgm:presLayoutVars>
+      </dgm:prSet>
+      <dgm:spPr>
+        <a:prstGeom prst="roundRect">
+          <a:avLst/>
+        </a:prstGeom>
+      </dgm:spPr>
+    </dgm:pt>
+  </dgm:ptLst>
+  <dgm:cxnLst>
+    <dgm:cxn modelId="{F67F3C1A-18C6-405B-98C2-370CF7E74706}" type="presOf" srcId="{CE6B5DE4-E5E3-4666-8754-A0C8C7B6588E}" destId="{26C6FC6D-2211-428D-89EA-D19FE1E29554}" srcOrd="0" destOrd="0" presId="urn:microsoft.com/office/officeart/2005/8/layout/bProcess3"/>
+    <dgm:cxn modelId="{72DDF31A-ED27-4119-9853-81AA3D8D6B82}" type="presOf" srcId="{B2636186-6A62-459C-AF2C-75DCA81BA5C5}" destId="{A7CADF76-BBCE-476A-999F-CF4D7AA3C115}" srcOrd="0" destOrd="0" presId="urn:microsoft.com/office/officeart/2005/8/layout/bProcess3"/>
+    <dgm:cxn modelId="{B73CED1D-4785-4C31-92C4-E81F23666A83}" type="presOf" srcId="{75BBA730-3019-493A-BA47-BA78808C65EC}" destId="{5C7C3218-6B6B-4670-A89B-2F667EDCE2AA}" srcOrd="1" destOrd="0" presId="urn:microsoft.com/office/officeart/2005/8/layout/bProcess3"/>
+    <dgm:cxn modelId="{51EFCC2D-6123-4C01-ADEA-9721A38C002D}" type="presOf" srcId="{06A302E4-1E03-4AD2-A5E7-9002FD7A479C}" destId="{F6171175-42CA-438D-A8DB-707502D2B518}" srcOrd="0" destOrd="0" presId="urn:microsoft.com/office/officeart/2005/8/layout/bProcess3"/>
+    <dgm:cxn modelId="{CECCCF2E-8E0D-46BC-9EAF-4258F05F6330}" type="presOf" srcId="{ED9CBD0B-C2AB-4B1E-BD9C-86254E5A5B6F}" destId="{2FF4CDCD-BCC5-47BA-9603-7B580215C61C}" srcOrd="0" destOrd="0" presId="urn:microsoft.com/office/officeart/2005/8/layout/bProcess3"/>
+    <dgm:cxn modelId="{06A48C32-5A61-45CD-9838-4E2CB6C65925}" type="presOf" srcId="{06A302E4-1E03-4AD2-A5E7-9002FD7A479C}" destId="{6385A414-A0F5-41A8-891C-E079C3A02493}" srcOrd="1" destOrd="0" presId="urn:microsoft.com/office/officeart/2005/8/layout/bProcess3"/>
+    <dgm:cxn modelId="{AB9A7536-9D29-4B55-B7C7-CE8F90C8C105}" type="presOf" srcId="{EED2D711-EBFA-46B3-9FA1-2AFB62914E64}" destId="{A77BBD4F-5A1D-48D2-8A29-A82071DF28DA}" srcOrd="0" destOrd="0" presId="urn:microsoft.com/office/officeart/2005/8/layout/bProcess3"/>
+    <dgm:cxn modelId="{67EAAC39-4012-4180-9AE2-37B59649CEE5}" type="presOf" srcId="{B2636186-6A62-459C-AF2C-75DCA81BA5C5}" destId="{742EB635-705F-4D7E-9045-A6F12FE9DEA8}" srcOrd="1" destOrd="0" presId="urn:microsoft.com/office/officeart/2005/8/layout/bProcess3"/>
+    <dgm:cxn modelId="{5103FD41-D566-4E26-8693-73C7FBF9475E}" srcId="{D2637781-65F1-4C99-B247-D811E7706BAE}" destId="{108FBF20-7B25-4165-9D9F-C0A2E4555A5F}" srcOrd="4" destOrd="0" parTransId="{6F686508-5535-4563-ABCE-972565725F9E}" sibTransId="{B2636186-6A62-459C-AF2C-75DCA81BA5C5}"/>
+    <dgm:cxn modelId="{CC20524C-6BC1-4B17-A6F5-58314BB161E9}" type="presOf" srcId="{D2637781-65F1-4C99-B247-D811E7706BAE}" destId="{D0C7B713-0B29-4431-8D23-D01DEFE8CDA4}" srcOrd="0" destOrd="0" presId="urn:microsoft.com/office/officeart/2005/8/layout/bProcess3"/>
+    <dgm:cxn modelId="{82C1E572-2E6D-47E9-9EA8-E658A2B67C07}" type="presOf" srcId="{75BBA730-3019-493A-BA47-BA78808C65EC}" destId="{4111DD20-4F85-45A2-B492-573814BC1802}" srcOrd="0" destOrd="0" presId="urn:microsoft.com/office/officeart/2005/8/layout/bProcess3"/>
+    <dgm:cxn modelId="{6BB9F155-78D5-451E-AF06-CF4790C137B8}" srcId="{D2637781-65F1-4C99-B247-D811E7706BAE}" destId="{5E30A681-FEA9-4554-86E4-6F3E5E380B08}" srcOrd="1" destOrd="0" parTransId="{B4BE0DA9-4153-4399-92D4-A77170D5EFB6}" sibTransId="{05F15F4E-9599-4FAD-BB47-6CDAF00A3B32}"/>
+    <dgm:cxn modelId="{CC9A8C57-FFF5-4F98-9239-6ED1A3036365}" type="presOf" srcId="{5E30A681-FEA9-4554-86E4-6F3E5E380B08}" destId="{B59BD4E3-6A45-47C4-ACB4-1FEFD6765FDD}" srcOrd="0" destOrd="0" presId="urn:microsoft.com/office/officeart/2005/8/layout/bProcess3"/>
+    <dgm:cxn modelId="{4D091D81-D6CB-4F1E-B50B-A415092B117B}" type="presOf" srcId="{108FBF20-7B25-4165-9D9F-C0A2E4555A5F}" destId="{DEA8EF2D-7645-4A6A-BD56-6481C49A3676}" srcOrd="0" destOrd="0" presId="urn:microsoft.com/office/officeart/2005/8/layout/bProcess3"/>
+    <dgm:cxn modelId="{6E56CA8E-45DA-45DD-B851-18897804AB53}" srcId="{D2637781-65F1-4C99-B247-D811E7706BAE}" destId="{E9E83171-BEF6-4E77-A563-154A4192D377}" srcOrd="0" destOrd="0" parTransId="{9E788B6C-F090-4305-ABCF-113A77C8C8C2}" sibTransId="{EED2D711-EBFA-46B3-9FA1-2AFB62914E64}"/>
+    <dgm:cxn modelId="{A8695F93-A172-4042-BBF4-D2B59D834F09}" type="presOf" srcId="{05F15F4E-9599-4FAD-BB47-6CDAF00A3B32}" destId="{702093CC-805F-42BF-81F8-A8F855DEEFA8}" srcOrd="1" destOrd="0" presId="urn:microsoft.com/office/officeart/2005/8/layout/bProcess3"/>
+    <dgm:cxn modelId="{4A031B9D-681B-4318-A54F-D685C0C190F8}" srcId="{D2637781-65F1-4C99-B247-D811E7706BAE}" destId="{ED9CBD0B-C2AB-4B1E-BD9C-86254E5A5B6F}" srcOrd="3" destOrd="0" parTransId="{BCA0E960-6A42-4A9F-B8BF-763E7B904614}" sibTransId="{06A302E4-1E03-4AD2-A5E7-9002FD7A479C}"/>
+    <dgm:cxn modelId="{AF1163D1-CA73-416E-8B9A-8B0B42DF0B0A}" type="presOf" srcId="{FCEBF3FD-03B5-4088-BBA8-ACDBB8E77584}" destId="{6F142D15-73E8-4ABB-AC5F-68BCCFF07CCC}" srcOrd="0" destOrd="0" presId="urn:microsoft.com/office/officeart/2005/8/layout/bProcess3"/>
+    <dgm:cxn modelId="{5A6D1CE0-5501-42AE-92EE-66150677E93C}" type="presOf" srcId="{05F15F4E-9599-4FAD-BB47-6CDAF00A3B32}" destId="{5F193738-745B-44B0-B3DA-4BEFBE4E42F1}" srcOrd="0" destOrd="0" presId="urn:microsoft.com/office/officeart/2005/8/layout/bProcess3"/>
+    <dgm:cxn modelId="{DF2E41E6-867A-4AA9-8F8C-5195933F2967}" srcId="{D2637781-65F1-4C99-B247-D811E7706BAE}" destId="{FCEBF3FD-03B5-4088-BBA8-ACDBB8E77584}" srcOrd="2" destOrd="0" parTransId="{4FCED89A-454C-4E88-915D-24D8A01CF38D}" sibTransId="{75BBA730-3019-493A-BA47-BA78808C65EC}"/>
+    <dgm:cxn modelId="{88C6FEE7-E481-4F7B-A67E-F2EB71AC1034}" srcId="{D2637781-65F1-4C99-B247-D811E7706BAE}" destId="{CE6B5DE4-E5E3-4666-8754-A0C8C7B6588E}" srcOrd="5" destOrd="0" parTransId="{AB67574B-2528-4DD4-8F02-2C757680CEE9}" sibTransId="{3DFA2495-9208-4E30-A76B-3A51187223DC}"/>
+    <dgm:cxn modelId="{A42E45E8-A645-46AF-BC65-3F6537711358}" type="presOf" srcId="{EED2D711-EBFA-46B3-9FA1-2AFB62914E64}" destId="{133EB422-DF7A-4E22-A0FA-A1A4D630FC7C}" srcOrd="1" destOrd="0" presId="urn:microsoft.com/office/officeart/2005/8/layout/bProcess3"/>
+    <dgm:cxn modelId="{D67C24F5-3584-4CE4-8913-9029BEB87161}" type="presOf" srcId="{E9E83171-BEF6-4E77-A563-154A4192D377}" destId="{7DC646EB-B660-4D3E-B609-A9EE96F9DAC5}" srcOrd="0" destOrd="0" presId="urn:microsoft.com/office/officeart/2005/8/layout/bProcess3"/>
+    <dgm:cxn modelId="{029319F8-0813-4DB1-8914-389EF0132B26}" type="presParOf" srcId="{D0C7B713-0B29-4431-8D23-D01DEFE8CDA4}" destId="{7DC646EB-B660-4D3E-B609-A9EE96F9DAC5}" srcOrd="0" destOrd="0" presId="urn:microsoft.com/office/officeart/2005/8/layout/bProcess3"/>
+    <dgm:cxn modelId="{0BE124B2-AD75-433F-9D3C-0FE8B56DD3C7}" type="presParOf" srcId="{D0C7B713-0B29-4431-8D23-D01DEFE8CDA4}" destId="{A77BBD4F-5A1D-48D2-8A29-A82071DF28DA}" srcOrd="1" destOrd="0" presId="urn:microsoft.com/office/officeart/2005/8/layout/bProcess3"/>
+    <dgm:cxn modelId="{97D1D1D7-6F4A-45B7-9332-BD23A06CA8D1}" type="presParOf" srcId="{A77BBD4F-5A1D-48D2-8A29-A82071DF28DA}" destId="{133EB422-DF7A-4E22-A0FA-A1A4D630FC7C}" srcOrd="0" destOrd="0" presId="urn:microsoft.com/office/officeart/2005/8/layout/bProcess3"/>
+    <dgm:cxn modelId="{D55B2912-9EF4-4F68-89BD-9FF1F4B11BA6}" type="presParOf" srcId="{D0C7B713-0B29-4431-8D23-D01DEFE8CDA4}" destId="{B59BD4E3-6A45-47C4-ACB4-1FEFD6765FDD}" srcOrd="2" destOrd="0" presId="urn:microsoft.com/office/officeart/2005/8/layout/bProcess3"/>
+    <dgm:cxn modelId="{B7863E57-F5D8-4621-B2D2-0C9C4F4B881A}" type="presParOf" srcId="{D0C7B713-0B29-4431-8D23-D01DEFE8CDA4}" destId="{5F193738-745B-44B0-B3DA-4BEFBE4E42F1}" srcOrd="3" destOrd="0" presId="urn:microsoft.com/office/officeart/2005/8/layout/bProcess3"/>
+    <dgm:cxn modelId="{55C71EEF-B3B7-4EED-AF1E-625FC381A7BC}" type="presParOf" srcId="{5F193738-745B-44B0-B3DA-4BEFBE4E42F1}" destId="{702093CC-805F-42BF-81F8-A8F855DEEFA8}" srcOrd="0" destOrd="0" presId="urn:microsoft.com/office/officeart/2005/8/layout/bProcess3"/>
+    <dgm:cxn modelId="{31B234F7-7401-4D9E-936C-A2C06E9A6A00}" type="presParOf" srcId="{D0C7B713-0B29-4431-8D23-D01DEFE8CDA4}" destId="{6F142D15-73E8-4ABB-AC5F-68BCCFF07CCC}" srcOrd="4" destOrd="0" presId="urn:microsoft.com/office/officeart/2005/8/layout/bProcess3"/>
+    <dgm:cxn modelId="{1C2E6E68-F09A-4F1B-B261-D4C8A64BA877}" type="presParOf" srcId="{D0C7B713-0B29-4431-8D23-D01DEFE8CDA4}" destId="{4111DD20-4F85-45A2-B492-573814BC1802}" srcOrd="5" destOrd="0" presId="urn:microsoft.com/office/officeart/2005/8/layout/bProcess3"/>
+    <dgm:cxn modelId="{074BE067-6E02-42FD-A47B-491B852D74BD}" type="presParOf" srcId="{4111DD20-4F85-45A2-B492-573814BC1802}" destId="{5C7C3218-6B6B-4670-A89B-2F667EDCE2AA}" srcOrd="0" destOrd="0" presId="urn:microsoft.com/office/officeart/2005/8/layout/bProcess3"/>
+    <dgm:cxn modelId="{356F0108-CFC2-4B9F-BE07-9DCADD927A9B}" type="presParOf" srcId="{D0C7B713-0B29-4431-8D23-D01DEFE8CDA4}" destId="{2FF4CDCD-BCC5-47BA-9603-7B580215C61C}" srcOrd="6" destOrd="0" presId="urn:microsoft.com/office/officeart/2005/8/layout/bProcess3"/>
+    <dgm:cxn modelId="{E909529E-D73A-479B-8411-774FCEF4D633}" type="presParOf" srcId="{D0C7B713-0B29-4431-8D23-D01DEFE8CDA4}" destId="{F6171175-42CA-438D-A8DB-707502D2B518}" srcOrd="7" destOrd="0" presId="urn:microsoft.com/office/officeart/2005/8/layout/bProcess3"/>
+    <dgm:cxn modelId="{33073B17-5C26-4133-BC09-04B9366F7DBF}" type="presParOf" srcId="{F6171175-42CA-438D-A8DB-707502D2B518}" destId="{6385A414-A0F5-41A8-891C-E079C3A02493}" srcOrd="0" destOrd="0" presId="urn:microsoft.com/office/officeart/2005/8/layout/bProcess3"/>
+    <dgm:cxn modelId="{AD0AA0FF-C20A-42ED-AD4F-404BE1797121}" type="presParOf" srcId="{D0C7B713-0B29-4431-8D23-D01DEFE8CDA4}" destId="{DEA8EF2D-7645-4A6A-BD56-6481C49A3676}" srcOrd="8" destOrd="0" presId="urn:microsoft.com/office/officeart/2005/8/layout/bProcess3"/>
+    <dgm:cxn modelId="{7CADDC77-290A-4FD7-B123-C2AEBF4D501D}" type="presParOf" srcId="{D0C7B713-0B29-4431-8D23-D01DEFE8CDA4}" destId="{A7CADF76-BBCE-476A-999F-CF4D7AA3C115}" srcOrd="9" destOrd="0" presId="urn:microsoft.com/office/officeart/2005/8/layout/bProcess3"/>
+    <dgm:cxn modelId="{EC0BE9FE-0D95-4432-88F7-F4596F8E4524}" type="presParOf" srcId="{A7CADF76-BBCE-476A-999F-CF4D7AA3C115}" destId="{742EB635-705F-4D7E-9045-A6F12FE9DEA8}" srcOrd="0" destOrd="0" presId="urn:microsoft.com/office/officeart/2005/8/layout/bProcess3"/>
+    <dgm:cxn modelId="{67DD7CDD-D840-460A-B50E-6288339EF25E}" type="presParOf" srcId="{D0C7B713-0B29-4431-8D23-D01DEFE8CDA4}" destId="{26C6FC6D-2211-428D-89EA-D19FE1E29554}" srcOrd="10" destOrd="0" presId="urn:microsoft.com/office/officeart/2005/8/layout/bProcess3"/>
+  </dgm:cxnLst>
+  <dgm:bg/>
+  <dgm:whole/>
+  <dgm:extLst>
+    <a:ext uri="http://schemas.microsoft.com/office/drawing/2008/diagram">
+      <dsp:dataModelExt xmlns:dsp="http://schemas.microsoft.com/office/drawing/2008/diagram" relId="rId12" minVer="http://schemas.openxmlformats.org/drawingml/2006/diagram"/>
+    </a:ext>
+  </dgm:extLst>
+</dgm:dataModel>
+</file>
+
+<file path=word/diagrams/data2.xml><?xml version="1.0" encoding="utf-8"?>
 <dgm:dataModel xmlns:dgm="http://schemas.openxmlformats.org/drawingml/2006/diagram" xmlns:a="http://schemas.openxmlformats.org/drawingml/2006/main">
   <dgm:ptLst>
     <dgm:pt modelId="{AAF4D74F-A463-4E1B-B163-3A64F766E067}" type="doc">
@@ -19518,7 +21340,7 @@
               <a:latin typeface="Arial" panose="020B0604020202020204" pitchFamily="34" charset="0"/>
               <a:cs typeface="Arial" panose="020B0604020202020204" pitchFamily="34" charset="0"/>
             </a:rPr>
-            <a:t>Functional suitability</a:t>
+            <a:t>Functional Interface</a:t>
           </a:r>
           <a:br>
             <a:rPr lang="en-US" sz="700" b="1">
@@ -19530,14 +21352,14 @@
             </a:rPr>
           </a:br>
           <a:r>
-            <a:rPr lang="en-US" sz="700">
+            <a:rPr lang="en-US" sz="700" b="0">
               <a:solidFill>
                 <a:sysClr val="windowText" lastClr="000000"/>
               </a:solidFill>
               <a:latin typeface="Arial" panose="020B0604020202020204" pitchFamily="34" charset="0"/>
               <a:cs typeface="Arial" panose="020B0604020202020204" pitchFamily="34" charset="0"/>
             </a:rPr>
-            <a:t>Evaluation, baseline, forests, metrics and artifacts work; no live inference UI is claimed.</a:t>
+            <a:t>The visual web interface works properly, allowing users to input requisite information and predict using the stored models.</a:t>
           </a:r>
           <a:endParaRPr lang="en-CA" sz="700">
             <a:solidFill>
@@ -19601,7 +21423,9 @@
           </a:r>
         </a:p>
         <a:p>
-          <a:pPr algn="ctr"/>
+          <a:pPr algn="ctr">
+            <a:buNone/>
+          </a:pPr>
           <a:r>
             <a:rPr lang="en-CA" sz="700" b="0">
               <a:solidFill>
@@ -19610,17 +21434,7 @@
               <a:latin typeface="Arial" panose="020B0604020202020204" pitchFamily="34" charset="0"/>
               <a:cs typeface="Arial" panose="020B0604020202020204" pitchFamily="34" charset="0"/>
             </a:rPr>
-            <a:t>Fixed seeds and held-out evidence support repeatability; the small dataset creates high variance</a:t>
-          </a:r>
-          <a:r>
-            <a:rPr lang="en-CA" sz="700" b="1">
-              <a:solidFill>
-                <a:sysClr val="windowText" lastClr="000000"/>
-              </a:solidFill>
-              <a:latin typeface="Arial" panose="020B0604020202020204" pitchFamily="34" charset="0"/>
-              <a:cs typeface="Arial" panose="020B0604020202020204" pitchFamily="34" charset="0"/>
-            </a:rPr>
-            <a:t>.</a:t>
+            <a:t>Pre-trained and stored models ensure consistency of predictions across inputs. </a:t>
           </a:r>
         </a:p>
       </dgm:t>
@@ -19686,7 +21500,7 @@
               <a:latin typeface="Arial" panose="020B0604020202020204" pitchFamily="34" charset="0"/>
               <a:cs typeface="Arial" panose="020B0604020202020204" pitchFamily="34" charset="0"/>
             </a:rPr>
-            <a:t>scikit-learn runs quickly; the custom implementation is deliberately opt-in.</a:t>
+            <a:t>Stored, pretrained models allow for a novel point to be predicted quickly.</a:t>
           </a:r>
         </a:p>
       </dgm:t>
@@ -19923,7 +21737,7 @@
       <dgm:spPr/>
     </dgm:pt>
     <dgm:pt modelId="{6E8D28F7-7904-4231-89B5-51F61B512745}" type="pres">
-      <dgm:prSet presAssocID="{7F97481E-035C-4A22-B252-1155FD773338}" presName="node" presStyleLbl="node1" presStyleIdx="0" presStyleCnt="6" custLinFactNeighborX="9404" custLinFactNeighborY="16418">
+      <dgm:prSet presAssocID="{7F97481E-035C-4A22-B252-1155FD773338}" presName="node" presStyleLbl="node1" presStyleIdx="0" presStyleCnt="6" custLinFactNeighborX="9404" custLinFactNeighborY="8136">
         <dgm:presLayoutVars>
           <dgm:bulletEnabled val="1"/>
         </dgm:presLayoutVars>
@@ -19935,7 +21749,7 @@
       <dgm:spPr/>
     </dgm:pt>
     <dgm:pt modelId="{A1D6DDBB-264C-4824-8E06-E008A622E658}" type="pres">
-      <dgm:prSet presAssocID="{A743E167-5E3B-456C-AF20-A5BDFBADC67B}" presName="node" presStyleLbl="node1" presStyleIdx="1" presStyleCnt="6" custLinFactNeighborX="-525" custLinFactNeighborY="16634">
+      <dgm:prSet presAssocID="{A743E167-5E3B-456C-AF20-A5BDFBADC67B}" presName="node" presStyleLbl="node1" presStyleIdx="1" presStyleCnt="6" custLinFactNeighborX="-525" custLinFactNeighborY="8159">
         <dgm:presLayoutVars>
           <dgm:bulletEnabled val="1"/>
         </dgm:presLayoutVars>
@@ -19947,7 +21761,7 @@
       <dgm:spPr/>
     </dgm:pt>
     <dgm:pt modelId="{4A85C3F9-35EB-4740-856C-D2387C04674F}" type="pres">
-      <dgm:prSet presAssocID="{770F58DE-C771-4515-A5B1-437519FC63E8}" presName="node" presStyleLbl="node1" presStyleIdx="2" presStyleCnt="6" custLinFactNeighborX="-10441" custLinFactNeighborY="16622">
+      <dgm:prSet presAssocID="{770F58DE-C771-4515-A5B1-437519FC63E8}" presName="node" presStyleLbl="node1" presStyleIdx="2" presStyleCnt="6" custLinFactNeighborX="-10441" custLinFactNeighborY="8340">
         <dgm:presLayoutVars>
           <dgm:bulletEnabled val="1"/>
         </dgm:presLayoutVars>
@@ -19959,7 +21773,7 @@
       <dgm:spPr/>
     </dgm:pt>
     <dgm:pt modelId="{350F2A61-6A17-4753-A703-2BC8859DC964}" type="pres">
-      <dgm:prSet presAssocID="{AA1D138A-0532-4968-BA8A-3B8281AACCB2}" presName="node" presStyleLbl="node1" presStyleIdx="3" presStyleCnt="6" custLinFactNeighborX="9347" custLinFactNeighborY="64">
+      <dgm:prSet presAssocID="{AA1D138A-0532-4968-BA8A-3B8281AACCB2}" presName="node" presStyleLbl="node1" presStyleIdx="3" presStyleCnt="6" custLinFactNeighborX="9347" custLinFactNeighborY="-8218">
         <dgm:presLayoutVars>
           <dgm:bulletEnabled val="1"/>
         </dgm:presLayoutVars>
@@ -19971,7 +21785,7 @@
       <dgm:spPr/>
     </dgm:pt>
     <dgm:pt modelId="{093F8C40-B33D-4330-B62D-3BE7858E28C4}" type="pres">
-      <dgm:prSet presAssocID="{7E5DA96A-92DE-419D-9133-56AB5F247E65}" presName="node" presStyleLbl="node1" presStyleIdx="4" presStyleCnt="6" custLinFactNeighborX="-470">
+      <dgm:prSet presAssocID="{7E5DA96A-92DE-419D-9133-56AB5F247E65}" presName="node" presStyleLbl="node1" presStyleIdx="4" presStyleCnt="6" custLinFactNeighborX="-470" custLinFactNeighborY="-8282">
         <dgm:presLayoutVars>
           <dgm:bulletEnabled val="1"/>
         </dgm:presLayoutVars>
@@ -19983,7 +21797,7 @@
       <dgm:spPr/>
     </dgm:pt>
     <dgm:pt modelId="{AAC04123-6E15-4245-9D83-B8EF10F65644}" type="pres">
-      <dgm:prSet presAssocID="{C3CAC716-2C14-4099-B8E0-CE8083204203}" presName="node" presStyleLbl="node1" presStyleIdx="5" presStyleCnt="6" custLinFactNeighborX="-10340">
+      <dgm:prSet presAssocID="{C3CAC716-2C14-4099-B8E0-CE8083204203}" presName="node" presStyleLbl="node1" presStyleIdx="5" presStyleCnt="6" custLinFactNeighborX="-10340" custLinFactNeighborY="-8282">
         <dgm:presLayoutVars>
           <dgm:bulletEnabled val="1"/>
         </dgm:presLayoutVars>
@@ -20018,16 +21832,1029 @@
     <dgm:cxn modelId="{1131C6D0-2D40-484A-B7EE-BECE46B4A0FA}" type="presParOf" srcId="{05D6EF6B-213A-4424-AE92-E61C7B5974D0}" destId="{AAC04123-6E15-4245-9D83-B8EF10F65644}" srcOrd="10" destOrd="0" presId="urn:microsoft.com/office/officeart/2005/8/layout/default"/>
   </dgm:cxnLst>
   <dgm:bg/>
-  <dgm:whole/>
+  <dgm:whole>
+    <a:ln>
+      <a:noFill/>
+    </a:ln>
+  </dgm:whole>
   <dgm:extLst>
     <a:ext uri="http://schemas.microsoft.com/office/drawing/2008/diagram">
-      <dsp:dataModelExt xmlns:dsp="http://schemas.microsoft.com/office/drawing/2008/diagram" relId="rId14" minVer="http://schemas.openxmlformats.org/drawingml/2006/diagram"/>
+      <dsp:dataModelExt xmlns:dsp="http://schemas.microsoft.com/office/drawing/2008/diagram" relId="rId19" minVer="http://schemas.openxmlformats.org/drawingml/2006/diagram"/>
     </a:ext>
   </dgm:extLst>
 </dgm:dataModel>
 </file>
 
 <file path=word/diagrams/drawing1.xml><?xml version="1.0" encoding="utf-8"?>
+<dsp:drawing xmlns:dgm="http://schemas.openxmlformats.org/drawingml/2006/diagram" xmlns:dsp="http://schemas.microsoft.com/office/drawing/2008/diagram" xmlns:a="http://schemas.openxmlformats.org/drawingml/2006/main">
+  <dsp:spTree>
+    <dsp:nvGrpSpPr>
+      <dsp:cNvPr id="0" name=""/>
+      <dsp:cNvGrpSpPr/>
+    </dsp:nvGrpSpPr>
+    <dsp:grpSpPr/>
+    <dsp:sp modelId="{A77BBD4F-5A1D-48D2-8A29-A82071DF28DA}">
+      <dsp:nvSpPr>
+        <dsp:cNvPr id="0" name=""/>
+        <dsp:cNvSpPr/>
+      </dsp:nvSpPr>
+      <dsp:spPr>
+        <a:xfrm>
+          <a:off x="2214790" y="409077"/>
+          <a:ext cx="317380" cy="91440"/>
+        </a:xfrm>
+        <a:custGeom>
+          <a:avLst/>
+          <a:gdLst/>
+          <a:ahLst/>
+          <a:cxnLst/>
+          <a:rect l="0" t="0" r="0" b="0"/>
+          <a:pathLst>
+            <a:path>
+              <a:moveTo>
+                <a:pt x="0" y="45720"/>
+              </a:moveTo>
+              <a:lnTo>
+                <a:pt x="317380" y="45720"/>
+              </a:lnTo>
+            </a:path>
+          </a:pathLst>
+        </a:custGeom>
+        <a:noFill/>
+        <a:ln w="25400" cap="flat" cmpd="sng" algn="ctr">
+          <a:solidFill>
+            <a:srgbClr val="CC0633"/>
+          </a:solidFill>
+          <a:prstDash val="solid"/>
+          <a:tailEnd type="arrow"/>
+        </a:ln>
+        <a:effectLst/>
+      </dsp:spPr>
+      <dsp:style>
+        <a:lnRef idx="2">
+          <a:schemeClr val="accent2"/>
+        </a:lnRef>
+        <a:fillRef idx="0">
+          <a:schemeClr val="accent2"/>
+        </a:fillRef>
+        <a:effectRef idx="1">
+          <a:schemeClr val="accent2"/>
+        </a:effectRef>
+        <a:fontRef idx="minor">
+          <a:schemeClr val="tx1"/>
+        </a:fontRef>
+      </dsp:style>
+      <dsp:txBody>
+        <a:bodyPr spcFirstLastPara="0" vert="horz" wrap="square" lIns="12700" tIns="0" rIns="12700" bIns="0" numCol="1" spcCol="1270" anchor="ctr" anchorCtr="0">
+          <a:noAutofit/>
+        </a:bodyPr>
+        <a:lstStyle/>
+        <a:p>
+          <a:pPr marL="0" lvl="0" indent="0" algn="ctr" defTabSz="222250">
+            <a:lnSpc>
+              <a:spcPct val="90000"/>
+            </a:lnSpc>
+            <a:spcBef>
+              <a:spcPct val="0"/>
+            </a:spcBef>
+            <a:spcAft>
+              <a:spcPct val="35000"/>
+            </a:spcAft>
+            <a:buNone/>
+          </a:pPr>
+          <a:endParaRPr lang="en-CA" sz="500" kern="1200"/>
+        </a:p>
+      </dsp:txBody>
+      <dsp:txXfrm>
+        <a:off x="2364780" y="453057"/>
+        <a:ext cx="17399" cy="3479"/>
+      </dsp:txXfrm>
+    </dsp:sp>
+    <dsp:sp modelId="{7DC646EB-B660-4D3E-B609-A9EE96F9DAC5}">
+      <dsp:nvSpPr>
+        <dsp:cNvPr id="0" name=""/>
+        <dsp:cNvSpPr/>
+      </dsp:nvSpPr>
+      <dsp:spPr>
+        <a:xfrm>
+          <a:off x="703631" y="909"/>
+          <a:ext cx="1512958" cy="907775"/>
+        </a:xfrm>
+        <a:prstGeom prst="roundRect">
+          <a:avLst/>
+        </a:prstGeom>
+        <a:solidFill>
+          <a:schemeClr val="bg1">
+            <a:lumMod val="95000"/>
+          </a:schemeClr>
+        </a:solidFill>
+        <a:ln w="25400" cap="flat" cmpd="sng" algn="ctr">
+          <a:solidFill>
+            <a:schemeClr val="bg1">
+              <a:lumMod val="85000"/>
+            </a:schemeClr>
+          </a:solidFill>
+          <a:prstDash val="solid"/>
+        </a:ln>
+        <a:effectLst/>
+      </dsp:spPr>
+      <dsp:style>
+        <a:lnRef idx="2">
+          <a:scrgbClr r="0" g="0" b="0"/>
+        </a:lnRef>
+        <a:fillRef idx="1">
+          <a:scrgbClr r="0" g="0" b="0"/>
+        </a:fillRef>
+        <a:effectRef idx="0">
+          <a:scrgbClr r="0" g="0" b="0"/>
+        </a:effectRef>
+        <a:fontRef idx="minor">
+          <a:schemeClr val="lt1"/>
+        </a:fontRef>
+      </dsp:style>
+      <dsp:txBody>
+        <a:bodyPr spcFirstLastPara="0" vert="horz" wrap="square" lIns="64008" tIns="64008" rIns="64008" bIns="64008" numCol="1" spcCol="1270" anchor="ctr" anchorCtr="0">
+          <a:noAutofit/>
+        </a:bodyPr>
+        <a:lstStyle/>
+        <a:p>
+          <a:pPr marL="0" lvl="0" indent="0" algn="ctr" defTabSz="400050">
+            <a:lnSpc>
+              <a:spcPct val="90000"/>
+            </a:lnSpc>
+            <a:spcBef>
+              <a:spcPct val="0"/>
+            </a:spcBef>
+            <a:spcAft>
+              <a:spcPct val="35000"/>
+            </a:spcAft>
+            <a:buNone/>
+          </a:pPr>
+          <a:r>
+            <a:rPr lang="en-CA" sz="900" b="1" kern="1200">
+              <a:solidFill>
+                <a:srgbClr val="CC0633"/>
+              </a:solidFill>
+              <a:latin typeface="Arial" panose="020B0604020202020204" pitchFamily="34" charset="0"/>
+              <a:cs typeface="Arial" panose="020B0604020202020204" pitchFamily="34" charset="0"/>
+            </a:rPr>
+            <a:t>1 · Sources</a:t>
+          </a:r>
+        </a:p>
+        <a:p>
+          <a:pPr marL="0" lvl="0" indent="0" algn="ctr" defTabSz="400050">
+            <a:lnSpc>
+              <a:spcPct val="90000"/>
+            </a:lnSpc>
+            <a:spcBef>
+              <a:spcPct val="0"/>
+            </a:spcBef>
+            <a:spcAft>
+              <a:spcPct val="35000"/>
+            </a:spcAft>
+            <a:buNone/>
+          </a:pPr>
+          <a:r>
+            <a:rPr lang="en-CA" sz="700" b="0" kern="1200">
+              <a:solidFill>
+                <a:sysClr val="windowText" lastClr="000000"/>
+              </a:solidFill>
+              <a:latin typeface="Arial" panose="020B0604020202020204" pitchFamily="34" charset="0"/>
+              <a:cs typeface="Arial" panose="020B0604020202020204" pitchFamily="34" charset="0"/>
+            </a:rPr>
+            <a:t>Permits, assessments, income and amenities</a:t>
+          </a:r>
+        </a:p>
+      </dsp:txBody>
+      <dsp:txXfrm>
+        <a:off x="747945" y="45223"/>
+        <a:ext cx="1424330" cy="819147"/>
+      </dsp:txXfrm>
+    </dsp:sp>
+    <dsp:sp modelId="{5F193738-745B-44B0-B3DA-4BEFBE4E42F1}">
+      <dsp:nvSpPr>
+        <dsp:cNvPr id="0" name=""/>
+        <dsp:cNvSpPr/>
+      </dsp:nvSpPr>
+      <dsp:spPr>
+        <a:xfrm>
+          <a:off x="4075729" y="409077"/>
+          <a:ext cx="317380" cy="91440"/>
+        </a:xfrm>
+        <a:custGeom>
+          <a:avLst/>
+          <a:gdLst/>
+          <a:ahLst/>
+          <a:cxnLst/>
+          <a:rect l="0" t="0" r="0" b="0"/>
+          <a:pathLst>
+            <a:path>
+              <a:moveTo>
+                <a:pt x="0" y="45720"/>
+              </a:moveTo>
+              <a:lnTo>
+                <a:pt x="317380" y="45720"/>
+              </a:lnTo>
+            </a:path>
+          </a:pathLst>
+        </a:custGeom>
+        <a:noFill/>
+        <a:ln w="25400" cap="flat" cmpd="sng" algn="ctr">
+          <a:solidFill>
+            <a:srgbClr val="CC0633"/>
+          </a:solidFill>
+          <a:prstDash val="solid"/>
+          <a:tailEnd type="arrow"/>
+        </a:ln>
+        <a:effectLst/>
+      </dsp:spPr>
+      <dsp:style>
+        <a:lnRef idx="2">
+          <a:schemeClr val="accent2"/>
+        </a:lnRef>
+        <a:fillRef idx="0">
+          <a:schemeClr val="accent2"/>
+        </a:fillRef>
+        <a:effectRef idx="1">
+          <a:schemeClr val="accent2"/>
+        </a:effectRef>
+        <a:fontRef idx="minor">
+          <a:schemeClr val="tx1"/>
+        </a:fontRef>
+      </dsp:style>
+      <dsp:txBody>
+        <a:bodyPr spcFirstLastPara="0" vert="horz" wrap="square" lIns="12700" tIns="0" rIns="12700" bIns="0" numCol="1" spcCol="1270" anchor="ctr" anchorCtr="0">
+          <a:noAutofit/>
+        </a:bodyPr>
+        <a:lstStyle/>
+        <a:p>
+          <a:pPr marL="0" lvl="0" indent="0" algn="ctr" defTabSz="222250">
+            <a:lnSpc>
+              <a:spcPct val="90000"/>
+            </a:lnSpc>
+            <a:spcBef>
+              <a:spcPct val="0"/>
+            </a:spcBef>
+            <a:spcAft>
+              <a:spcPct val="35000"/>
+            </a:spcAft>
+            <a:buNone/>
+          </a:pPr>
+          <a:endParaRPr lang="en-CA" sz="500" kern="1200"/>
+        </a:p>
+      </dsp:txBody>
+      <dsp:txXfrm>
+        <a:off x="4225720" y="453057"/>
+        <a:ext cx="17399" cy="3479"/>
+      </dsp:txXfrm>
+    </dsp:sp>
+    <dsp:sp modelId="{B59BD4E3-6A45-47C4-ACB4-1FEFD6765FDD}">
+      <dsp:nvSpPr>
+        <dsp:cNvPr id="0" name=""/>
+        <dsp:cNvSpPr/>
+      </dsp:nvSpPr>
+      <dsp:spPr>
+        <a:xfrm>
+          <a:off x="2564570" y="909"/>
+          <a:ext cx="1512958" cy="907775"/>
+        </a:xfrm>
+        <a:prstGeom prst="roundRect">
+          <a:avLst/>
+        </a:prstGeom>
+        <a:solidFill>
+          <a:schemeClr val="bg1">
+            <a:lumMod val="95000"/>
+          </a:schemeClr>
+        </a:solidFill>
+        <a:ln w="25400" cap="flat" cmpd="sng" algn="ctr">
+          <a:solidFill>
+            <a:schemeClr val="bg1">
+              <a:lumMod val="85000"/>
+            </a:schemeClr>
+          </a:solidFill>
+          <a:prstDash val="solid"/>
+        </a:ln>
+        <a:effectLst/>
+      </dsp:spPr>
+      <dsp:style>
+        <a:lnRef idx="2">
+          <a:scrgbClr r="0" g="0" b="0"/>
+        </a:lnRef>
+        <a:fillRef idx="1">
+          <a:scrgbClr r="0" g="0" b="0"/>
+        </a:fillRef>
+        <a:effectRef idx="0">
+          <a:scrgbClr r="0" g="0" b="0"/>
+        </a:effectRef>
+        <a:fontRef idx="minor">
+          <a:schemeClr val="lt1"/>
+        </a:fontRef>
+      </dsp:style>
+      <dsp:txBody>
+        <a:bodyPr spcFirstLastPara="0" vert="horz" wrap="square" lIns="64008" tIns="64008" rIns="64008" bIns="64008" numCol="1" spcCol="1270" anchor="ctr" anchorCtr="0">
+          <a:noAutofit/>
+        </a:bodyPr>
+        <a:lstStyle/>
+        <a:p>
+          <a:pPr marL="0" lvl="0" indent="0" algn="ctr" defTabSz="400050">
+            <a:lnSpc>
+              <a:spcPct val="90000"/>
+            </a:lnSpc>
+            <a:spcBef>
+              <a:spcPct val="0"/>
+            </a:spcBef>
+            <a:spcAft>
+              <a:spcPct val="35000"/>
+            </a:spcAft>
+            <a:buNone/>
+          </a:pPr>
+          <a:r>
+            <a:rPr lang="en-CA" sz="900" b="1" kern="1200">
+              <a:solidFill>
+                <a:srgbClr val="CC0633"/>
+              </a:solidFill>
+              <a:latin typeface="Arial" panose="020B0604020202020204" pitchFamily="34" charset="0"/>
+              <a:cs typeface="Arial" panose="020B0604020202020204" pitchFamily="34" charset="0"/>
+            </a:rPr>
+            <a:t>2 · Prepare</a:t>
+          </a:r>
+        </a:p>
+        <a:p>
+          <a:pPr marL="0" lvl="0" indent="0" algn="ctr" defTabSz="400050">
+            <a:lnSpc>
+              <a:spcPct val="90000"/>
+            </a:lnSpc>
+            <a:spcBef>
+              <a:spcPct val="0"/>
+            </a:spcBef>
+            <a:spcAft>
+              <a:spcPct val="35000"/>
+            </a:spcAft>
+            <a:buNone/>
+          </a:pPr>
+          <a:r>
+            <a:rPr lang="en-CA" sz="700" b="0" kern="1200">
+              <a:solidFill>
+                <a:sysClr val="windowText" lastClr="000000"/>
+              </a:solidFill>
+              <a:latin typeface="Arial" panose="020B0604020202020204" pitchFamily="34" charset="0"/>
+              <a:cs typeface="Arial" panose="020B0604020202020204" pitchFamily="34" charset="0"/>
+            </a:rPr>
+            <a:t>Clean addresses, group permits and match records</a:t>
+          </a:r>
+        </a:p>
+      </dsp:txBody>
+      <dsp:txXfrm>
+        <a:off x="2608884" y="45223"/>
+        <a:ext cx="1424330" cy="819147"/>
+      </dsp:txXfrm>
+    </dsp:sp>
+    <dsp:sp modelId="{4111DD20-4F85-45A2-B492-573814BC1802}">
+      <dsp:nvSpPr>
+        <dsp:cNvPr id="0" name=""/>
+        <dsp:cNvSpPr/>
+      </dsp:nvSpPr>
+      <dsp:spPr>
+        <a:xfrm>
+          <a:off x="1460110" y="906884"/>
+          <a:ext cx="3721878" cy="317380"/>
+        </a:xfrm>
+        <a:custGeom>
+          <a:avLst/>
+          <a:gdLst/>
+          <a:ahLst/>
+          <a:cxnLst/>
+          <a:rect l="0" t="0" r="0" b="0"/>
+          <a:pathLst>
+            <a:path>
+              <a:moveTo>
+                <a:pt x="3721878" y="0"/>
+              </a:moveTo>
+              <a:lnTo>
+                <a:pt x="3721878" y="175790"/>
+              </a:lnTo>
+              <a:lnTo>
+                <a:pt x="0" y="175790"/>
+              </a:lnTo>
+              <a:lnTo>
+                <a:pt x="0" y="317380"/>
+              </a:lnTo>
+            </a:path>
+          </a:pathLst>
+        </a:custGeom>
+        <a:noFill/>
+        <a:ln w="25400" cap="flat" cmpd="sng" algn="ctr">
+          <a:solidFill>
+            <a:srgbClr val="CC0633"/>
+          </a:solidFill>
+          <a:prstDash val="solid"/>
+          <a:tailEnd type="arrow"/>
+        </a:ln>
+        <a:effectLst/>
+      </dsp:spPr>
+      <dsp:style>
+        <a:lnRef idx="2">
+          <a:schemeClr val="accent2"/>
+        </a:lnRef>
+        <a:fillRef idx="0">
+          <a:schemeClr val="accent2"/>
+        </a:fillRef>
+        <a:effectRef idx="1">
+          <a:schemeClr val="accent2"/>
+        </a:effectRef>
+        <a:fontRef idx="minor">
+          <a:schemeClr val="tx1"/>
+        </a:fontRef>
+      </dsp:style>
+      <dsp:txBody>
+        <a:bodyPr spcFirstLastPara="0" vert="horz" wrap="square" lIns="12700" tIns="0" rIns="12700" bIns="0" numCol="1" spcCol="1270" anchor="ctr" anchorCtr="0">
+          <a:noAutofit/>
+        </a:bodyPr>
+        <a:lstStyle/>
+        <a:p>
+          <a:pPr marL="0" lvl="0" indent="0" algn="ctr" defTabSz="222250">
+            <a:lnSpc>
+              <a:spcPct val="90000"/>
+            </a:lnSpc>
+            <a:spcBef>
+              <a:spcPct val="0"/>
+            </a:spcBef>
+            <a:spcAft>
+              <a:spcPct val="35000"/>
+            </a:spcAft>
+            <a:buNone/>
+          </a:pPr>
+          <a:endParaRPr lang="en-CA" sz="500" kern="1200"/>
+        </a:p>
+      </dsp:txBody>
+      <dsp:txXfrm>
+        <a:off x="3227597" y="1063835"/>
+        <a:ext cx="186905" cy="3479"/>
+      </dsp:txXfrm>
+    </dsp:sp>
+    <dsp:sp modelId="{6F142D15-73E8-4ABB-AC5F-68BCCFF07CCC}">
+      <dsp:nvSpPr>
+        <dsp:cNvPr id="0" name=""/>
+        <dsp:cNvSpPr/>
+      </dsp:nvSpPr>
+      <dsp:spPr>
+        <a:xfrm>
+          <a:off x="4425509" y="909"/>
+          <a:ext cx="1512958" cy="907775"/>
+        </a:xfrm>
+        <a:prstGeom prst="roundRect">
+          <a:avLst/>
+        </a:prstGeom>
+        <a:solidFill>
+          <a:schemeClr val="bg1">
+            <a:lumMod val="95000"/>
+          </a:schemeClr>
+        </a:solidFill>
+        <a:ln w="25400" cap="flat" cmpd="sng" algn="ctr">
+          <a:solidFill>
+            <a:schemeClr val="bg1">
+              <a:lumMod val="85000"/>
+            </a:schemeClr>
+          </a:solidFill>
+          <a:prstDash val="solid"/>
+        </a:ln>
+        <a:effectLst/>
+      </dsp:spPr>
+      <dsp:style>
+        <a:lnRef idx="2">
+          <a:scrgbClr r="0" g="0" b="0"/>
+        </a:lnRef>
+        <a:fillRef idx="1">
+          <a:scrgbClr r="0" g="0" b="0"/>
+        </a:fillRef>
+        <a:effectRef idx="0">
+          <a:scrgbClr r="0" g="0" b="0"/>
+        </a:effectRef>
+        <a:fontRef idx="minor">
+          <a:schemeClr val="lt1"/>
+        </a:fontRef>
+      </dsp:style>
+      <dsp:txBody>
+        <a:bodyPr spcFirstLastPara="0" vert="horz" wrap="square" lIns="64008" tIns="64008" rIns="64008" bIns="64008" numCol="1" spcCol="1270" anchor="ctr" anchorCtr="0">
+          <a:noAutofit/>
+        </a:bodyPr>
+        <a:lstStyle/>
+        <a:p>
+          <a:pPr marL="0" lvl="0" indent="0" algn="ctr" defTabSz="400050">
+            <a:lnSpc>
+              <a:spcPct val="90000"/>
+            </a:lnSpc>
+            <a:spcBef>
+              <a:spcPct val="0"/>
+            </a:spcBef>
+            <a:spcAft>
+              <a:spcPct val="35000"/>
+            </a:spcAft>
+            <a:buNone/>
+          </a:pPr>
+          <a:r>
+            <a:rPr lang="en-CA" sz="900" b="1" kern="1200">
+              <a:solidFill>
+                <a:srgbClr val="CC0633"/>
+              </a:solidFill>
+              <a:latin typeface="Arial" panose="020B0604020202020204" pitchFamily="34" charset="0"/>
+              <a:cs typeface="Arial" panose="020B0604020202020204" pitchFamily="34" charset="0"/>
+            </a:rPr>
+            <a:t>3 · Engineer</a:t>
+          </a:r>
+        </a:p>
+        <a:p>
+          <a:pPr marL="0" lvl="0" indent="0" algn="ctr" defTabSz="400050">
+            <a:lnSpc>
+              <a:spcPct val="90000"/>
+            </a:lnSpc>
+            <a:spcBef>
+              <a:spcPct val="0"/>
+            </a:spcBef>
+            <a:spcAft>
+              <a:spcPct val="35000"/>
+            </a:spcAft>
+            <a:buNone/>
+          </a:pPr>
+          <a:r>
+            <a:rPr lang="en-CA" sz="700" b="0" kern="1200">
+              <a:solidFill>
+                <a:sysClr val="windowText" lastClr="000000"/>
+              </a:solidFill>
+              <a:latin typeface="Arial" panose="020B0604020202020204" pitchFamily="34" charset="0"/>
+              <a:cs typeface="Arial" panose="020B0604020202020204" pitchFamily="34" charset="0"/>
+            </a:rPr>
+            <a:t>Build decision tree, random forest, and ordinal logistic regressor, integrate into ensemble voter</a:t>
+          </a:r>
+        </a:p>
+      </dsp:txBody>
+      <dsp:txXfrm>
+        <a:off x="4469823" y="45223"/>
+        <a:ext cx="1424330" cy="819147"/>
+      </dsp:txXfrm>
+    </dsp:sp>
+    <dsp:sp modelId="{F6171175-42CA-438D-A8DB-707502D2B518}">
+      <dsp:nvSpPr>
+        <dsp:cNvPr id="0" name=""/>
+        <dsp:cNvSpPr/>
+      </dsp:nvSpPr>
+      <dsp:spPr>
+        <a:xfrm>
+          <a:off x="2214790" y="1664832"/>
+          <a:ext cx="317380" cy="91440"/>
+        </a:xfrm>
+        <a:custGeom>
+          <a:avLst/>
+          <a:gdLst/>
+          <a:ahLst/>
+          <a:cxnLst/>
+          <a:rect l="0" t="0" r="0" b="0"/>
+          <a:pathLst>
+            <a:path>
+              <a:moveTo>
+                <a:pt x="0" y="45720"/>
+              </a:moveTo>
+              <a:lnTo>
+                <a:pt x="317380" y="45720"/>
+              </a:lnTo>
+            </a:path>
+          </a:pathLst>
+        </a:custGeom>
+        <a:noFill/>
+        <a:ln w="25400" cap="flat" cmpd="sng" algn="ctr">
+          <a:solidFill>
+            <a:srgbClr val="CC0633"/>
+          </a:solidFill>
+          <a:prstDash val="solid"/>
+          <a:tailEnd type="arrow"/>
+        </a:ln>
+        <a:effectLst/>
+      </dsp:spPr>
+      <dsp:style>
+        <a:lnRef idx="2">
+          <a:schemeClr val="accent2"/>
+        </a:lnRef>
+        <a:fillRef idx="0">
+          <a:schemeClr val="accent2"/>
+        </a:fillRef>
+        <a:effectRef idx="1">
+          <a:schemeClr val="accent2"/>
+        </a:effectRef>
+        <a:fontRef idx="minor">
+          <a:schemeClr val="tx1"/>
+        </a:fontRef>
+      </dsp:style>
+      <dsp:txBody>
+        <a:bodyPr spcFirstLastPara="0" vert="horz" wrap="square" lIns="12700" tIns="0" rIns="12700" bIns="0" numCol="1" spcCol="1270" anchor="ctr" anchorCtr="0">
+          <a:noAutofit/>
+        </a:bodyPr>
+        <a:lstStyle/>
+        <a:p>
+          <a:pPr marL="0" lvl="0" indent="0" algn="ctr" defTabSz="222250">
+            <a:lnSpc>
+              <a:spcPct val="90000"/>
+            </a:lnSpc>
+            <a:spcBef>
+              <a:spcPct val="0"/>
+            </a:spcBef>
+            <a:spcAft>
+              <a:spcPct val="35000"/>
+            </a:spcAft>
+            <a:buNone/>
+          </a:pPr>
+          <a:endParaRPr lang="en-CA" sz="500" kern="1200"/>
+        </a:p>
+      </dsp:txBody>
+      <dsp:txXfrm>
+        <a:off x="2364780" y="1708813"/>
+        <a:ext cx="17399" cy="3479"/>
+      </dsp:txXfrm>
+    </dsp:sp>
+    <dsp:sp modelId="{2FF4CDCD-BCC5-47BA-9603-7B580215C61C}">
+      <dsp:nvSpPr>
+        <dsp:cNvPr id="0" name=""/>
+        <dsp:cNvSpPr/>
+      </dsp:nvSpPr>
+      <dsp:spPr>
+        <a:xfrm>
+          <a:off x="703631" y="1256665"/>
+          <a:ext cx="1512958" cy="907775"/>
+        </a:xfrm>
+        <a:prstGeom prst="roundRect">
+          <a:avLst/>
+        </a:prstGeom>
+        <a:solidFill>
+          <a:schemeClr val="bg1">
+            <a:lumMod val="95000"/>
+          </a:schemeClr>
+        </a:solidFill>
+        <a:ln w="25400" cap="flat" cmpd="sng" algn="ctr">
+          <a:solidFill>
+            <a:schemeClr val="bg1">
+              <a:lumMod val="85000"/>
+            </a:schemeClr>
+          </a:solidFill>
+          <a:prstDash val="solid"/>
+        </a:ln>
+        <a:effectLst/>
+      </dsp:spPr>
+      <dsp:style>
+        <a:lnRef idx="2">
+          <a:scrgbClr r="0" g="0" b="0"/>
+        </a:lnRef>
+        <a:fillRef idx="1">
+          <a:scrgbClr r="0" g="0" b="0"/>
+        </a:fillRef>
+        <a:effectRef idx="0">
+          <a:scrgbClr r="0" g="0" b="0"/>
+        </a:effectRef>
+        <a:fontRef idx="minor">
+          <a:schemeClr val="lt1"/>
+        </a:fontRef>
+      </dsp:style>
+      <dsp:txBody>
+        <a:bodyPr spcFirstLastPara="0" vert="horz" wrap="square" lIns="64008" tIns="64008" rIns="64008" bIns="64008" numCol="1" spcCol="1270" anchor="ctr" anchorCtr="0">
+          <a:noAutofit/>
+        </a:bodyPr>
+        <a:lstStyle/>
+        <a:p>
+          <a:pPr marL="0" lvl="0" indent="0" algn="ctr" defTabSz="400050">
+            <a:lnSpc>
+              <a:spcPct val="90000"/>
+            </a:lnSpc>
+            <a:spcBef>
+              <a:spcPct val="0"/>
+            </a:spcBef>
+            <a:spcAft>
+              <a:spcPct val="35000"/>
+            </a:spcAft>
+            <a:buNone/>
+          </a:pPr>
+          <a:r>
+            <a:rPr lang="en-CA" sz="900" b="1" kern="1200">
+              <a:solidFill>
+                <a:srgbClr val="CC0633"/>
+              </a:solidFill>
+              <a:latin typeface="Arial" panose="020B0604020202020204" pitchFamily="34" charset="0"/>
+              <a:cs typeface="Arial" panose="020B0604020202020204" pitchFamily="34" charset="0"/>
+            </a:rPr>
+            <a:t>4 · Evaluate</a:t>
+          </a:r>
+        </a:p>
+        <a:p>
+          <a:pPr marL="0" lvl="0" indent="0" algn="ctr" defTabSz="400050">
+            <a:lnSpc>
+              <a:spcPct val="90000"/>
+            </a:lnSpc>
+            <a:spcBef>
+              <a:spcPct val="0"/>
+            </a:spcBef>
+            <a:spcAft>
+              <a:spcPct val="35000"/>
+            </a:spcAft>
+            <a:buNone/>
+          </a:pPr>
+          <a:r>
+            <a:rPr lang="en-CA" sz="700" b="0" kern="1200">
+              <a:solidFill>
+                <a:sysClr val="windowText" lastClr="000000"/>
+              </a:solidFill>
+              <a:latin typeface="Arial" panose="020B0604020202020204" pitchFamily="34" charset="0"/>
+              <a:cs typeface="Arial" panose="020B0604020202020204" pitchFamily="34" charset="0"/>
+            </a:rPr>
+            <a:t>Fold-local training; held-out real projects</a:t>
+          </a:r>
+        </a:p>
+      </dsp:txBody>
+      <dsp:txXfrm>
+        <a:off x="747945" y="1300979"/>
+        <a:ext cx="1424330" cy="819147"/>
+      </dsp:txXfrm>
+    </dsp:sp>
+    <dsp:sp modelId="{A7CADF76-BBCE-476A-999F-CF4D7AA3C115}">
+      <dsp:nvSpPr>
+        <dsp:cNvPr id="0" name=""/>
+        <dsp:cNvSpPr/>
+      </dsp:nvSpPr>
+      <dsp:spPr>
+        <a:xfrm>
+          <a:off x="4075729" y="1664832"/>
+          <a:ext cx="317380" cy="91440"/>
+        </a:xfrm>
+        <a:custGeom>
+          <a:avLst/>
+          <a:gdLst/>
+          <a:ahLst/>
+          <a:cxnLst/>
+          <a:rect l="0" t="0" r="0" b="0"/>
+          <a:pathLst>
+            <a:path>
+              <a:moveTo>
+                <a:pt x="0" y="45720"/>
+              </a:moveTo>
+              <a:lnTo>
+                <a:pt x="317380" y="45720"/>
+              </a:lnTo>
+            </a:path>
+          </a:pathLst>
+        </a:custGeom>
+        <a:noFill/>
+        <a:ln w="25400" cap="flat" cmpd="sng" algn="ctr">
+          <a:solidFill>
+            <a:srgbClr val="CC0633"/>
+          </a:solidFill>
+          <a:prstDash val="solid"/>
+          <a:tailEnd type="arrow"/>
+        </a:ln>
+        <a:effectLst/>
+      </dsp:spPr>
+      <dsp:style>
+        <a:lnRef idx="2">
+          <a:schemeClr val="accent2"/>
+        </a:lnRef>
+        <a:fillRef idx="0">
+          <a:schemeClr val="accent2"/>
+        </a:fillRef>
+        <a:effectRef idx="1">
+          <a:schemeClr val="accent2"/>
+        </a:effectRef>
+        <a:fontRef idx="minor">
+          <a:schemeClr val="tx1"/>
+        </a:fontRef>
+      </dsp:style>
+      <dsp:txBody>
+        <a:bodyPr spcFirstLastPara="0" vert="horz" wrap="square" lIns="12700" tIns="0" rIns="12700" bIns="0" numCol="1" spcCol="1270" anchor="ctr" anchorCtr="0">
+          <a:noAutofit/>
+        </a:bodyPr>
+        <a:lstStyle/>
+        <a:p>
+          <a:pPr marL="0" lvl="0" indent="0" algn="ctr" defTabSz="222250">
+            <a:lnSpc>
+              <a:spcPct val="90000"/>
+            </a:lnSpc>
+            <a:spcBef>
+              <a:spcPct val="0"/>
+            </a:spcBef>
+            <a:spcAft>
+              <a:spcPct val="35000"/>
+            </a:spcAft>
+            <a:buNone/>
+          </a:pPr>
+          <a:endParaRPr lang="en-CA" sz="500" kern="1200"/>
+        </a:p>
+      </dsp:txBody>
+      <dsp:txXfrm>
+        <a:off x="4225720" y="1708813"/>
+        <a:ext cx="17399" cy="3479"/>
+      </dsp:txXfrm>
+    </dsp:sp>
+    <dsp:sp modelId="{DEA8EF2D-7645-4A6A-BD56-6481C49A3676}">
+      <dsp:nvSpPr>
+        <dsp:cNvPr id="0" name=""/>
+        <dsp:cNvSpPr/>
+      </dsp:nvSpPr>
+      <dsp:spPr>
+        <a:xfrm>
+          <a:off x="2564570" y="1256665"/>
+          <a:ext cx="1512958" cy="907775"/>
+        </a:xfrm>
+        <a:prstGeom prst="roundRect">
+          <a:avLst/>
+        </a:prstGeom>
+        <a:solidFill>
+          <a:schemeClr val="bg1">
+            <a:lumMod val="95000"/>
+          </a:schemeClr>
+        </a:solidFill>
+        <a:ln w="25400" cap="flat" cmpd="sng" algn="ctr">
+          <a:solidFill>
+            <a:schemeClr val="bg1">
+              <a:lumMod val="85000"/>
+            </a:schemeClr>
+          </a:solidFill>
+          <a:prstDash val="solid"/>
+        </a:ln>
+        <a:effectLst/>
+      </dsp:spPr>
+      <dsp:style>
+        <a:lnRef idx="2">
+          <a:scrgbClr r="0" g="0" b="0"/>
+        </a:lnRef>
+        <a:fillRef idx="1">
+          <a:scrgbClr r="0" g="0" b="0"/>
+        </a:fillRef>
+        <a:effectRef idx="0">
+          <a:scrgbClr r="0" g="0" b="0"/>
+        </a:effectRef>
+        <a:fontRef idx="minor">
+          <a:schemeClr val="lt1"/>
+        </a:fontRef>
+      </dsp:style>
+      <dsp:txBody>
+        <a:bodyPr spcFirstLastPara="0" vert="horz" wrap="square" lIns="64008" tIns="64008" rIns="64008" bIns="64008" numCol="1" spcCol="1270" anchor="ctr" anchorCtr="0">
+          <a:noAutofit/>
+        </a:bodyPr>
+        <a:lstStyle/>
+        <a:p>
+          <a:pPr marL="0" lvl="0" indent="0" algn="ctr" defTabSz="400050">
+            <a:lnSpc>
+              <a:spcPct val="90000"/>
+            </a:lnSpc>
+            <a:spcBef>
+              <a:spcPct val="0"/>
+            </a:spcBef>
+            <a:spcAft>
+              <a:spcPct val="35000"/>
+            </a:spcAft>
+            <a:buNone/>
+          </a:pPr>
+          <a:r>
+            <a:rPr lang="en-CA" sz="900" b="1" kern="1200">
+              <a:solidFill>
+                <a:srgbClr val="CC0633"/>
+              </a:solidFill>
+              <a:latin typeface="Arial" panose="020B0604020202020204" pitchFamily="34" charset="0"/>
+              <a:cs typeface="Arial" panose="020B0604020202020204" pitchFamily="34" charset="0"/>
+            </a:rPr>
+            <a:t>5 · Evidence</a:t>
+          </a:r>
+        </a:p>
+        <a:p>
+          <a:pPr marL="0" lvl="0" indent="0" algn="ctr" defTabSz="400050">
+            <a:lnSpc>
+              <a:spcPct val="90000"/>
+            </a:lnSpc>
+            <a:spcBef>
+              <a:spcPct val="0"/>
+            </a:spcBef>
+            <a:spcAft>
+              <a:spcPct val="35000"/>
+            </a:spcAft>
+            <a:buNone/>
+          </a:pPr>
+          <a:r>
+            <a:rPr lang="en-CA" sz="700" b="0" kern="1200">
+              <a:solidFill>
+                <a:sysClr val="windowText" lastClr="000000"/>
+              </a:solidFill>
+              <a:latin typeface="Arial" panose="020B0604020202020204" pitchFamily="34" charset="0"/>
+              <a:cs typeface="Arial" panose="020B0604020202020204" pitchFamily="34" charset="0"/>
+            </a:rPr>
+            <a:t>Metrics, matrices, plots and hyperparameter tuning</a:t>
+          </a:r>
+        </a:p>
+      </dsp:txBody>
+      <dsp:txXfrm>
+        <a:off x="2608884" y="1300979"/>
+        <a:ext cx="1424330" cy="819147"/>
+      </dsp:txXfrm>
+    </dsp:sp>
+    <dsp:sp modelId="{26C6FC6D-2211-428D-89EA-D19FE1E29554}">
+      <dsp:nvSpPr>
+        <dsp:cNvPr id="0" name=""/>
+        <dsp:cNvSpPr/>
+      </dsp:nvSpPr>
+      <dsp:spPr>
+        <a:xfrm>
+          <a:off x="4425509" y="1256665"/>
+          <a:ext cx="1512958" cy="907775"/>
+        </a:xfrm>
+        <a:prstGeom prst="roundRect">
+          <a:avLst/>
+        </a:prstGeom>
+        <a:solidFill>
+          <a:schemeClr val="bg1">
+            <a:lumMod val="95000"/>
+          </a:schemeClr>
+        </a:solidFill>
+        <a:ln w="25400" cap="flat" cmpd="sng" algn="ctr">
+          <a:solidFill>
+            <a:schemeClr val="bg1">
+              <a:lumMod val="85000"/>
+            </a:schemeClr>
+          </a:solidFill>
+          <a:prstDash val="solid"/>
+        </a:ln>
+        <a:effectLst/>
+      </dsp:spPr>
+      <dsp:style>
+        <a:lnRef idx="2">
+          <a:scrgbClr r="0" g="0" b="0"/>
+        </a:lnRef>
+        <a:fillRef idx="1">
+          <a:scrgbClr r="0" g="0" b="0"/>
+        </a:fillRef>
+        <a:effectRef idx="0">
+          <a:scrgbClr r="0" g="0" b="0"/>
+        </a:effectRef>
+        <a:fontRef idx="minor">
+          <a:schemeClr val="lt1"/>
+        </a:fontRef>
+      </dsp:style>
+      <dsp:txBody>
+        <a:bodyPr spcFirstLastPara="0" vert="horz" wrap="square" lIns="64008" tIns="64008" rIns="64008" bIns="64008" numCol="1" spcCol="1270" anchor="ctr" anchorCtr="0">
+          <a:noAutofit/>
+        </a:bodyPr>
+        <a:lstStyle/>
+        <a:p>
+          <a:pPr marL="0" lvl="0" indent="0" algn="ctr" defTabSz="400050">
+            <a:lnSpc>
+              <a:spcPct val="90000"/>
+            </a:lnSpc>
+            <a:spcBef>
+              <a:spcPct val="0"/>
+            </a:spcBef>
+            <a:spcAft>
+              <a:spcPct val="35000"/>
+            </a:spcAft>
+            <a:buNone/>
+          </a:pPr>
+          <a:r>
+            <a:rPr lang="en-CA" sz="900" b="1" kern="1200">
+              <a:solidFill>
+                <a:srgbClr val="CC0633"/>
+              </a:solidFill>
+              <a:latin typeface="Arial" panose="020B0604020202020204" pitchFamily="34" charset="0"/>
+              <a:cs typeface="Arial" panose="020B0604020202020204" pitchFamily="34" charset="0"/>
+            </a:rPr>
+            <a:t>6 · Finalize</a:t>
+          </a:r>
+        </a:p>
+        <a:p>
+          <a:pPr marL="0" lvl="0" indent="0" algn="ctr" defTabSz="400050">
+            <a:lnSpc>
+              <a:spcPct val="90000"/>
+            </a:lnSpc>
+            <a:spcBef>
+              <a:spcPct val="0"/>
+            </a:spcBef>
+            <a:spcAft>
+              <a:spcPct val="35000"/>
+            </a:spcAft>
+            <a:buNone/>
+          </a:pPr>
+          <a:r>
+            <a:rPr lang="en-CA" sz="700" b="0" kern="1200">
+              <a:solidFill>
+                <a:sysClr val="windowText" lastClr="000000"/>
+              </a:solidFill>
+              <a:latin typeface="Arial" panose="020B0604020202020204" pitchFamily="34" charset="0"/>
+              <a:cs typeface="Arial" panose="020B0604020202020204" pitchFamily="34" charset="0"/>
+            </a:rPr>
+            <a:t>Full-set training, store model and run from the system interface</a:t>
+          </a:r>
+        </a:p>
+      </dsp:txBody>
+      <dsp:txXfrm>
+        <a:off x="4469823" y="1300979"/>
+        <a:ext cx="1424330" cy="819147"/>
+      </dsp:txXfrm>
+    </dsp:sp>
+  </dsp:spTree>
+</dsp:drawing>
+</file>
+
+<file path=word/diagrams/drawing2.xml><?xml version="1.0" encoding="utf-8"?>
 <dsp:drawing xmlns:dgm="http://schemas.openxmlformats.org/drawingml/2006/diagram" xmlns:dsp="http://schemas.microsoft.com/office/drawing/2008/diagram" xmlns:a="http://schemas.openxmlformats.org/drawingml/2006/main">
   <dsp:spTree>
     <dsp:nvGrpSpPr>
@@ -20042,8 +22869,8 @@
       </dsp:nvSpPr>
       <dsp:spPr>
         <a:xfrm>
-          <a:off x="912032" y="160275"/>
-          <a:ext cx="1620738" cy="972442"/>
+          <a:off x="890968" y="86366"/>
+          <a:ext cx="1754544" cy="1052726"/>
         </a:xfrm>
         <a:prstGeom prst="rect">
           <a:avLst/>
@@ -20106,7 +22933,7 @@
               <a:latin typeface="Arial" panose="020B0604020202020204" pitchFamily="34" charset="0"/>
               <a:cs typeface="Arial" panose="020B0604020202020204" pitchFamily="34" charset="0"/>
             </a:rPr>
-            <a:t>Functional suitability</a:t>
+            <a:t>Functional Interface</a:t>
           </a:r>
           <a:br>
             <a:rPr lang="en-US" sz="700" b="1" kern="1200">
@@ -20118,14 +22945,14 @@
             </a:rPr>
           </a:br>
           <a:r>
-            <a:rPr lang="en-US" sz="700" kern="1200">
+            <a:rPr lang="en-US" sz="700" b="0" kern="1200">
               <a:solidFill>
                 <a:sysClr val="windowText" lastClr="000000"/>
               </a:solidFill>
               <a:latin typeface="Arial" panose="020B0604020202020204" pitchFamily="34" charset="0"/>
               <a:cs typeface="Arial" panose="020B0604020202020204" pitchFamily="34" charset="0"/>
             </a:rPr>
-            <a:t>Evaluation, baseline, forests, metrics and artifacts work; no live inference UI is claimed.</a:t>
+            <a:t>The visual web interface works properly, allowing users to input requisite information and predict using the stored models.</a:t>
           </a:r>
           <a:endParaRPr lang="en-CA" sz="700" kern="1200">
             <a:solidFill>
@@ -20137,8 +22964,8 @@
         </a:p>
       </dsp:txBody>
       <dsp:txXfrm>
-        <a:off x="912032" y="160275"/>
-        <a:ext cx="1620738" cy="972442"/>
+        <a:off x="890968" y="86366"/>
+        <a:ext cx="1754544" cy="1052726"/>
       </dsp:txXfrm>
     </dsp:sp>
     <dsp:sp modelId="{A1D6DDBB-264C-4824-8E06-E008A622E658}">
@@ -20148,8 +22975,8 @@
       </dsp:nvSpPr>
       <dsp:spPr>
         <a:xfrm>
-          <a:off x="2533921" y="162376"/>
-          <a:ext cx="1620738" cy="972442"/>
+          <a:off x="2646758" y="86609"/>
+          <a:ext cx="1754544" cy="1052726"/>
         </a:xfrm>
         <a:prstGeom prst="rect">
           <a:avLst/>
@@ -20236,23 +23063,13 @@
               <a:latin typeface="Arial" panose="020B0604020202020204" pitchFamily="34" charset="0"/>
               <a:cs typeface="Arial" panose="020B0604020202020204" pitchFamily="34" charset="0"/>
             </a:rPr>
-            <a:t>Fixed seeds and held-out evidence support repeatability; the small dataset creates high variance</a:t>
-          </a:r>
-          <a:r>
-            <a:rPr lang="en-CA" sz="700" b="1" kern="1200">
-              <a:solidFill>
-                <a:sysClr val="windowText" lastClr="000000"/>
-              </a:solidFill>
-              <a:latin typeface="Arial" panose="020B0604020202020204" pitchFamily="34" charset="0"/>
-              <a:cs typeface="Arial" panose="020B0604020202020204" pitchFamily="34" charset="0"/>
-            </a:rPr>
-            <a:t>.</a:t>
+            <a:t>Pre-trained and stored models ensure consistency of predictions across inputs. </a:t>
           </a:r>
         </a:p>
       </dsp:txBody>
       <dsp:txXfrm>
-        <a:off x="2533921" y="162376"/>
-        <a:ext cx="1620738" cy="972442"/>
+        <a:off x="2646758" y="86609"/>
+        <a:ext cx="1754544" cy="1052726"/>
       </dsp:txXfrm>
     </dsp:sp>
     <dsp:sp modelId="{4A85C3F9-35EB-4740-856C-D2387C04674F}">
@@ -20262,8 +23079,8 @@
       </dsp:nvSpPr>
       <dsp:spPr>
         <a:xfrm>
-          <a:off x="4156021" y="162259"/>
-          <a:ext cx="1620738" cy="972442"/>
+          <a:off x="4402776" y="88514"/>
+          <a:ext cx="1754544" cy="1052726"/>
         </a:xfrm>
         <a:prstGeom prst="rect">
           <a:avLst/>
@@ -20350,13 +23167,13 @@
               <a:latin typeface="Arial" panose="020B0604020202020204" pitchFamily="34" charset="0"/>
               <a:cs typeface="Arial" panose="020B0604020202020204" pitchFamily="34" charset="0"/>
             </a:rPr>
-            <a:t>scikit-learn runs quickly; the custom implementation is deliberately opt-in.</a:t>
+            <a:t>Stored, pretrained models allow for a novel point to be predicted quickly.</a:t>
           </a:r>
         </a:p>
       </dsp:txBody>
       <dsp:txXfrm>
-        <a:off x="4156021" y="162259"/>
-        <a:ext cx="1620738" cy="972442"/>
+        <a:off x="4402776" y="88514"/>
+        <a:ext cx="1754544" cy="1052726"/>
       </dsp:txXfrm>
     </dsp:sp>
     <dsp:sp modelId="{350F2A61-6A17-4753-A703-2BC8859DC964}">
@@ -20366,8 +23183,8 @@
       </dsp:nvSpPr>
       <dsp:spPr>
         <a:xfrm>
-          <a:off x="911109" y="1135757"/>
-          <a:ext cx="1620738" cy="972442"/>
+          <a:off x="889968" y="1142385"/>
+          <a:ext cx="1754544" cy="1052726"/>
         </a:xfrm>
         <a:prstGeom prst="rect">
           <a:avLst/>
@@ -20459,8 +23276,8 @@
         </a:p>
       </dsp:txBody>
       <dsp:txXfrm>
-        <a:off x="911109" y="1135757"/>
-        <a:ext cx="1620738" cy="972442"/>
+        <a:off x="889968" y="1142385"/>
+        <a:ext cx="1754544" cy="1052726"/>
       </dsp:txXfrm>
     </dsp:sp>
     <dsp:sp modelId="{093F8C40-B33D-4330-B62D-3BE7858E28C4}">
@@ -20470,8 +23287,8 @@
       </dsp:nvSpPr>
       <dsp:spPr>
         <a:xfrm>
-          <a:off x="2534813" y="1135136"/>
-          <a:ext cx="1620738" cy="972442"/>
+          <a:off x="2647723" y="1141711"/>
+          <a:ext cx="1754544" cy="1052726"/>
         </a:xfrm>
         <a:prstGeom prst="rect">
           <a:avLst/>
@@ -20563,8 +23380,8 @@
         </a:p>
       </dsp:txBody>
       <dsp:txXfrm>
-        <a:off x="2534813" y="1135136"/>
-        <a:ext cx="1620738" cy="972442"/>
+        <a:off x="2647723" y="1141711"/>
+        <a:ext cx="1754544" cy="1052726"/>
       </dsp:txXfrm>
     </dsp:sp>
     <dsp:sp modelId="{AAC04123-6E15-4245-9D83-B8EF10F65644}">
@@ -20574,8 +23391,8 @@
       </dsp:nvSpPr>
       <dsp:spPr>
         <a:xfrm>
-          <a:off x="4157658" y="1135136"/>
-          <a:ext cx="1620738" cy="972442"/>
+          <a:off x="4404548" y="1141711"/>
+          <a:ext cx="1754544" cy="1052726"/>
         </a:xfrm>
         <a:prstGeom prst="rect">
           <a:avLst/>
@@ -20667,8 +23484,8 @@
         </a:p>
       </dsp:txBody>
       <dsp:txXfrm>
-        <a:off x="4157658" y="1135136"/>
-        <a:ext cx="1620738" cy="972442"/>
+        <a:off x="4404548" y="1141711"/>
+        <a:ext cx="1754544" cy="1052726"/>
       </dsp:txXfrm>
     </dsp:sp>
   </dsp:spTree>
@@ -20676,6 +23493,194 @@
 </file>
 
 <file path=word/diagrams/layout1.xml><?xml version="1.0" encoding="utf-8"?>
+<dgm:layoutDef xmlns:dgm="http://schemas.openxmlformats.org/drawingml/2006/diagram" xmlns:a="http://schemas.openxmlformats.org/drawingml/2006/main" uniqueId="urn:microsoft.com/office/officeart/2005/8/layout/bProcess3">
+  <dgm:title val=""/>
+  <dgm:desc val=""/>
+  <dgm:catLst>
+    <dgm:cat type="process" pri="18000"/>
+  </dgm:catLst>
+  <dgm:sampData>
+    <dgm:dataModel>
+      <dgm:ptLst>
+        <dgm:pt modelId="0" type="doc"/>
+        <dgm:pt modelId="1">
+          <dgm:prSet phldr="1"/>
+        </dgm:pt>
+        <dgm:pt modelId="2">
+          <dgm:prSet phldr="1"/>
+        </dgm:pt>
+        <dgm:pt modelId="3">
+          <dgm:prSet phldr="1"/>
+        </dgm:pt>
+        <dgm:pt modelId="4">
+          <dgm:prSet phldr="1"/>
+        </dgm:pt>
+        <dgm:pt modelId="5">
+          <dgm:prSet phldr="1"/>
+        </dgm:pt>
+      </dgm:ptLst>
+      <dgm:cxnLst>
+        <dgm:cxn modelId="7" srcId="0" destId="1" srcOrd="0" destOrd="0"/>
+        <dgm:cxn modelId="8" srcId="0" destId="2" srcOrd="1" destOrd="0"/>
+        <dgm:cxn modelId="9" srcId="0" destId="3" srcOrd="2" destOrd="0"/>
+        <dgm:cxn modelId="10" srcId="0" destId="4" srcOrd="3" destOrd="0"/>
+        <dgm:cxn modelId="11" srcId="0" destId="5" srcOrd="4" destOrd="0"/>
+      </dgm:cxnLst>
+      <dgm:bg/>
+      <dgm:whole/>
+    </dgm:dataModel>
+  </dgm:sampData>
+  <dgm:styleData>
+    <dgm:dataModel>
+      <dgm:ptLst>
+        <dgm:pt modelId="0" type="doc"/>
+        <dgm:pt modelId="1"/>
+        <dgm:pt modelId="2"/>
+      </dgm:ptLst>
+      <dgm:cxnLst>
+        <dgm:cxn modelId="3" srcId="0" destId="1" srcOrd="0" destOrd="0"/>
+        <dgm:cxn modelId="4" srcId="0" destId="2" srcOrd="1" destOrd="0"/>
+      </dgm:cxnLst>
+      <dgm:bg/>
+      <dgm:whole/>
+    </dgm:dataModel>
+  </dgm:styleData>
+  <dgm:clrData>
+    <dgm:dataModel>
+      <dgm:ptLst>
+        <dgm:pt modelId="0" type="doc"/>
+        <dgm:pt modelId="1"/>
+        <dgm:pt modelId="2"/>
+        <dgm:pt modelId="3"/>
+        <dgm:pt modelId="4"/>
+      </dgm:ptLst>
+      <dgm:cxnLst>
+        <dgm:cxn modelId="5" srcId="0" destId="1" srcOrd="0" destOrd="0"/>
+        <dgm:cxn modelId="6" srcId="0" destId="2" srcOrd="1" destOrd="0"/>
+        <dgm:cxn modelId="7" srcId="0" destId="3" srcOrd="2" destOrd="0"/>
+        <dgm:cxn modelId="8" srcId="0" destId="4" srcOrd="3" destOrd="0"/>
+      </dgm:cxnLst>
+      <dgm:bg/>
+      <dgm:whole/>
+    </dgm:dataModel>
+  </dgm:clrData>
+  <dgm:layoutNode name="Name0">
+    <dgm:varLst>
+      <dgm:dir/>
+      <dgm:resizeHandles val="exact"/>
+    </dgm:varLst>
+    <dgm:choose name="Name1">
+      <dgm:if name="Name2" axis="self" func="var" arg="dir" op="equ" val="norm">
+        <dgm:alg type="snake">
+          <dgm:param type="grDir" val="tL"/>
+          <dgm:param type="flowDir" val="row"/>
+          <dgm:param type="contDir" val="sameDir"/>
+          <dgm:param type="bkpt" val="endCnv"/>
+        </dgm:alg>
+      </dgm:if>
+      <dgm:else name="Name3">
+        <dgm:alg type="snake">
+          <dgm:param type="grDir" val="tR"/>
+          <dgm:param type="flowDir" val="row"/>
+          <dgm:param type="contDir" val="sameDir"/>
+          <dgm:param type="bkpt" val="endCnv"/>
+        </dgm:alg>
+      </dgm:else>
+    </dgm:choose>
+    <dgm:shape xmlns:r="http://schemas.openxmlformats.org/officeDocument/2006/relationships" r:blip="">
+      <dgm:adjLst/>
+    </dgm:shape>
+    <dgm:presOf/>
+    <dgm:constrLst>
+      <dgm:constr type="w" for="ch" ptType="node" refType="w"/>
+      <dgm:constr type="w" for="ch" forName="sibTrans" refType="w" refFor="ch" refPtType="node" op="equ" fact="0.23"/>
+      <dgm:constr type="sp" refType="w" refFor="ch" refForName="sibTrans" op="equ"/>
+      <dgm:constr type="userB" for="des" forName="connectorText" refType="sp"/>
+      <dgm:constr type="primFontSz" for="ch" ptType="node" op="equ" val="65"/>
+      <dgm:constr type="h" for="ch" ptType="sibTrans" op="equ"/>
+      <dgm:constr type="primFontSz" for="des" forName="connectorText" op="equ" val="55"/>
+      <dgm:constr type="primFontSz" for="des" forName="connectorText" refType="primFontSz" refFor="ch" refPtType="node" op="lte" fact="0.8"/>
+    </dgm:constrLst>
+    <dgm:ruleLst/>
+    <dgm:forEach name="nodesForEach" axis="ch" ptType="node">
+      <dgm:layoutNode name="node">
+        <dgm:varLst>
+          <dgm:bulletEnabled val="1"/>
+        </dgm:varLst>
+        <dgm:alg type="tx"/>
+        <dgm:shape xmlns:r="http://schemas.openxmlformats.org/officeDocument/2006/relationships" type="rect" r:blip="">
+          <dgm:adjLst/>
+        </dgm:shape>
+        <dgm:presOf axis="desOrSelf" ptType="node"/>
+        <dgm:constrLst>
+          <dgm:constr type="h" refType="w" fact="0.6"/>
+        </dgm:constrLst>
+        <dgm:ruleLst>
+          <dgm:rule type="primFontSz" val="5" fact="NaN" max="NaN"/>
+        </dgm:ruleLst>
+      </dgm:layoutNode>
+      <dgm:forEach name="sibTransForEach" axis="followSib" ptType="sibTrans" cnt="1">
+        <dgm:layoutNode name="sibTrans">
+          <dgm:choose name="Name4">
+            <dgm:if name="Name5" axis="self" func="var" arg="dir" op="equ" val="norm">
+              <dgm:alg type="conn">
+                <dgm:param type="connRout" val="bend"/>
+                <dgm:param type="dim" val="1D"/>
+                <dgm:param type="begPts" val="midR bCtr"/>
+                <dgm:param type="endPts" val="midL tCtr"/>
+              </dgm:alg>
+            </dgm:if>
+            <dgm:else name="Name6">
+              <dgm:alg type="conn">
+                <dgm:param type="connRout" val="bend"/>
+                <dgm:param type="dim" val="1D"/>
+                <dgm:param type="begPts" val="midL bCtr"/>
+                <dgm:param type="endPts" val="midR tCtr"/>
+              </dgm:alg>
+            </dgm:else>
+          </dgm:choose>
+          <dgm:shape xmlns:r="http://schemas.openxmlformats.org/officeDocument/2006/relationships" type="conn" r:blip="" zOrderOff="-2">
+            <dgm:adjLst/>
+          </dgm:shape>
+          <dgm:presOf axis="self"/>
+          <dgm:constrLst>
+            <dgm:constr type="begPad" val="-0.05"/>
+            <dgm:constr type="endPad" val="0.9"/>
+            <dgm:constr type="userA" for="ch" refType="connDist"/>
+          </dgm:constrLst>
+          <dgm:ruleLst/>
+          <dgm:layoutNode name="connectorText">
+            <dgm:alg type="tx">
+              <dgm:param type="autoTxRot" val="upr"/>
+            </dgm:alg>
+            <dgm:shape xmlns:r="http://schemas.openxmlformats.org/officeDocument/2006/relationships" type="rect" r:blip="" hideGeom="1">
+              <dgm:adjLst/>
+            </dgm:shape>
+            <dgm:presOf axis="self"/>
+            <dgm:constrLst>
+              <dgm:constr type="userA"/>
+              <dgm:constr type="userB"/>
+              <dgm:constr type="w" refType="userA" fact="0.05"/>
+              <dgm:constr type="h" refType="userB" fact="0.01"/>
+              <dgm:constr type="lMarg" val="1"/>
+              <dgm:constr type="rMarg" val="1"/>
+              <dgm:constr type="tMarg"/>
+              <dgm:constr type="bMarg"/>
+            </dgm:constrLst>
+            <dgm:ruleLst>
+              <dgm:rule type="w" val="NaN" fact="0.6" max="NaN"/>
+              <dgm:rule type="h" val="NaN" fact="0.6" max="NaN"/>
+              <dgm:rule type="primFontSz" val="5" fact="NaN" max="NaN"/>
+            </dgm:ruleLst>
+          </dgm:layoutNode>
+        </dgm:layoutNode>
+      </dgm:forEach>
+    </dgm:forEach>
+  </dgm:layoutNode>
+</dgm:layoutDef>
+</file>
+
+<file path=word/diagrams/layout2.xml><?xml version="1.0" encoding="utf-8"?>
 <dgm:layoutDef xmlns:dgm="http://schemas.openxmlformats.org/drawingml/2006/diagram" xmlns:a="http://schemas.openxmlformats.org/drawingml/2006/main" uniqueId="urn:microsoft.com/office/officeart/2005/8/layout/default">
   <dgm:title val=""/>
   <dgm:desc val=""/>
@@ -20823,6 +23828,1040 @@
 </file>
 
 <file path=word/diagrams/quickStyle1.xml><?xml version="1.0" encoding="utf-8"?>
+<dgm:styleDef xmlns:dgm="http://schemas.openxmlformats.org/drawingml/2006/diagram" xmlns:a="http://schemas.openxmlformats.org/drawingml/2006/main" uniqueId="urn:microsoft.com/office/officeart/2005/8/quickstyle/simple1">
+  <dgm:title val=""/>
+  <dgm:desc val=""/>
+  <dgm:catLst>
+    <dgm:cat type="simple" pri="10100"/>
+  </dgm:catLst>
+  <dgm:scene3d>
+    <a:camera prst="orthographicFront"/>
+    <a:lightRig rig="threePt" dir="t"/>
+  </dgm:scene3d>
+  <dgm:styleLbl name="node0">
+    <dgm:scene3d>
+      <a:camera prst="orthographicFront"/>
+      <a:lightRig rig="threePt" dir="t"/>
+    </dgm:scene3d>
+    <dgm:sp3d/>
+    <dgm:txPr/>
+    <dgm:style>
+      <a:lnRef idx="2">
+        <a:scrgbClr r="0" g="0" b="0"/>
+      </a:lnRef>
+      <a:fillRef idx="1">
+        <a:scrgbClr r="0" g="0" b="0"/>
+      </a:fillRef>
+      <a:effectRef idx="0">
+        <a:scrgbClr r="0" g="0" b="0"/>
+      </a:effectRef>
+      <a:fontRef idx="minor">
+        <a:schemeClr val="lt1"/>
+      </a:fontRef>
+    </dgm:style>
+  </dgm:styleLbl>
+  <dgm:styleLbl name="lnNode1">
+    <dgm:scene3d>
+      <a:camera prst="orthographicFront"/>
+      <a:lightRig rig="threePt" dir="t"/>
+    </dgm:scene3d>
+    <dgm:sp3d/>
+    <dgm:txPr/>
+    <dgm:style>
+      <a:lnRef idx="2">
+        <a:scrgbClr r="0" g="0" b="0"/>
+      </a:lnRef>
+      <a:fillRef idx="1">
+        <a:scrgbClr r="0" g="0" b="0"/>
+      </a:fillRef>
+      <a:effectRef idx="0">
+        <a:scrgbClr r="0" g="0" b="0"/>
+      </a:effectRef>
+      <a:fontRef idx="minor">
+        <a:schemeClr val="lt1"/>
+      </a:fontRef>
+    </dgm:style>
+  </dgm:styleLbl>
+  <dgm:styleLbl name="vennNode1">
+    <dgm:scene3d>
+      <a:camera prst="orthographicFront"/>
+      <a:lightRig rig="threePt" dir="t"/>
+    </dgm:scene3d>
+    <dgm:sp3d/>
+    <dgm:txPr/>
+    <dgm:style>
+      <a:lnRef idx="2">
+        <a:scrgbClr r="0" g="0" b="0"/>
+      </a:lnRef>
+      <a:fillRef idx="1">
+        <a:scrgbClr r="0" g="0" b="0"/>
+      </a:fillRef>
+      <a:effectRef idx="0">
+        <a:scrgbClr r="0" g="0" b="0"/>
+      </a:effectRef>
+      <a:fontRef idx="minor">
+        <a:schemeClr val="tx1"/>
+      </a:fontRef>
+    </dgm:style>
+  </dgm:styleLbl>
+  <dgm:styleLbl name="alignNode1">
+    <dgm:scene3d>
+      <a:camera prst="orthographicFront"/>
+      <a:lightRig rig="threePt" dir="t"/>
+    </dgm:scene3d>
+    <dgm:sp3d/>
+    <dgm:txPr/>
+    <dgm:style>
+      <a:lnRef idx="2">
+        <a:scrgbClr r="0" g="0" b="0"/>
+      </a:lnRef>
+      <a:fillRef idx="1">
+        <a:scrgbClr r="0" g="0" b="0"/>
+      </a:fillRef>
+      <a:effectRef idx="0">
+        <a:scrgbClr r="0" g="0" b="0"/>
+      </a:effectRef>
+      <a:fontRef idx="minor">
+        <a:schemeClr val="lt1"/>
+      </a:fontRef>
+    </dgm:style>
+  </dgm:styleLbl>
+  <dgm:styleLbl name="node1">
+    <dgm:scene3d>
+      <a:camera prst="orthographicFront"/>
+      <a:lightRig rig="threePt" dir="t"/>
+    </dgm:scene3d>
+    <dgm:sp3d/>
+    <dgm:txPr/>
+    <dgm:style>
+      <a:lnRef idx="2">
+        <a:scrgbClr r="0" g="0" b="0"/>
+      </a:lnRef>
+      <a:fillRef idx="1">
+        <a:scrgbClr r="0" g="0" b="0"/>
+      </a:fillRef>
+      <a:effectRef idx="0">
+        <a:scrgbClr r="0" g="0" b="0"/>
+      </a:effectRef>
+      <a:fontRef idx="minor">
+        <a:schemeClr val="lt1"/>
+      </a:fontRef>
+    </dgm:style>
+  </dgm:styleLbl>
+  <dgm:styleLbl name="node2">
+    <dgm:scene3d>
+      <a:camera prst="orthographicFront"/>
+      <a:lightRig rig="threePt" dir="t"/>
+    </dgm:scene3d>
+    <dgm:sp3d/>
+    <dgm:txPr/>
+    <dgm:style>
+      <a:lnRef idx="2">
+        <a:scrgbClr r="0" g="0" b="0"/>
+      </a:lnRef>
+      <a:fillRef idx="1">
+        <a:scrgbClr r="0" g="0" b="0"/>
+      </a:fillRef>
+      <a:effectRef idx="0">
+        <a:scrgbClr r="0" g="0" b="0"/>
+      </a:effectRef>
+      <a:fontRef idx="minor">
+        <a:schemeClr val="lt1"/>
+      </a:fontRef>
+    </dgm:style>
+  </dgm:styleLbl>
+  <dgm:styleLbl name="node3">
+    <dgm:scene3d>
+      <a:camera prst="orthographicFront"/>
+      <a:lightRig rig="threePt" dir="t"/>
+    </dgm:scene3d>
+    <dgm:sp3d/>
+    <dgm:txPr/>
+    <dgm:style>
+      <a:lnRef idx="2">
+        <a:scrgbClr r="0" g="0" b="0"/>
+      </a:lnRef>
+      <a:fillRef idx="1">
+        <a:scrgbClr r="0" g="0" b="0"/>
+      </a:fillRef>
+      <a:effectRef idx="0">
+        <a:scrgbClr r="0" g="0" b="0"/>
+      </a:effectRef>
+      <a:fontRef idx="minor">
+        <a:schemeClr val="lt1"/>
+      </a:fontRef>
+    </dgm:style>
+  </dgm:styleLbl>
+  <dgm:styleLbl name="node4">
+    <dgm:scene3d>
+      <a:camera prst="orthographicFront"/>
+      <a:lightRig rig="threePt" dir="t"/>
+    </dgm:scene3d>
+    <dgm:sp3d/>
+    <dgm:txPr/>
+    <dgm:style>
+      <a:lnRef idx="2">
+        <a:scrgbClr r="0" g="0" b="0"/>
+      </a:lnRef>
+      <a:fillRef idx="1">
+        <a:scrgbClr r="0" g="0" b="0"/>
+      </a:fillRef>
+      <a:effectRef idx="0">
+        <a:scrgbClr r="0" g="0" b="0"/>
+      </a:effectRef>
+      <a:fontRef idx="minor">
+        <a:schemeClr val="lt1"/>
+      </a:fontRef>
+    </dgm:style>
+  </dgm:styleLbl>
+  <dgm:styleLbl name="fgImgPlace1">
+    <dgm:scene3d>
+      <a:camera prst="orthographicFront"/>
+      <a:lightRig rig="threePt" dir="t"/>
+    </dgm:scene3d>
+    <dgm:sp3d/>
+    <dgm:txPr/>
+    <dgm:style>
+      <a:lnRef idx="2">
+        <a:scrgbClr r="0" g="0" b="0"/>
+      </a:lnRef>
+      <a:fillRef idx="1">
+        <a:scrgbClr r="0" g="0" b="0"/>
+      </a:fillRef>
+      <a:effectRef idx="0">
+        <a:scrgbClr r="0" g="0" b="0"/>
+      </a:effectRef>
+      <a:fontRef idx="minor"/>
+    </dgm:style>
+  </dgm:styleLbl>
+  <dgm:styleLbl name="alignImgPlace1">
+    <dgm:scene3d>
+      <a:camera prst="orthographicFront"/>
+      <a:lightRig rig="threePt" dir="t"/>
+    </dgm:scene3d>
+    <dgm:sp3d/>
+    <dgm:txPr/>
+    <dgm:style>
+      <a:lnRef idx="2">
+        <a:scrgbClr r="0" g="0" b="0"/>
+      </a:lnRef>
+      <a:fillRef idx="1">
+        <a:scrgbClr r="0" g="0" b="0"/>
+      </a:fillRef>
+      <a:effectRef idx="0">
+        <a:scrgbClr r="0" g="0" b="0"/>
+      </a:effectRef>
+      <a:fontRef idx="minor"/>
+    </dgm:style>
+  </dgm:styleLbl>
+  <dgm:styleLbl name="bgImgPlace1">
+    <dgm:scene3d>
+      <a:camera prst="orthographicFront"/>
+      <a:lightRig rig="threePt" dir="t"/>
+    </dgm:scene3d>
+    <dgm:sp3d/>
+    <dgm:txPr/>
+    <dgm:style>
+      <a:lnRef idx="2">
+        <a:scrgbClr r="0" g="0" b="0"/>
+      </a:lnRef>
+      <a:fillRef idx="1">
+        <a:scrgbClr r="0" g="0" b="0"/>
+      </a:fillRef>
+      <a:effectRef idx="0">
+        <a:scrgbClr r="0" g="0" b="0"/>
+      </a:effectRef>
+      <a:fontRef idx="minor"/>
+    </dgm:style>
+  </dgm:styleLbl>
+  <dgm:styleLbl name="sibTrans2D1">
+    <dgm:scene3d>
+      <a:camera prst="orthographicFront"/>
+      <a:lightRig rig="threePt" dir="t"/>
+    </dgm:scene3d>
+    <dgm:sp3d/>
+    <dgm:txPr/>
+    <dgm:style>
+      <a:lnRef idx="0">
+        <a:scrgbClr r="0" g="0" b="0"/>
+      </a:lnRef>
+      <a:fillRef idx="1">
+        <a:scrgbClr r="0" g="0" b="0"/>
+      </a:fillRef>
+      <a:effectRef idx="0">
+        <a:scrgbClr r="0" g="0" b="0"/>
+      </a:effectRef>
+      <a:fontRef idx="minor">
+        <a:schemeClr val="lt1"/>
+      </a:fontRef>
+    </dgm:style>
+  </dgm:styleLbl>
+  <dgm:styleLbl name="fgSibTrans2D1">
+    <dgm:scene3d>
+      <a:camera prst="orthographicFront"/>
+      <a:lightRig rig="threePt" dir="t"/>
+    </dgm:scene3d>
+    <dgm:sp3d/>
+    <dgm:txPr/>
+    <dgm:style>
+      <a:lnRef idx="0">
+        <a:scrgbClr r="0" g="0" b="0"/>
+      </a:lnRef>
+      <a:fillRef idx="1">
+        <a:scrgbClr r="0" g="0" b="0"/>
+      </a:fillRef>
+      <a:effectRef idx="0">
+        <a:scrgbClr r="0" g="0" b="0"/>
+      </a:effectRef>
+      <a:fontRef idx="minor">
+        <a:schemeClr val="lt1"/>
+      </a:fontRef>
+    </dgm:style>
+  </dgm:styleLbl>
+  <dgm:styleLbl name="bgSibTrans2D1">
+    <dgm:scene3d>
+      <a:camera prst="orthographicFront"/>
+      <a:lightRig rig="threePt" dir="t"/>
+    </dgm:scene3d>
+    <dgm:sp3d/>
+    <dgm:txPr/>
+    <dgm:style>
+      <a:lnRef idx="0">
+        <a:scrgbClr r="0" g="0" b="0"/>
+      </a:lnRef>
+      <a:fillRef idx="1">
+        <a:scrgbClr r="0" g="0" b="0"/>
+      </a:fillRef>
+      <a:effectRef idx="0">
+        <a:scrgbClr r="0" g="0" b="0"/>
+      </a:effectRef>
+      <a:fontRef idx="minor">
+        <a:schemeClr val="lt1"/>
+      </a:fontRef>
+    </dgm:style>
+  </dgm:styleLbl>
+  <dgm:styleLbl name="sibTrans1D1">
+    <dgm:scene3d>
+      <a:camera prst="orthographicFront"/>
+      <a:lightRig rig="threePt" dir="t"/>
+    </dgm:scene3d>
+    <dgm:sp3d/>
+    <dgm:txPr/>
+    <dgm:style>
+      <a:lnRef idx="1">
+        <a:scrgbClr r="0" g="0" b="0"/>
+      </a:lnRef>
+      <a:fillRef idx="0">
+        <a:scrgbClr r="0" g="0" b="0"/>
+      </a:fillRef>
+      <a:effectRef idx="0">
+        <a:scrgbClr r="0" g="0" b="0"/>
+      </a:effectRef>
+      <a:fontRef idx="minor"/>
+    </dgm:style>
+  </dgm:styleLbl>
+  <dgm:styleLbl name="callout">
+    <dgm:scene3d>
+      <a:camera prst="orthographicFront"/>
+      <a:lightRig rig="threePt" dir="t"/>
+    </dgm:scene3d>
+    <dgm:sp3d/>
+    <dgm:txPr/>
+    <dgm:style>
+      <a:lnRef idx="2">
+        <a:scrgbClr r="0" g="0" b="0"/>
+      </a:lnRef>
+      <a:fillRef idx="1">
+        <a:scrgbClr r="0" g="0" b="0"/>
+      </a:fillRef>
+      <a:effectRef idx="0">
+        <a:scrgbClr r="0" g="0" b="0"/>
+      </a:effectRef>
+      <a:fontRef idx="minor"/>
+    </dgm:style>
+  </dgm:styleLbl>
+  <dgm:styleLbl name="asst0">
+    <dgm:scene3d>
+      <a:camera prst="orthographicFront"/>
+      <a:lightRig rig="threePt" dir="t"/>
+    </dgm:scene3d>
+    <dgm:sp3d/>
+    <dgm:txPr/>
+    <dgm:style>
+      <a:lnRef idx="2">
+        <a:scrgbClr r="0" g="0" b="0"/>
+      </a:lnRef>
+      <a:fillRef idx="1">
+        <a:scrgbClr r="0" g="0" b="0"/>
+      </a:fillRef>
+      <a:effectRef idx="0">
+        <a:scrgbClr r="0" g="0" b="0"/>
+      </a:effectRef>
+      <a:fontRef idx="minor">
+        <a:schemeClr val="lt1"/>
+      </a:fontRef>
+    </dgm:style>
+  </dgm:styleLbl>
+  <dgm:styleLbl name="asst1">
+    <dgm:scene3d>
+      <a:camera prst="orthographicFront"/>
+      <a:lightRig rig="threePt" dir="t"/>
+    </dgm:scene3d>
+    <dgm:sp3d/>
+    <dgm:txPr/>
+    <dgm:style>
+      <a:lnRef idx="2">
+        <a:scrgbClr r="0" g="0" b="0"/>
+      </a:lnRef>
+      <a:fillRef idx="1">
+        <a:scrgbClr r="0" g="0" b="0"/>
+      </a:fillRef>
+      <a:effectRef idx="0">
+        <a:scrgbClr r="0" g="0" b="0"/>
+      </a:effectRef>
+      <a:fontRef idx="minor">
+        <a:schemeClr val="lt1"/>
+      </a:fontRef>
+    </dgm:style>
+  </dgm:styleLbl>
+  <dgm:styleLbl name="asst2">
+    <dgm:scene3d>
+      <a:camera prst="orthographicFront"/>
+      <a:lightRig rig="threePt" dir="t"/>
+    </dgm:scene3d>
+    <dgm:sp3d/>
+    <dgm:txPr/>
+    <dgm:style>
+      <a:lnRef idx="2">
+        <a:scrgbClr r="0" g="0" b="0"/>
+      </a:lnRef>
+      <a:fillRef idx="1">
+        <a:scrgbClr r="0" g="0" b="0"/>
+      </a:fillRef>
+      <a:effectRef idx="0">
+        <a:scrgbClr r="0" g="0" b="0"/>
+      </a:effectRef>
+      <a:fontRef idx="minor">
+        <a:schemeClr val="lt1"/>
+      </a:fontRef>
+    </dgm:style>
+  </dgm:styleLbl>
+  <dgm:styleLbl name="asst3">
+    <dgm:scene3d>
+      <a:camera prst="orthographicFront"/>
+      <a:lightRig rig="threePt" dir="t"/>
+    </dgm:scene3d>
+    <dgm:sp3d/>
+    <dgm:txPr/>
+    <dgm:style>
+      <a:lnRef idx="2">
+        <a:scrgbClr r="0" g="0" b="0"/>
+      </a:lnRef>
+      <a:fillRef idx="1">
+        <a:scrgbClr r="0" g="0" b="0"/>
+      </a:fillRef>
+      <a:effectRef idx="0">
+        <a:scrgbClr r="0" g="0" b="0"/>
+      </a:effectRef>
+      <a:fontRef idx="minor">
+        <a:schemeClr val="lt1"/>
+      </a:fontRef>
+    </dgm:style>
+  </dgm:styleLbl>
+  <dgm:styleLbl name="asst4">
+    <dgm:scene3d>
+      <a:camera prst="orthographicFront"/>
+      <a:lightRig rig="threePt" dir="t"/>
+    </dgm:scene3d>
+    <dgm:sp3d/>
+    <dgm:txPr/>
+    <dgm:style>
+      <a:lnRef idx="2">
+        <a:scrgbClr r="0" g="0" b="0"/>
+      </a:lnRef>
+      <a:fillRef idx="1">
+        <a:scrgbClr r="0" g="0" b="0"/>
+      </a:fillRef>
+      <a:effectRef idx="0">
+        <a:scrgbClr r="0" g="0" b="0"/>
+      </a:effectRef>
+      <a:fontRef idx="minor">
+        <a:schemeClr val="lt1"/>
+      </a:fontRef>
+    </dgm:style>
+  </dgm:styleLbl>
+  <dgm:styleLbl name="parChTrans2D1">
+    <dgm:scene3d>
+      <a:camera prst="orthographicFront"/>
+      <a:lightRig rig="threePt" dir="t"/>
+    </dgm:scene3d>
+    <dgm:sp3d/>
+    <dgm:txPr/>
+    <dgm:style>
+      <a:lnRef idx="2">
+        <a:scrgbClr r="0" g="0" b="0"/>
+      </a:lnRef>
+      <a:fillRef idx="1">
+        <a:scrgbClr r="0" g="0" b="0"/>
+      </a:fillRef>
+      <a:effectRef idx="0">
+        <a:scrgbClr r="0" g="0" b="0"/>
+      </a:effectRef>
+      <a:fontRef idx="minor">
+        <a:schemeClr val="lt1"/>
+      </a:fontRef>
+    </dgm:style>
+  </dgm:styleLbl>
+  <dgm:styleLbl name="parChTrans2D2">
+    <dgm:scene3d>
+      <a:camera prst="orthographicFront"/>
+      <a:lightRig rig="threePt" dir="t"/>
+    </dgm:scene3d>
+    <dgm:sp3d/>
+    <dgm:txPr/>
+    <dgm:style>
+      <a:lnRef idx="2">
+        <a:scrgbClr r="0" g="0" b="0"/>
+      </a:lnRef>
+      <a:fillRef idx="1">
+        <a:scrgbClr r="0" g="0" b="0"/>
+      </a:fillRef>
+      <a:effectRef idx="0">
+        <a:scrgbClr r="0" g="0" b="0"/>
+      </a:effectRef>
+      <a:fontRef idx="minor">
+        <a:schemeClr val="lt1"/>
+      </a:fontRef>
+    </dgm:style>
+  </dgm:styleLbl>
+  <dgm:styleLbl name="parChTrans2D3">
+    <dgm:scene3d>
+      <a:camera prst="orthographicFront"/>
+      <a:lightRig rig="threePt" dir="t"/>
+    </dgm:scene3d>
+    <dgm:sp3d/>
+    <dgm:txPr/>
+    <dgm:style>
+      <a:lnRef idx="2">
+        <a:scrgbClr r="0" g="0" b="0"/>
+      </a:lnRef>
+      <a:fillRef idx="1">
+        <a:scrgbClr r="0" g="0" b="0"/>
+      </a:fillRef>
+      <a:effectRef idx="0">
+        <a:scrgbClr r="0" g="0" b="0"/>
+      </a:effectRef>
+      <a:fontRef idx="minor">
+        <a:schemeClr val="lt1"/>
+      </a:fontRef>
+    </dgm:style>
+  </dgm:styleLbl>
+  <dgm:styleLbl name="parChTrans2D4">
+    <dgm:scene3d>
+      <a:camera prst="orthographicFront"/>
+      <a:lightRig rig="threePt" dir="t"/>
+    </dgm:scene3d>
+    <dgm:sp3d/>
+    <dgm:txPr/>
+    <dgm:style>
+      <a:lnRef idx="2">
+        <a:scrgbClr r="0" g="0" b="0"/>
+      </a:lnRef>
+      <a:fillRef idx="1">
+        <a:scrgbClr r="0" g="0" b="0"/>
+      </a:fillRef>
+      <a:effectRef idx="0">
+        <a:scrgbClr r="0" g="0" b="0"/>
+      </a:effectRef>
+      <a:fontRef idx="minor">
+        <a:schemeClr val="lt1"/>
+      </a:fontRef>
+    </dgm:style>
+  </dgm:styleLbl>
+  <dgm:styleLbl name="parChTrans1D1">
+    <dgm:scene3d>
+      <a:camera prst="orthographicFront"/>
+      <a:lightRig rig="threePt" dir="t"/>
+    </dgm:scene3d>
+    <dgm:sp3d/>
+    <dgm:txPr/>
+    <dgm:style>
+      <a:lnRef idx="2">
+        <a:scrgbClr r="0" g="0" b="0"/>
+      </a:lnRef>
+      <a:fillRef idx="0">
+        <a:scrgbClr r="0" g="0" b="0"/>
+      </a:fillRef>
+      <a:effectRef idx="0">
+        <a:scrgbClr r="0" g="0" b="0"/>
+      </a:effectRef>
+      <a:fontRef idx="minor"/>
+    </dgm:style>
+  </dgm:styleLbl>
+  <dgm:styleLbl name="parChTrans1D2">
+    <dgm:scene3d>
+      <a:camera prst="orthographicFront"/>
+      <a:lightRig rig="threePt" dir="t"/>
+    </dgm:scene3d>
+    <dgm:sp3d/>
+    <dgm:txPr/>
+    <dgm:style>
+      <a:lnRef idx="2">
+        <a:scrgbClr r="0" g="0" b="0"/>
+      </a:lnRef>
+      <a:fillRef idx="0">
+        <a:scrgbClr r="0" g="0" b="0"/>
+      </a:fillRef>
+      <a:effectRef idx="0">
+        <a:scrgbClr r="0" g="0" b="0"/>
+      </a:effectRef>
+      <a:fontRef idx="minor"/>
+    </dgm:style>
+  </dgm:styleLbl>
+  <dgm:styleLbl name="parChTrans1D3">
+    <dgm:scene3d>
+      <a:camera prst="orthographicFront"/>
+      <a:lightRig rig="threePt" dir="t"/>
+    </dgm:scene3d>
+    <dgm:sp3d/>
+    <dgm:txPr/>
+    <dgm:style>
+      <a:lnRef idx="2">
+        <a:scrgbClr r="0" g="0" b="0"/>
+      </a:lnRef>
+      <a:fillRef idx="0">
+        <a:scrgbClr r="0" g="0" b="0"/>
+      </a:fillRef>
+      <a:effectRef idx="0">
+        <a:scrgbClr r="0" g="0" b="0"/>
+      </a:effectRef>
+      <a:fontRef idx="minor"/>
+    </dgm:style>
+  </dgm:styleLbl>
+  <dgm:styleLbl name="parChTrans1D4">
+    <dgm:scene3d>
+      <a:camera prst="orthographicFront"/>
+      <a:lightRig rig="threePt" dir="t"/>
+    </dgm:scene3d>
+    <dgm:sp3d/>
+    <dgm:txPr/>
+    <dgm:style>
+      <a:lnRef idx="2">
+        <a:scrgbClr r="0" g="0" b="0"/>
+      </a:lnRef>
+      <a:fillRef idx="0">
+        <a:scrgbClr r="0" g="0" b="0"/>
+      </a:fillRef>
+      <a:effectRef idx="0">
+        <a:scrgbClr r="0" g="0" b="0"/>
+      </a:effectRef>
+      <a:fontRef idx="minor"/>
+    </dgm:style>
+  </dgm:styleLbl>
+  <dgm:styleLbl name="fgAcc1">
+    <dgm:scene3d>
+      <a:camera prst="orthographicFront"/>
+      <a:lightRig rig="threePt" dir="t"/>
+    </dgm:scene3d>
+    <dgm:sp3d/>
+    <dgm:txPr/>
+    <dgm:style>
+      <a:lnRef idx="2">
+        <a:scrgbClr r="0" g="0" b="0"/>
+      </a:lnRef>
+      <a:fillRef idx="1">
+        <a:scrgbClr r="0" g="0" b="0"/>
+      </a:fillRef>
+      <a:effectRef idx="0">
+        <a:scrgbClr r="0" g="0" b="0"/>
+      </a:effectRef>
+      <a:fontRef idx="minor"/>
+    </dgm:style>
+  </dgm:styleLbl>
+  <dgm:styleLbl name="conFgAcc1">
+    <dgm:scene3d>
+      <a:camera prst="orthographicFront"/>
+      <a:lightRig rig="threePt" dir="t"/>
+    </dgm:scene3d>
+    <dgm:sp3d/>
+    <dgm:txPr/>
+    <dgm:style>
+      <a:lnRef idx="2">
+        <a:scrgbClr r="0" g="0" b="0"/>
+      </a:lnRef>
+      <a:fillRef idx="1">
+        <a:scrgbClr r="0" g="0" b="0"/>
+      </a:fillRef>
+      <a:effectRef idx="0">
+        <a:scrgbClr r="0" g="0" b="0"/>
+      </a:effectRef>
+      <a:fontRef idx="minor"/>
+    </dgm:style>
+  </dgm:styleLbl>
+  <dgm:styleLbl name="alignAcc1">
+    <dgm:scene3d>
+      <a:camera prst="orthographicFront"/>
+      <a:lightRig rig="threePt" dir="t"/>
+    </dgm:scene3d>
+    <dgm:sp3d/>
+    <dgm:txPr/>
+    <dgm:style>
+      <a:lnRef idx="2">
+        <a:scrgbClr r="0" g="0" b="0"/>
+      </a:lnRef>
+      <a:fillRef idx="1">
+        <a:scrgbClr r="0" g="0" b="0"/>
+      </a:fillRef>
+      <a:effectRef idx="0">
+        <a:scrgbClr r="0" g="0" b="0"/>
+      </a:effectRef>
+      <a:fontRef idx="minor"/>
+    </dgm:style>
+  </dgm:styleLbl>
+  <dgm:styleLbl name="trAlignAcc1">
+    <dgm:scene3d>
+      <a:camera prst="orthographicFront"/>
+      <a:lightRig rig="threePt" dir="t"/>
+    </dgm:scene3d>
+    <dgm:sp3d/>
+    <dgm:txPr/>
+    <dgm:style>
+      <a:lnRef idx="1">
+        <a:scrgbClr r="0" g="0" b="0"/>
+      </a:lnRef>
+      <a:fillRef idx="1">
+        <a:scrgbClr r="0" g="0" b="0"/>
+      </a:fillRef>
+      <a:effectRef idx="0">
+        <a:scrgbClr r="0" g="0" b="0"/>
+      </a:effectRef>
+      <a:fontRef idx="minor"/>
+    </dgm:style>
+  </dgm:styleLbl>
+  <dgm:styleLbl name="bgAcc1">
+    <dgm:scene3d>
+      <a:camera prst="orthographicFront"/>
+      <a:lightRig rig="threePt" dir="t"/>
+    </dgm:scene3d>
+    <dgm:sp3d/>
+    <dgm:txPr/>
+    <dgm:style>
+      <a:lnRef idx="2">
+        <a:scrgbClr r="0" g="0" b="0"/>
+      </a:lnRef>
+      <a:fillRef idx="1">
+        <a:scrgbClr r="0" g="0" b="0"/>
+      </a:fillRef>
+      <a:effectRef idx="0">
+        <a:scrgbClr r="0" g="0" b="0"/>
+      </a:effectRef>
+      <a:fontRef idx="minor"/>
+    </dgm:style>
+  </dgm:styleLbl>
+  <dgm:styleLbl name="solidFgAcc1">
+    <dgm:scene3d>
+      <a:camera prst="orthographicFront"/>
+      <a:lightRig rig="threePt" dir="t"/>
+    </dgm:scene3d>
+    <dgm:sp3d/>
+    <dgm:txPr/>
+    <dgm:style>
+      <a:lnRef idx="2">
+        <a:scrgbClr r="0" g="0" b="0"/>
+      </a:lnRef>
+      <a:fillRef idx="1">
+        <a:scrgbClr r="0" g="0" b="0"/>
+      </a:fillRef>
+      <a:effectRef idx="0">
+        <a:scrgbClr r="0" g="0" b="0"/>
+      </a:effectRef>
+      <a:fontRef idx="minor"/>
+    </dgm:style>
+  </dgm:styleLbl>
+  <dgm:styleLbl name="solidAlignAcc1">
+    <dgm:scene3d>
+      <a:camera prst="orthographicFront"/>
+      <a:lightRig rig="threePt" dir="t"/>
+    </dgm:scene3d>
+    <dgm:sp3d/>
+    <dgm:txPr/>
+    <dgm:style>
+      <a:lnRef idx="2">
+        <a:scrgbClr r="0" g="0" b="0"/>
+      </a:lnRef>
+      <a:fillRef idx="1">
+        <a:scrgbClr r="0" g="0" b="0"/>
+      </a:fillRef>
+      <a:effectRef idx="0">
+        <a:scrgbClr r="0" g="0" b="0"/>
+      </a:effectRef>
+      <a:fontRef idx="minor"/>
+    </dgm:style>
+  </dgm:styleLbl>
+  <dgm:styleLbl name="solidBgAcc1">
+    <dgm:scene3d>
+      <a:camera prst="orthographicFront"/>
+      <a:lightRig rig="threePt" dir="t"/>
+    </dgm:scene3d>
+    <dgm:sp3d/>
+    <dgm:txPr/>
+    <dgm:style>
+      <a:lnRef idx="2">
+        <a:scrgbClr r="0" g="0" b="0"/>
+      </a:lnRef>
+      <a:fillRef idx="1">
+        <a:scrgbClr r="0" g="0" b="0"/>
+      </a:fillRef>
+      <a:effectRef idx="0">
+        <a:scrgbClr r="0" g="0" b="0"/>
+      </a:effectRef>
+      <a:fontRef idx="minor"/>
+    </dgm:style>
+  </dgm:styleLbl>
+  <dgm:styleLbl name="fgAccFollowNode1">
+    <dgm:scene3d>
+      <a:camera prst="orthographicFront"/>
+      <a:lightRig rig="threePt" dir="t"/>
+    </dgm:scene3d>
+    <dgm:sp3d/>
+    <dgm:txPr/>
+    <dgm:style>
+      <a:lnRef idx="2">
+        <a:scrgbClr r="0" g="0" b="0"/>
+      </a:lnRef>
+      <a:fillRef idx="1">
+        <a:scrgbClr r="0" g="0" b="0"/>
+      </a:fillRef>
+      <a:effectRef idx="0">
+        <a:scrgbClr r="0" g="0" b="0"/>
+      </a:effectRef>
+      <a:fontRef idx="minor"/>
+    </dgm:style>
+  </dgm:styleLbl>
+  <dgm:styleLbl name="alignAccFollowNode1">
+    <dgm:scene3d>
+      <a:camera prst="orthographicFront"/>
+      <a:lightRig rig="threePt" dir="t"/>
+    </dgm:scene3d>
+    <dgm:sp3d/>
+    <dgm:txPr/>
+    <dgm:style>
+      <a:lnRef idx="2">
+        <a:scrgbClr r="0" g="0" b="0"/>
+      </a:lnRef>
+      <a:fillRef idx="1">
+        <a:scrgbClr r="0" g="0" b="0"/>
+      </a:fillRef>
+      <a:effectRef idx="0">
+        <a:scrgbClr r="0" g="0" b="0"/>
+      </a:effectRef>
+      <a:fontRef idx="minor"/>
+    </dgm:style>
+  </dgm:styleLbl>
+  <dgm:styleLbl name="bgAccFollowNode1">
+    <dgm:scene3d>
+      <a:camera prst="orthographicFront"/>
+      <a:lightRig rig="threePt" dir="t"/>
+    </dgm:scene3d>
+    <dgm:sp3d/>
+    <dgm:txPr/>
+    <dgm:style>
+      <a:lnRef idx="2">
+        <a:scrgbClr r="0" g="0" b="0"/>
+      </a:lnRef>
+      <a:fillRef idx="1">
+        <a:scrgbClr r="0" g="0" b="0"/>
+      </a:fillRef>
+      <a:effectRef idx="0">
+        <a:scrgbClr r="0" g="0" b="0"/>
+      </a:effectRef>
+      <a:fontRef idx="minor"/>
+    </dgm:style>
+  </dgm:styleLbl>
+  <dgm:styleLbl name="fgAcc0">
+    <dgm:scene3d>
+      <a:camera prst="orthographicFront"/>
+      <a:lightRig rig="threePt" dir="t"/>
+    </dgm:scene3d>
+    <dgm:sp3d/>
+    <dgm:txPr/>
+    <dgm:style>
+      <a:lnRef idx="2">
+        <a:scrgbClr r="0" g="0" b="0"/>
+      </a:lnRef>
+      <a:fillRef idx="1">
+        <a:scrgbClr r="0" g="0" b="0"/>
+      </a:fillRef>
+      <a:effectRef idx="0">
+        <a:scrgbClr r="0" g="0" b="0"/>
+      </a:effectRef>
+      <a:fontRef idx="minor"/>
+    </dgm:style>
+  </dgm:styleLbl>
+  <dgm:styleLbl name="fgAcc2">
+    <dgm:scene3d>
+      <a:camera prst="orthographicFront"/>
+      <a:lightRig rig="threePt" dir="t"/>
+    </dgm:scene3d>
+    <dgm:sp3d/>
+    <dgm:txPr/>
+    <dgm:style>
+      <a:lnRef idx="2">
+        <a:scrgbClr r="0" g="0" b="0"/>
+      </a:lnRef>
+      <a:fillRef idx="1">
+        <a:scrgbClr r="0" g="0" b="0"/>
+      </a:fillRef>
+      <a:effectRef idx="0">
+        <a:scrgbClr r="0" g="0" b="0"/>
+      </a:effectRef>
+      <a:fontRef idx="minor"/>
+    </dgm:style>
+  </dgm:styleLbl>
+  <dgm:styleLbl name="fgAcc3">
+    <dgm:scene3d>
+      <a:camera prst="orthographicFront"/>
+      <a:lightRig rig="threePt" dir="t"/>
+    </dgm:scene3d>
+    <dgm:sp3d/>
+    <dgm:txPr/>
+    <dgm:style>
+      <a:lnRef idx="2">
+        <a:scrgbClr r="0" g="0" b="0"/>
+      </a:lnRef>
+      <a:fillRef idx="1">
+        <a:scrgbClr r="0" g="0" b="0"/>
+      </a:fillRef>
+      <a:effectRef idx="0">
+        <a:scrgbClr r="0" g="0" b="0"/>
+      </a:effectRef>
+      <a:fontRef idx="minor"/>
+    </dgm:style>
+  </dgm:styleLbl>
+  <dgm:styleLbl name="fgAcc4">
+    <dgm:scene3d>
+      <a:camera prst="orthographicFront"/>
+      <a:lightRig rig="threePt" dir="t"/>
+    </dgm:scene3d>
+    <dgm:sp3d/>
+    <dgm:txPr/>
+    <dgm:style>
+      <a:lnRef idx="2">
+        <a:scrgbClr r="0" g="0" b="0"/>
+      </a:lnRef>
+      <a:fillRef idx="1">
+        <a:scrgbClr r="0" g="0" b="0"/>
+      </a:fillRef>
+      <a:effectRef idx="0">
+        <a:scrgbClr r="0" g="0" b="0"/>
+      </a:effectRef>
+      <a:fontRef idx="minor"/>
+    </dgm:style>
+  </dgm:styleLbl>
+  <dgm:styleLbl name="bgShp">
+    <dgm:scene3d>
+      <a:camera prst="orthographicFront"/>
+      <a:lightRig rig="threePt" dir="t"/>
+    </dgm:scene3d>
+    <dgm:sp3d/>
+    <dgm:txPr/>
+    <dgm:style>
+      <a:lnRef idx="0">
+        <a:scrgbClr r="0" g="0" b="0"/>
+      </a:lnRef>
+      <a:fillRef idx="1">
+        <a:scrgbClr r="0" g="0" b="0"/>
+      </a:fillRef>
+      <a:effectRef idx="0">
+        <a:scrgbClr r="0" g="0" b="0"/>
+      </a:effectRef>
+      <a:fontRef idx="minor"/>
+    </dgm:style>
+  </dgm:styleLbl>
+  <dgm:styleLbl name="dkBgShp">
+    <dgm:scene3d>
+      <a:camera prst="orthographicFront"/>
+      <a:lightRig rig="threePt" dir="t"/>
+    </dgm:scene3d>
+    <dgm:sp3d/>
+    <dgm:txPr/>
+    <dgm:style>
+      <a:lnRef idx="0">
+        <a:scrgbClr r="0" g="0" b="0"/>
+      </a:lnRef>
+      <a:fillRef idx="1">
+        <a:scrgbClr r="0" g="0" b="0"/>
+      </a:fillRef>
+      <a:effectRef idx="0">
+        <a:scrgbClr r="0" g="0" b="0"/>
+      </a:effectRef>
+      <a:fontRef idx="minor"/>
+    </dgm:style>
+  </dgm:styleLbl>
+  <dgm:styleLbl name="trBgShp">
+    <dgm:scene3d>
+      <a:camera prst="orthographicFront"/>
+      <a:lightRig rig="threePt" dir="t"/>
+    </dgm:scene3d>
+    <dgm:sp3d/>
+    <dgm:txPr/>
+    <dgm:style>
+      <a:lnRef idx="0">
+        <a:scrgbClr r="0" g="0" b="0"/>
+      </a:lnRef>
+      <a:fillRef idx="1">
+        <a:scrgbClr r="0" g="0" b="0"/>
+      </a:fillRef>
+      <a:effectRef idx="0">
+        <a:scrgbClr r="0" g="0" b="0"/>
+      </a:effectRef>
+      <a:fontRef idx="minor"/>
+    </dgm:style>
+  </dgm:styleLbl>
+  <dgm:styleLbl name="fgShp">
+    <dgm:scene3d>
+      <a:camera prst="orthographicFront"/>
+      <a:lightRig rig="threePt" dir="t"/>
+    </dgm:scene3d>
+    <dgm:sp3d/>
+    <dgm:txPr/>
+    <dgm:style>
+      <a:lnRef idx="2">
+        <a:scrgbClr r="0" g="0" b="0"/>
+      </a:lnRef>
+      <a:fillRef idx="1">
+        <a:scrgbClr r="0" g="0" b="0"/>
+      </a:fillRef>
+      <a:effectRef idx="0">
+        <a:scrgbClr r="0" g="0" b="0"/>
+      </a:effectRef>
+      <a:fontRef idx="minor"/>
+    </dgm:style>
+  </dgm:styleLbl>
+  <dgm:styleLbl name="revTx">
+    <dgm:scene3d>
+      <a:camera prst="orthographicFront"/>
+      <a:lightRig rig="threePt" dir="t"/>
+    </dgm:scene3d>
+    <dgm:sp3d/>
+    <dgm:txPr/>
+    <dgm:style>
+      <a:lnRef idx="0">
+        <a:scrgbClr r="0" g="0" b="0"/>
+      </a:lnRef>
+      <a:fillRef idx="0">
+        <a:scrgbClr r="0" g="0" b="0"/>
+      </a:fillRef>
+      <a:effectRef idx="0">
+        <a:scrgbClr r="0" g="0" b="0"/>
+      </a:effectRef>
+      <a:fontRef idx="minor"/>
+    </dgm:style>
+  </dgm:styleLbl>
+</dgm:styleDef>
+</file>
+
+<file path=word/diagrams/quickStyle2.xml><?xml version="1.0" encoding="utf-8"?>
 <dgm:styleDef xmlns:dgm="http://schemas.openxmlformats.org/drawingml/2006/diagram" xmlns:a="http://schemas.openxmlformats.org/drawingml/2006/main" uniqueId="urn:microsoft.com/office/officeart/2005/8/quickstyle/simple1">
   <dgm:title val=""/>
   <dgm:desc val=""/>

--- a/submission/CMPT310_Group14_Project_Writeup.docx
+++ b/submission/CMPT310_Group14_Project_Writeup.docx
@@ -14,7 +14,25 @@
           <w:color w:val="CC0633"/>
           <w:sz w:val="17"/>
         </w:rPr>
-        <w:t>PROJECT WRITE-UP · GROUP 14</w:t>
+        <w:t xml:space="preserve">PROJECT </w:t>
+      </w:r>
+      <w:r>
+        <w:rPr>
+          <w:rFonts w:hint="eastAsia"/>
+          <w:b/>
+          <w:color w:val="CC0633"/>
+          <w:sz w:val="17"/>
+          <w:lang w:eastAsia="ja-JP"/>
+        </w:rPr>
+        <w:t xml:space="preserve">HOW-TO </w:t>
+      </w:r>
+      <w:r>
+        <w:rPr>
+          <w:b/>
+          <w:color w:val="CC0633"/>
+          <w:sz w:val="17"/>
+        </w:rPr>
+        <w:t>· GROUP 14</w:t>
       </w:r>
     </w:p>
     <w:p>
@@ -55,7 +73,21 @@
         <w:rPr>
           <w:color w:val="555555"/>
         </w:rPr>
-        <w:t>Finley Thomson · Monem Moheq · Srinivas Suggu · Jarrod Hwang</w:t>
+        <w:t xml:space="preserve">Finley Thomson · Monem Moheq · Srinivas </w:t>
+      </w:r>
+      <w:proofErr w:type="spellStart"/>
+      <w:r>
+        <w:rPr>
+          <w:color w:val="555555"/>
+        </w:rPr>
+        <w:t>Suggu</w:t>
+      </w:r>
+      <w:proofErr w:type="spellEnd"/>
+      <w:r>
+        <w:rPr>
+          <w:color w:val="555555"/>
+        </w:rPr>
+        <w:t xml:space="preserve"> · Jarrod Hwang</w:t>
       </w:r>
     </w:p>
     <w:p>
@@ -130,7 +162,7 @@
           </mc:Choice>
           <mc:Fallback>
             <w:pict>
-              <v:line w14:anchorId="290E443E" id="Straight Connector 9" o:spid="_x0000_s1026" style="position:absolute;z-index:251659264;visibility:visible;mso-wrap-style:square;mso-width-percent:0;mso-height-percent:0;mso-wrap-distance-left:9pt;mso-wrap-distance-top:0;mso-wrap-distance-right:9pt;mso-wrap-distance-bottom:0;mso-position-horizontal:absolute;mso-position-horizontal-relative:text;mso-position-vertical:absolute;mso-position-vertical-relative:text;mso-width-percent:0;mso-height-percent:0;mso-width-relative:margin;mso-height-relative:margin" from="-.15pt,26.25pt" to="529.05pt,29.6pt" o:gfxdata="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" strokecolor="#cc0633" strokeweight="2pt"/>
+              <v:line w14:anchorId="5143A47F" id="Straight Connector 9" o:spid="_x0000_s1026" style="position:absolute;z-index:251659264;visibility:visible;mso-wrap-style:square;mso-width-percent:0;mso-height-percent:0;mso-wrap-distance-left:9pt;mso-wrap-distance-top:0;mso-wrap-distance-right:9pt;mso-wrap-distance-bottom:0;mso-position-horizontal:absolute;mso-position-horizontal-relative:text;mso-position-vertical:absolute;mso-position-vertical-relative:text;mso-width-percent:0;mso-height-percent:0;mso-width-relative:margin;mso-height-relative:margin" from="-.15pt,26.25pt" to="529.05pt,29.6pt" o:gfxdata="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" strokecolor="#cc0633" strokeweight="2pt"/>
             </w:pict>
           </mc:Fallback>
         </mc:AlternateContent>
@@ -138,6 +170,7 @@
       <w:r>
         <w:t>1</w:t>
       </w:r>
+      <w:proofErr w:type="gramStart"/>
       <w:r>
         <w:t>.</w:t>
       </w:r>
@@ -149,7 +182,15 @@
           <w:rFonts w:hint="eastAsia"/>
           <w:lang w:eastAsia="ja-JP"/>
         </w:rPr>
-        <w:t>System E</w:t>
+        <w:t>System</w:t>
+      </w:r>
+      <w:proofErr w:type="gramEnd"/>
+      <w:r>
+        <w:rPr>
+          <w:rFonts w:hint="eastAsia"/>
+          <w:lang w:eastAsia="ja-JP"/>
+        </w:rPr>
+        <w:t xml:space="preserve"> E</w:t>
       </w:r>
       <w:r>
         <w:t>xplanation</w:t>
@@ -254,7 +295,6 @@
             <w:pPr>
               <w:spacing w:after="0"/>
               <w:rPr>
-                <w:rFonts w:hint="eastAsia"/>
                 <w:highlight w:val="cyan"/>
                 <w:lang w:eastAsia="ja-JP"/>
               </w:rPr>
@@ -367,21 +407,7 @@
                             <w:rFonts w:ascii="Cambria Math" w:hAnsi="Cambria Math"/>
                             <w:lang w:eastAsia="ja-JP"/>
                           </w:rPr>
-                          <m:t>InitialAssessment</m:t>
-                        </m:r>
-                        <m:r>
-                          <w:rPr>
-                            <w:rFonts w:ascii="Cambria Math" w:hAnsi="Cambria Math"/>
-                            <w:lang w:eastAsia="ja-JP"/>
-                          </w:rPr>
-                          <m:t>+</m:t>
-                        </m:r>
-                        <m:r>
-                          <w:rPr>
-                            <w:rFonts w:ascii="Cambria Math" w:hAnsi="Cambria Math"/>
-                            <w:lang w:eastAsia="ja-JP"/>
-                          </w:rPr>
-                          <m:t>EstimatedDevelopmentCost</m:t>
+                          <m:t>InitialAssessment+EstimatedDevelopmentCost</m:t>
                         </m:r>
                         <m:ctrlPr>
                           <w:rPr>
@@ -411,7 +437,6 @@
       <w:pPr>
         <w:spacing w:before="120"/>
         <w:rPr>
-          <w:rFonts w:hint="eastAsia"/>
           <w:lang w:eastAsia="ja-JP"/>
         </w:rPr>
       </w:pPr>
@@ -449,14 +474,7 @@
           <w:rFonts w:hint="eastAsia"/>
           <w:lang w:eastAsia="ja-JP"/>
         </w:rPr>
-        <w:t xml:space="preserve"> 4 inputs namely, an address in Calgary, a Calgary address, a purchase price, and an estimated number of units to be built. </w:t>
-      </w:r>
-      <w:r>
-        <w:rPr>
-          <w:rFonts w:hint="eastAsia"/>
-          <w:lang w:eastAsia="ja-JP"/>
-        </w:rPr>
-        <w:t xml:space="preserve">From this, the system then calculates </w:t>
+        <w:t xml:space="preserve"> 4 inputs namely, an address in Calgary, a Calgary address, a purchase price, and an estimated number of units to be built. From this, the system then calculates </w:t>
       </w:r>
       <w:r>
         <w:t>seven values available before the outcome: initial assessment, community income, cost per unit, distance to downtown, and distance to the nearest transit stop, park, and public school</w:t>
@@ -497,7 +515,6 @@
     <w:p>
       <w:pPr>
         <w:rPr>
-          <w:rFonts w:hint="eastAsia"/>
           <w:lang w:eastAsia="ja-JP"/>
         </w:rPr>
       </w:pPr>
@@ -561,14 +578,7 @@
           <w:rFonts w:hint="eastAsia"/>
           <w:lang w:eastAsia="ja-JP"/>
         </w:rPr>
-        <w:t xml:space="preserve"> on data points provided by the user through the system interface. </w:t>
-      </w:r>
-      <w:r>
-        <w:rPr>
-          <w:rFonts w:hint="eastAsia"/>
-          <w:lang w:eastAsia="ja-JP"/>
-        </w:rPr>
-        <w:t>In addition to the main system interface, available is the ability to compare our custom-made models</w:t>
+        <w:t xml:space="preserve"> on data points provided by the user through the system interface. In addition to the main system interface, available is the ability to compare our custom-made models</w:t>
       </w:r>
       <w:r>
         <w:rPr>
@@ -727,7 +737,6 @@
     <w:p>
       <w:pPr>
         <w:rPr>
-          <w:rFonts w:hint="eastAsia"/>
           <w:lang w:eastAsia="ja-JP"/>
         </w:rPr>
       </w:pPr>
@@ -738,6 +747,7 @@
         </w:rPr>
         <w:t xml:space="preserve">Running the </w:t>
       </w:r>
+      <w:proofErr w:type="gramStart"/>
       <w:r>
         <w:rPr>
           <w:lang w:eastAsia="ja-JP"/>
@@ -758,6 +768,7 @@
         </w:rPr>
         <w:t>s</w:t>
       </w:r>
+      <w:proofErr w:type="gramEnd"/>
       <w:r>
         <w:rPr>
           <w:rFonts w:hint="eastAsia"/>
@@ -938,7 +949,6 @@
             <w:pPr>
               <w:spacing w:after="0"/>
               <w:rPr>
-                <w:rFonts w:hint="eastAsia"/>
                 <w:b/>
                 <w:color w:val="FFFFFF"/>
                 <w:sz w:val="14"/>
@@ -991,7 +1001,6 @@
             <w:pPr>
               <w:spacing w:after="0"/>
               <w:rPr>
-                <w:rFonts w:hint="eastAsia"/>
                 <w:b/>
                 <w:color w:val="FFFFFF"/>
                 <w:sz w:val="14"/>
@@ -1280,7 +1289,6 @@
             <w:pPr>
               <w:spacing w:after="0"/>
               <w:rPr>
-                <w:rFonts w:hint="eastAsia"/>
                 <w:lang w:eastAsia="ja-JP"/>
               </w:rPr>
             </w:pPr>
@@ -1506,7 +1514,6 @@
             <w:pPr>
               <w:spacing w:after="0"/>
               <w:rPr>
-                <w:rFonts w:hint="eastAsia"/>
                 <w:lang w:eastAsia="ja-JP"/>
               </w:rPr>
             </w:pPr>
@@ -1541,7 +1548,6 @@
             <w:pPr>
               <w:spacing w:after="0"/>
               <w:rPr>
-                <w:rFonts w:hint="eastAsia"/>
                 <w:lang w:eastAsia="ja-JP"/>
               </w:rPr>
             </w:pPr>
@@ -1622,7 +1628,6 @@
             <w:pPr>
               <w:spacing w:after="0"/>
               <w:rPr>
-                <w:rFonts w:hint="eastAsia"/>
                 <w:lang w:eastAsia="ja-JP"/>
               </w:rPr>
             </w:pPr>
@@ -1644,7 +1649,6 @@
             <w:pPr>
               <w:spacing w:after="0"/>
               <w:rPr>
-                <w:rFonts w:hint="eastAsia"/>
                 <w:sz w:val="14"/>
                 <w:lang w:eastAsia="ja-JP"/>
               </w:rPr>
@@ -1717,7 +1721,6 @@
             <w:pPr>
               <w:spacing w:after="0"/>
               <w:rPr>
-                <w:rFonts w:hint="eastAsia"/>
                 <w:sz w:val="14"/>
                 <w:lang w:eastAsia="ja-JP"/>
               </w:rPr>
@@ -1926,15 +1929,7 @@
                 <w:sz w:val="14"/>
                 <w:lang w:eastAsia="ja-JP"/>
               </w:rPr>
-              <w:t>Real only</w:t>
-            </w:r>
-            <w:r>
-              <w:rPr>
-                <w:rFonts w:hint="eastAsia"/>
-                <w:sz w:val="14"/>
-                <w:lang w:eastAsia="ja-JP"/>
-              </w:rPr>
-              <w:t xml:space="preserve"> for RF</w:t>
+              <w:t>Real only for RF</w:t>
             </w:r>
           </w:p>
           <w:p>
@@ -1960,7 +1955,6 @@
             <w:pPr>
               <w:spacing w:after="0"/>
               <w:rPr>
-                <w:rFonts w:hint="eastAsia"/>
                 <w:sz w:val="14"/>
                 <w:lang w:eastAsia="ja-JP"/>
               </w:rPr>
@@ -2035,7 +2029,6 @@
             <w:pPr>
               <w:spacing w:after="0"/>
               <w:rPr>
-                <w:rFonts w:hint="eastAsia"/>
                 <w:sz w:val="14"/>
                 <w:lang w:eastAsia="ja-JP"/>
               </w:rPr>
@@ -2116,7 +2109,6 @@
             <w:pPr>
               <w:spacing w:after="0"/>
               <w:rPr>
-                <w:rFonts w:hint="eastAsia"/>
                 <w:lang w:eastAsia="ja-JP"/>
               </w:rPr>
             </w:pPr>
@@ -2151,7 +2143,6 @@
             <w:pPr>
               <w:spacing w:after="0"/>
               <w:rPr>
-                <w:rFonts w:hint="eastAsia"/>
                 <w:lang w:eastAsia="ja-JP"/>
               </w:rPr>
             </w:pPr>
@@ -2231,7 +2222,6 @@
             <w:pPr>
               <w:spacing w:after="0"/>
               <w:rPr>
-                <w:rFonts w:hint="eastAsia"/>
                 <w:lang w:eastAsia="ja-JP"/>
               </w:rPr>
             </w:pPr>
@@ -2253,34 +2243,17 @@
             <w:pPr>
               <w:spacing w:after="0"/>
               <w:rPr>
+                <w:sz w:val="14"/>
+                <w:lang w:eastAsia="ja-JP"/>
+              </w:rPr>
+            </w:pPr>
+            <w:r>
+              <w:rPr>
                 <w:rFonts w:hint="eastAsia"/>
                 <w:sz w:val="14"/>
                 <w:lang w:eastAsia="ja-JP"/>
               </w:rPr>
-            </w:pPr>
-            <w:r>
-              <w:rPr>
-                <w:rFonts w:hint="eastAsia"/>
-                <w:sz w:val="14"/>
-                <w:lang w:eastAsia="ja-JP"/>
-              </w:rPr>
-              <w:t>5</w:t>
-            </w:r>
-            <w:r>
-              <w:rPr>
-                <w:rFonts w:hint="eastAsia"/>
-                <w:sz w:val="14"/>
-                <w:lang w:eastAsia="ja-JP"/>
-              </w:rPr>
-              <w:t>2</w:t>
-            </w:r>
-            <w:r>
-              <w:rPr>
-                <w:rFonts w:hint="eastAsia"/>
-                <w:sz w:val="14"/>
-                <w:lang w:eastAsia="ja-JP"/>
-              </w:rPr>
-              <w:t>.5</w:t>
+              <w:t>52.5</w:t>
             </w:r>
             <w:r>
               <w:rPr>
@@ -2342,7 +2315,6 @@
             <w:pPr>
               <w:spacing w:after="0"/>
               <w:rPr>
-                <w:rFonts w:hint="eastAsia"/>
                 <w:sz w:val="14"/>
                 <w:lang w:eastAsia="ja-JP"/>
               </w:rPr>
@@ -2480,7 +2452,6 @@
     <w:p>
       <w:pPr>
         <w:rPr>
-          <w:rFonts w:hint="eastAsia"/>
           <w:lang w:eastAsia="ja-JP"/>
         </w:rPr>
       </w:pPr>
@@ -2564,7 +2535,25 @@
                 <w:color w:val="555555"/>
                 <w:sz w:val="14"/>
               </w:rPr>
-              <w:t>Figure 1. Five-fold mean ± standard deviation on held-out real projects.</w:t>
+              <w:t xml:space="preserve">Figure 1. Five-fold </w:t>
+            </w:r>
+            <w:proofErr w:type="gramStart"/>
+            <w:r>
+              <w:rPr>
+                <w:i/>
+                <w:color w:val="555555"/>
+                <w:sz w:val="14"/>
+              </w:rPr>
+              <w:t>mean ±</w:t>
+            </w:r>
+            <w:proofErr w:type="gramEnd"/>
+            <w:r>
+              <w:rPr>
+                <w:i/>
+                <w:color w:val="555555"/>
+                <w:sz w:val="14"/>
+              </w:rPr>
+              <w:t xml:space="preserve"> standard deviation on held-out real projects.</w:t>
             </w:r>
           </w:p>
         </w:tc>
@@ -2777,7 +2766,15 @@
         <w:t>6</w:t>
       </w:r>
       <w:r>
-        <w:t xml:space="preserve"> predictions are severe Low↔High mistakes (</w:t>
+        <w:t xml:space="preserve"> predictions are severe </w:t>
+      </w:r>
+      <w:proofErr w:type="spellStart"/>
+      <w:r>
+        <w:t>Low↔High</w:t>
+      </w:r>
+      <w:proofErr w:type="spellEnd"/>
+      <w:r>
+        <w:t xml:space="preserve"> mistakes (</w:t>
       </w:r>
       <w:r>
         <w:rPr>
@@ -2793,7 +2790,6 @@
     <w:p>
       <w:pPr>
         <w:rPr>
-          <w:rFonts w:hint="eastAsia"/>
           <w:lang w:eastAsia="ja-JP"/>
         </w:rPr>
       </w:pPr>
@@ -2868,7 +2864,6 @@
     <w:p>
       <w:pPr>
         <w:rPr>
-          <w:rFonts w:hint="eastAsia"/>
           <w:lang w:eastAsia="ja-JP"/>
         </w:rPr>
       </w:pPr>
@@ -2877,7 +2872,23 @@
           <w:rFonts w:hint="eastAsia"/>
           <w:lang w:eastAsia="ja-JP"/>
         </w:rPr>
-        <w:t xml:space="preserve">Unfortunately, due to a lack of further, complete data available, alongside a highly limited universe of real-world data (given there are only so many townhomes in Calgary), the model is undercut by lacking a chance to discern broader patterns. Additionally, the features we have elected to use to glean an ROI classification, may simply not yield </w:t>
+        <w:t xml:space="preserve">Unfortunately, due to a lack of further, complete data available, alongside a highly limited universe of real-world data (given there are only so many townhomes in Calgary), the model is undercut by lacking a chance to discern broader patterns. Additionally, the features we have elected to use to glean </w:t>
+      </w:r>
+      <w:proofErr w:type="gramStart"/>
+      <w:r>
+        <w:rPr>
+          <w:rFonts w:hint="eastAsia"/>
+          <w:lang w:eastAsia="ja-JP"/>
+        </w:rPr>
+        <w:t>an ROI</w:t>
+      </w:r>
+      <w:proofErr w:type="gramEnd"/>
+      <w:r>
+        <w:rPr>
+          <w:rFonts w:hint="eastAsia"/>
+          <w:lang w:eastAsia="ja-JP"/>
+        </w:rPr>
+        <w:t xml:space="preserve"> classification, may simply not yield </w:t>
       </w:r>
       <w:r>
         <w:rPr>
@@ -2945,16 +2956,24 @@
     <w:p>
       <w:pPr>
         <w:rPr>
-          <w:rFonts w:hint="eastAsia"/>
           <w:lang w:eastAsia="ja-JP"/>
         </w:rPr>
       </w:pPr>
+      <w:proofErr w:type="gramStart"/>
       <w:r>
         <w:rPr>
           <w:rFonts w:hint="eastAsia"/>
           <w:lang w:eastAsia="ja-JP"/>
         </w:rPr>
-        <w:t xml:space="preserve">In an attempt to mitigate these problems, we </w:t>
+        <w:t>In an attempt to</w:t>
+      </w:r>
+      <w:proofErr w:type="gramEnd"/>
+      <w:r>
+        <w:rPr>
+          <w:rFonts w:hint="eastAsia"/>
+          <w:lang w:eastAsia="ja-JP"/>
+        </w:rPr>
+        <w:t xml:space="preserve"> mitigate these problems, we </w:t>
       </w:r>
       <w:r>
         <w:rPr>
@@ -3051,7 +3070,7 @@
           </mc:Choice>
           <mc:Fallback>
             <w:pict>
-              <v:line w14:anchorId="7F8FB059" id="Straight Connector 9" o:spid="_x0000_s1026" style="position:absolute;z-index:251660800;visibility:visible;mso-wrap-style:square;mso-width-percent:0;mso-height-percent:0;mso-wrap-distance-left:9pt;mso-wrap-distance-top:0;mso-wrap-distance-right:9pt;mso-wrap-distance-bottom:0;mso-position-horizontal:absolute;mso-position-horizontal-relative:text;mso-position-vertical:absolute;mso-position-vertical-relative:text;mso-width-percent:0;mso-height-percent:0;mso-width-relative:margin;mso-height-relative:margin" from="0,23.05pt" to="529.2pt,26.35pt" o:gfxdata="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" strokecolor="#cc0633" strokeweight="2pt"/>
+              <v:line w14:anchorId="7E78BD44" id="Straight Connector 9" o:spid="_x0000_s1026" style="position:absolute;z-index:251660800;visibility:visible;mso-wrap-style:square;mso-width-percent:0;mso-height-percent:0;mso-wrap-distance-left:9pt;mso-wrap-distance-top:0;mso-wrap-distance-right:9pt;mso-wrap-distance-bottom:0;mso-position-horizontal:absolute;mso-position-horizontal-relative:text;mso-position-vertical:absolute;mso-position-vertical-relative:text;mso-width-percent:0;mso-height-percent:0;mso-width-relative:margin;mso-height-relative:margin" from="0,23.05pt" to="529.2pt,26.35pt" o:gfxdata="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" strokecolor="#cc0633" strokeweight="2pt"/>
             </w:pict>
           </mc:Fallback>
         </mc:AlternateContent>
@@ -3063,7 +3082,6 @@
     <w:p>
       <w:pPr>
         <w:rPr>
-          <w:rFonts w:hint="eastAsia"/>
           <w:lang w:eastAsia="ja-JP"/>
         </w:rPr>
       </w:pPr>
@@ -3303,7 +3321,6 @@
             <w:pPr>
               <w:spacing w:after="0"/>
               <w:rPr>
-                <w:rFonts w:hint="eastAsia"/>
                 <w:sz w:val="13"/>
               </w:rPr>
             </w:pPr>
@@ -3412,23 +3429,31 @@
             <w:pPr>
               <w:spacing w:after="0"/>
               <w:rPr>
+                <w:sz w:val="13"/>
+              </w:rPr>
+            </w:pPr>
+            <w:r>
+              <w:rPr>
+                <w:sz w:val="13"/>
+              </w:rPr>
+              <w:t>Finley Thomson</w:t>
+            </w:r>
+            <w:r>
+              <w:rPr>
                 <w:rFonts w:hint="eastAsia"/>
                 <w:sz w:val="13"/>
               </w:rPr>
-            </w:pPr>
-            <w:r>
-              <w:rPr>
-                <w:sz w:val="13"/>
-              </w:rPr>
-              <w:t>Finley Thomson</w:t>
-            </w:r>
+              <w:t xml:space="preserve">, Monem </w:t>
+            </w:r>
+            <w:proofErr w:type="spellStart"/>
             <w:r>
               <w:rPr>
                 <w:rFonts w:hint="eastAsia"/>
                 <w:sz w:val="13"/>
               </w:rPr>
-              <w:t>, Monem Moheq</w:t>
-            </w:r>
+              <w:t>Moheq</w:t>
+            </w:r>
+            <w:proofErr w:type="spellEnd"/>
           </w:p>
         </w:tc>
         <w:tc>
@@ -3445,7 +3470,6 @@
             <w:pPr>
               <w:spacing w:after="0"/>
               <w:rPr>
-                <w:rFonts w:hint="eastAsia"/>
                 <w:sz w:val="13"/>
               </w:rPr>
             </w:pPr>
@@ -3486,7 +3510,6 @@
             <w:pPr>
               <w:spacing w:after="0"/>
               <w:rPr>
-                <w:rFonts w:hint="eastAsia"/>
                 <w:sz w:val="13"/>
               </w:rPr>
             </w:pPr>
@@ -3514,7 +3537,6 @@
             <w:pPr>
               <w:spacing w:after="0"/>
               <w:rPr>
-                <w:rFonts w:hint="eastAsia"/>
                 <w:sz w:val="13"/>
               </w:rPr>
             </w:pPr>
@@ -3542,7 +3564,6 @@
             <w:pPr>
               <w:spacing w:after="0"/>
               <w:rPr>
-                <w:rFonts w:hint="eastAsia"/>
                 <w:sz w:val="13"/>
               </w:rPr>
             </w:pPr>
@@ -3570,7 +3591,6 @@
             <w:pPr>
               <w:spacing w:after="0"/>
               <w:rPr>
-                <w:rFonts w:hint="eastAsia"/>
                 <w:sz w:val="13"/>
               </w:rPr>
             </w:pPr>
@@ -3598,17 +3618,25 @@
             <w:pPr>
               <w:spacing w:after="0"/>
               <w:rPr>
+                <w:sz w:val="13"/>
+              </w:rPr>
+            </w:pPr>
+            <w:r>
+              <w:rPr>
                 <w:rFonts w:hint="eastAsia"/>
                 <w:sz w:val="13"/>
               </w:rPr>
-            </w:pPr>
+              <w:t xml:space="preserve">Finley Thomson, Monem </w:t>
+            </w:r>
+            <w:proofErr w:type="spellStart"/>
             <w:r>
               <w:rPr>
                 <w:rFonts w:hint="eastAsia"/>
                 <w:sz w:val="13"/>
               </w:rPr>
-              <w:t>Finley Thomson, Monem Moheq</w:t>
-            </w:r>
+              <w:t>Moheq</w:t>
+            </w:r>
+            <w:proofErr w:type="spellEnd"/>
           </w:p>
         </w:tc>
         <w:tc>
@@ -3626,7 +3654,6 @@
             <w:pPr>
               <w:spacing w:after="0"/>
               <w:rPr>
-                <w:rFonts w:hint="eastAsia"/>
                 <w:sz w:val="13"/>
               </w:rPr>
             </w:pPr>
@@ -3664,7 +3691,6 @@
             <w:pPr>
               <w:spacing w:after="0"/>
               <w:rPr>
-                <w:rFonts w:hint="eastAsia"/>
                 <w:sz w:val="13"/>
               </w:rPr>
             </w:pPr>
@@ -3691,7 +3717,6 @@
             <w:pPr>
               <w:spacing w:after="0"/>
               <w:rPr>
-                <w:rFonts w:hint="eastAsia"/>
                 <w:sz w:val="13"/>
               </w:rPr>
             </w:pPr>
@@ -3718,7 +3743,6 @@
             <w:pPr>
               <w:spacing w:after="0"/>
               <w:rPr>
-                <w:rFonts w:hint="eastAsia"/>
                 <w:sz w:val="13"/>
               </w:rPr>
             </w:pPr>
@@ -3745,7 +3769,6 @@
             <w:pPr>
               <w:spacing w:after="0"/>
               <w:rPr>
-                <w:rFonts w:hint="eastAsia"/>
                 <w:sz w:val="13"/>
               </w:rPr>
             </w:pPr>
@@ -3772,7 +3795,6 @@
             <w:pPr>
               <w:spacing w:after="0"/>
               <w:rPr>
-                <w:rFonts w:hint="eastAsia"/>
                 <w:sz w:val="13"/>
               </w:rPr>
             </w:pPr>
@@ -3799,7 +3821,6 @@
             <w:pPr>
               <w:spacing w:after="0"/>
               <w:rPr>
-                <w:rFonts w:hint="eastAsia"/>
                 <w:sz w:val="13"/>
               </w:rPr>
             </w:pPr>
@@ -3858,7 +3879,6 @@
             <w:pPr>
               <w:spacing w:after="0"/>
               <w:rPr>
-                <w:rFonts w:hint="eastAsia"/>
                 <w:sz w:val="13"/>
               </w:rPr>
             </w:pPr>
@@ -3886,7 +3906,6 @@
             <w:pPr>
               <w:spacing w:after="0"/>
               <w:rPr>
-                <w:rFonts w:hint="eastAsia"/>
                 <w:sz w:val="13"/>
               </w:rPr>
             </w:pPr>
@@ -3914,7 +3933,6 @@
             <w:pPr>
               <w:spacing w:after="0"/>
               <w:rPr>
-                <w:rFonts w:hint="eastAsia"/>
                 <w:sz w:val="13"/>
               </w:rPr>
             </w:pPr>
@@ -3942,7 +3960,6 @@
             <w:pPr>
               <w:spacing w:after="0"/>
               <w:rPr>
-                <w:rFonts w:hint="eastAsia"/>
                 <w:sz w:val="13"/>
               </w:rPr>
             </w:pPr>
@@ -3970,17 +3987,25 @@
             <w:pPr>
               <w:spacing w:after="0"/>
               <w:rPr>
+                <w:sz w:val="13"/>
+              </w:rPr>
+            </w:pPr>
+            <w:r>
+              <w:rPr>
                 <w:rFonts w:hint="eastAsia"/>
                 <w:sz w:val="13"/>
               </w:rPr>
-            </w:pPr>
+              <w:t xml:space="preserve">Finley Thomson, Monem </w:t>
+            </w:r>
+            <w:proofErr w:type="spellStart"/>
             <w:r>
               <w:rPr>
                 <w:rFonts w:hint="eastAsia"/>
                 <w:sz w:val="13"/>
               </w:rPr>
-              <w:t>Finley Thomson, Monem Moheq</w:t>
-            </w:r>
+              <w:t>Moheq</w:t>
+            </w:r>
+            <w:proofErr w:type="spellEnd"/>
           </w:p>
         </w:tc>
         <w:tc>
@@ -3998,7 +4023,6 @@
             <w:pPr>
               <w:spacing w:after="0"/>
               <w:rPr>
-                <w:rFonts w:hint="eastAsia"/>
                 <w:sz w:val="13"/>
               </w:rPr>
             </w:pPr>
@@ -4037,7 +4061,6 @@
             <w:pPr>
               <w:spacing w:after="0"/>
               <w:rPr>
-                <w:rFonts w:hint="eastAsia"/>
                 <w:sz w:val="13"/>
               </w:rPr>
             </w:pPr>
@@ -4064,7 +4087,6 @@
             <w:pPr>
               <w:spacing w:after="0"/>
               <w:rPr>
-                <w:rFonts w:hint="eastAsia"/>
                 <w:sz w:val="13"/>
               </w:rPr>
             </w:pPr>
@@ -4091,7 +4113,6 @@
             <w:pPr>
               <w:spacing w:after="0"/>
               <w:rPr>
-                <w:rFonts w:hint="eastAsia"/>
                 <w:sz w:val="13"/>
               </w:rPr>
             </w:pPr>
@@ -4118,7 +4139,6 @@
             <w:pPr>
               <w:spacing w:after="0"/>
               <w:rPr>
-                <w:rFonts w:hint="eastAsia"/>
                 <w:sz w:val="13"/>
               </w:rPr>
             </w:pPr>
@@ -4145,7 +4165,6 @@
             <w:pPr>
               <w:spacing w:after="0"/>
               <w:rPr>
-                <w:rFonts w:hint="eastAsia"/>
                 <w:sz w:val="13"/>
               </w:rPr>
             </w:pPr>
@@ -4172,7 +4191,6 @@
             <w:pPr>
               <w:spacing w:after="0"/>
               <w:rPr>
-                <w:rFonts w:hint="eastAsia"/>
                 <w:sz w:val="13"/>
               </w:rPr>
             </w:pPr>
@@ -4205,7 +4223,6 @@
             <w:pPr>
               <w:spacing w:after="0"/>
               <w:rPr>
-                <w:rFonts w:hint="eastAsia"/>
                 <w:sz w:val="13"/>
               </w:rPr>
             </w:pPr>
@@ -4233,7 +4250,6 @@
             <w:pPr>
               <w:spacing w:after="0"/>
               <w:rPr>
-                <w:rFonts w:hint="eastAsia"/>
                 <w:sz w:val="13"/>
               </w:rPr>
             </w:pPr>
@@ -4261,7 +4277,6 @@
             <w:pPr>
               <w:spacing w:after="0"/>
               <w:rPr>
-                <w:rFonts w:hint="eastAsia"/>
                 <w:sz w:val="13"/>
               </w:rPr>
             </w:pPr>
@@ -4289,7 +4304,6 @@
             <w:pPr>
               <w:spacing w:after="0"/>
               <w:rPr>
-                <w:rFonts w:hint="eastAsia"/>
                 <w:sz w:val="13"/>
               </w:rPr>
             </w:pPr>
@@ -4317,7 +4331,6 @@
             <w:pPr>
               <w:spacing w:after="0"/>
               <w:rPr>
-                <w:rFonts w:hint="eastAsia"/>
                 <w:sz w:val="13"/>
               </w:rPr>
             </w:pPr>
@@ -4345,7 +4358,6 @@
             <w:pPr>
               <w:spacing w:after="0"/>
               <w:rPr>
-                <w:rFonts w:hint="eastAsia"/>
                 <w:sz w:val="13"/>
               </w:rPr>
             </w:pPr>
@@ -4377,7 +4389,6 @@
             <w:pPr>
               <w:spacing w:after="0"/>
               <w:rPr>
-                <w:rFonts w:hint="eastAsia"/>
                 <w:sz w:val="13"/>
               </w:rPr>
             </w:pPr>
@@ -4405,7 +4416,6 @@
             <w:pPr>
               <w:spacing w:after="0"/>
               <w:rPr>
-                <w:rFonts w:hint="eastAsia"/>
                 <w:sz w:val="13"/>
               </w:rPr>
             </w:pPr>
@@ -4432,7 +4442,6 @@
             <w:pPr>
               <w:spacing w:after="0"/>
               <w:rPr>
-                <w:rFonts w:hint="eastAsia"/>
                 <w:sz w:val="13"/>
               </w:rPr>
             </w:pPr>
@@ -4459,7 +4468,6 @@
             <w:pPr>
               <w:spacing w:after="0"/>
               <w:rPr>
-                <w:rFonts w:hint="eastAsia"/>
                 <w:sz w:val="13"/>
               </w:rPr>
             </w:pPr>
@@ -4486,7 +4494,6 @@
             <w:pPr>
               <w:spacing w:after="0"/>
               <w:rPr>
-                <w:rFonts w:hint="eastAsia"/>
                 <w:sz w:val="13"/>
               </w:rPr>
             </w:pPr>
@@ -4513,7 +4520,6 @@
             <w:pPr>
               <w:spacing w:after="0"/>
               <w:rPr>
-                <w:rFonts w:hint="eastAsia"/>
                 <w:sz w:val="13"/>
               </w:rPr>
             </w:pPr>
@@ -4545,22 +4551,37 @@
             <w:pPr>
               <w:spacing w:after="0"/>
               <w:rPr>
+                <w:sz w:val="13"/>
+              </w:rPr>
+            </w:pPr>
+            <w:r>
+              <w:rPr>
+                <w:sz w:val="13"/>
+              </w:rPr>
+              <w:t xml:space="preserve">Compare </w:t>
+            </w:r>
+            <w:r>
+              <w:rPr>
                 <w:rFonts w:hint="eastAsia"/>
                 <w:sz w:val="13"/>
               </w:rPr>
-            </w:pPr>
-            <w:r>
-              <w:rPr>
-                <w:sz w:val="13"/>
-              </w:rPr>
-              <w:t xml:space="preserve">Compare </w:t>
-            </w:r>
+              <w:t xml:space="preserve">and Evaluate Models (Including </w:t>
+            </w:r>
+            <w:proofErr w:type="spellStart"/>
             <w:r>
               <w:rPr>
                 <w:rFonts w:hint="eastAsia"/>
                 <w:sz w:val="13"/>
               </w:rPr>
-              <w:t>and Evaluate Models (Including sklearn Random Forest and Baseline)</w:t>
+              <w:t>sklearn</w:t>
+            </w:r>
+            <w:proofErr w:type="spellEnd"/>
+            <w:r>
+              <w:rPr>
+                <w:rFonts w:hint="eastAsia"/>
+                <w:sz w:val="13"/>
+              </w:rPr>
+              <w:t xml:space="preserve"> Random Forest and Baseline)</w:t>
             </w:r>
           </w:p>
         </w:tc>
@@ -4579,7 +4600,6 @@
             <w:pPr>
               <w:spacing w:after="0"/>
               <w:rPr>
-                <w:rFonts w:hint="eastAsia"/>
                 <w:sz w:val="13"/>
               </w:rPr>
             </w:pPr>
@@ -4606,7 +4626,6 @@
             <w:pPr>
               <w:spacing w:after="0"/>
               <w:rPr>
-                <w:rFonts w:hint="eastAsia"/>
                 <w:sz w:val="13"/>
               </w:rPr>
             </w:pPr>
@@ -4633,7 +4652,6 @@
             <w:pPr>
               <w:spacing w:after="0"/>
               <w:rPr>
-                <w:rFonts w:hint="eastAsia"/>
                 <w:sz w:val="13"/>
               </w:rPr>
             </w:pPr>
@@ -4660,7 +4678,6 @@
             <w:pPr>
               <w:spacing w:after="0"/>
               <w:rPr>
-                <w:rFonts w:hint="eastAsia"/>
                 <w:sz w:val="13"/>
               </w:rPr>
             </w:pPr>
@@ -4880,7 +4897,6 @@
             <w:pPr>
               <w:spacing w:after="0"/>
               <w:rPr>
-                <w:rFonts w:hint="eastAsia"/>
                 <w:sz w:val="13"/>
               </w:rPr>
             </w:pPr>
@@ -4908,7 +4924,6 @@
             <w:pPr>
               <w:spacing w:after="0"/>
               <w:rPr>
-                <w:rFonts w:hint="eastAsia"/>
                 <w:sz w:val="13"/>
               </w:rPr>
             </w:pPr>
@@ -4936,7 +4951,6 @@
             <w:pPr>
               <w:spacing w:after="0"/>
               <w:rPr>
-                <w:rFonts w:hint="eastAsia"/>
                 <w:sz w:val="13"/>
               </w:rPr>
             </w:pPr>
@@ -4964,7 +4978,6 @@
             <w:pPr>
               <w:spacing w:after="0"/>
               <w:rPr>
-                <w:rFonts w:hint="eastAsia"/>
                 <w:sz w:val="13"/>
               </w:rPr>
             </w:pPr>
@@ -4992,7 +5005,6 @@
             <w:pPr>
               <w:spacing w:after="0"/>
               <w:rPr>
-                <w:rFonts w:hint="eastAsia"/>
                 <w:sz w:val="13"/>
               </w:rPr>
             </w:pPr>
@@ -5020,16 +5032,31 @@
             <w:pPr>
               <w:spacing w:after="0"/>
               <w:rPr>
+                <w:sz w:val="13"/>
+              </w:rPr>
+            </w:pPr>
+            <w:r>
+              <w:rPr>
                 <w:rFonts w:hint="eastAsia"/>
                 <w:sz w:val="13"/>
               </w:rPr>
-            </w:pPr>
+              <w:t xml:space="preserve">Performing a random grid search to attempt to find optimal hyperparameter values before training a </w:t>
+            </w:r>
+            <w:proofErr w:type="gramStart"/>
             <w:r>
               <w:rPr>
                 <w:rFonts w:hint="eastAsia"/>
                 <w:sz w:val="13"/>
               </w:rPr>
-              <w:t>Performing a random grid search to attempt to find optimal hyperparameter values before training a storing models for interfacing.</w:t>
+              <w:t>storing models</w:t>
+            </w:r>
+            <w:proofErr w:type="gramEnd"/>
+            <w:r>
+              <w:rPr>
+                <w:rFonts w:hint="eastAsia"/>
+                <w:sz w:val="13"/>
+              </w:rPr>
+              <w:t xml:space="preserve"> for interfacing.</w:t>
             </w:r>
           </w:p>
         </w:tc>
@@ -5052,7 +5079,6 @@
             <w:pPr>
               <w:spacing w:after="0"/>
               <w:rPr>
-                <w:rFonts w:hint="eastAsia"/>
                 <w:sz w:val="13"/>
               </w:rPr>
             </w:pPr>
@@ -5079,7 +5105,6 @@
             <w:pPr>
               <w:spacing w:after="0"/>
               <w:rPr>
-                <w:rFonts w:hint="eastAsia"/>
                 <w:sz w:val="13"/>
               </w:rPr>
             </w:pPr>
@@ -5106,7 +5131,6 @@
             <w:pPr>
               <w:spacing w:after="0"/>
               <w:rPr>
-                <w:rFonts w:hint="eastAsia"/>
                 <w:sz w:val="13"/>
               </w:rPr>
             </w:pPr>
@@ -5133,7 +5157,6 @@
             <w:pPr>
               <w:spacing w:after="0"/>
               <w:rPr>
-                <w:rFonts w:hint="eastAsia"/>
                 <w:sz w:val="13"/>
               </w:rPr>
             </w:pPr>
@@ -5160,7 +5183,6 @@
             <w:pPr>
               <w:spacing w:after="0"/>
               <w:rPr>
-                <w:rFonts w:hint="eastAsia"/>
                 <w:sz w:val="13"/>
               </w:rPr>
             </w:pPr>
@@ -5187,7 +5209,6 @@
             <w:pPr>
               <w:spacing w:after="0"/>
               <w:rPr>
-                <w:rFonts w:hint="eastAsia"/>
                 <w:sz w:val="13"/>
               </w:rPr>
             </w:pPr>
@@ -5220,7 +5241,6 @@
             <w:pPr>
               <w:spacing w:after="0"/>
               <w:rPr>
-                <w:rFonts w:hint="eastAsia"/>
                 <w:sz w:val="13"/>
               </w:rPr>
             </w:pPr>
@@ -5248,7 +5268,6 @@
             <w:pPr>
               <w:spacing w:after="0"/>
               <w:rPr>
-                <w:rFonts w:hint="eastAsia"/>
                 <w:sz w:val="13"/>
               </w:rPr>
             </w:pPr>
@@ -5276,7 +5295,6 @@
             <w:pPr>
               <w:spacing w:after="0"/>
               <w:rPr>
-                <w:rFonts w:hint="eastAsia"/>
                 <w:sz w:val="13"/>
               </w:rPr>
             </w:pPr>
@@ -5304,7 +5322,6 @@
             <w:pPr>
               <w:spacing w:after="0"/>
               <w:rPr>
-                <w:rFonts w:hint="eastAsia"/>
                 <w:sz w:val="13"/>
               </w:rPr>
             </w:pPr>
@@ -5332,7 +5349,6 @@
             <w:pPr>
               <w:spacing w:after="0"/>
               <w:rPr>
-                <w:rFonts w:hint="eastAsia"/>
                 <w:sz w:val="13"/>
               </w:rPr>
             </w:pPr>
@@ -5360,7 +5376,6 @@
             <w:pPr>
               <w:spacing w:after="0"/>
               <w:rPr>
-                <w:rFonts w:hint="eastAsia"/>
                 <w:sz w:val="13"/>
               </w:rPr>
             </w:pPr>
@@ -5717,7 +5732,6 @@
       <w:pPr>
         <w:spacing w:after="0"/>
         <w:rPr>
-          <w:rFonts w:hint="eastAsia"/>
           <w:lang w:eastAsia="ja-JP"/>
         </w:rPr>
       </w:pPr>
@@ -5759,7 +5773,6 @@
       <w:pPr>
         <w:spacing w:after="0"/>
         <w:rPr>
-          <w:rFonts w:hint="eastAsia"/>
           <w:lang w:eastAsia="ja-JP"/>
         </w:rPr>
       </w:pPr>
@@ -5768,14 +5781,7 @@
           <w:rFonts w:hint="eastAsia"/>
           <w:lang w:eastAsia="ja-JP"/>
         </w:rPr>
-        <w:t xml:space="preserve">As for the </w:t>
-      </w:r>
-      <w:r>
-        <w:rPr>
-          <w:rFonts w:hint="eastAsia"/>
-          <w:lang w:eastAsia="ja-JP"/>
-        </w:rPr>
-        <w:t>user-facing web interface boasts many practical features for usage, including:</w:t>
+        <w:t>As for the user-facing web interface boasts many practical features for usage, including:</w:t>
       </w:r>
     </w:p>
     <w:p/>
@@ -5851,7 +5857,7 @@
           </mc:Choice>
           <mc:Fallback>
             <w:pict>
-              <v:line w14:anchorId="42A72965" id="Straight Connector 9" o:spid="_x0000_s1026" style="position:absolute;z-index:251665920;visibility:visible;mso-wrap-style:square;mso-width-percent:0;mso-height-percent:0;mso-wrap-distance-left:9pt;mso-wrap-distance-top:0;mso-wrap-distance-right:9pt;mso-wrap-distance-bottom:0;mso-position-horizontal:absolute;mso-position-horizontal-relative:text;mso-position-vertical:absolute;mso-position-vertical-relative:text;mso-width-percent:0;mso-height-percent:0;mso-width-relative:margin;mso-height-relative:margin" from="0,21.9pt" to="529.2pt,25.2pt" o:gfxdata="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" strokecolor="#cc0633" strokeweight="2pt"/>
+              <v:line w14:anchorId="4C35BE81" id="Straight Connector 9" o:spid="_x0000_s1026" style="position:absolute;z-index:251665920;visibility:visible;mso-wrap-style:square;mso-width-percent:0;mso-height-percent:0;mso-wrap-distance-left:9pt;mso-wrap-distance-top:0;mso-wrap-distance-right:9pt;mso-wrap-distance-bottom:0;mso-position-horizontal:absolute;mso-position-horizontal-relative:text;mso-position-vertical:absolute;mso-position-vertical-relative:text;mso-width-percent:0;mso-height-percent:0;mso-width-relative:margin;mso-height-relative:margin" from="0,21.9pt" to="529.2pt,25.2pt" o:gfxdata="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" strokecolor="#cc0633" strokeweight="2pt"/>
             </w:pict>
           </mc:Fallback>
         </mc:AlternateContent>
@@ -6010,7 +6016,6 @@
                   <w:pPr>
                     <w:spacing w:after="0"/>
                     <w:rPr>
-                      <w:rFonts w:hint="eastAsia"/>
                       <w:sz w:val="13"/>
                       <w:lang w:eastAsia="ja-JP"/>
                     </w:rPr>
@@ -6093,7 +6098,6 @@
                   <w:pPr>
                     <w:spacing w:after="0"/>
                     <w:rPr>
-                      <w:rFonts w:hint="eastAsia"/>
                       <w:sz w:val="13"/>
                       <w:lang w:eastAsia="ja-JP"/>
                     </w:rPr>
@@ -6154,7 +6158,6 @@
                   <w:pPr>
                     <w:spacing w:after="0"/>
                     <w:rPr>
-                      <w:rFonts w:hint="eastAsia"/>
                       <w:sz w:val="13"/>
                       <w:lang w:eastAsia="ja-JP"/>
                     </w:rPr>
@@ -6312,7 +6315,6 @@
                   <w:pPr>
                     <w:spacing w:after="0"/>
                     <w:rPr>
-                      <w:rFonts w:hint="eastAsia"/>
                       <w:sz w:val="13"/>
                       <w:lang w:eastAsia="ja-JP"/>
                     </w:rPr>
@@ -6339,7 +6341,6 @@
                   <w:pPr>
                     <w:spacing w:after="0"/>
                     <w:rPr>
-                      <w:rFonts w:hint="eastAsia"/>
                       <w:sz w:val="14"/>
                       <w:lang w:eastAsia="ja-JP"/>
                     </w:rPr>
@@ -6373,7 +6374,6 @@
                   <w:pPr>
                     <w:spacing w:after="0"/>
                     <w:rPr>
-                      <w:rFonts w:hint="eastAsia"/>
                       <w:sz w:val="14"/>
                       <w:lang w:eastAsia="ja-JP"/>
                     </w:rPr>
@@ -6403,7 +6403,6 @@
                   <w:pPr>
                     <w:spacing w:after="0"/>
                     <w:rPr>
-                      <w:rFonts w:hint="eastAsia"/>
                       <w:sz w:val="14"/>
                       <w:lang w:eastAsia="ja-JP"/>
                     </w:rPr>
@@ -6438,7 +6437,6 @@
                   <w:pPr>
                     <w:spacing w:after="0"/>
                     <w:rPr>
-                      <w:rFonts w:hint="eastAsia"/>
                       <w:sz w:val="14"/>
                       <w:lang w:eastAsia="ja-JP"/>
                     </w:rPr>
@@ -6466,7 +6464,6 @@
                   <w:pPr>
                     <w:spacing w:after="0"/>
                     <w:rPr>
-                      <w:rFonts w:hint="eastAsia"/>
                       <w:sz w:val="14"/>
                       <w:lang w:eastAsia="ja-JP"/>
                     </w:rPr>
@@ -6502,18 +6499,27 @@
                   <w:pPr>
                     <w:spacing w:after="0"/>
                     <w:rPr>
-                      <w:rFonts w:hint="eastAsia"/>
                       <w:sz w:val="14"/>
                       <w:lang w:eastAsia="ja-JP"/>
                     </w:rPr>
                   </w:pPr>
+                  <w:proofErr w:type="spellStart"/>
                   <w:r>
                     <w:rPr>
                       <w:rFonts w:hint="eastAsia"/>
                       <w:sz w:val="14"/>
                       <w:lang w:eastAsia="ja-JP"/>
                     </w:rPr>
-                    <w:t xml:space="preserve">Joblib </w:t>
+                    <w:t>Joblib</w:t>
+                  </w:r>
+                  <w:proofErr w:type="spellEnd"/>
+                  <w:r>
+                    <w:rPr>
+                      <w:rFonts w:hint="eastAsia"/>
+                      <w:sz w:val="14"/>
+                      <w:lang w:eastAsia="ja-JP"/>
+                    </w:rPr>
+                    <w:t xml:space="preserve"> </w:t>
                   </w:r>
                 </w:p>
               </w:tc>
@@ -6532,7 +6538,6 @@
                   <w:pPr>
                     <w:spacing w:after="0"/>
                     <w:rPr>
-                      <w:rFonts w:hint="eastAsia"/>
                       <w:sz w:val="14"/>
                       <w:lang w:eastAsia="ja-JP"/>
                     </w:rPr>
@@ -6543,7 +6548,25 @@
                       <w:sz w:val="14"/>
                       <w:lang w:eastAsia="ja-JP"/>
                     </w:rPr>
-                    <w:t>Storing trained models int pkl files.</w:t>
+                    <w:t xml:space="preserve">Storing trained models int </w:t>
+                  </w:r>
+                  <w:proofErr w:type="spellStart"/>
+                  <w:r>
+                    <w:rPr>
+                      <w:rFonts w:hint="eastAsia"/>
+                      <w:sz w:val="14"/>
+                      <w:lang w:eastAsia="ja-JP"/>
+                    </w:rPr>
+                    <w:t>pkl</w:t>
+                  </w:r>
+                  <w:proofErr w:type="spellEnd"/>
+                  <w:r>
+                    <w:rPr>
+                      <w:rFonts w:hint="eastAsia"/>
+                      <w:sz w:val="14"/>
+                      <w:lang w:eastAsia="ja-JP"/>
+                    </w:rPr>
+                    <w:t xml:space="preserve"> files.</w:t>
                   </w:r>
                 </w:p>
               </w:tc>
@@ -6565,7 +6588,38 @@
                 <w:szCs w:val="20"/>
                 <w:lang w:eastAsia="ja-JP"/>
               </w:rPr>
-              <w:t>External packages are used through their documented public APIs.The submitted final path does not copy an external model</w:t>
+              <w:t xml:space="preserve">External packages are used through their documented public </w:t>
+            </w:r>
+            <w:proofErr w:type="spellStart"/>
+            <w:r>
+              <w:rPr>
+                <w:color w:val="808080" w:themeColor="background1" w:themeShade="80"/>
+                <w:sz w:val="14"/>
+                <w:szCs w:val="20"/>
+                <w:lang w:eastAsia="ja-JP"/>
+              </w:rPr>
+              <w:t>APIs</w:t>
+            </w:r>
+            <w:proofErr w:type="gramStart"/>
+            <w:r>
+              <w:rPr>
+                <w:color w:val="808080" w:themeColor="background1" w:themeShade="80"/>
+                <w:sz w:val="14"/>
+                <w:szCs w:val="20"/>
+                <w:lang w:eastAsia="ja-JP"/>
+              </w:rPr>
+              <w:t>.The</w:t>
+            </w:r>
+            <w:proofErr w:type="spellEnd"/>
+            <w:proofErr w:type="gramEnd"/>
+            <w:r>
+              <w:rPr>
+                <w:color w:val="808080" w:themeColor="background1" w:themeShade="80"/>
+                <w:sz w:val="14"/>
+                <w:szCs w:val="20"/>
+                <w:lang w:eastAsia="ja-JP"/>
+              </w:rPr>
+              <w:t xml:space="preserve"> submitted final path does not copy an external model</w:t>
             </w:r>
             <w:r>
               <w:rPr>
@@ -6701,7 +6755,15 @@
               <w:t>Parks Sites</w:t>
             </w:r>
             <w:r>
-              <w:t>, dataset kami-qbfh.</w:t>
+              <w:t>, dataset kami-</w:t>
+            </w:r>
+            <w:proofErr w:type="spellStart"/>
+            <w:r>
+              <w:t>qbfh</w:t>
+            </w:r>
+            <w:proofErr w:type="spellEnd"/>
+            <w:r>
+              <w:t>.</w:t>
             </w:r>
           </w:p>
           <w:p>
@@ -6786,7 +6848,6 @@
               <w:spacing w:before="120" w:after="40"/>
               <w:ind w:left="357" w:hanging="357"/>
               <w:rPr>
-                <w:rFonts w:hint="eastAsia"/>
                 <w:color w:val="808080" w:themeColor="background1" w:themeShade="80"/>
                 <w:sz w:val="14"/>
                 <w:szCs w:val="20"/>
@@ -6937,21 +6998,97 @@
                 <w:rFonts w:ascii="Courier New" w:hAnsi="Courier New"/>
                 <w:sz w:val="15"/>
               </w:rPr>
-              <w:t>python -m venv .venv</w:t>
-            </w:r>
+              <w:t xml:space="preserve">python -m </w:t>
+            </w:r>
+            <w:proofErr w:type="spellStart"/>
+            <w:proofErr w:type="gramStart"/>
             <w:r>
               <w:rPr>
                 <w:rFonts w:ascii="Courier New" w:hAnsi="Courier New"/>
                 <w:sz w:val="15"/>
               </w:rPr>
-              <w:br/>
-              <w:t>source .venv/bin/activate          # Windows: .venv\Scripts\activate</w:t>
-            </w:r>
+              <w:t>venv</w:t>
+            </w:r>
+            <w:proofErr w:type="spellEnd"/>
             <w:r>
               <w:rPr>
                 <w:rFonts w:ascii="Courier New" w:hAnsi="Courier New"/>
                 <w:sz w:val="15"/>
               </w:rPr>
+              <w:t xml:space="preserve"> .</w:t>
+            </w:r>
+            <w:proofErr w:type="spellStart"/>
+            <w:r>
+              <w:rPr>
+                <w:rFonts w:ascii="Courier New" w:hAnsi="Courier New"/>
+                <w:sz w:val="15"/>
+              </w:rPr>
+              <w:t>venv</w:t>
+            </w:r>
+            <w:proofErr w:type="spellEnd"/>
+            <w:proofErr w:type="gramEnd"/>
+            <w:r>
+              <w:rPr>
+                <w:rFonts w:ascii="Courier New" w:hAnsi="Courier New"/>
+                <w:sz w:val="15"/>
+              </w:rPr>
+              <w:br/>
+            </w:r>
+            <w:proofErr w:type="gramStart"/>
+            <w:r>
+              <w:rPr>
+                <w:rFonts w:ascii="Courier New" w:hAnsi="Courier New"/>
+                <w:sz w:val="15"/>
+              </w:rPr>
+              <w:t>source .</w:t>
+            </w:r>
+            <w:proofErr w:type="spellStart"/>
+            <w:r>
+              <w:rPr>
+                <w:rFonts w:ascii="Courier New" w:hAnsi="Courier New"/>
+                <w:sz w:val="15"/>
+              </w:rPr>
+              <w:t>venv</w:t>
+            </w:r>
+            <w:proofErr w:type="spellEnd"/>
+            <w:proofErr w:type="gramEnd"/>
+            <w:r>
+              <w:rPr>
+                <w:rFonts w:ascii="Courier New" w:hAnsi="Courier New"/>
+                <w:sz w:val="15"/>
+              </w:rPr>
+              <w:t>/bin/activate          # Windows</w:t>
+            </w:r>
+            <w:proofErr w:type="gramStart"/>
+            <w:r>
+              <w:rPr>
+                <w:rFonts w:ascii="Courier New" w:hAnsi="Courier New"/>
+                <w:sz w:val="15"/>
+              </w:rPr>
+              <w:t>: .</w:t>
+            </w:r>
+            <w:proofErr w:type="spellStart"/>
+            <w:r>
+              <w:rPr>
+                <w:rFonts w:ascii="Courier New" w:hAnsi="Courier New"/>
+                <w:sz w:val="15"/>
+              </w:rPr>
+              <w:t>venv</w:t>
+            </w:r>
+            <w:proofErr w:type="spellEnd"/>
+            <w:proofErr w:type="gramEnd"/>
+            <w:r>
+              <w:rPr>
+                <w:rFonts w:ascii="Courier New" w:hAnsi="Courier New"/>
+                <w:sz w:val="15"/>
+              </w:rPr>
+              <w:t>\Scripts\activate</w:t>
+            </w:r>
+            <w:r>
+              <w:rPr>
+                <w:rFonts w:ascii="Courier New" w:hAnsi="Courier New"/>
+                <w:sz w:val="15"/>
+              </w:rPr>
               <w:br/>
               <w:t>python -m pip install -r requirements.txt</w:t>
             </w:r>
@@ -6963,6 +7100,7 @@
               <w:br/>
               <w:t xml:space="preserve">python -m </w:t>
             </w:r>
+            <w:proofErr w:type="spellStart"/>
             <w:r>
               <w:rPr>
                 <w:rFonts w:ascii="Courier New" w:hAnsi="Courier New" w:hint="eastAsia"/>
@@ -6971,6 +7109,7 @@
               </w:rPr>
               <w:t>RunROIClassifier</w:t>
             </w:r>
+            <w:proofErr w:type="spellEnd"/>
           </w:p>
         </w:tc>
       </w:tr>
@@ -6987,7 +7126,23 @@
           <w:rFonts w:hint="eastAsia"/>
           <w:lang w:eastAsia="ja-JP"/>
         </w:rPr>
-        <w:t>To run the model comparison:</w:t>
+        <w:t xml:space="preserve">To </w:t>
+      </w:r>
+      <w:proofErr w:type="gramStart"/>
+      <w:r>
+        <w:rPr>
+          <w:rFonts w:hint="eastAsia"/>
+          <w:lang w:eastAsia="ja-JP"/>
+        </w:rPr>
+        <w:t>run the</w:t>
+      </w:r>
+      <w:proofErr w:type="gramEnd"/>
+      <w:r>
+        <w:rPr>
+          <w:rFonts w:hint="eastAsia"/>
+          <w:lang w:eastAsia="ja-JP"/>
+        </w:rPr>
+        <w:t xml:space="preserve"> model comparison:</w:t>
       </w:r>
     </w:p>
     <w:tbl>
@@ -7024,21 +7179,97 @@
                 <w:rFonts w:ascii="Courier New" w:hAnsi="Courier New"/>
                 <w:sz w:val="15"/>
               </w:rPr>
-              <w:t>python -m venv .venv</w:t>
-            </w:r>
+              <w:t xml:space="preserve">python -m </w:t>
+            </w:r>
+            <w:proofErr w:type="spellStart"/>
+            <w:proofErr w:type="gramStart"/>
             <w:r>
               <w:rPr>
                 <w:rFonts w:ascii="Courier New" w:hAnsi="Courier New"/>
                 <w:sz w:val="15"/>
               </w:rPr>
-              <w:br/>
-              <w:t>source .venv/bin/activate          # Windows: .venv\Scripts\activate</w:t>
-            </w:r>
+              <w:t>venv</w:t>
+            </w:r>
+            <w:proofErr w:type="spellEnd"/>
             <w:r>
               <w:rPr>
                 <w:rFonts w:ascii="Courier New" w:hAnsi="Courier New"/>
                 <w:sz w:val="15"/>
               </w:rPr>
+              <w:t xml:space="preserve"> .</w:t>
+            </w:r>
+            <w:proofErr w:type="spellStart"/>
+            <w:r>
+              <w:rPr>
+                <w:rFonts w:ascii="Courier New" w:hAnsi="Courier New"/>
+                <w:sz w:val="15"/>
+              </w:rPr>
+              <w:t>venv</w:t>
+            </w:r>
+            <w:proofErr w:type="spellEnd"/>
+            <w:proofErr w:type="gramEnd"/>
+            <w:r>
+              <w:rPr>
+                <w:rFonts w:ascii="Courier New" w:hAnsi="Courier New"/>
+                <w:sz w:val="15"/>
+              </w:rPr>
+              <w:br/>
+            </w:r>
+            <w:proofErr w:type="gramStart"/>
+            <w:r>
+              <w:rPr>
+                <w:rFonts w:ascii="Courier New" w:hAnsi="Courier New"/>
+                <w:sz w:val="15"/>
+              </w:rPr>
+              <w:t>source .</w:t>
+            </w:r>
+            <w:proofErr w:type="spellStart"/>
+            <w:r>
+              <w:rPr>
+                <w:rFonts w:ascii="Courier New" w:hAnsi="Courier New"/>
+                <w:sz w:val="15"/>
+              </w:rPr>
+              <w:t>venv</w:t>
+            </w:r>
+            <w:proofErr w:type="spellEnd"/>
+            <w:proofErr w:type="gramEnd"/>
+            <w:r>
+              <w:rPr>
+                <w:rFonts w:ascii="Courier New" w:hAnsi="Courier New"/>
+                <w:sz w:val="15"/>
+              </w:rPr>
+              <w:t>/bin/activate          # Windows</w:t>
+            </w:r>
+            <w:proofErr w:type="gramStart"/>
+            <w:r>
+              <w:rPr>
+                <w:rFonts w:ascii="Courier New" w:hAnsi="Courier New"/>
+                <w:sz w:val="15"/>
+              </w:rPr>
+              <w:t>: .</w:t>
+            </w:r>
+            <w:proofErr w:type="spellStart"/>
+            <w:r>
+              <w:rPr>
+                <w:rFonts w:ascii="Courier New" w:hAnsi="Courier New"/>
+                <w:sz w:val="15"/>
+              </w:rPr>
+              <w:t>venv</w:t>
+            </w:r>
+            <w:proofErr w:type="spellEnd"/>
+            <w:proofErr w:type="gramEnd"/>
+            <w:r>
+              <w:rPr>
+                <w:rFonts w:ascii="Courier New" w:hAnsi="Courier New"/>
+                <w:sz w:val="15"/>
+              </w:rPr>
+              <w:t>\Scripts\activate</w:t>
+            </w:r>
+            <w:r>
+              <w:rPr>
+                <w:rFonts w:ascii="Courier New" w:hAnsi="Courier New"/>
+                <w:sz w:val="15"/>
+              </w:rPr>
               <w:br/>
               <w:t>python -m pip install -r requirements.txt</w:t>
             </w:r>
@@ -7050,13 +7281,23 @@
               <w:br/>
               <w:t xml:space="preserve">python -m </w:t>
             </w:r>
+            <w:proofErr w:type="spellStart"/>
             <w:r>
               <w:rPr>
                 <w:rFonts w:ascii="Courier New" w:hAnsi="Courier New" w:hint="eastAsia"/>
                 <w:sz w:val="15"/>
                 <w:lang w:eastAsia="ja-JP"/>
               </w:rPr>
-              <w:t xml:space="preserve">Model.EvaluateModels </w:t>
+              <w:t>Model.EvaluateModels</w:t>
+            </w:r>
+            <w:proofErr w:type="spellEnd"/>
+            <w:r>
+              <w:rPr>
+                <w:rFonts w:ascii="Courier New" w:hAnsi="Courier New" w:hint="eastAsia"/>
+                <w:sz w:val="15"/>
+                <w:lang w:eastAsia="ja-JP"/>
+              </w:rPr>
+              <w:t xml:space="preserve"> </w:t>
             </w:r>
             <w:r>
               <w:rPr>
@@ -7072,7 +7313,25 @@
                 <w:sz w:val="15"/>
                 <w:lang w:eastAsia="ja-JP"/>
               </w:rPr>
-              <w:t xml:space="preserve">models dummy custom-rf (other models) --output-dir Artifacts/Comparison </w:t>
+              <w:t>models dummy custom-rf (other models) --output-</w:t>
+            </w:r>
+            <w:proofErr w:type="spellStart"/>
+            <w:r>
+              <w:rPr>
+                <w:rFonts w:ascii="Courier New" w:hAnsi="Courier New" w:hint="eastAsia"/>
+                <w:sz w:val="15"/>
+                <w:lang w:eastAsia="ja-JP"/>
+              </w:rPr>
+              <w:t>dir</w:t>
+            </w:r>
+            <w:proofErr w:type="spellEnd"/>
+            <w:r>
+              <w:rPr>
+                <w:rFonts w:ascii="Courier New" w:hAnsi="Courier New" w:hint="eastAsia"/>
+                <w:sz w:val="15"/>
+                <w:lang w:eastAsia="ja-JP"/>
+              </w:rPr>
+              <w:t xml:space="preserve"> Artifacts/Comparison </w:t>
             </w:r>
           </w:p>
           <w:p>
@@ -7089,8 +7348,36 @@
                 <w:sz w:val="15"/>
                 <w:lang w:eastAsia="ja-JP"/>
               </w:rPr>
-              <w:t># Models can be chosen from: dummy custom-rf custom-olr custom-ensemble sklearn</w:t>
-            </w:r>
+              <w:t># Models can be chosen from: dummy custom-rf custom-</w:t>
+            </w:r>
+            <w:proofErr w:type="spellStart"/>
+            <w:r>
+              <w:rPr>
+                <w:rFonts w:ascii="Courier New" w:hAnsi="Courier New" w:hint="eastAsia"/>
+                <w:sz w:val="15"/>
+                <w:lang w:eastAsia="ja-JP"/>
+              </w:rPr>
+              <w:t>olr</w:t>
+            </w:r>
+            <w:proofErr w:type="spellEnd"/>
+            <w:r>
+              <w:rPr>
+                <w:rFonts w:ascii="Courier New" w:hAnsi="Courier New" w:hint="eastAsia"/>
+                <w:sz w:val="15"/>
+                <w:lang w:eastAsia="ja-JP"/>
+              </w:rPr>
+              <w:t xml:space="preserve"> custom-ensemble </w:t>
+            </w:r>
+            <w:proofErr w:type="spellStart"/>
+            <w:r>
+              <w:rPr>
+                <w:rFonts w:ascii="Courier New" w:hAnsi="Courier New" w:hint="eastAsia"/>
+                <w:sz w:val="15"/>
+                <w:lang w:eastAsia="ja-JP"/>
+              </w:rPr>
+              <w:t>sklearn</w:t>
+            </w:r>
+            <w:proofErr w:type="spellEnd"/>
           </w:p>
           <w:p>
             <w:r>
@@ -7107,7 +7394,25 @@
                 <w:sz w:val="15"/>
                 <w:lang w:eastAsia="ja-JP"/>
               </w:rPr>
-              <w:t>ython -m unittest discover -s tests -v</w:t>
+              <w:t xml:space="preserve">ython -m </w:t>
+            </w:r>
+            <w:proofErr w:type="spellStart"/>
+            <w:r>
+              <w:rPr>
+                <w:rFonts w:ascii="Courier New" w:hAnsi="Courier New" w:hint="eastAsia"/>
+                <w:sz w:val="15"/>
+                <w:lang w:eastAsia="ja-JP"/>
+              </w:rPr>
+              <w:t>unittest</w:t>
+            </w:r>
+            <w:proofErr w:type="spellEnd"/>
+            <w:r>
+              <w:rPr>
+                <w:rFonts w:ascii="Courier New" w:hAnsi="Courier New" w:hint="eastAsia"/>
+                <w:sz w:val="15"/>
+                <w:lang w:eastAsia="ja-JP"/>
+              </w:rPr>
+              <w:t xml:space="preserve"> discover -s tests -v</w:t>
             </w:r>
           </w:p>
         </w:tc>
@@ -7117,7 +7422,6 @@
       <w:pPr>
         <w:spacing w:before="120" w:after="0"/>
         <w:rPr>
-          <w:rFonts w:hint="eastAsia"/>
           <w:lang w:eastAsia="ja-JP"/>
         </w:rPr>
       </w:pPr>
@@ -7218,7 +7522,15 @@
               <w:ind w:left="259" w:hanging="173"/>
             </w:pPr>
             <w:r>
-              <w:t>Five automated tests pass in a fresh extraction.</w:t>
+              <w:t xml:space="preserve">Five automated tests </w:t>
+            </w:r>
+            <w:proofErr w:type="gramStart"/>
+            <w:r>
+              <w:t>pass</w:t>
+            </w:r>
+            <w:proofErr w:type="gramEnd"/>
+            <w:r>
+              <w:t xml:space="preserve"> in a fresh extraction.</w:t>
             </w:r>
           </w:p>
           <w:p>
@@ -7264,7 +7576,15 @@
     </w:p>
     <w:p>
       <w:r>
-        <w:t>Historical raw-data preparation depended on manual extracts and local utilities, so it is not represented as a one-command pipeline. Results may not transfer across cities, time periods, project types, market conditions, or assessment policies.</w:t>
+        <w:t xml:space="preserve">Historical raw-data preparation depended on manual extracts and local utilities, so it is not represented as a one-command pipeline. Results may not </w:t>
+      </w:r>
+      <w:proofErr w:type="gramStart"/>
+      <w:r>
+        <w:t>transfer</w:t>
+      </w:r>
+      <w:proofErr w:type="gramEnd"/>
+      <w:r>
+        <w:t xml:space="preserve"> across cities, time periods, project types, market conditions, or assessment policies.</w:t>
       </w:r>
     </w:p>
     <w:tbl>
@@ -7346,7 +7666,23 @@
           <w:sz w:val="14"/>
           <w:szCs w:val="20"/>
         </w:rPr>
-        <w:t>City of Calgary Open Data datasets c2es-76ed, 4ur7-wsgc, muzh-c9qc, kami-qbfh, and fd9t-tdn2.</w:t>
+        <w:t>City of Calgary Open Data datasets c2es-76ed, 4ur7-wsgc, muzh-c9qc, kami-</w:t>
+      </w:r>
+      <w:proofErr w:type="spellStart"/>
+      <w:r>
+        <w:rPr>
+          <w:sz w:val="14"/>
+          <w:szCs w:val="20"/>
+        </w:rPr>
+        <w:t>qbfh</w:t>
+      </w:r>
+      <w:proofErr w:type="spellEnd"/>
+      <w:r>
+        <w:rPr>
+          <w:sz w:val="14"/>
+          <w:szCs w:val="20"/>
+        </w:rPr>
+        <w:t>, and fd9t-tdn2.</w:t>
       </w:r>
     </w:p>
     <w:p>
@@ -8301,6 +8637,7 @@
   <w:style w:type="character" w:default="1" w:styleId="DefaultParagraphFont">
     <w:name w:val="Default Paragraph Font"/>
     <w:uiPriority w:val="1"/>
+    <w:semiHidden/>
     <w:unhideWhenUsed/>
   </w:style>
   <w:style w:type="table" w:default="1" w:styleId="TableNormal">
